--- a/docs/resume.docx
+++ b/docs/resume.docx
@@ -4,16 +4,10 @@
   <w:body>
     <w:p>
       <w:pPr>
-        <w:rPr>
-          <w:rFonts w:ascii="Segoe UI" w:hAnsi="Segoe UI" w:cs="Segoe UI"/>
-        </w:rPr>
-      </w:pPr>
-      <w:r>
-        <w:rPr>
-          <w:rFonts w:ascii="Segoe UI" w:hAnsi="Segoe UI" w:cs="Segoe UI"/>
-          <w:b/>
-          <w:bCs/>
-        </w:rPr>
+        <w:pStyle w:val="Title"/>
+        <w:spacing w:after="0"/>
+      </w:pPr>
+      <w:r>
         <w:t>Benton Tripp</w:t>
       </w:r>
     </w:p>
@@ -131,7 +125,7 @@
           <w:ilvl w:val="0"/>
           <w:numId w:val="1"/>
         </w:numPr>
-        <w:spacing w:after="240"/>
+        <w:spacing w:after="80"/>
         <w:rPr>
           <w:rFonts w:ascii="Segoe UI" w:hAnsi="Segoe UI" w:cs="Segoe UI"/>
         </w:rPr>
@@ -5033,6 +5027,7 @@
   <w:style w:type="character" w:default="1" w:styleId="DefaultParagraphFont">
     <w:name w:val="Default Paragraph Font"/>
     <w:uiPriority w:val="1"/>
+    <w:semiHidden/>
     <w:unhideWhenUsed/>
   </w:style>
   <w:style w:type="table" w:default="1" w:styleId="TableNormal">

--- a/docs/resume.docx
+++ b/docs/resume.docx
@@ -333,22 +333,21 @@
         <w:rPr>
           <w:rFonts w:ascii="Segoe UI" w:hAnsi="Segoe UI" w:cs="Segoe UI"/>
         </w:rPr>
-        <w:t>Designed and developed public-facing Power BI dashboards for the </w:t>
-      </w:r>
-      <w:hyperlink r:id="rId9" w:history="1">
-        <w:r>
-          <w:rPr>
-            <w:rStyle w:val="Hyperlink"/>
-            <w:rFonts w:ascii="Segoe UI" w:hAnsi="Segoe UI" w:cs="Segoe UI"/>
-          </w:rPr>
-          <w:t>Review Turnaround Times and Performance Dashboards</w:t>
-        </w:r>
-      </w:hyperlink>
-      <w:r>
-        <w:rPr>
-          <w:rFonts w:ascii="Segoe UI" w:hAnsi="Segoe UI" w:cs="Segoe UI"/>
-        </w:rPr>
-        <w:t> webpage, enabling residents and developers to track permit and site plan review times, benchmark compliance, and intake durations across residential and non-residential applications.</w:t>
+        <w:t xml:space="preserve">Built a computer vision application using </w:t>
+      </w:r>
+      <w:proofErr w:type="spellStart"/>
+      <w:r>
+        <w:rPr>
+          <w:rFonts w:ascii="Segoe UI" w:hAnsi="Segoe UI" w:cs="Segoe UI"/>
+        </w:rPr>
+        <w:t>PyTorch</w:t>
+      </w:r>
+      <w:proofErr w:type="spellEnd"/>
+      <w:r>
+        <w:rPr>
+          <w:rFonts w:ascii="Segoe UI" w:hAnsi="Segoe UI" w:cs="Segoe UI"/>
+        </w:rPr>
+        <w:t xml:space="preserve"> and a YOLO-based model to detect engineering seals and other sensitive information in large PDF plan sets and permit documents, enabling automatic redaction and significantly reducing manual review burden for the records team.</w:t>
       </w:r>
     </w:p>
     <w:p>
@@ -366,22 +365,21 @@
         <w:rPr>
           <w:rFonts w:ascii="Segoe UI" w:hAnsi="Segoe UI" w:cs="Segoe UI"/>
         </w:rPr>
-        <w:t>Built interactive dashboards for the </w:t>
-      </w:r>
-      <w:hyperlink r:id="rId10" w:history="1">
-        <w:r>
-          <w:rPr>
-            <w:rStyle w:val="Hyperlink"/>
-            <w:rFonts w:ascii="Segoe UI" w:hAnsi="Segoe UI" w:cs="Segoe UI"/>
-          </w:rPr>
-          <w:t>Blueprint for Development: An 8-Stage Framework</w:t>
-        </w:r>
-      </w:hyperlink>
-      <w:r>
-        <w:rPr>
-          <w:rFonts w:ascii="Segoe UI" w:hAnsi="Segoe UI" w:cs="Segoe UI"/>
-        </w:rPr>
-        <w:t>, providing citywide performance metrics across the full development lifecycle—from comprehensive planning and annexations through building permits, inspections, and surety release.</w:t>
+        <w:t xml:space="preserve">Developed and maintain city population estimates and projections using statistical and spatial modeling methods, integrating census data, housing unit inventories, and </w:t>
+      </w:r>
+      <w:proofErr w:type="gramStart"/>
+      <w:r>
+        <w:rPr>
+          <w:rFonts w:ascii="Segoe UI" w:hAnsi="Segoe UI" w:cs="Segoe UI"/>
+        </w:rPr>
+        <w:t>permit</w:t>
+      </w:r>
+      <w:proofErr w:type="gramEnd"/>
+      <w:r>
+        <w:rPr>
+          <w:rFonts w:ascii="Segoe UI" w:hAnsi="Segoe UI" w:cs="Segoe UI"/>
+        </w:rPr>
+        <w:t xml:space="preserve"> activity to support planning decisions and long-range forecasting.</w:t>
       </w:r>
     </w:p>
     <w:p>
@@ -399,23 +397,14 @@
         <w:rPr>
           <w:rFonts w:ascii="Segoe UI" w:hAnsi="Segoe UI" w:cs="Segoe UI"/>
         </w:rPr>
+        <w:t xml:space="preserve">Designed and developed public-facing Power BI dashboards for the Review Turnaround Times and Performance Dashboards webpage, enabling residents and developers to track permit and </w:t>
+      </w:r>
+      <w:r>
+        <w:rPr>
+          <w:rFonts w:ascii="Segoe UI" w:hAnsi="Segoe UI" w:cs="Segoe UI"/>
+        </w:rPr>
         <w:lastRenderedPageBreak/>
-        <w:t>Conduct data analysis to identify areas for process enhancement, including the </w:t>
-      </w:r>
-      <w:hyperlink r:id="rId11" w:history="1">
-        <w:r>
-          <w:rPr>
-            <w:rStyle w:val="Hyperlink"/>
-            <w:rFonts w:ascii="Segoe UI" w:hAnsi="Segoe UI" w:cs="Segoe UI"/>
-          </w:rPr>
-          <w:t>suburban and urban development trends analysis</w:t>
-        </w:r>
-      </w:hyperlink>
-      <w:r>
-        <w:rPr>
-          <w:rFonts w:ascii="Segoe UI" w:hAnsi="Segoe UI" w:cs="Segoe UI"/>
-        </w:rPr>
-        <w:t> presented to City Council and senior leadership.</w:t>
+        <w:t>site plan review times, benchmark compliance, and intake durations across residential and non-residential applications.</w:t>
       </w:r>
     </w:p>
     <w:p>
@@ -433,21 +422,39 @@
         <w:rPr>
           <w:rFonts w:ascii="Segoe UI" w:hAnsi="Segoe UI" w:cs="Segoe UI"/>
         </w:rPr>
-        <w:t xml:space="preserve">Created internal Power BI dashboards for operational tracking including Ops Data, Expired Permits, </w:t>
+        <w:t>Built interactive dashboards for the Blueprint for Development: An 8-Stage Framework, providing citywide performance metrics across the full development lifecycle—from comprehensive planning and annexations through building permits, inspections, and surety release.</w:t>
+      </w:r>
+    </w:p>
+    <w:p>
+      <w:pPr>
+        <w:numPr>
+          <w:ilvl w:val="0"/>
+          <w:numId w:val="2"/>
+        </w:numPr>
+        <w:spacing w:after="0"/>
+        <w:rPr>
+          <w:rFonts w:ascii="Segoe UI" w:hAnsi="Segoe UI" w:cs="Segoe UI"/>
+        </w:rPr>
+      </w:pPr>
+      <w:r>
+        <w:rPr>
+          <w:rFonts w:ascii="Segoe UI" w:hAnsi="Segoe UI" w:cs="Segoe UI"/>
+        </w:rPr>
+        <w:t xml:space="preserve">Created over 20 internal Power BI dashboards for operational data </w:t>
       </w:r>
       <w:proofErr w:type="spellStart"/>
       <w:r>
         <w:rPr>
           <w:rFonts w:ascii="Segoe UI" w:hAnsi="Segoe UI" w:cs="Segoe UI"/>
         </w:rPr>
-        <w:t>AskRaleigh</w:t>
+        <w:t>analyis</w:t>
       </w:r>
       <w:proofErr w:type="spellEnd"/>
       <w:r>
         <w:rPr>
           <w:rFonts w:ascii="Segoe UI" w:hAnsi="Segoe UI" w:cs="Segoe UI"/>
         </w:rPr>
-        <w:t xml:space="preserve"> CRM metrics, Owner Exemption Affidavits, and Supportive Housing Permit Inactivity monitoring.</w:t>
+        <w:t xml:space="preserve"> and reporting.</w:t>
       </w:r>
     </w:p>
     <w:p>
@@ -465,7 +472,7 @@
         <w:rPr>
           <w:rFonts w:ascii="Segoe UI" w:hAnsi="Segoe UI" w:cs="Segoe UI"/>
         </w:rPr>
-        <w:t>Developed SharePoint solutions and Power Automate workflows to streamline department operations, including council meeting trackers, event calendars, and automated email processing for customer intake queues.</w:t>
+        <w:t>Conduct data analysis to identify areas for process enhancement, including the suburban and urban development trends analysis presented to City Council and senior leadership.</w:t>
       </w:r>
     </w:p>
     <w:p>
@@ -483,24 +490,24 @@
         <w:rPr>
           <w:rFonts w:ascii="Segoe UI" w:hAnsi="Segoe UI" w:cs="Segoe UI"/>
         </w:rPr>
+        <w:t>Developed and maintain automated workflows to streamline department operations, including council meeting trackers, event calendars, and automated email processing for customer intake queues.</w:t>
+      </w:r>
+    </w:p>
+    <w:p>
+      <w:pPr>
+        <w:numPr>
+          <w:ilvl w:val="0"/>
+          <w:numId w:val="2"/>
+        </w:numPr>
+        <w:rPr>
+          <w:rFonts w:ascii="Segoe UI" w:hAnsi="Segoe UI" w:cs="Segoe UI"/>
+        </w:rPr>
+      </w:pPr>
+      <w:r>
+        <w:rPr>
+          <w:rFonts w:ascii="Segoe UI" w:hAnsi="Segoe UI" w:cs="Segoe UI"/>
+        </w:rPr>
         <w:t>Prepare reports and technical documentation; provide support and training to end-users on dashboard tools and data visualization best practices.</w:t>
-      </w:r>
-    </w:p>
-    <w:p>
-      <w:pPr>
-        <w:numPr>
-          <w:ilvl w:val="0"/>
-          <w:numId w:val="2"/>
-        </w:numPr>
-        <w:rPr>
-          <w:rFonts w:ascii="Segoe UI" w:hAnsi="Segoe UI" w:cs="Segoe UI"/>
-        </w:rPr>
-      </w:pPr>
-      <w:r>
-        <w:rPr>
-          <w:rFonts w:ascii="Segoe UI" w:hAnsi="Segoe UI" w:cs="Segoe UI"/>
-        </w:rPr>
-        <w:t>Provided SQL-based data extraction and analysis support for the UNC School of Government Benchmarking Project and Matrix Consulting staffing studies, delivering plans, permits, and inspections datasets.</w:t>
       </w:r>
     </w:p>
     <w:p>

--- a/docs/resume.docx
+++ b/docs/resume.docx
@@ -157,35 +157,51 @@
     </w:p>
     <w:p>
       <w:pPr>
-        <w:rPr>
-          <w:rFonts w:ascii="Segoe UI" w:hAnsi="Segoe UI" w:cs="Segoe UI"/>
+        <w:pStyle w:val="Heading1"/>
+        <w:spacing w:before="0"/>
+        <w:rPr>
+          <w:rFonts w:ascii="Segoe UI" w:eastAsiaTheme="minorHAnsi" w:hAnsi="Segoe UI" w:cs="Segoe UI"/>
           <w:i/>
           <w:iCs/>
-        </w:rPr>
-      </w:pPr>
-      <w:r>
-        <w:rPr>
-          <w:rFonts w:ascii="Segoe UI" w:hAnsi="Segoe UI" w:cs="Segoe UI"/>
+          <w:color w:val="auto"/>
+          <w:sz w:val="24"/>
+          <w:szCs w:val="24"/>
+        </w:rPr>
+      </w:pPr>
+      <w:r>
+        <w:rPr>
+          <w:rFonts w:ascii="Segoe UI" w:eastAsiaTheme="minorHAnsi" w:hAnsi="Segoe UI" w:cs="Segoe UI"/>
           <w:i/>
           <w:iCs/>
-        </w:rPr>
-        <w:t>Experienced data scientist with a background in data analytics, machine learning, statistical modeling, and geospatial analytics. I bring over</w:t>
-      </w:r>
-      <w:r>
-        <w:rPr>
-          <w:rFonts w:ascii="Segoe UI" w:hAnsi="Segoe UI" w:cs="Segoe UI"/>
+          <w:color w:val="auto"/>
+          <w:sz w:val="24"/>
+          <w:szCs w:val="24"/>
+        </w:rPr>
+        <w:t xml:space="preserve">Experienced data scientist and geospatial analyst with a strong background in data analytics, machine learning, statistical modeling, geospatial science, and applied software development. I </w:t>
+      </w:r>
+      <w:proofErr w:type="gramStart"/>
+      <w:r>
+        <w:rPr>
+          <w:rFonts w:ascii="Segoe UI" w:eastAsiaTheme="minorHAnsi" w:hAnsi="Segoe UI" w:cs="Segoe UI"/>
           <w:i/>
           <w:iCs/>
-        </w:rPr>
-        <w:t xml:space="preserve"> six </w:t>
-      </w:r>
-      <w:r>
-        <w:rPr>
-          <w:rFonts w:ascii="Segoe UI" w:hAnsi="Segoe UI" w:cs="Segoe UI"/>
+          <w:color w:val="auto"/>
+          <w:sz w:val="24"/>
+          <w:szCs w:val="24"/>
+        </w:rPr>
+        <w:t>bring</w:t>
+      </w:r>
+      <w:proofErr w:type="gramEnd"/>
+      <w:r>
+        <w:rPr>
+          <w:rFonts w:ascii="Segoe UI" w:eastAsiaTheme="minorHAnsi" w:hAnsi="Segoe UI" w:cs="Segoe UI"/>
           <w:i/>
           <w:iCs/>
-        </w:rPr>
-        <w:t>years of professional experience across various industries, specializing in the development and implementation of analytics-driven solutions. Known for my self-motivation, strong communication skills, and ability to learn and apply new methodologies efficiently, I strive to deliver innovative insights and exceed expectations in both team-oriented and independent settings.</w:t>
+          <w:color w:val="auto"/>
+          <w:sz w:val="24"/>
+          <w:szCs w:val="24"/>
+        </w:rPr>
+        <w:t xml:space="preserve"> over six years of professional experience across local government, utilities, consulting, marketing analytics, and forecasting, with a focus on building analytical tools, models, dashboards, and data workflows that support operational and strategic decisions. Known for self-motivation, clear communication, and the ability to learn and apply new methods efficiently, I deliver practical, well-documented, and defensible analytical products in both team-oriented and independent settings.</w:t>
       </w:r>
     </w:p>
     <w:p>
@@ -302,38 +318,38 @@
     </w:p>
     <w:p>
       <w:pPr>
-        <w:numPr>
-          <w:ilvl w:val="0"/>
-          <w:numId w:val="2"/>
-        </w:numPr>
-        <w:spacing w:after="0"/>
-        <w:rPr>
-          <w:rFonts w:ascii="Segoe UI" w:hAnsi="Segoe UI" w:cs="Segoe UI"/>
-        </w:rPr>
-      </w:pPr>
-      <w:r>
-        <w:rPr>
-          <w:rFonts w:ascii="Segoe UI" w:hAnsi="Segoe UI" w:cs="Segoe UI"/>
-        </w:rPr>
-        <w:t>Evaluate and assess department data systems and analytical processes to recommend improvements aligned with business goals, collaborating with cross-functional teams to deploy data-driven solutions.</w:t>
-      </w:r>
-    </w:p>
-    <w:p>
-      <w:pPr>
-        <w:numPr>
-          <w:ilvl w:val="0"/>
-          <w:numId w:val="2"/>
-        </w:numPr>
-        <w:spacing w:after="0"/>
-        <w:rPr>
-          <w:rFonts w:ascii="Segoe UI" w:hAnsi="Segoe UI" w:cs="Segoe UI"/>
-        </w:rPr>
-      </w:pPr>
-      <w:r>
-        <w:rPr>
-          <w:rFonts w:ascii="Segoe UI" w:hAnsi="Segoe UI" w:cs="Segoe UI"/>
-        </w:rPr>
-        <w:t xml:space="preserve">Built a computer vision application using </w:t>
+        <w:pStyle w:val="ListParagraph"/>
+        <w:numPr>
+          <w:ilvl w:val="0"/>
+          <w:numId w:val="16"/>
+        </w:numPr>
+        <w:rPr>
+          <w:rFonts w:ascii="Segoe UI" w:hAnsi="Segoe UI" w:cs="Segoe UI"/>
+        </w:rPr>
+      </w:pPr>
+      <w:r>
+        <w:rPr>
+          <w:rFonts w:ascii="Segoe UI" w:hAnsi="Segoe UI" w:cs="Segoe UI"/>
+        </w:rPr>
+        <w:t>Evaluated department data systems and analytical processes to identify improvement opportunities and implement data-driven solutions supporting Planning and Development operations.</w:t>
+      </w:r>
+    </w:p>
+    <w:p>
+      <w:pPr>
+        <w:pStyle w:val="ListParagraph"/>
+        <w:numPr>
+          <w:ilvl w:val="0"/>
+          <w:numId w:val="16"/>
+        </w:numPr>
+        <w:rPr>
+          <w:rFonts w:ascii="Segoe UI" w:hAnsi="Segoe UI" w:cs="Segoe UI"/>
+        </w:rPr>
+      </w:pPr>
+      <w:r>
+        <w:rPr>
+          <w:rFonts w:ascii="Segoe UI" w:hAnsi="Segoe UI" w:cs="Segoe UI"/>
+        </w:rPr>
+        <w:t xml:space="preserve">Built a </w:t>
       </w:r>
       <w:proofErr w:type="spellStart"/>
       <w:r>
@@ -347,167 +363,146 @@
         <w:rPr>
           <w:rFonts w:ascii="Segoe UI" w:hAnsi="Segoe UI" w:cs="Segoe UI"/>
         </w:rPr>
-        <w:t xml:space="preserve"> and a YOLO-based model to detect engineering seals and other sensitive information in large PDF plan sets and permit documents, enabling automatic redaction and significantly reducing manual review burden for the records team.</w:t>
-      </w:r>
-    </w:p>
-    <w:p>
-      <w:pPr>
-        <w:numPr>
-          <w:ilvl w:val="0"/>
-          <w:numId w:val="2"/>
-        </w:numPr>
-        <w:spacing w:after="0"/>
-        <w:rPr>
-          <w:rFonts w:ascii="Segoe UI" w:hAnsi="Segoe UI" w:cs="Segoe UI"/>
-        </w:rPr>
-      </w:pPr>
-      <w:r>
-        <w:rPr>
-          <w:rFonts w:ascii="Segoe UI" w:hAnsi="Segoe UI" w:cs="Segoe UI"/>
-        </w:rPr>
-        <w:t xml:space="preserve">Developed and maintain city population estimates and projections using statistical and spatial modeling methods, integrating census data, housing unit inventories, and </w:t>
-      </w:r>
-      <w:proofErr w:type="gramStart"/>
-      <w:r>
-        <w:rPr>
-          <w:rFonts w:ascii="Segoe UI" w:hAnsi="Segoe UI" w:cs="Segoe UI"/>
-        </w:rPr>
-        <w:t>permit</w:t>
-      </w:r>
-      <w:proofErr w:type="gramEnd"/>
-      <w:r>
-        <w:rPr>
-          <w:rFonts w:ascii="Segoe UI" w:hAnsi="Segoe UI" w:cs="Segoe UI"/>
-        </w:rPr>
-        <w:t xml:space="preserve"> activity to support planning decisions and long-range forecasting.</w:t>
-      </w:r>
-    </w:p>
-    <w:p>
-      <w:pPr>
-        <w:numPr>
-          <w:ilvl w:val="0"/>
-          <w:numId w:val="2"/>
-        </w:numPr>
-        <w:spacing w:after="0"/>
-        <w:rPr>
-          <w:rFonts w:ascii="Segoe UI" w:hAnsi="Segoe UI" w:cs="Segoe UI"/>
-        </w:rPr>
-      </w:pPr>
-      <w:r>
-        <w:rPr>
-          <w:rFonts w:ascii="Segoe UI" w:hAnsi="Segoe UI" w:cs="Segoe UI"/>
-        </w:rPr>
-        <w:t xml:space="preserve">Designed and developed public-facing Power BI dashboards for the Review Turnaround Times and Performance Dashboards webpage, enabling residents and developers to track permit and </w:t>
-      </w:r>
+        <w:t>-based computer vision application that automatically detects</w:t>
+      </w:r>
+      <w:r>
+        <w:rPr>
+          <w:rFonts w:ascii="Segoe UI" w:hAnsi="Segoe UI" w:cs="Segoe UI"/>
+        </w:rPr>
+        <w:t xml:space="preserve"> and redacts</w:t>
+      </w:r>
+      <w:r>
+        <w:rPr>
+          <w:rFonts w:ascii="Segoe UI" w:hAnsi="Segoe UI" w:cs="Segoe UI"/>
+        </w:rPr>
+        <w:t xml:space="preserve"> engineering seals and other sensitive information in large PDF plan sets and permit documents, reducing manual review effort.</w:t>
+      </w:r>
+    </w:p>
+    <w:p>
+      <w:pPr>
+        <w:pStyle w:val="ListParagraph"/>
+        <w:numPr>
+          <w:ilvl w:val="0"/>
+          <w:numId w:val="16"/>
+        </w:numPr>
+        <w:rPr>
+          <w:rFonts w:ascii="Segoe UI" w:hAnsi="Segoe UI" w:cs="Segoe UI"/>
+        </w:rPr>
+      </w:pPr>
+      <w:r>
+        <w:rPr>
+          <w:rFonts w:ascii="Segoe UI" w:hAnsi="Segoe UI" w:cs="Segoe UI"/>
+        </w:rPr>
+        <w:t>Produced city population estimates and long-range forecasts using statistical and spatial modeling methods that integrate census data, housing inventories, and permit activity.</w:t>
+      </w:r>
+    </w:p>
+    <w:p>
+      <w:pPr>
+        <w:pStyle w:val="ListParagraph"/>
+        <w:numPr>
+          <w:ilvl w:val="0"/>
+          <w:numId w:val="16"/>
+        </w:numPr>
+        <w:rPr>
+          <w:rFonts w:ascii="Segoe UI" w:hAnsi="Segoe UI" w:cs="Segoe UI"/>
+        </w:rPr>
+      </w:pPr>
+      <w:r>
+        <w:rPr>
+          <w:rFonts w:ascii="Segoe UI" w:hAnsi="Segoe UI" w:cs="Segoe UI"/>
+        </w:rPr>
+        <w:t>Designed and developed public-facing Power BI dashboards that allow residents and developers to track review timelines, benchmark compliance, and monitor development review performance.</w:t>
+      </w:r>
+    </w:p>
+    <w:p>
+      <w:pPr>
+        <w:pStyle w:val="ListParagraph"/>
+        <w:numPr>
+          <w:ilvl w:val="0"/>
+          <w:numId w:val="16"/>
+        </w:numPr>
+        <w:rPr>
+          <w:rFonts w:ascii="Segoe UI" w:hAnsi="Segoe UI" w:cs="Segoe UI"/>
+        </w:rPr>
+      </w:pPr>
       <w:r>
         <w:rPr>
           <w:rFonts w:ascii="Segoe UI" w:hAnsi="Segoe UI" w:cs="Segoe UI"/>
         </w:rPr>
         <w:lastRenderedPageBreak/>
-        <w:t>site plan review times, benchmark compliance, and intake durations across residential and non-residential applications.</w:t>
-      </w:r>
-    </w:p>
-    <w:p>
-      <w:pPr>
-        <w:numPr>
-          <w:ilvl w:val="0"/>
-          <w:numId w:val="2"/>
-        </w:numPr>
-        <w:spacing w:after="0"/>
-        <w:rPr>
-          <w:rFonts w:ascii="Segoe UI" w:hAnsi="Segoe UI" w:cs="Segoe UI"/>
-        </w:rPr>
-      </w:pPr>
-      <w:r>
-        <w:rPr>
-          <w:rFonts w:ascii="Segoe UI" w:hAnsi="Segoe UI" w:cs="Segoe UI"/>
-        </w:rPr>
-        <w:t>Built interactive dashboards for the Blueprint for Development: An 8-Stage Framework, providing citywide performance metrics across the full development lifecycle—from comprehensive planning and annexations through building permits, inspections, and surety release.</w:t>
-      </w:r>
-    </w:p>
-    <w:p>
-      <w:pPr>
-        <w:numPr>
-          <w:ilvl w:val="0"/>
-          <w:numId w:val="2"/>
-        </w:numPr>
-        <w:spacing w:after="0"/>
-        <w:rPr>
-          <w:rFonts w:ascii="Segoe UI" w:hAnsi="Segoe UI" w:cs="Segoe UI"/>
-        </w:rPr>
-      </w:pPr>
-      <w:r>
-        <w:rPr>
-          <w:rFonts w:ascii="Segoe UI" w:hAnsi="Segoe UI" w:cs="Segoe UI"/>
-        </w:rPr>
-        <w:t xml:space="preserve">Created over 20 internal Power BI dashboards for operational data </w:t>
-      </w:r>
-      <w:proofErr w:type="spellStart"/>
-      <w:r>
-        <w:rPr>
-          <w:rFonts w:ascii="Segoe UI" w:hAnsi="Segoe UI" w:cs="Segoe UI"/>
-        </w:rPr>
-        <w:t>analyis</w:t>
-      </w:r>
-      <w:proofErr w:type="spellEnd"/>
-      <w:r>
-        <w:rPr>
-          <w:rFonts w:ascii="Segoe UI" w:hAnsi="Segoe UI" w:cs="Segoe UI"/>
-        </w:rPr>
-        <w:t xml:space="preserve"> and reporting.</w:t>
-      </w:r>
-    </w:p>
-    <w:p>
-      <w:pPr>
-        <w:numPr>
-          <w:ilvl w:val="0"/>
-          <w:numId w:val="2"/>
-        </w:numPr>
-        <w:spacing w:after="0"/>
-        <w:rPr>
-          <w:rFonts w:ascii="Segoe UI" w:hAnsi="Segoe UI" w:cs="Segoe UI"/>
-        </w:rPr>
-      </w:pPr>
-      <w:r>
-        <w:rPr>
-          <w:rFonts w:ascii="Segoe UI" w:hAnsi="Segoe UI" w:cs="Segoe UI"/>
-        </w:rPr>
-        <w:t>Conduct data analysis to identify areas for process enhancement, including the suburban and urban development trends analysis presented to City Council and senior leadership.</w:t>
-      </w:r>
-    </w:p>
-    <w:p>
-      <w:pPr>
-        <w:numPr>
-          <w:ilvl w:val="0"/>
-          <w:numId w:val="2"/>
-        </w:numPr>
-        <w:spacing w:after="0"/>
-        <w:rPr>
-          <w:rFonts w:ascii="Segoe UI" w:hAnsi="Segoe UI" w:cs="Segoe UI"/>
-        </w:rPr>
-      </w:pPr>
-      <w:r>
-        <w:rPr>
-          <w:rFonts w:ascii="Segoe UI" w:hAnsi="Segoe UI" w:cs="Segoe UI"/>
-        </w:rPr>
-        <w:t>Developed and maintain automated workflows to streamline department operations, including council meeting trackers, event calendars, and automated email processing for customer intake queues.</w:t>
-      </w:r>
-    </w:p>
-    <w:p>
-      <w:pPr>
-        <w:numPr>
-          <w:ilvl w:val="0"/>
-          <w:numId w:val="2"/>
-        </w:numPr>
-        <w:rPr>
-          <w:rFonts w:ascii="Segoe UI" w:hAnsi="Segoe UI" w:cs="Segoe UI"/>
-        </w:rPr>
-      </w:pPr>
-      <w:r>
-        <w:rPr>
-          <w:rFonts w:ascii="Segoe UI" w:hAnsi="Segoe UI" w:cs="Segoe UI"/>
-        </w:rPr>
-        <w:t>Prepare reports and technical documentation; provide support and training to end-users on dashboard tools and data visualization best practices.</w:t>
+        <w:t>Developed interactive dashboards providing citywide performance metrics across planning, annexations, permitting, inspections, and related development processes.</w:t>
+      </w:r>
+    </w:p>
+    <w:p>
+      <w:pPr>
+        <w:pStyle w:val="ListParagraph"/>
+        <w:numPr>
+          <w:ilvl w:val="0"/>
+          <w:numId w:val="16"/>
+        </w:numPr>
+        <w:rPr>
+          <w:rFonts w:ascii="Segoe UI" w:hAnsi="Segoe UI" w:cs="Segoe UI"/>
+        </w:rPr>
+      </w:pPr>
+      <w:r>
+        <w:rPr>
+          <w:rFonts w:ascii="Segoe UI" w:hAnsi="Segoe UI" w:cs="Segoe UI"/>
+        </w:rPr>
+        <w:t>Created and maintained more than 20 internal Power BI dashboards supporting operational reporting, performance monitoring, workload management, and decision-making across multiple divisions.</w:t>
+      </w:r>
+    </w:p>
+    <w:p>
+      <w:pPr>
+        <w:pStyle w:val="ListParagraph"/>
+        <w:numPr>
+          <w:ilvl w:val="0"/>
+          <w:numId w:val="16"/>
+        </w:numPr>
+        <w:rPr>
+          <w:rFonts w:ascii="Segoe UI" w:hAnsi="Segoe UI" w:cs="Segoe UI"/>
+        </w:rPr>
+      </w:pPr>
+      <w:r>
+        <w:rPr>
+          <w:rFonts w:ascii="Segoe UI" w:hAnsi="Segoe UI" w:cs="Segoe UI"/>
+        </w:rPr>
+        <w:t>Performed analyses of development and demographic trends, including citywide suburban and urban growth analysis presented to City Council and senior leadership.</w:t>
+      </w:r>
+    </w:p>
+    <w:p>
+      <w:pPr>
+        <w:pStyle w:val="ListParagraph"/>
+        <w:numPr>
+          <w:ilvl w:val="0"/>
+          <w:numId w:val="16"/>
+        </w:numPr>
+        <w:rPr>
+          <w:rFonts w:ascii="Segoe UI" w:hAnsi="Segoe UI" w:cs="Segoe UI"/>
+        </w:rPr>
+      </w:pPr>
+      <w:r>
+        <w:rPr>
+          <w:rFonts w:ascii="Segoe UI" w:hAnsi="Segoe UI" w:cs="Segoe UI"/>
+        </w:rPr>
+        <w:t>Developed automated workflows that streamlined department operations, including meeting tracking, event management, and customer intake processing.</w:t>
+      </w:r>
+    </w:p>
+    <w:p>
+      <w:pPr>
+        <w:pStyle w:val="ListParagraph"/>
+        <w:numPr>
+          <w:ilvl w:val="0"/>
+          <w:numId w:val="16"/>
+        </w:numPr>
+        <w:rPr>
+          <w:rFonts w:ascii="Segoe UI" w:hAnsi="Segoe UI" w:cs="Segoe UI"/>
+        </w:rPr>
+      </w:pPr>
+      <w:r>
+        <w:rPr>
+          <w:rFonts w:ascii="Segoe UI" w:hAnsi="Segoe UI" w:cs="Segoe UI"/>
+        </w:rPr>
+        <w:t>Prepared technical reports and documentation, and provided training and support to staff on dashboards, data interpretation, and visualization best practices.</w:t>
       </w:r>
     </w:p>
     <w:p>
@@ -570,64 +565,56 @@
     </w:p>
     <w:p>
       <w:pPr>
-        <w:numPr>
-          <w:ilvl w:val="0"/>
-          <w:numId w:val="3"/>
-        </w:numPr>
-        <w:spacing w:after="0"/>
-        <w:rPr>
-          <w:rFonts w:ascii="Segoe UI" w:hAnsi="Segoe UI" w:cs="Segoe UI"/>
-        </w:rPr>
-      </w:pPr>
-      <w:r>
-        <w:rPr>
-          <w:rFonts w:ascii="Segoe UI" w:hAnsi="Segoe UI" w:cs="Segoe UI"/>
-        </w:rPr>
-        <w:t>Developed end-to-end machine learning solutions, implementing CI/CD data pipelines, advanced statistical modeling, and interactive web applications using R Shiny for Groundwater Evaluation, Geochemical Modeling, and Billing Anomaly Detection systems.</w:t>
-      </w:r>
-    </w:p>
-    <w:p>
-      <w:pPr>
-        <w:numPr>
-          <w:ilvl w:val="0"/>
-          <w:numId w:val="3"/>
-        </w:numPr>
-        <w:spacing w:after="0"/>
-        <w:rPr>
-          <w:rFonts w:ascii="Segoe UI" w:hAnsi="Segoe UI" w:cs="Segoe UI"/>
-        </w:rPr>
-      </w:pPr>
-      <w:proofErr w:type="gramStart"/>
-      <w:r>
-        <w:rPr>
-          <w:rFonts w:ascii="Segoe UI" w:hAnsi="Segoe UI" w:cs="Segoe UI"/>
-        </w:rPr>
-        <w:t>Led</w:t>
-      </w:r>
-      <w:proofErr w:type="gramEnd"/>
-      <w:r>
-        <w:rPr>
-          <w:rFonts w:ascii="Segoe UI" w:hAnsi="Segoe UI" w:cs="Segoe UI"/>
-        </w:rPr>
-        <w:t xml:space="preserve"> technical data science proof-of-concepts utilizing tools like Python, R, SQL, AWS, and Git to solve complex business problems.</w:t>
-      </w:r>
-    </w:p>
-    <w:p>
-      <w:pPr>
-        <w:numPr>
-          <w:ilvl w:val="0"/>
-          <w:numId w:val="3"/>
-        </w:numPr>
-        <w:spacing w:after="0"/>
-        <w:rPr>
-          <w:rFonts w:ascii="Segoe UI" w:hAnsi="Segoe UI" w:cs="Segoe UI"/>
-        </w:rPr>
-      </w:pPr>
-      <w:r>
-        <w:rPr>
-          <w:rFonts w:ascii="Segoe UI" w:hAnsi="Segoe UI" w:cs="Segoe UI"/>
-        </w:rPr>
-        <w:t xml:space="preserve">Built document analysis tools incorporating LLMs and Retrieval-Augmented Generation (RAG) systems using Python and </w:t>
+        <w:pStyle w:val="ListParagraph"/>
+        <w:numPr>
+          <w:ilvl w:val="0"/>
+          <w:numId w:val="17"/>
+        </w:numPr>
+        <w:rPr>
+          <w:rFonts w:ascii="Segoe UI" w:hAnsi="Segoe UI" w:cs="Segoe UI"/>
+        </w:rPr>
+      </w:pPr>
+      <w:r>
+        <w:rPr>
+          <w:rFonts w:ascii="Segoe UI" w:hAnsi="Segoe UI" w:cs="Segoe UI"/>
+        </w:rPr>
+        <w:t>Developed end-to-end machine learning and analytical solutions across environmental, geochemical, and operational domains, including data pipelines, statistical models, and interactive R Shiny applications.</w:t>
+      </w:r>
+    </w:p>
+    <w:p>
+      <w:pPr>
+        <w:pStyle w:val="ListParagraph"/>
+        <w:numPr>
+          <w:ilvl w:val="0"/>
+          <w:numId w:val="17"/>
+        </w:numPr>
+        <w:rPr>
+          <w:rFonts w:ascii="Segoe UI" w:hAnsi="Segoe UI" w:cs="Segoe UI"/>
+        </w:rPr>
+      </w:pPr>
+      <w:r>
+        <w:rPr>
+          <w:rFonts w:ascii="Segoe UI" w:hAnsi="Segoe UI" w:cs="Segoe UI"/>
+        </w:rPr>
+        <w:t>Built large-scale analytical applications for groundwater evaluation, geochemical modeling, and billing anomaly detection, improving access to complex analytical workflows for business users.</w:t>
+      </w:r>
+    </w:p>
+    <w:p>
+      <w:pPr>
+        <w:pStyle w:val="ListParagraph"/>
+        <w:numPr>
+          <w:ilvl w:val="0"/>
+          <w:numId w:val="17"/>
+        </w:numPr>
+        <w:rPr>
+          <w:rFonts w:ascii="Segoe UI" w:hAnsi="Segoe UI" w:cs="Segoe UI"/>
+        </w:rPr>
+      </w:pPr>
+      <w:r>
+        <w:rPr>
+          <w:rFonts w:ascii="Segoe UI" w:hAnsi="Segoe UI" w:cs="Segoe UI"/>
+        </w:rPr>
+        <w:t xml:space="preserve">Developed document analysis tools using large language models, retrieval-augmented generation (RAG), embeddings, and </w:t>
       </w:r>
       <w:proofErr w:type="spellStart"/>
       <w:r>
@@ -641,16 +628,34 @@
         <w:rPr>
           <w:rFonts w:ascii="Segoe UI" w:hAnsi="Segoe UI" w:cs="Segoe UI"/>
         </w:rPr>
-        <w:t>, demonstrating expertise in modern NLP techniques.</w:t>
-      </w:r>
-    </w:p>
-    <w:p>
-      <w:pPr>
-        <w:numPr>
-          <w:ilvl w:val="0"/>
-          <w:numId w:val="3"/>
-        </w:numPr>
-        <w:spacing w:after="0"/>
+        <w:t xml:space="preserve"> to support search, extraction, and review of internal documents.</w:t>
+      </w:r>
+    </w:p>
+    <w:p>
+      <w:pPr>
+        <w:pStyle w:val="ListParagraph"/>
+        <w:numPr>
+          <w:ilvl w:val="0"/>
+          <w:numId w:val="17"/>
+        </w:numPr>
+        <w:rPr>
+          <w:rFonts w:ascii="Segoe UI" w:hAnsi="Segoe UI" w:cs="Segoe UI"/>
+        </w:rPr>
+      </w:pPr>
+      <w:r>
+        <w:rPr>
+          <w:rFonts w:ascii="Segoe UI" w:hAnsi="Segoe UI" w:cs="Segoe UI"/>
+        </w:rPr>
+        <w:t>Led technical proof-of-concepts using Python, R, SQL, AWS, and version control to evaluate new analytics use cases and translate business problems into working prototypes.</w:t>
+      </w:r>
+    </w:p>
+    <w:p>
+      <w:pPr>
+        <w:pStyle w:val="ListParagraph"/>
+        <w:numPr>
+          <w:ilvl w:val="0"/>
+          <w:numId w:val="17"/>
+        </w:numPr>
         <w:rPr>
           <w:rFonts w:ascii="Segoe UI" w:hAnsi="Segoe UI" w:cs="Segoe UI"/>
         </w:rPr>
@@ -673,7 +678,7 @@
         <w:rPr>
           <w:rFonts w:ascii="Segoe UI" w:hAnsi="Segoe UI" w:cs="Segoe UI"/>
         </w:rPr>
-        <w:t xml:space="preserve"> platform assessment (Domino Data Lab, </w:t>
+        <w:t xml:space="preserve"> platform assessment covering Domino Data Lab, </w:t>
       </w:r>
       <w:proofErr w:type="spellStart"/>
       <w:r>
@@ -687,42 +692,43 @@
         <w:rPr>
           <w:rFonts w:ascii="Segoe UI" w:hAnsi="Segoe UI" w:cs="Segoe UI"/>
         </w:rPr>
-        <w:t>, Dataiku, SAS, AWS SageMaker) for model monitoring and workflow optimization.</w:t>
-      </w:r>
-    </w:p>
-    <w:p>
-      <w:pPr>
-        <w:numPr>
-          <w:ilvl w:val="0"/>
-          <w:numId w:val="3"/>
-        </w:numPr>
-        <w:spacing w:after="0"/>
-        <w:rPr>
-          <w:rFonts w:ascii="Segoe UI" w:hAnsi="Segoe UI" w:cs="Segoe UI"/>
-        </w:rPr>
-      </w:pPr>
-      <w:r>
-        <w:rPr>
-          <w:rFonts w:ascii="Segoe UI" w:hAnsi="Segoe UI" w:cs="Segoe UI"/>
-        </w:rPr>
-        <w:t>Effectively communicated complex technical concepts to non-technical stakeholders through developing and instructing advanced R programming courses.</w:t>
-      </w:r>
-    </w:p>
-    <w:p>
-      <w:pPr>
-        <w:numPr>
-          <w:ilvl w:val="0"/>
-          <w:numId w:val="3"/>
-        </w:numPr>
-        <w:rPr>
-          <w:rFonts w:ascii="Segoe UI" w:hAnsi="Segoe UI" w:cs="Segoe UI"/>
-        </w:rPr>
-      </w:pPr>
-      <w:r>
-        <w:rPr>
-          <w:rFonts w:ascii="Segoe UI" w:hAnsi="Segoe UI" w:cs="Segoe UI"/>
-        </w:rPr>
-        <w:t>Leveraged Azure DevOps, AWS services, and Dataiku to develop, deploy, and manage scalable machine learning pipelines, ensuring reliable model serving in production environments.</w:t>
+        <w:t>, Dataiku, SAS, and AWS SageMaker, with a focus on model monitoring, reproducibility, and workflow management.</w:t>
+      </w:r>
+    </w:p>
+    <w:p>
+      <w:pPr>
+        <w:pStyle w:val="ListParagraph"/>
+        <w:numPr>
+          <w:ilvl w:val="0"/>
+          <w:numId w:val="17"/>
+        </w:numPr>
+        <w:rPr>
+          <w:rFonts w:ascii="Segoe UI" w:hAnsi="Segoe UI" w:cs="Segoe UI"/>
+        </w:rPr>
+      </w:pPr>
+      <w:r>
+        <w:rPr>
+          <w:rFonts w:ascii="Segoe UI" w:hAnsi="Segoe UI" w:cs="Segoe UI"/>
+        </w:rPr>
+        <w:t>Used Azure DevOps, AWS services, and Dataiku to develop, deploy, and maintain scalable analytical and machine learning workflows.</w:t>
+      </w:r>
+    </w:p>
+    <w:p>
+      <w:pPr>
+        <w:pStyle w:val="ListParagraph"/>
+        <w:numPr>
+          <w:ilvl w:val="0"/>
+          <w:numId w:val="17"/>
+        </w:numPr>
+        <w:rPr>
+          <w:rFonts w:ascii="Segoe UI" w:hAnsi="Segoe UI" w:cs="Segoe UI"/>
+        </w:rPr>
+      </w:pPr>
+      <w:r>
+        <w:rPr>
+          <w:rFonts w:ascii="Segoe UI" w:hAnsi="Segoe UI" w:cs="Segoe UI"/>
+        </w:rPr>
+        <w:t>Developed and instructed advanced R programming courses, helping technical and non-technical stakeholders better understand analytical methods and tools.</w:t>
       </w:r>
     </w:p>
     <w:p>
@@ -785,11 +791,11 @@
     </w:p>
     <w:p>
       <w:pPr>
-        <w:numPr>
-          <w:ilvl w:val="0"/>
-          <w:numId w:val="4"/>
-        </w:numPr>
-        <w:spacing w:after="0"/>
+        <w:pStyle w:val="ListParagraph"/>
+        <w:numPr>
+          <w:ilvl w:val="0"/>
+          <w:numId w:val="18"/>
+        </w:numPr>
         <w:rPr>
           <w:rFonts w:ascii="Segoe UI" w:hAnsi="Segoe UI" w:cs="Segoe UI"/>
         </w:rPr>
@@ -799,7 +805,7 @@
           <w:rFonts w:ascii="Segoe UI" w:hAnsi="Segoe UI" w:cs="Segoe UI"/>
         </w:rPr>
         <w:lastRenderedPageBreak/>
-        <w:t xml:space="preserve">Engineered an ML pipeline using Databricks for ETL, model training, and deployment that identified major </w:t>
+        <w:t xml:space="preserve">Built a machine learning pipeline using Databricks for ETL, model training, and deployment that identified major </w:t>
       </w:r>
       <w:proofErr w:type="gramStart"/>
       <w:r>
@@ -813,60 +819,79 @@
         <w:rPr>
           <w:rFonts w:ascii="Segoe UI" w:hAnsi="Segoe UI" w:cs="Segoe UI"/>
         </w:rPr>
-        <w:t xml:space="preserve"> for Church &amp; Dwight, resulting in over $1 million in savings through predictive analytics.</w:t>
-      </w:r>
-    </w:p>
-    <w:p>
-      <w:pPr>
-        <w:numPr>
-          <w:ilvl w:val="0"/>
-          <w:numId w:val="4"/>
-        </w:numPr>
-        <w:spacing w:after="0"/>
-        <w:rPr>
-          <w:rFonts w:ascii="Segoe UI" w:hAnsi="Segoe UI" w:cs="Segoe UI"/>
-        </w:rPr>
-      </w:pPr>
-      <w:r>
-        <w:rPr>
-          <w:rFonts w:ascii="Segoe UI" w:hAnsi="Segoe UI" w:cs="Segoe UI"/>
-        </w:rPr>
-        <w:t>Designed and implemented a production-grade data engineering solution for Chick-fil-A using AWS Redshift, Athena, and Apache Airflow for orchestration, automating reconciliation between multiple inventory and sales forecasting systems.</w:t>
-      </w:r>
-    </w:p>
-    <w:p>
-      <w:pPr>
-        <w:numPr>
-          <w:ilvl w:val="0"/>
-          <w:numId w:val="4"/>
-        </w:numPr>
-        <w:spacing w:after="0"/>
-        <w:rPr>
-          <w:rFonts w:ascii="Segoe UI" w:hAnsi="Segoe UI" w:cs="Segoe UI"/>
-        </w:rPr>
-      </w:pPr>
-      <w:r>
-        <w:rPr>
-          <w:rFonts w:ascii="Segoe UI" w:hAnsi="Segoe UI" w:cs="Segoe UI"/>
-        </w:rPr>
-        <w:t>Utilized Git version control and CI/CD practices to maintain code quality and enable seamless collaboration across cross-functional teams.</w:t>
-      </w:r>
-    </w:p>
-    <w:p>
-      <w:pPr>
-        <w:numPr>
-          <w:ilvl w:val="0"/>
-          <w:numId w:val="4"/>
-        </w:numPr>
-        <w:rPr>
-          <w:rFonts w:ascii="Segoe UI" w:hAnsi="Segoe UI" w:cs="Segoe UI"/>
-        </w:rPr>
-      </w:pPr>
-      <w:r>
-        <w:rPr>
-          <w:rFonts w:ascii="Segoe UI" w:hAnsi="Segoe UI" w:cs="Segoe UI"/>
-        </w:rPr>
-        <w:t>Collaborated with multiple clients to develop and deploy custom predictive analytics solutions, including classification models, forecasting systems, and recommendation engines, translating business requirements into scalable ML products with measurable ROI.</w:t>
+        <w:t xml:space="preserve"> for Church &amp; Dwight, resulting in over $1 million in savings.</w:t>
+      </w:r>
+    </w:p>
+    <w:p>
+      <w:pPr>
+        <w:pStyle w:val="ListParagraph"/>
+        <w:numPr>
+          <w:ilvl w:val="0"/>
+          <w:numId w:val="18"/>
+        </w:numPr>
+        <w:rPr>
+          <w:rFonts w:ascii="Segoe UI" w:hAnsi="Segoe UI" w:cs="Segoe UI"/>
+        </w:rPr>
+      </w:pPr>
+      <w:r>
+        <w:rPr>
+          <w:rFonts w:ascii="Segoe UI" w:hAnsi="Segoe UI" w:cs="Segoe UI"/>
+        </w:rPr>
+        <w:t>Designed and implemented a production-grade data engineering workflow for Chick-fil-A using AWS Redshift, Athena, and Apache Airflow, automating reconciliation between inventory and sales forecasting systems.</w:t>
+      </w:r>
+    </w:p>
+    <w:p>
+      <w:pPr>
+        <w:pStyle w:val="ListParagraph"/>
+        <w:numPr>
+          <w:ilvl w:val="0"/>
+          <w:numId w:val="18"/>
+        </w:numPr>
+        <w:rPr>
+          <w:rFonts w:ascii="Segoe UI" w:hAnsi="Segoe UI" w:cs="Segoe UI"/>
+        </w:rPr>
+      </w:pPr>
+      <w:r>
+        <w:rPr>
+          <w:rFonts w:ascii="Segoe UI" w:hAnsi="Segoe UI" w:cs="Segoe UI"/>
+        </w:rPr>
+        <w:t>Developed predictive analytics solutions for commercial clients, including classification, forecasting, recommendation, and data integration workflows.</w:t>
+      </w:r>
+    </w:p>
+    <w:p>
+      <w:pPr>
+        <w:pStyle w:val="ListParagraph"/>
+        <w:numPr>
+          <w:ilvl w:val="0"/>
+          <w:numId w:val="18"/>
+        </w:numPr>
+        <w:rPr>
+          <w:rFonts w:ascii="Segoe UI" w:hAnsi="Segoe UI" w:cs="Segoe UI"/>
+        </w:rPr>
+      </w:pPr>
+      <w:r>
+        <w:rPr>
+          <w:rFonts w:ascii="Segoe UI" w:hAnsi="Segoe UI" w:cs="Segoe UI"/>
+        </w:rPr>
+        <w:t>Used Python, R, SQL, cloud data platforms, version control, and reproducible development practices to build reliable analytical datasets and model workflows.</w:t>
+      </w:r>
+    </w:p>
+    <w:p>
+      <w:pPr>
+        <w:pStyle w:val="ListParagraph"/>
+        <w:numPr>
+          <w:ilvl w:val="0"/>
+          <w:numId w:val="18"/>
+        </w:numPr>
+        <w:rPr>
+          <w:rFonts w:ascii="Segoe UI" w:hAnsi="Segoe UI" w:cs="Segoe UI"/>
+        </w:rPr>
+      </w:pPr>
+      <w:r>
+        <w:rPr>
+          <w:rFonts w:ascii="Segoe UI" w:hAnsi="Segoe UI" w:cs="Segoe UI"/>
+        </w:rPr>
+        <w:t>Documented methods, maintained code quality, and communicated findings to technical and business teams.</w:t>
       </w:r>
     </w:p>
     <w:p>
@@ -929,87 +954,74 @@
     </w:p>
     <w:p>
       <w:pPr>
-        <w:numPr>
-          <w:ilvl w:val="0"/>
-          <w:numId w:val="5"/>
-        </w:numPr>
-        <w:spacing w:after="0"/>
-        <w:rPr>
-          <w:rFonts w:ascii="Segoe UI" w:hAnsi="Segoe UI" w:cs="Segoe UI"/>
-        </w:rPr>
-      </w:pPr>
-      <w:r>
-        <w:rPr>
-          <w:rFonts w:ascii="Segoe UI" w:hAnsi="Segoe UI" w:cs="Segoe UI"/>
-        </w:rPr>
-        <w:t>Engineered customer segmentation models for targeted marketing campaigns using Python and advanced statistical techniques within Databricks notebooks.</w:t>
-      </w:r>
-    </w:p>
-    <w:p>
-      <w:pPr>
-        <w:numPr>
-          <w:ilvl w:val="0"/>
-          <w:numId w:val="5"/>
-        </w:numPr>
-        <w:spacing w:after="0"/>
-        <w:rPr>
-          <w:rFonts w:ascii="Segoe UI" w:hAnsi="Segoe UI" w:cs="Segoe UI"/>
-        </w:rPr>
-      </w:pPr>
-      <w:r>
-        <w:rPr>
-          <w:rFonts w:ascii="Segoe UI" w:hAnsi="Segoe UI" w:cs="Segoe UI"/>
-        </w:rPr>
-        <w:t>Developed and optimized data pipelines for the 2021 Jaguar/Land Rover campaigns, performing audience overlap analysis that improved campaign targeting efficiency by 15%.</w:t>
-      </w:r>
-    </w:p>
-    <w:p>
-      <w:pPr>
-        <w:numPr>
-          <w:ilvl w:val="0"/>
-          <w:numId w:val="5"/>
-        </w:numPr>
-        <w:spacing w:after="0"/>
-        <w:rPr>
-          <w:rFonts w:ascii="Segoe UI" w:hAnsi="Segoe UI" w:cs="Segoe UI"/>
-        </w:rPr>
-      </w:pPr>
-      <w:r>
-        <w:rPr>
-          <w:rFonts w:ascii="Segoe UI" w:hAnsi="Segoe UI" w:cs="Segoe UI"/>
-        </w:rPr>
-        <w:t xml:space="preserve">Implemented machine learning algorithms to calculate propensity scores, working within an end-to-end </w:t>
-      </w:r>
-      <w:proofErr w:type="spellStart"/>
-      <w:r>
-        <w:rPr>
-          <w:rFonts w:ascii="Segoe UI" w:hAnsi="Segoe UI" w:cs="Segoe UI"/>
-        </w:rPr>
-        <w:t>MLOps</w:t>
-      </w:r>
-      <w:proofErr w:type="spellEnd"/>
-      <w:r>
-        <w:rPr>
-          <w:rFonts w:ascii="Segoe UI" w:hAnsi="Segoe UI" w:cs="Segoe UI"/>
-        </w:rPr>
-        <w:t xml:space="preserve"> framework to ensure model reproducibility and deployment readiness.</w:t>
-      </w:r>
-    </w:p>
-    <w:p>
-      <w:pPr>
-        <w:numPr>
-          <w:ilvl w:val="0"/>
-          <w:numId w:val="5"/>
-        </w:numPr>
-        <w:rPr>
-          <w:rFonts w:ascii="Segoe UI" w:hAnsi="Segoe UI" w:cs="Segoe UI"/>
-        </w:rPr>
-      </w:pPr>
-      <w:r>
-        <w:rPr>
-          <w:rFonts w:ascii="Segoe UI" w:hAnsi="Segoe UI" w:cs="Segoe UI"/>
-        </w:rPr>
-        <w:t>Utilized Databricks for collaborative data engineering, feature processing, and model versioning in a production-oriented environment.</w:t>
+        <w:pStyle w:val="ListParagraph"/>
+        <w:numPr>
+          <w:ilvl w:val="0"/>
+          <w:numId w:val="19"/>
+        </w:numPr>
+        <w:rPr>
+          <w:rFonts w:ascii="Segoe UI" w:hAnsi="Segoe UI" w:cs="Segoe UI"/>
+        </w:rPr>
+      </w:pPr>
+      <w:r>
+        <w:rPr>
+          <w:rFonts w:ascii="Segoe UI" w:hAnsi="Segoe UI" w:cs="Segoe UI"/>
+        </w:rPr>
+        <w:t>Developed customer segmentation and propensity modeling workflows for targeted marketing campaigns using Python, Databricks, and statistical modeling methods.</w:t>
+      </w:r>
+    </w:p>
+    <w:p>
+      <w:pPr>
+        <w:pStyle w:val="ListParagraph"/>
+        <w:numPr>
+          <w:ilvl w:val="0"/>
+          <w:numId w:val="19"/>
+        </w:numPr>
+        <w:rPr>
+          <w:rFonts w:ascii="Segoe UI" w:hAnsi="Segoe UI" w:cs="Segoe UI"/>
+        </w:rPr>
+      </w:pPr>
+      <w:r>
+        <w:rPr>
+          <w:rFonts w:ascii="Segoe UI" w:hAnsi="Segoe UI" w:cs="Segoe UI"/>
+        </w:rPr>
+        <w:t>Built and optimized data pipelines for the 2021 Jaguar/Land Rover campaigns, including audience overlap analysis that improved targeting efficiency by 15%.</w:t>
+      </w:r>
+    </w:p>
+    <w:p>
+      <w:pPr>
+        <w:pStyle w:val="ListParagraph"/>
+        <w:numPr>
+          <w:ilvl w:val="0"/>
+          <w:numId w:val="19"/>
+        </w:numPr>
+        <w:rPr>
+          <w:rFonts w:ascii="Segoe UI" w:hAnsi="Segoe UI" w:cs="Segoe UI"/>
+        </w:rPr>
+      </w:pPr>
+      <w:r>
+        <w:rPr>
+          <w:rFonts w:ascii="Segoe UI" w:hAnsi="Segoe UI" w:cs="Segoe UI"/>
+        </w:rPr>
+        <w:t>Prepared features, trained models, generated propensity scores, and supported campaign analytics for data-driven audience selection.</w:t>
+      </w:r>
+    </w:p>
+    <w:p>
+      <w:pPr>
+        <w:pStyle w:val="ListParagraph"/>
+        <w:numPr>
+          <w:ilvl w:val="0"/>
+          <w:numId w:val="19"/>
+        </w:numPr>
+        <w:rPr>
+          <w:rFonts w:ascii="Segoe UI" w:hAnsi="Segoe UI" w:cs="Segoe UI"/>
+        </w:rPr>
+      </w:pPr>
+      <w:r>
+        <w:rPr>
+          <w:rFonts w:ascii="Segoe UI" w:hAnsi="Segoe UI" w:cs="Segoe UI"/>
+        </w:rPr>
+        <w:t>Used reproducible workflows in a production-oriented analytics environment to support model versioning, collaboration, and deployment readiness.</w:t>
       </w:r>
     </w:p>
     <w:p>
@@ -1072,55 +1084,74 @@
     </w:p>
     <w:p>
       <w:pPr>
-        <w:numPr>
-          <w:ilvl w:val="0"/>
-          <w:numId w:val="6"/>
-        </w:numPr>
-        <w:spacing w:after="0"/>
-        <w:rPr>
-          <w:rFonts w:ascii="Segoe UI" w:hAnsi="Segoe UI" w:cs="Segoe UI"/>
-        </w:rPr>
-      </w:pPr>
-      <w:r>
-        <w:rPr>
-          <w:rFonts w:ascii="Segoe UI" w:hAnsi="Segoe UI" w:cs="Segoe UI"/>
-        </w:rPr>
-        <w:t>Analyzed call center data and developed a time-series forecasting model to predict future workload and staffing requirements.</w:t>
-      </w:r>
-    </w:p>
-    <w:p>
-      <w:pPr>
-        <w:numPr>
-          <w:ilvl w:val="0"/>
-          <w:numId w:val="6"/>
-        </w:numPr>
-        <w:spacing w:after="0"/>
-        <w:rPr>
-          <w:rFonts w:ascii="Segoe UI" w:hAnsi="Segoe UI" w:cs="Segoe UI"/>
-        </w:rPr>
-      </w:pPr>
-      <w:r>
-        <w:rPr>
-          <w:rFonts w:ascii="Segoe UI" w:hAnsi="Segoe UI" w:cs="Segoe UI"/>
-        </w:rPr>
-        <w:t>Developed models using Python and PostgreSQL, capturing trends, seasonality, and exogenous factors affecting call volume.</w:t>
-      </w:r>
-    </w:p>
-    <w:p>
-      <w:pPr>
-        <w:numPr>
-          <w:ilvl w:val="0"/>
-          <w:numId w:val="6"/>
-        </w:numPr>
-        <w:rPr>
-          <w:rFonts w:ascii="Segoe UI" w:hAnsi="Segoe UI" w:cs="Segoe UI"/>
-        </w:rPr>
-      </w:pPr>
-      <w:r>
-        <w:rPr>
-          <w:rFonts w:ascii="Segoe UI" w:hAnsi="Segoe UI" w:cs="Segoe UI"/>
-        </w:rPr>
-        <w:t>Supported quantitative research efforts in response to the COVID-19 pandemic.</w:t>
+        <w:pStyle w:val="ListParagraph"/>
+        <w:numPr>
+          <w:ilvl w:val="0"/>
+          <w:numId w:val="19"/>
+        </w:numPr>
+        <w:rPr>
+          <w:rFonts w:ascii="Segoe UI" w:hAnsi="Segoe UI" w:cs="Segoe UI"/>
+        </w:rPr>
+      </w:pPr>
+      <w:r>
+        <w:rPr>
+          <w:rFonts w:ascii="Segoe UI" w:hAnsi="Segoe UI" w:cs="Segoe UI"/>
+        </w:rPr>
+        <w:t>Analyzed call center data and developed time-series forecasting models to predict future workload and staffing requirements.</w:t>
+      </w:r>
+    </w:p>
+    <w:p>
+      <w:pPr>
+        <w:pStyle w:val="ListParagraph"/>
+        <w:numPr>
+          <w:ilvl w:val="0"/>
+          <w:numId w:val="19"/>
+        </w:numPr>
+        <w:rPr>
+          <w:rFonts w:ascii="Segoe UI" w:hAnsi="Segoe UI" w:cs="Segoe UI"/>
+        </w:rPr>
+      </w:pPr>
+      <w:r>
+        <w:rPr>
+          <w:rFonts w:ascii="Segoe UI" w:hAnsi="Segoe UI" w:cs="Segoe UI"/>
+        </w:rPr>
+        <w:t>Used Python, SQL, and PostgreSQL to model incoming and outgoing call volume, capturing trends, seasonality, day-of-week patterns, and other factors affecting workload.</w:t>
+      </w:r>
+    </w:p>
+    <w:p>
+      <w:pPr>
+        <w:pStyle w:val="ListParagraph"/>
+        <w:numPr>
+          <w:ilvl w:val="0"/>
+          <w:numId w:val="19"/>
+        </w:numPr>
+        <w:rPr>
+          <w:rFonts w:ascii="Segoe UI" w:hAnsi="Segoe UI" w:cs="Segoe UI"/>
+        </w:rPr>
+      </w:pPr>
+      <w:r>
+        <w:rPr>
+          <w:rFonts w:ascii="Segoe UI" w:hAnsi="Segoe UI" w:cs="Segoe UI"/>
+        </w:rPr>
+        <w:t>Supported quantitative research and forecasting updates in response to the COVID-19 pandemic.</w:t>
+      </w:r>
+    </w:p>
+    <w:p>
+      <w:pPr>
+        <w:pStyle w:val="ListParagraph"/>
+        <w:numPr>
+          <w:ilvl w:val="0"/>
+          <w:numId w:val="19"/>
+        </w:numPr>
+        <w:rPr>
+          <w:rFonts w:ascii="Segoe UI" w:hAnsi="Segoe UI" w:cs="Segoe UI"/>
+        </w:rPr>
+      </w:pPr>
+      <w:r>
+        <w:rPr>
+          <w:rFonts w:ascii="Segoe UI" w:hAnsi="Segoe UI" w:cs="Segoe UI"/>
+        </w:rPr>
+        <w:t>Prepared analysis and communicated results to support staffing, scheduling, and operational planning decisions.</w:t>
       </w:r>
     </w:p>
     <w:p>
@@ -1137,31 +1168,13 @@
           <w:sz w:val="36"/>
           <w:szCs w:val="36"/>
         </w:rPr>
+        <w:lastRenderedPageBreak/>
         <w:t>Education</w:t>
       </w:r>
     </w:p>
     <w:p>
       <w:pPr>
-        <w:rPr>
-          <w:rFonts w:ascii="Segoe UI" w:hAnsi="Segoe UI" w:cs="Segoe UI"/>
-        </w:rPr>
-      </w:pPr>
-      <w:r>
-        <w:rPr>
-          <w:rFonts w:ascii="Segoe UI" w:hAnsi="Segoe UI" w:cs="Segoe UI"/>
-        </w:rPr>
-        <w:t xml:space="preserve">I hold a Bachelor of Science in Data Analytics and Data Management from Western Governors University, a Graduate Certificate in Applied Statistics and Data Management from North Carolina </w:t>
-      </w:r>
-      <w:r>
-        <w:rPr>
-          <w:rFonts w:ascii="Segoe UI" w:hAnsi="Segoe UI" w:cs="Segoe UI"/>
-        </w:rPr>
-        <w:lastRenderedPageBreak/>
-        <w:t>State University, and a Master of Science in Geospatial Information Science and Technology from North Carolina State University.</w:t>
-      </w:r>
-    </w:p>
-    <w:p>
-      <w:pPr>
+        <w:spacing w:after="120"/>
         <w:rPr>
           <w:rFonts w:ascii="Segoe UI" w:hAnsi="Segoe UI" w:cs="Segoe UI"/>
         </w:rPr>
@@ -1212,6 +1225,7 @@
     </w:p>
     <w:p>
       <w:pPr>
+        <w:spacing w:after="120"/>
         <w:rPr>
           <w:rFonts w:ascii="Segoe UI" w:hAnsi="Segoe UI" w:cs="Segoe UI"/>
         </w:rPr>
@@ -1262,6 +1276,7 @@
     </w:p>
     <w:p>
       <w:pPr>
+        <w:spacing w:after="120"/>
         <w:rPr>
           <w:rFonts w:ascii="Segoe UI" w:hAnsi="Segoe UI" w:cs="Segoe UI"/>
         </w:rPr>
@@ -1324,11 +1339,12 @@
           <w:sz w:val="36"/>
           <w:szCs w:val="36"/>
         </w:rPr>
-        <w:t>Independent Research/Projects</w:t>
-      </w:r>
-    </w:p>
-    <w:p>
-      <w:pPr>
+        <w:t>Skills</w:t>
+      </w:r>
+    </w:p>
+    <w:p>
+      <w:pPr>
+        <w:spacing w:after="0"/>
         <w:rPr>
           <w:rFonts w:ascii="Segoe UI" w:hAnsi="Segoe UI" w:cs="Segoe UI"/>
         </w:rPr>
@@ -1339,59 +1355,109 @@
           <w:b/>
           <w:bCs/>
         </w:rPr>
-        <w:t>Species Distribution Modeling</w:t>
-      </w:r>
-    </w:p>
-    <w:p>
-      <w:pPr>
-        <w:numPr>
-          <w:ilvl w:val="0"/>
-          <w:numId w:val="10"/>
-        </w:numPr>
-        <w:rPr>
-          <w:rFonts w:ascii="Segoe UI" w:hAnsi="Segoe UI" w:cs="Segoe UI"/>
-        </w:rPr>
-      </w:pPr>
-      <w:r>
-        <w:rPr>
-          <w:rFonts w:ascii="Segoe UI" w:hAnsi="Segoe UI" w:cs="Segoe UI"/>
-        </w:rPr>
-        <w:t xml:space="preserve">Conducted comparative analysis between machine learning and traditional approaches (Inhomogeneous Poisson Point Process, </w:t>
-      </w:r>
+        <w:t>Programming Languages</w:t>
+      </w:r>
+    </w:p>
+    <w:p>
+      <w:pPr>
+        <w:numPr>
+          <w:ilvl w:val="0"/>
+          <w:numId w:val="12"/>
+        </w:numPr>
+        <w:spacing w:after="0"/>
+        <w:rPr>
+          <w:rFonts w:ascii="Segoe UI" w:hAnsi="Segoe UI" w:cs="Segoe UI"/>
+        </w:rPr>
+      </w:pPr>
+      <w:r>
+        <w:rPr>
+          <w:rFonts w:ascii="Segoe UI" w:hAnsi="Segoe UI" w:cs="Segoe UI"/>
+        </w:rPr>
+        <w:t>Python</w:t>
+      </w:r>
+    </w:p>
+    <w:p>
+      <w:pPr>
+        <w:numPr>
+          <w:ilvl w:val="0"/>
+          <w:numId w:val="12"/>
+        </w:numPr>
+        <w:spacing w:after="0"/>
+        <w:rPr>
+          <w:rFonts w:ascii="Segoe UI" w:hAnsi="Segoe UI" w:cs="Segoe UI"/>
+        </w:rPr>
+      </w:pPr>
+      <w:r>
+        <w:rPr>
+          <w:rFonts w:ascii="Segoe UI" w:hAnsi="Segoe UI" w:cs="Segoe UI"/>
+        </w:rPr>
+        <w:t>R</w:t>
+      </w:r>
+    </w:p>
+    <w:p>
+      <w:pPr>
+        <w:numPr>
+          <w:ilvl w:val="0"/>
+          <w:numId w:val="12"/>
+        </w:numPr>
+        <w:spacing w:after="0"/>
+        <w:rPr>
+          <w:rFonts w:ascii="Segoe UI" w:hAnsi="Segoe UI" w:cs="Segoe UI"/>
+        </w:rPr>
+      </w:pPr>
+      <w:r>
+        <w:rPr>
+          <w:rFonts w:ascii="Segoe UI" w:hAnsi="Segoe UI" w:cs="Segoe UI"/>
+        </w:rPr>
+        <w:t>SAS</w:t>
+      </w:r>
+    </w:p>
+    <w:p>
+      <w:pPr>
+        <w:numPr>
+          <w:ilvl w:val="0"/>
+          <w:numId w:val="12"/>
+        </w:numPr>
+        <w:spacing w:after="0"/>
+        <w:rPr>
+          <w:rFonts w:ascii="Segoe UI" w:hAnsi="Segoe UI" w:cs="Segoe UI"/>
+        </w:rPr>
+      </w:pPr>
+      <w:r>
+        <w:rPr>
+          <w:rFonts w:ascii="Segoe UI" w:hAnsi="Segoe UI" w:cs="Segoe UI"/>
+        </w:rPr>
+        <w:t>SQL/NoSQL</w:t>
+      </w:r>
+    </w:p>
+    <w:p>
+      <w:pPr>
+        <w:numPr>
+          <w:ilvl w:val="0"/>
+          <w:numId w:val="12"/>
+        </w:numPr>
+        <w:rPr>
+          <w:rFonts w:ascii="Segoe UI" w:hAnsi="Segoe UI" w:cs="Segoe UI"/>
+        </w:rPr>
+      </w:pPr>
       <w:proofErr w:type="spellStart"/>
       <w:r>
         <w:rPr>
           <w:rFonts w:ascii="Segoe UI" w:hAnsi="Segoe UI" w:cs="Segoe UI"/>
         </w:rPr>
-        <w:t>MaxEnt</w:t>
+        <w:t>Javascript</w:t>
       </w:r>
       <w:proofErr w:type="spellEnd"/>
       <w:r>
         <w:rPr>
           <w:rFonts w:ascii="Segoe UI" w:hAnsi="Segoe UI" w:cs="Segoe UI"/>
         </w:rPr>
-        <w:t>) for Species Distribution Modeling, implementing all analytical pipelines in R.</w:t>
-      </w:r>
-    </w:p>
-    <w:p>
-      <w:pPr>
-        <w:numPr>
-          <w:ilvl w:val="0"/>
-          <w:numId w:val="10"/>
-        </w:numPr>
-        <w:rPr>
-          <w:rFonts w:ascii="Segoe UI" w:hAnsi="Segoe UI" w:cs="Segoe UI"/>
-        </w:rPr>
-      </w:pPr>
-      <w:r>
-        <w:rPr>
-          <w:rFonts w:ascii="Segoe UI" w:hAnsi="Segoe UI" w:cs="Segoe UI"/>
-        </w:rPr>
-        <w:t>Analyzed distribution patterns of 8 bird species across 4 US states using bioclimatic variables, developing fully reproducible workflows with robust version control.</w:t>
-      </w:r>
-    </w:p>
-    <w:p>
-      <w:pPr>
+        <w:t>/HTML/CSS</w:t>
+      </w:r>
+    </w:p>
+    <w:p>
+      <w:pPr>
+        <w:spacing w:after="0"/>
         <w:rPr>
           <w:rFonts w:ascii="Segoe UI" w:hAnsi="Segoe UI" w:cs="Segoe UI"/>
         </w:rPr>
@@ -1402,14 +1468,14 @@
           <w:b/>
           <w:bCs/>
         </w:rPr>
-        <w:t>Utilizing the Clay Foundation Model and Sentinel-2 Imagery for Urban Growth Monitoring</w:t>
-      </w:r>
-    </w:p>
-    <w:p>
-      <w:pPr>
-        <w:numPr>
-          <w:ilvl w:val="0"/>
-          <w:numId w:val="11"/>
+        <w:t>Software/Technologies</w:t>
+      </w:r>
+    </w:p>
+    <w:p>
+      <w:pPr>
+        <w:numPr>
+          <w:ilvl w:val="0"/>
+          <w:numId w:val="13"/>
         </w:numPr>
         <w:spacing w:after="0"/>
         <w:rPr>
@@ -1420,13 +1486,226 @@
         <w:rPr>
           <w:rFonts w:ascii="Segoe UI" w:hAnsi="Segoe UI" w:cs="Segoe UI"/>
         </w:rPr>
-        <w:t xml:space="preserve">Developed proof-of-concept study integrating Sentinel-2 multispectral satellite imagery with the Clay Foundation Model (open-source deep Earth Observation foundation model) to monitor urban growth patterns using Python and </w:t>
-      </w:r>
+        <w:t>Git</w:t>
+      </w:r>
+    </w:p>
+    <w:p>
+      <w:pPr>
+        <w:numPr>
+          <w:ilvl w:val="0"/>
+          <w:numId w:val="13"/>
+        </w:numPr>
+        <w:spacing w:after="0"/>
+        <w:rPr>
+          <w:rFonts w:ascii="Segoe UI" w:hAnsi="Segoe UI" w:cs="Segoe UI"/>
+        </w:rPr>
+      </w:pPr>
+      <w:r>
+        <w:rPr>
+          <w:rFonts w:ascii="Segoe UI" w:hAnsi="Segoe UI" w:cs="Segoe UI"/>
+        </w:rPr>
+        <w:t>Unix/Linux</w:t>
+      </w:r>
+    </w:p>
+    <w:p>
+      <w:pPr>
+        <w:numPr>
+          <w:ilvl w:val="0"/>
+          <w:numId w:val="13"/>
+        </w:numPr>
+        <w:spacing w:after="0"/>
+        <w:rPr>
+          <w:rFonts w:ascii="Segoe UI" w:hAnsi="Segoe UI" w:cs="Segoe UI"/>
+        </w:rPr>
+      </w:pPr>
+      <w:r>
+        <w:rPr>
+          <w:rFonts w:ascii="Segoe UI" w:hAnsi="Segoe UI" w:cs="Segoe UI"/>
+        </w:rPr>
+        <w:t>AWS (Athena, Redshift, EC2, Lambda)</w:t>
+      </w:r>
+    </w:p>
+    <w:p>
+      <w:pPr>
+        <w:numPr>
+          <w:ilvl w:val="0"/>
+          <w:numId w:val="13"/>
+        </w:numPr>
+        <w:spacing w:after="0"/>
+        <w:rPr>
+          <w:rFonts w:ascii="Segoe UI" w:hAnsi="Segoe UI" w:cs="Segoe UI"/>
+        </w:rPr>
+      </w:pPr>
+      <w:r>
+        <w:rPr>
+          <w:rFonts w:ascii="Segoe UI" w:hAnsi="Segoe UI" w:cs="Segoe UI"/>
+        </w:rPr>
+        <w:t>Dashboards (Power BI, Shiny, Dash)</w:t>
+      </w:r>
+    </w:p>
+    <w:p>
+      <w:pPr>
+        <w:numPr>
+          <w:ilvl w:val="0"/>
+          <w:numId w:val="13"/>
+        </w:numPr>
+        <w:spacing w:after="0"/>
+        <w:rPr>
+          <w:rFonts w:ascii="Segoe UI" w:hAnsi="Segoe UI" w:cs="Segoe UI"/>
+        </w:rPr>
+      </w:pPr>
+      <w:r>
+        <w:rPr>
+          <w:rFonts w:ascii="Segoe UI" w:hAnsi="Segoe UI" w:cs="Segoe UI"/>
+        </w:rPr>
+        <w:t>GIS Software (Esri Products, QGIS, GRASS GIS)</w:t>
+      </w:r>
+    </w:p>
+    <w:p>
+      <w:pPr>
+        <w:numPr>
+          <w:ilvl w:val="0"/>
+          <w:numId w:val="13"/>
+        </w:numPr>
+        <w:rPr>
+          <w:rFonts w:ascii="Segoe UI" w:hAnsi="Segoe UI" w:cs="Segoe UI"/>
+        </w:rPr>
+      </w:pPr>
       <w:proofErr w:type="spellStart"/>
       <w:r>
         <w:rPr>
           <w:rFonts w:ascii="Segoe UI" w:hAnsi="Segoe UI" w:cs="Segoe UI"/>
         </w:rPr>
+        <w:t>MLOps</w:t>
+      </w:r>
+      <w:proofErr w:type="spellEnd"/>
+      <w:r>
+        <w:rPr>
+          <w:rFonts w:ascii="Segoe UI" w:hAnsi="Segoe UI" w:cs="Segoe UI"/>
+        </w:rPr>
+        <w:t xml:space="preserve"> Software (Dataiku, </w:t>
+      </w:r>
+      <w:proofErr w:type="spellStart"/>
+      <w:r>
+        <w:rPr>
+          <w:rFonts w:ascii="Segoe UI" w:hAnsi="Segoe UI" w:cs="Segoe UI"/>
+        </w:rPr>
+        <w:t>DataRobot</w:t>
+      </w:r>
+      <w:proofErr w:type="spellEnd"/>
+      <w:r>
+        <w:rPr>
+          <w:rFonts w:ascii="Segoe UI" w:hAnsi="Segoe UI" w:cs="Segoe UI"/>
+        </w:rPr>
+        <w:t xml:space="preserve">, </w:t>
+      </w:r>
+      <w:proofErr w:type="spellStart"/>
+      <w:r>
+        <w:rPr>
+          <w:rFonts w:ascii="Segoe UI" w:hAnsi="Segoe UI" w:cs="Segoe UI"/>
+        </w:rPr>
+        <w:t>MLflow</w:t>
+      </w:r>
+      <w:proofErr w:type="spellEnd"/>
+      <w:r>
+        <w:rPr>
+          <w:rFonts w:ascii="Segoe UI" w:hAnsi="Segoe UI" w:cs="Segoe UI"/>
+        </w:rPr>
+        <w:t>, Domino Data Lab)</w:t>
+      </w:r>
+    </w:p>
+    <w:p>
+      <w:pPr>
+        <w:spacing w:after="0"/>
+        <w:rPr>
+          <w:rFonts w:ascii="Segoe UI" w:hAnsi="Segoe UI" w:cs="Segoe UI"/>
+        </w:rPr>
+      </w:pPr>
+      <w:r>
+        <w:rPr>
+          <w:rFonts w:ascii="Segoe UI" w:hAnsi="Segoe UI" w:cs="Segoe UI"/>
+          <w:b/>
+          <w:bCs/>
+        </w:rPr>
+        <w:t>Other Skills/Experience</w:t>
+      </w:r>
+    </w:p>
+    <w:p>
+      <w:pPr>
+        <w:numPr>
+          <w:ilvl w:val="0"/>
+          <w:numId w:val="14"/>
+        </w:numPr>
+        <w:spacing w:after="0"/>
+        <w:rPr>
+          <w:rFonts w:ascii="Segoe UI" w:hAnsi="Segoe UI" w:cs="Segoe UI"/>
+        </w:rPr>
+      </w:pPr>
+      <w:r>
+        <w:rPr>
+          <w:rFonts w:ascii="Segoe UI" w:hAnsi="Segoe UI" w:cs="Segoe UI"/>
+        </w:rPr>
+        <w:t>ETL and Data Integration</w:t>
+      </w:r>
+    </w:p>
+    <w:p>
+      <w:pPr>
+        <w:numPr>
+          <w:ilvl w:val="0"/>
+          <w:numId w:val="14"/>
+        </w:numPr>
+        <w:spacing w:after="0"/>
+        <w:rPr>
+          <w:rFonts w:ascii="Segoe UI" w:hAnsi="Segoe UI" w:cs="Segoe UI"/>
+        </w:rPr>
+      </w:pPr>
+      <w:r>
+        <w:rPr>
+          <w:rFonts w:ascii="Segoe UI" w:hAnsi="Segoe UI" w:cs="Segoe UI"/>
+        </w:rPr>
+        <w:t>Statistics &amp; Applied Mathematics</w:t>
+      </w:r>
+    </w:p>
+    <w:p>
+      <w:pPr>
+        <w:numPr>
+          <w:ilvl w:val="0"/>
+          <w:numId w:val="14"/>
+        </w:numPr>
+        <w:spacing w:after="0"/>
+        <w:rPr>
+          <w:rFonts w:ascii="Segoe UI" w:hAnsi="Segoe UI" w:cs="Segoe UI"/>
+        </w:rPr>
+      </w:pPr>
+      <w:r>
+        <w:rPr>
+          <w:rFonts w:ascii="Segoe UI" w:hAnsi="Segoe UI" w:cs="Segoe UI"/>
+        </w:rPr>
+        <w:t>Machine Learning</w:t>
+      </w:r>
+    </w:p>
+    <w:p>
+      <w:pPr>
+        <w:numPr>
+          <w:ilvl w:val="0"/>
+          <w:numId w:val="14"/>
+        </w:numPr>
+        <w:spacing w:after="0"/>
+        <w:rPr>
+          <w:rFonts w:ascii="Segoe UI" w:hAnsi="Segoe UI" w:cs="Segoe UI"/>
+        </w:rPr>
+      </w:pPr>
+      <w:r>
+        <w:rPr>
+          <w:rFonts w:ascii="Segoe UI" w:hAnsi="Segoe UI" w:cs="Segoe UI"/>
+        </w:rPr>
+        <w:t>Deep Learning (</w:t>
+      </w:r>
+      <w:proofErr w:type="spellStart"/>
+      <w:r>
+        <w:rPr>
+          <w:rFonts w:ascii="Segoe UI" w:hAnsi="Segoe UI" w:cs="Segoe UI"/>
+        </w:rPr>
         <w:t>PyTorch</w:t>
       </w:r>
       <w:proofErr w:type="spellEnd"/>
@@ -1434,14 +1713,42 @@
         <w:rPr>
           <w:rFonts w:ascii="Segoe UI" w:hAnsi="Segoe UI" w:cs="Segoe UI"/>
         </w:rPr>
-        <w:t>.</w:t>
-      </w:r>
-    </w:p>
-    <w:p>
-      <w:pPr>
-        <w:numPr>
-          <w:ilvl w:val="0"/>
-          <w:numId w:val="11"/>
+        <w:t xml:space="preserve">, </w:t>
+      </w:r>
+      <w:proofErr w:type="spellStart"/>
+      <w:r>
+        <w:rPr>
+          <w:rFonts w:ascii="Segoe UI" w:hAnsi="Segoe UI" w:cs="Segoe UI"/>
+        </w:rPr>
+        <w:t>TensorFlsow</w:t>
+      </w:r>
+      <w:proofErr w:type="spellEnd"/>
+      <w:r>
+        <w:rPr>
+          <w:rFonts w:ascii="Segoe UI" w:hAnsi="Segoe UI" w:cs="Segoe UI"/>
+        </w:rPr>
+        <w:t xml:space="preserve">, </w:t>
+      </w:r>
+      <w:proofErr w:type="spellStart"/>
+      <w:r>
+        <w:rPr>
+          <w:rFonts w:ascii="Segoe UI" w:hAnsi="Segoe UI" w:cs="Segoe UI"/>
+        </w:rPr>
+        <w:t>Keras</w:t>
+      </w:r>
+      <w:proofErr w:type="spellEnd"/>
+      <w:r>
+        <w:rPr>
+          <w:rFonts w:ascii="Segoe UI" w:hAnsi="Segoe UI" w:cs="Segoe UI"/>
+        </w:rPr>
+        <w:t>)</w:t>
+      </w:r>
+    </w:p>
+    <w:p>
+      <w:pPr>
+        <w:numPr>
+          <w:ilvl w:val="0"/>
+          <w:numId w:val="14"/>
         </w:numPr>
         <w:spacing w:after="0"/>
         <w:rPr>
@@ -1452,14 +1759,14 @@
         <w:rPr>
           <w:rFonts w:ascii="Segoe UI" w:hAnsi="Segoe UI" w:cs="Segoe UI"/>
         </w:rPr>
-        <w:t>Engineered a scalable, data-efficient framework generating urban imperviousness estimates with higher temporal resolution than standard datasets like the National Land Cover Database.</w:t>
-      </w:r>
-    </w:p>
-    <w:p>
-      <w:pPr>
-        <w:numPr>
-          <w:ilvl w:val="0"/>
-          <w:numId w:val="11"/>
+        <w:t>Natural Language Processing (NLP)</w:t>
+      </w:r>
+    </w:p>
+    <w:p>
+      <w:pPr>
+        <w:numPr>
+          <w:ilvl w:val="0"/>
+          <w:numId w:val="14"/>
         </w:numPr>
         <w:spacing w:after="0"/>
         <w:rPr>
@@ -1470,14 +1777,28 @@
         <w:rPr>
           <w:rFonts w:ascii="Segoe UI" w:hAnsi="Segoe UI" w:cs="Segoe UI"/>
         </w:rPr>
-        <w:t>Processed Sentinel-2 imagery into structured geospatial datasets and leveraged Clay Foundation Model for feature extraction and embedding generation.</w:t>
-      </w:r>
-    </w:p>
-    <w:p>
-      <w:pPr>
-        <w:numPr>
-          <w:ilvl w:val="0"/>
-          <w:numId w:val="11"/>
+        <w:t xml:space="preserve">LLMs (Retrieval-Augmented Generation, </w:t>
+      </w:r>
+      <w:proofErr w:type="spellStart"/>
+      <w:r>
+        <w:rPr>
+          <w:rFonts w:ascii="Segoe UI" w:hAnsi="Segoe UI" w:cs="Segoe UI"/>
+        </w:rPr>
+        <w:t>LangChain</w:t>
+      </w:r>
+      <w:proofErr w:type="spellEnd"/>
+      <w:r>
+        <w:rPr>
+          <w:rFonts w:ascii="Segoe UI" w:hAnsi="Segoe UI" w:cs="Segoe UI"/>
+        </w:rPr>
+        <w:t>)</w:t>
+      </w:r>
+    </w:p>
+    <w:p>
+      <w:pPr>
+        <w:numPr>
+          <w:ilvl w:val="0"/>
+          <w:numId w:val="14"/>
         </w:numPr>
         <w:spacing w:after="0"/>
         <w:rPr>
@@ -1488,38 +1809,104 @@
         <w:rPr>
           <w:rFonts w:ascii="Segoe UI" w:hAnsi="Segoe UI" w:cs="Segoe UI"/>
         </w:rPr>
-        <w:t xml:space="preserve">Designed and evaluated both simple and complex neural network architectures in </w:t>
-      </w:r>
-      <w:proofErr w:type="spellStart"/>
-      <w:r>
-        <w:rPr>
-          <w:rFonts w:ascii="Segoe UI" w:hAnsi="Segoe UI" w:cs="Segoe UI"/>
-        </w:rPr>
-        <w:t>PyTorch</w:t>
-      </w:r>
-      <w:proofErr w:type="spellEnd"/>
-      <w:r>
-        <w:rPr>
-          <w:rFonts w:ascii="Segoe UI" w:hAnsi="Segoe UI" w:cs="Segoe UI"/>
-        </w:rPr>
-        <w:t>, enhancing model performance through systematic hyperparameter optimization to achieve high accuracy in urban imperviousness prediction.</w:t>
-      </w:r>
-    </w:p>
-    <w:p>
-      <w:pPr>
-        <w:numPr>
-          <w:ilvl w:val="0"/>
-          <w:numId w:val="11"/>
-        </w:numPr>
-        <w:rPr>
-          <w:rFonts w:ascii="Segoe UI" w:hAnsi="Segoe UI" w:cs="Segoe UI"/>
-        </w:rPr>
-      </w:pPr>
-      <w:r>
-        <w:rPr>
-          <w:rFonts w:ascii="Segoe UI" w:hAnsi="Segoe UI" w:cs="Segoe UI"/>
-        </w:rPr>
-        <w:t>Demonstrated methodology’s potential for enhancing urban monitoring frequency and responsiveness, directly supporting sustainable urban planning and resource management initiatives.</w:t>
+        <w:t>Forecasting</w:t>
+      </w:r>
+    </w:p>
+    <w:p>
+      <w:pPr>
+        <w:numPr>
+          <w:ilvl w:val="0"/>
+          <w:numId w:val="14"/>
+        </w:numPr>
+        <w:rPr>
+          <w:rFonts w:ascii="Segoe UI" w:hAnsi="Segoe UI" w:cs="Segoe UI"/>
+        </w:rPr>
+      </w:pPr>
+      <w:r>
+        <w:rPr>
+          <w:rFonts w:ascii="Segoe UI" w:hAnsi="Segoe UI" w:cs="Segoe UI"/>
+        </w:rPr>
+        <w:t>Geospatial Analytics &amp; Spatial Statistics</w:t>
+      </w:r>
+    </w:p>
+    <w:p>
+      <w:pPr>
+        <w:spacing w:after="0"/>
+        <w:rPr>
+          <w:rFonts w:ascii="Segoe UI" w:hAnsi="Segoe UI" w:cs="Segoe UI"/>
+          <w:b/>
+          <w:bCs/>
+        </w:rPr>
+      </w:pPr>
+    </w:p>
+    <w:p>
+      <w:pPr>
+        <w:spacing w:after="0"/>
+        <w:rPr>
+          <w:rFonts w:ascii="Segoe UI" w:hAnsi="Segoe UI" w:cs="Segoe UI"/>
+          <w:b/>
+          <w:bCs/>
+        </w:rPr>
+      </w:pPr>
+      <w:r>
+        <w:rPr>
+          <w:rFonts w:ascii="Segoe UI" w:hAnsi="Segoe UI" w:cs="Segoe UI"/>
+          <w:b/>
+          <w:bCs/>
+        </w:rPr>
+        <w:lastRenderedPageBreak/>
+        <w:t>Certifications/Achievements</w:t>
+      </w:r>
+    </w:p>
+    <w:p>
+      <w:pPr>
+        <w:numPr>
+          <w:ilvl w:val="0"/>
+          <w:numId w:val="15"/>
+        </w:numPr>
+        <w:spacing w:after="0"/>
+        <w:rPr>
+          <w:rFonts w:ascii="Segoe UI" w:hAnsi="Segoe UI" w:cs="Segoe UI"/>
+        </w:rPr>
+      </w:pPr>
+      <w:r>
+        <w:rPr>
+          <w:rFonts w:ascii="Segoe UI" w:hAnsi="Segoe UI" w:cs="Segoe UI"/>
+        </w:rPr>
+        <w:t>AWS Cloud Practitioner, July 2024 - </w:t>
+      </w:r>
+      <w:r>
+        <w:rPr>
+          <w:rFonts w:ascii="Segoe UI" w:hAnsi="Segoe UI" w:cs="Segoe UI"/>
+          <w:i/>
+          <w:iCs/>
+        </w:rPr>
+        <w:t>Amazon Web Services (AWS)</w:t>
+      </w:r>
+    </w:p>
+    <w:p>
+      <w:pPr>
+        <w:numPr>
+          <w:ilvl w:val="0"/>
+          <w:numId w:val="15"/>
+        </w:numPr>
+        <w:rPr>
+          <w:rFonts w:ascii="Segoe UI" w:hAnsi="Segoe UI" w:cs="Segoe UI"/>
+        </w:rPr>
+      </w:pPr>
+      <w:r>
+        <w:rPr>
+          <w:rFonts w:ascii="Segoe UI" w:hAnsi="Segoe UI" w:cs="Segoe UI"/>
+        </w:rPr>
+        <w:t>IT Information Library Foundations Certification (ITIL), June 2021 - </w:t>
+      </w:r>
+      <w:r>
+        <w:rPr>
+          <w:rFonts w:ascii="Segoe UI" w:hAnsi="Segoe UI" w:cs="Segoe UI"/>
+          <w:i/>
+          <w:iCs/>
+        </w:rPr>
+        <w:t>AXELOS Global Best Practice</w:t>
       </w:r>
     </w:p>
     <w:p>
@@ -1536,8 +1923,7 @@
           <w:sz w:val="36"/>
           <w:szCs w:val="36"/>
         </w:rPr>
-        <w:lastRenderedPageBreak/>
-        <w:t>Skills</w:t>
+        <w:t>Independent Research/Projects</w:t>
       </w:r>
     </w:p>
     <w:p>
@@ -1552,104 +1938,55 @@
           <w:b/>
           <w:bCs/>
         </w:rPr>
-        <w:t>Programming Languages</w:t>
-      </w:r>
-    </w:p>
-    <w:p>
-      <w:pPr>
-        <w:numPr>
-          <w:ilvl w:val="0"/>
-          <w:numId w:val="12"/>
-        </w:numPr>
-        <w:spacing w:after="0"/>
-        <w:rPr>
-          <w:rFonts w:ascii="Segoe UI" w:hAnsi="Segoe UI" w:cs="Segoe UI"/>
-        </w:rPr>
-      </w:pPr>
-      <w:r>
-        <w:rPr>
-          <w:rFonts w:ascii="Segoe UI" w:hAnsi="Segoe UI" w:cs="Segoe UI"/>
-        </w:rPr>
-        <w:t>Python</w:t>
-      </w:r>
-    </w:p>
-    <w:p>
-      <w:pPr>
-        <w:numPr>
-          <w:ilvl w:val="0"/>
-          <w:numId w:val="12"/>
-        </w:numPr>
-        <w:spacing w:after="0"/>
-        <w:rPr>
-          <w:rFonts w:ascii="Segoe UI" w:hAnsi="Segoe UI" w:cs="Segoe UI"/>
-        </w:rPr>
-      </w:pPr>
-      <w:r>
-        <w:rPr>
-          <w:rFonts w:ascii="Segoe UI" w:hAnsi="Segoe UI" w:cs="Segoe UI"/>
-        </w:rPr>
-        <w:t>R</w:t>
-      </w:r>
-    </w:p>
-    <w:p>
-      <w:pPr>
-        <w:numPr>
-          <w:ilvl w:val="0"/>
-          <w:numId w:val="12"/>
-        </w:numPr>
-        <w:spacing w:after="0"/>
-        <w:rPr>
-          <w:rFonts w:ascii="Segoe UI" w:hAnsi="Segoe UI" w:cs="Segoe UI"/>
-        </w:rPr>
-      </w:pPr>
-      <w:r>
-        <w:rPr>
-          <w:rFonts w:ascii="Segoe UI" w:hAnsi="Segoe UI" w:cs="Segoe UI"/>
-        </w:rPr>
-        <w:t>SAS</w:t>
-      </w:r>
-    </w:p>
-    <w:p>
-      <w:pPr>
-        <w:numPr>
-          <w:ilvl w:val="0"/>
-          <w:numId w:val="12"/>
-        </w:numPr>
-        <w:spacing w:after="0"/>
-        <w:rPr>
-          <w:rFonts w:ascii="Segoe UI" w:hAnsi="Segoe UI" w:cs="Segoe UI"/>
-        </w:rPr>
-      </w:pPr>
-      <w:r>
-        <w:rPr>
-          <w:rFonts w:ascii="Segoe UI" w:hAnsi="Segoe UI" w:cs="Segoe UI"/>
-        </w:rPr>
-        <w:t>SQL/NoSQL</w:t>
-      </w:r>
-    </w:p>
-    <w:p>
-      <w:pPr>
-        <w:numPr>
-          <w:ilvl w:val="0"/>
-          <w:numId w:val="12"/>
-        </w:numPr>
-        <w:rPr>
-          <w:rFonts w:ascii="Segoe UI" w:hAnsi="Segoe UI" w:cs="Segoe UI"/>
-        </w:rPr>
-      </w:pPr>
+        <w:t>Species Distribution Modeling</w:t>
+      </w:r>
+    </w:p>
+    <w:p>
+      <w:pPr>
+        <w:numPr>
+          <w:ilvl w:val="0"/>
+          <w:numId w:val="10"/>
+        </w:numPr>
+        <w:rPr>
+          <w:rFonts w:ascii="Segoe UI" w:hAnsi="Segoe UI" w:cs="Segoe UI"/>
+        </w:rPr>
+      </w:pPr>
+      <w:r>
+        <w:rPr>
+          <w:rFonts w:ascii="Segoe UI" w:hAnsi="Segoe UI" w:cs="Segoe UI"/>
+        </w:rPr>
+        <w:t xml:space="preserve">Conducted comparative analysis between machine learning and traditional approaches (Inhomogeneous Poisson Point Process, </w:t>
+      </w:r>
       <w:proofErr w:type="spellStart"/>
       <w:r>
         <w:rPr>
           <w:rFonts w:ascii="Segoe UI" w:hAnsi="Segoe UI" w:cs="Segoe UI"/>
         </w:rPr>
-        <w:t>Javascript</w:t>
+        <w:t>MaxEnt</w:t>
       </w:r>
       <w:proofErr w:type="spellEnd"/>
       <w:r>
         <w:rPr>
           <w:rFonts w:ascii="Segoe UI" w:hAnsi="Segoe UI" w:cs="Segoe UI"/>
         </w:rPr>
-        <w:t>/HTML/CSS</w:t>
+        <w:t>) for Species Distribution Modeling, implementing all analytical pipelines in R.</w:t>
+      </w:r>
+    </w:p>
+    <w:p>
+      <w:pPr>
+        <w:numPr>
+          <w:ilvl w:val="0"/>
+          <w:numId w:val="10"/>
+        </w:numPr>
+        <w:rPr>
+          <w:rFonts w:ascii="Segoe UI" w:hAnsi="Segoe UI" w:cs="Segoe UI"/>
+        </w:rPr>
+      </w:pPr>
+      <w:r>
+        <w:rPr>
+          <w:rFonts w:ascii="Segoe UI" w:hAnsi="Segoe UI" w:cs="Segoe UI"/>
+        </w:rPr>
+        <w:t>Analyzed distribution patterns of 8 bird species across 4 US states using bioclimatic variables, developing fully reproducible workflows with robust version control.</w:t>
       </w:r>
     </w:p>
     <w:p>
@@ -1664,14 +2001,14 @@
           <w:b/>
           <w:bCs/>
         </w:rPr>
-        <w:t>Software/Technologies</w:t>
-      </w:r>
-    </w:p>
-    <w:p>
-      <w:pPr>
-        <w:numPr>
-          <w:ilvl w:val="0"/>
-          <w:numId w:val="13"/>
+        <w:t>Utilizing the Clay Foundation Model and Sentinel-2 Imagery for Urban Growth Monitoring</w:t>
+      </w:r>
+    </w:p>
+    <w:p>
+      <w:pPr>
+        <w:numPr>
+          <w:ilvl w:val="0"/>
+          <w:numId w:val="11"/>
         </w:numPr>
         <w:spacing w:after="0"/>
         <w:rPr>
@@ -1682,14 +2019,28 @@
         <w:rPr>
           <w:rFonts w:ascii="Segoe UI" w:hAnsi="Segoe UI" w:cs="Segoe UI"/>
         </w:rPr>
-        <w:t>Git</w:t>
-      </w:r>
-    </w:p>
-    <w:p>
-      <w:pPr>
-        <w:numPr>
-          <w:ilvl w:val="0"/>
-          <w:numId w:val="13"/>
+        <w:t xml:space="preserve">Developed proof-of-concept study integrating Sentinel-2 multispectral satellite imagery with the Clay Foundation Model (open-source deep Earth Observation foundation model) to monitor urban growth patterns using Python and </w:t>
+      </w:r>
+      <w:proofErr w:type="spellStart"/>
+      <w:r>
+        <w:rPr>
+          <w:rFonts w:ascii="Segoe UI" w:hAnsi="Segoe UI" w:cs="Segoe UI"/>
+        </w:rPr>
+        <w:t>PyTorch</w:t>
+      </w:r>
+      <w:proofErr w:type="spellEnd"/>
+      <w:r>
+        <w:rPr>
+          <w:rFonts w:ascii="Segoe UI" w:hAnsi="Segoe UI" w:cs="Segoe UI"/>
+        </w:rPr>
+        <w:t>.</w:t>
+      </w:r>
+    </w:p>
+    <w:p>
+      <w:pPr>
+        <w:numPr>
+          <w:ilvl w:val="0"/>
+          <w:numId w:val="11"/>
         </w:numPr>
         <w:spacing w:after="0"/>
         <w:rPr>
@@ -1700,14 +2051,14 @@
         <w:rPr>
           <w:rFonts w:ascii="Segoe UI" w:hAnsi="Segoe UI" w:cs="Segoe UI"/>
         </w:rPr>
-        <w:t>Unix/Linux</w:t>
-      </w:r>
-    </w:p>
-    <w:p>
-      <w:pPr>
-        <w:numPr>
-          <w:ilvl w:val="0"/>
-          <w:numId w:val="13"/>
+        <w:t>Engineered a scalable, data-efficient framework generating urban imperviousness estimates with higher temporal resolution than standard datasets like the National Land Cover Database.</w:t>
+      </w:r>
+    </w:p>
+    <w:p>
+      <w:pPr>
+        <w:numPr>
+          <w:ilvl w:val="0"/>
+          <w:numId w:val="11"/>
         </w:numPr>
         <w:spacing w:after="0"/>
         <w:rPr>
@@ -1718,14 +2069,14 @@
         <w:rPr>
           <w:rFonts w:ascii="Segoe UI" w:hAnsi="Segoe UI" w:cs="Segoe UI"/>
         </w:rPr>
-        <w:t>AWS (Athena, Redshift, EC2, Lambda)</w:t>
-      </w:r>
-    </w:p>
-    <w:p>
-      <w:pPr>
-        <w:numPr>
-          <w:ilvl w:val="0"/>
-          <w:numId w:val="13"/>
+        <w:t>Processed Sentinel-2 imagery into structured geospatial datasets and leveraged Clay Foundation Model for feature extraction and embedding generation.</w:t>
+      </w:r>
+    </w:p>
+    <w:p>
+      <w:pPr>
+        <w:numPr>
+          <w:ilvl w:val="0"/>
+          <w:numId w:val="11"/>
         </w:numPr>
         <w:spacing w:after="0"/>
         <w:rPr>
@@ -1736,360 +2087,38 @@
         <w:rPr>
           <w:rFonts w:ascii="Segoe UI" w:hAnsi="Segoe UI" w:cs="Segoe UI"/>
         </w:rPr>
-        <w:t>Dashboards (Power BI, Shiny, Dash)</w:t>
-      </w:r>
-    </w:p>
-    <w:p>
-      <w:pPr>
-        <w:numPr>
-          <w:ilvl w:val="0"/>
-          <w:numId w:val="13"/>
-        </w:numPr>
-        <w:spacing w:after="0"/>
-        <w:rPr>
-          <w:rFonts w:ascii="Segoe UI" w:hAnsi="Segoe UI" w:cs="Segoe UI"/>
-        </w:rPr>
-      </w:pPr>
-      <w:r>
-        <w:rPr>
-          <w:rFonts w:ascii="Segoe UI" w:hAnsi="Segoe UI" w:cs="Segoe UI"/>
-        </w:rPr>
-        <w:t>GIS Software (Esri Products, QGIS, GRASS GIS)</w:t>
-      </w:r>
-    </w:p>
-    <w:p>
-      <w:pPr>
-        <w:numPr>
-          <w:ilvl w:val="0"/>
-          <w:numId w:val="13"/>
-        </w:numPr>
-        <w:rPr>
-          <w:rFonts w:ascii="Segoe UI" w:hAnsi="Segoe UI" w:cs="Segoe UI"/>
-        </w:rPr>
-      </w:pPr>
+        <w:t xml:space="preserve">Designed and evaluated both simple and complex neural network architectures in </w:t>
+      </w:r>
       <w:proofErr w:type="spellStart"/>
       <w:r>
         <w:rPr>
           <w:rFonts w:ascii="Segoe UI" w:hAnsi="Segoe UI" w:cs="Segoe UI"/>
         </w:rPr>
-        <w:t>MLOps</w:t>
+        <w:t>PyTorch</w:t>
       </w:r>
       <w:proofErr w:type="spellEnd"/>
       <w:r>
         <w:rPr>
           <w:rFonts w:ascii="Segoe UI" w:hAnsi="Segoe UI" w:cs="Segoe UI"/>
         </w:rPr>
-        <w:t xml:space="preserve"> Software (Dataiku, </w:t>
-      </w:r>
-      <w:proofErr w:type="spellStart"/>
-      <w:r>
-        <w:rPr>
-          <w:rFonts w:ascii="Segoe UI" w:hAnsi="Segoe UI" w:cs="Segoe UI"/>
-        </w:rPr>
-        <w:t>DataRobot</w:t>
-      </w:r>
-      <w:proofErr w:type="spellEnd"/>
-      <w:r>
-        <w:rPr>
-          <w:rFonts w:ascii="Segoe UI" w:hAnsi="Segoe UI" w:cs="Segoe UI"/>
-        </w:rPr>
-        <w:t xml:space="preserve">, </w:t>
-      </w:r>
-      <w:proofErr w:type="spellStart"/>
-      <w:r>
-        <w:rPr>
-          <w:rFonts w:ascii="Segoe UI" w:hAnsi="Segoe UI" w:cs="Segoe UI"/>
-        </w:rPr>
-        <w:t>MLflow</w:t>
-      </w:r>
-      <w:proofErr w:type="spellEnd"/>
-      <w:r>
-        <w:rPr>
-          <w:rFonts w:ascii="Segoe UI" w:hAnsi="Segoe UI" w:cs="Segoe UI"/>
-        </w:rPr>
-        <w:t>, Domino Data Lab)</w:t>
-      </w:r>
-    </w:p>
-    <w:p>
-      <w:pPr>
-        <w:rPr>
-          <w:rFonts w:ascii="Segoe UI" w:hAnsi="Segoe UI" w:cs="Segoe UI"/>
-        </w:rPr>
-      </w:pPr>
-      <w:r>
-        <w:rPr>
-          <w:rFonts w:ascii="Segoe UI" w:hAnsi="Segoe UI" w:cs="Segoe UI"/>
-          <w:b/>
-          <w:bCs/>
-        </w:rPr>
-        <w:t>Other Skills/Experience</w:t>
-      </w:r>
-    </w:p>
-    <w:p>
-      <w:pPr>
-        <w:numPr>
-          <w:ilvl w:val="0"/>
-          <w:numId w:val="14"/>
-        </w:numPr>
-        <w:spacing w:after="0"/>
-        <w:rPr>
-          <w:rFonts w:ascii="Segoe UI" w:hAnsi="Segoe UI" w:cs="Segoe UI"/>
-        </w:rPr>
-      </w:pPr>
-      <w:r>
-        <w:rPr>
-          <w:rFonts w:ascii="Segoe UI" w:hAnsi="Segoe UI" w:cs="Segoe UI"/>
-        </w:rPr>
-        <w:t>ETL and Data Integration</w:t>
-      </w:r>
-    </w:p>
-    <w:p>
-      <w:pPr>
-        <w:numPr>
-          <w:ilvl w:val="0"/>
-          <w:numId w:val="14"/>
-        </w:numPr>
-        <w:spacing w:after="0"/>
-        <w:rPr>
-          <w:rFonts w:ascii="Segoe UI" w:hAnsi="Segoe UI" w:cs="Segoe UI"/>
-        </w:rPr>
-      </w:pPr>
-      <w:r>
-        <w:rPr>
-          <w:rFonts w:ascii="Segoe UI" w:hAnsi="Segoe UI" w:cs="Segoe UI"/>
-        </w:rPr>
-        <w:t>Statistics &amp; Applied Mathematics</w:t>
-      </w:r>
-    </w:p>
-    <w:p>
-      <w:pPr>
-        <w:numPr>
-          <w:ilvl w:val="0"/>
-          <w:numId w:val="14"/>
-        </w:numPr>
-        <w:spacing w:after="0"/>
-        <w:rPr>
-          <w:rFonts w:ascii="Segoe UI" w:hAnsi="Segoe UI" w:cs="Segoe UI"/>
-        </w:rPr>
-      </w:pPr>
-      <w:r>
-        <w:rPr>
-          <w:rFonts w:ascii="Segoe UI" w:hAnsi="Segoe UI" w:cs="Segoe UI"/>
-        </w:rPr>
-        <w:t>Machine Learning</w:t>
-      </w:r>
-    </w:p>
-    <w:p>
-      <w:pPr>
-        <w:numPr>
-          <w:ilvl w:val="0"/>
-          <w:numId w:val="14"/>
-        </w:numPr>
-        <w:spacing w:after="0"/>
-        <w:rPr>
-          <w:rFonts w:ascii="Segoe UI" w:hAnsi="Segoe UI" w:cs="Segoe UI"/>
-        </w:rPr>
-      </w:pPr>
-      <w:r>
-        <w:rPr>
-          <w:rFonts w:ascii="Segoe UI" w:hAnsi="Segoe UI" w:cs="Segoe UI"/>
-        </w:rPr>
-        <w:t>Deep Learning (</w:t>
-      </w:r>
-      <w:proofErr w:type="spellStart"/>
-      <w:r>
-        <w:rPr>
-          <w:rFonts w:ascii="Segoe UI" w:hAnsi="Segoe UI" w:cs="Segoe UI"/>
-        </w:rPr>
-        <w:t>PyTorch</w:t>
-      </w:r>
-      <w:proofErr w:type="spellEnd"/>
-      <w:r>
-        <w:rPr>
-          <w:rFonts w:ascii="Segoe UI" w:hAnsi="Segoe UI" w:cs="Segoe UI"/>
-        </w:rPr>
-        <w:t xml:space="preserve">, </w:t>
-      </w:r>
-      <w:proofErr w:type="spellStart"/>
-      <w:r>
-        <w:rPr>
-          <w:rFonts w:ascii="Segoe UI" w:hAnsi="Segoe UI" w:cs="Segoe UI"/>
-        </w:rPr>
-        <w:t>TensorFlsow</w:t>
-      </w:r>
-      <w:proofErr w:type="spellEnd"/>
-      <w:r>
-        <w:rPr>
-          <w:rFonts w:ascii="Segoe UI" w:hAnsi="Segoe UI" w:cs="Segoe UI"/>
-        </w:rPr>
-        <w:t xml:space="preserve">, </w:t>
-      </w:r>
-      <w:proofErr w:type="spellStart"/>
-      <w:r>
-        <w:rPr>
-          <w:rFonts w:ascii="Segoe UI" w:hAnsi="Segoe UI" w:cs="Segoe UI"/>
-        </w:rPr>
-        <w:t>Keras</w:t>
-      </w:r>
-      <w:proofErr w:type="spellEnd"/>
-      <w:r>
-        <w:rPr>
-          <w:rFonts w:ascii="Segoe UI" w:hAnsi="Segoe UI" w:cs="Segoe UI"/>
-        </w:rPr>
-        <w:t>)</w:t>
-      </w:r>
-    </w:p>
-    <w:p>
-      <w:pPr>
-        <w:numPr>
-          <w:ilvl w:val="0"/>
-          <w:numId w:val="14"/>
-        </w:numPr>
-        <w:spacing w:after="0"/>
-        <w:rPr>
-          <w:rFonts w:ascii="Segoe UI" w:hAnsi="Segoe UI" w:cs="Segoe UI"/>
-        </w:rPr>
-      </w:pPr>
-      <w:r>
-        <w:rPr>
-          <w:rFonts w:ascii="Segoe UI" w:hAnsi="Segoe UI" w:cs="Segoe UI"/>
-        </w:rPr>
-        <w:t>Natural Language Processing (NLP)</w:t>
-      </w:r>
-    </w:p>
-    <w:p>
-      <w:pPr>
-        <w:numPr>
-          <w:ilvl w:val="0"/>
-          <w:numId w:val="14"/>
-        </w:numPr>
-        <w:spacing w:after="0"/>
-        <w:rPr>
-          <w:rFonts w:ascii="Segoe UI" w:hAnsi="Segoe UI" w:cs="Segoe UI"/>
-        </w:rPr>
-      </w:pPr>
-      <w:r>
-        <w:rPr>
-          <w:rFonts w:ascii="Segoe UI" w:hAnsi="Segoe UI" w:cs="Segoe UI"/>
-        </w:rPr>
-        <w:t xml:space="preserve">LLMs (Retrieval-Augmented Generation, </w:t>
-      </w:r>
-      <w:proofErr w:type="spellStart"/>
-      <w:r>
-        <w:rPr>
-          <w:rFonts w:ascii="Segoe UI" w:hAnsi="Segoe UI" w:cs="Segoe UI"/>
-        </w:rPr>
-        <w:t>LangChain</w:t>
-      </w:r>
-      <w:proofErr w:type="spellEnd"/>
-      <w:r>
-        <w:rPr>
-          <w:rFonts w:ascii="Segoe UI" w:hAnsi="Segoe UI" w:cs="Segoe UI"/>
-        </w:rPr>
-        <w:t>)</w:t>
-      </w:r>
-    </w:p>
-    <w:p>
-      <w:pPr>
-        <w:numPr>
-          <w:ilvl w:val="0"/>
-          <w:numId w:val="14"/>
-        </w:numPr>
-        <w:spacing w:after="0"/>
-        <w:rPr>
-          <w:rFonts w:ascii="Segoe UI" w:hAnsi="Segoe UI" w:cs="Segoe UI"/>
-        </w:rPr>
-      </w:pPr>
-      <w:r>
-        <w:rPr>
-          <w:rFonts w:ascii="Segoe UI" w:hAnsi="Segoe UI" w:cs="Segoe UI"/>
-        </w:rPr>
-        <w:t>Forecasting</w:t>
-      </w:r>
-    </w:p>
-    <w:p>
-      <w:pPr>
-        <w:numPr>
-          <w:ilvl w:val="0"/>
-          <w:numId w:val="14"/>
-        </w:numPr>
-        <w:rPr>
-          <w:rFonts w:ascii="Segoe UI" w:hAnsi="Segoe UI" w:cs="Segoe UI"/>
-        </w:rPr>
-      </w:pPr>
-      <w:r>
-        <w:rPr>
-          <w:rFonts w:ascii="Segoe UI" w:hAnsi="Segoe UI" w:cs="Segoe UI"/>
-        </w:rPr>
-        <w:t>Geospatial Analytics &amp; Spatial Statistics</w:t>
-      </w:r>
-    </w:p>
-    <w:p>
-      <w:pPr>
-        <w:rPr>
-          <w:rFonts w:ascii="Segoe UI" w:hAnsi="Segoe UI" w:cs="Segoe UI"/>
-          <w:b/>
-          <w:bCs/>
-        </w:rPr>
-      </w:pPr>
-      <w:r>
-        <w:rPr>
-          <w:rFonts w:ascii="Segoe UI" w:hAnsi="Segoe UI" w:cs="Segoe UI"/>
-          <w:b/>
-          <w:bCs/>
-        </w:rPr>
-        <w:t>Certifications/Achievements</w:t>
-      </w:r>
-    </w:p>
-    <w:p>
-      <w:pPr>
-        <w:numPr>
-          <w:ilvl w:val="0"/>
-          <w:numId w:val="15"/>
-        </w:numPr>
-        <w:spacing w:after="0"/>
-        <w:rPr>
-          <w:rFonts w:ascii="Segoe UI" w:hAnsi="Segoe UI" w:cs="Segoe UI"/>
-        </w:rPr>
-      </w:pPr>
-      <w:r>
-        <w:rPr>
-          <w:rFonts w:ascii="Segoe UI" w:hAnsi="Segoe UI" w:cs="Segoe UI"/>
-        </w:rPr>
-        <w:t>AWS Cloud Practitioner, July 2024 - </w:t>
-      </w:r>
-      <w:r>
-        <w:rPr>
-          <w:rFonts w:ascii="Segoe UI" w:hAnsi="Segoe UI" w:cs="Segoe UI"/>
-          <w:i/>
-          <w:iCs/>
-        </w:rPr>
-        <w:t>Amazon Web Services (AWS)</w:t>
-      </w:r>
-    </w:p>
-    <w:p>
-      <w:pPr>
-        <w:numPr>
-          <w:ilvl w:val="0"/>
-          <w:numId w:val="15"/>
-        </w:numPr>
-        <w:rPr>
-          <w:rFonts w:ascii="Segoe UI" w:hAnsi="Segoe UI" w:cs="Segoe UI"/>
-        </w:rPr>
-      </w:pPr>
-      <w:r>
-        <w:rPr>
-          <w:rFonts w:ascii="Segoe UI" w:hAnsi="Segoe UI" w:cs="Segoe UI"/>
-        </w:rPr>
-        <w:t>IT Information Library Foundations Certification (ITIL), June 2021 - </w:t>
-      </w:r>
-      <w:r>
-        <w:rPr>
-          <w:rFonts w:ascii="Segoe UI" w:hAnsi="Segoe UI" w:cs="Segoe UI"/>
-          <w:i/>
-          <w:iCs/>
-        </w:rPr>
-        <w:t>AXELOS Global Best Practice</w:t>
+        <w:t>, enhancing model performance through systematic hyperparameter optimization to achieve high accuracy in urban imperviousness prediction.</w:t>
+      </w:r>
+    </w:p>
+    <w:p>
+      <w:pPr>
+        <w:numPr>
+          <w:ilvl w:val="0"/>
+          <w:numId w:val="11"/>
+        </w:numPr>
+        <w:rPr>
+          <w:rFonts w:ascii="Segoe UI" w:hAnsi="Segoe UI" w:cs="Segoe UI"/>
+        </w:rPr>
+      </w:pPr>
+      <w:r>
+        <w:rPr>
+          <w:rFonts w:ascii="Segoe UI" w:hAnsi="Segoe UI" w:cs="Segoe UI"/>
+        </w:rPr>
+        <w:t>Demonstrated methodology’s potential for enhancing urban monitoring frequency and responsiveness, directly supporting sustainable urban planning and resource management initiatives.</w:t>
       </w:r>
     </w:p>
     <w:p>
@@ -2596,6 +2625,119 @@
     </w:lvl>
   </w:abstractNum>
   <w:abstractNum w:abstractNumId="3" w15:restartNumberingAfterBreak="0">
+    <w:nsid w:val="13E434A7"/>
+    <w:multiLevelType w:val="hybridMultilevel"/>
+    <w:tmpl w:val="46B86108"/>
+    <w:lvl w:ilvl="0" w:tplc="04090001">
+      <w:start w:val="1"/>
+      <w:numFmt w:val="bullet"/>
+      <w:lvlText w:val=""/>
+      <w:lvlJc w:val="left"/>
+      <w:pPr>
+        <w:ind w:left="720" w:hanging="360"/>
+      </w:pPr>
+      <w:rPr>
+        <w:rFonts w:ascii="Symbol" w:hAnsi="Symbol" w:hint="default"/>
+      </w:rPr>
+    </w:lvl>
+    <w:lvl w:ilvl="1" w:tplc="04090003" w:tentative="1">
+      <w:start w:val="1"/>
+      <w:numFmt w:val="bullet"/>
+      <w:lvlText w:val="o"/>
+      <w:lvlJc w:val="left"/>
+      <w:pPr>
+        <w:ind w:left="1440" w:hanging="360"/>
+      </w:pPr>
+      <w:rPr>
+        <w:rFonts w:ascii="Courier New" w:hAnsi="Courier New" w:cs="Courier New" w:hint="default"/>
+      </w:rPr>
+    </w:lvl>
+    <w:lvl w:ilvl="2" w:tplc="04090005" w:tentative="1">
+      <w:start w:val="1"/>
+      <w:numFmt w:val="bullet"/>
+      <w:lvlText w:val=""/>
+      <w:lvlJc w:val="left"/>
+      <w:pPr>
+        <w:ind w:left="2160" w:hanging="360"/>
+      </w:pPr>
+      <w:rPr>
+        <w:rFonts w:ascii="Wingdings" w:hAnsi="Wingdings" w:hint="default"/>
+      </w:rPr>
+    </w:lvl>
+    <w:lvl w:ilvl="3" w:tplc="04090001" w:tentative="1">
+      <w:start w:val="1"/>
+      <w:numFmt w:val="bullet"/>
+      <w:lvlText w:val=""/>
+      <w:lvlJc w:val="left"/>
+      <w:pPr>
+        <w:ind w:left="2880" w:hanging="360"/>
+      </w:pPr>
+      <w:rPr>
+        <w:rFonts w:ascii="Symbol" w:hAnsi="Symbol" w:hint="default"/>
+      </w:rPr>
+    </w:lvl>
+    <w:lvl w:ilvl="4" w:tplc="04090003" w:tentative="1">
+      <w:start w:val="1"/>
+      <w:numFmt w:val="bullet"/>
+      <w:lvlText w:val="o"/>
+      <w:lvlJc w:val="left"/>
+      <w:pPr>
+        <w:ind w:left="3600" w:hanging="360"/>
+      </w:pPr>
+      <w:rPr>
+        <w:rFonts w:ascii="Courier New" w:hAnsi="Courier New" w:cs="Courier New" w:hint="default"/>
+      </w:rPr>
+    </w:lvl>
+    <w:lvl w:ilvl="5" w:tplc="04090005" w:tentative="1">
+      <w:start w:val="1"/>
+      <w:numFmt w:val="bullet"/>
+      <w:lvlText w:val=""/>
+      <w:lvlJc w:val="left"/>
+      <w:pPr>
+        <w:ind w:left="4320" w:hanging="360"/>
+      </w:pPr>
+      <w:rPr>
+        <w:rFonts w:ascii="Wingdings" w:hAnsi="Wingdings" w:hint="default"/>
+      </w:rPr>
+    </w:lvl>
+    <w:lvl w:ilvl="6" w:tplc="04090001" w:tentative="1">
+      <w:start w:val="1"/>
+      <w:numFmt w:val="bullet"/>
+      <w:lvlText w:val=""/>
+      <w:lvlJc w:val="left"/>
+      <w:pPr>
+        <w:ind w:left="5040" w:hanging="360"/>
+      </w:pPr>
+      <w:rPr>
+        <w:rFonts w:ascii="Symbol" w:hAnsi="Symbol" w:hint="default"/>
+      </w:rPr>
+    </w:lvl>
+    <w:lvl w:ilvl="7" w:tplc="04090003" w:tentative="1">
+      <w:start w:val="1"/>
+      <w:numFmt w:val="bullet"/>
+      <w:lvlText w:val="o"/>
+      <w:lvlJc w:val="left"/>
+      <w:pPr>
+        <w:ind w:left="5760" w:hanging="360"/>
+      </w:pPr>
+      <w:rPr>
+        <w:rFonts w:ascii="Courier New" w:hAnsi="Courier New" w:cs="Courier New" w:hint="default"/>
+      </w:rPr>
+    </w:lvl>
+    <w:lvl w:ilvl="8" w:tplc="04090005" w:tentative="1">
+      <w:start w:val="1"/>
+      <w:numFmt w:val="bullet"/>
+      <w:lvlText w:val=""/>
+      <w:lvlJc w:val="left"/>
+      <w:pPr>
+        <w:ind w:left="6480" w:hanging="360"/>
+      </w:pPr>
+      <w:rPr>
+        <w:rFonts w:ascii="Wingdings" w:hAnsi="Wingdings" w:hint="default"/>
+      </w:rPr>
+    </w:lvl>
+  </w:abstractNum>
+  <w:abstractNum w:abstractNumId="4" w15:restartNumberingAfterBreak="0">
     <w:nsid w:val="16340A4A"/>
     <w:multiLevelType w:val="multilevel"/>
     <w:tmpl w:val="C9740796"/>
@@ -2744,7 +2886,7 @@
       </w:rPr>
     </w:lvl>
   </w:abstractNum>
-  <w:abstractNum w:abstractNumId="4" w15:restartNumberingAfterBreak="0">
+  <w:abstractNum w:abstractNumId="5" w15:restartNumberingAfterBreak="0">
     <w:nsid w:val="17B94652"/>
     <w:multiLevelType w:val="multilevel"/>
     <w:tmpl w:val="1892F5A4"/>
@@ -2893,7 +3035,7 @@
       </w:rPr>
     </w:lvl>
   </w:abstractNum>
-  <w:abstractNum w:abstractNumId="5" w15:restartNumberingAfterBreak="0">
+  <w:abstractNum w:abstractNumId="6" w15:restartNumberingAfterBreak="0">
     <w:nsid w:val="17E26F64"/>
     <w:multiLevelType w:val="multilevel"/>
     <w:tmpl w:val="62442280"/>
@@ -3042,7 +3184,7 @@
       </w:rPr>
     </w:lvl>
   </w:abstractNum>
-  <w:abstractNum w:abstractNumId="6" w15:restartNumberingAfterBreak="0">
+  <w:abstractNum w:abstractNumId="7" w15:restartNumberingAfterBreak="0">
     <w:nsid w:val="2E2E4948"/>
     <w:multiLevelType w:val="multilevel"/>
     <w:tmpl w:val="10341B58"/>
@@ -3191,7 +3333,7 @@
       </w:rPr>
     </w:lvl>
   </w:abstractNum>
-  <w:abstractNum w:abstractNumId="7" w15:restartNumberingAfterBreak="0">
+  <w:abstractNum w:abstractNumId="8" w15:restartNumberingAfterBreak="0">
     <w:nsid w:val="33310AE1"/>
     <w:multiLevelType w:val="multilevel"/>
     <w:tmpl w:val="301ADB28"/>
@@ -3340,7 +3482,233 @@
       </w:rPr>
     </w:lvl>
   </w:abstractNum>
-  <w:abstractNum w:abstractNumId="8" w15:restartNumberingAfterBreak="0">
+  <w:abstractNum w:abstractNumId="9" w15:restartNumberingAfterBreak="0">
+    <w:nsid w:val="3BAB5CC3"/>
+    <w:multiLevelType w:val="hybridMultilevel"/>
+    <w:tmpl w:val="FCEA376A"/>
+    <w:lvl w:ilvl="0" w:tplc="04090001">
+      <w:start w:val="1"/>
+      <w:numFmt w:val="bullet"/>
+      <w:lvlText w:val=""/>
+      <w:lvlJc w:val="left"/>
+      <w:pPr>
+        <w:ind w:left="720" w:hanging="360"/>
+      </w:pPr>
+      <w:rPr>
+        <w:rFonts w:ascii="Symbol" w:hAnsi="Symbol" w:hint="default"/>
+      </w:rPr>
+    </w:lvl>
+    <w:lvl w:ilvl="1" w:tplc="04090003" w:tentative="1">
+      <w:start w:val="1"/>
+      <w:numFmt w:val="bullet"/>
+      <w:lvlText w:val="o"/>
+      <w:lvlJc w:val="left"/>
+      <w:pPr>
+        <w:ind w:left="1440" w:hanging="360"/>
+      </w:pPr>
+      <w:rPr>
+        <w:rFonts w:ascii="Courier New" w:hAnsi="Courier New" w:cs="Courier New" w:hint="default"/>
+      </w:rPr>
+    </w:lvl>
+    <w:lvl w:ilvl="2" w:tplc="04090005" w:tentative="1">
+      <w:start w:val="1"/>
+      <w:numFmt w:val="bullet"/>
+      <w:lvlText w:val=""/>
+      <w:lvlJc w:val="left"/>
+      <w:pPr>
+        <w:ind w:left="2160" w:hanging="360"/>
+      </w:pPr>
+      <w:rPr>
+        <w:rFonts w:ascii="Wingdings" w:hAnsi="Wingdings" w:hint="default"/>
+      </w:rPr>
+    </w:lvl>
+    <w:lvl w:ilvl="3" w:tplc="04090001" w:tentative="1">
+      <w:start w:val="1"/>
+      <w:numFmt w:val="bullet"/>
+      <w:lvlText w:val=""/>
+      <w:lvlJc w:val="left"/>
+      <w:pPr>
+        <w:ind w:left="2880" w:hanging="360"/>
+      </w:pPr>
+      <w:rPr>
+        <w:rFonts w:ascii="Symbol" w:hAnsi="Symbol" w:hint="default"/>
+      </w:rPr>
+    </w:lvl>
+    <w:lvl w:ilvl="4" w:tplc="04090003" w:tentative="1">
+      <w:start w:val="1"/>
+      <w:numFmt w:val="bullet"/>
+      <w:lvlText w:val="o"/>
+      <w:lvlJc w:val="left"/>
+      <w:pPr>
+        <w:ind w:left="3600" w:hanging="360"/>
+      </w:pPr>
+      <w:rPr>
+        <w:rFonts w:ascii="Courier New" w:hAnsi="Courier New" w:cs="Courier New" w:hint="default"/>
+      </w:rPr>
+    </w:lvl>
+    <w:lvl w:ilvl="5" w:tplc="04090005" w:tentative="1">
+      <w:start w:val="1"/>
+      <w:numFmt w:val="bullet"/>
+      <w:lvlText w:val=""/>
+      <w:lvlJc w:val="left"/>
+      <w:pPr>
+        <w:ind w:left="4320" w:hanging="360"/>
+      </w:pPr>
+      <w:rPr>
+        <w:rFonts w:ascii="Wingdings" w:hAnsi="Wingdings" w:hint="default"/>
+      </w:rPr>
+    </w:lvl>
+    <w:lvl w:ilvl="6" w:tplc="04090001" w:tentative="1">
+      <w:start w:val="1"/>
+      <w:numFmt w:val="bullet"/>
+      <w:lvlText w:val=""/>
+      <w:lvlJc w:val="left"/>
+      <w:pPr>
+        <w:ind w:left="5040" w:hanging="360"/>
+      </w:pPr>
+      <w:rPr>
+        <w:rFonts w:ascii="Symbol" w:hAnsi="Symbol" w:hint="default"/>
+      </w:rPr>
+    </w:lvl>
+    <w:lvl w:ilvl="7" w:tplc="04090003" w:tentative="1">
+      <w:start w:val="1"/>
+      <w:numFmt w:val="bullet"/>
+      <w:lvlText w:val="o"/>
+      <w:lvlJc w:val="left"/>
+      <w:pPr>
+        <w:ind w:left="5760" w:hanging="360"/>
+      </w:pPr>
+      <w:rPr>
+        <w:rFonts w:ascii="Courier New" w:hAnsi="Courier New" w:cs="Courier New" w:hint="default"/>
+      </w:rPr>
+    </w:lvl>
+    <w:lvl w:ilvl="8" w:tplc="04090005" w:tentative="1">
+      <w:start w:val="1"/>
+      <w:numFmt w:val="bullet"/>
+      <w:lvlText w:val=""/>
+      <w:lvlJc w:val="left"/>
+      <w:pPr>
+        <w:ind w:left="6480" w:hanging="360"/>
+      </w:pPr>
+      <w:rPr>
+        <w:rFonts w:ascii="Wingdings" w:hAnsi="Wingdings" w:hint="default"/>
+      </w:rPr>
+    </w:lvl>
+  </w:abstractNum>
+  <w:abstractNum w:abstractNumId="10" w15:restartNumberingAfterBreak="0">
+    <w:nsid w:val="43DD4A8A"/>
+    <w:multiLevelType w:val="hybridMultilevel"/>
+    <w:tmpl w:val="CA34B3AE"/>
+    <w:lvl w:ilvl="0" w:tplc="04090001">
+      <w:start w:val="1"/>
+      <w:numFmt w:val="bullet"/>
+      <w:lvlText w:val=""/>
+      <w:lvlJc w:val="left"/>
+      <w:pPr>
+        <w:ind w:left="720" w:hanging="360"/>
+      </w:pPr>
+      <w:rPr>
+        <w:rFonts w:ascii="Symbol" w:hAnsi="Symbol" w:hint="default"/>
+      </w:rPr>
+    </w:lvl>
+    <w:lvl w:ilvl="1" w:tplc="04090003" w:tentative="1">
+      <w:start w:val="1"/>
+      <w:numFmt w:val="bullet"/>
+      <w:lvlText w:val="o"/>
+      <w:lvlJc w:val="left"/>
+      <w:pPr>
+        <w:ind w:left="1440" w:hanging="360"/>
+      </w:pPr>
+      <w:rPr>
+        <w:rFonts w:ascii="Courier New" w:hAnsi="Courier New" w:cs="Courier New" w:hint="default"/>
+      </w:rPr>
+    </w:lvl>
+    <w:lvl w:ilvl="2" w:tplc="04090005" w:tentative="1">
+      <w:start w:val="1"/>
+      <w:numFmt w:val="bullet"/>
+      <w:lvlText w:val=""/>
+      <w:lvlJc w:val="left"/>
+      <w:pPr>
+        <w:ind w:left="2160" w:hanging="360"/>
+      </w:pPr>
+      <w:rPr>
+        <w:rFonts w:ascii="Wingdings" w:hAnsi="Wingdings" w:hint="default"/>
+      </w:rPr>
+    </w:lvl>
+    <w:lvl w:ilvl="3" w:tplc="04090001" w:tentative="1">
+      <w:start w:val="1"/>
+      <w:numFmt w:val="bullet"/>
+      <w:lvlText w:val=""/>
+      <w:lvlJc w:val="left"/>
+      <w:pPr>
+        <w:ind w:left="2880" w:hanging="360"/>
+      </w:pPr>
+      <w:rPr>
+        <w:rFonts w:ascii="Symbol" w:hAnsi="Symbol" w:hint="default"/>
+      </w:rPr>
+    </w:lvl>
+    <w:lvl w:ilvl="4" w:tplc="04090003" w:tentative="1">
+      <w:start w:val="1"/>
+      <w:numFmt w:val="bullet"/>
+      <w:lvlText w:val="o"/>
+      <w:lvlJc w:val="left"/>
+      <w:pPr>
+        <w:ind w:left="3600" w:hanging="360"/>
+      </w:pPr>
+      <w:rPr>
+        <w:rFonts w:ascii="Courier New" w:hAnsi="Courier New" w:cs="Courier New" w:hint="default"/>
+      </w:rPr>
+    </w:lvl>
+    <w:lvl w:ilvl="5" w:tplc="04090005" w:tentative="1">
+      <w:start w:val="1"/>
+      <w:numFmt w:val="bullet"/>
+      <w:lvlText w:val=""/>
+      <w:lvlJc w:val="left"/>
+      <w:pPr>
+        <w:ind w:left="4320" w:hanging="360"/>
+      </w:pPr>
+      <w:rPr>
+        <w:rFonts w:ascii="Wingdings" w:hAnsi="Wingdings" w:hint="default"/>
+      </w:rPr>
+    </w:lvl>
+    <w:lvl w:ilvl="6" w:tplc="04090001" w:tentative="1">
+      <w:start w:val="1"/>
+      <w:numFmt w:val="bullet"/>
+      <w:lvlText w:val=""/>
+      <w:lvlJc w:val="left"/>
+      <w:pPr>
+        <w:ind w:left="5040" w:hanging="360"/>
+      </w:pPr>
+      <w:rPr>
+        <w:rFonts w:ascii="Symbol" w:hAnsi="Symbol" w:hint="default"/>
+      </w:rPr>
+    </w:lvl>
+    <w:lvl w:ilvl="7" w:tplc="04090003" w:tentative="1">
+      <w:start w:val="1"/>
+      <w:numFmt w:val="bullet"/>
+      <w:lvlText w:val="o"/>
+      <w:lvlJc w:val="left"/>
+      <w:pPr>
+        <w:ind w:left="5760" w:hanging="360"/>
+      </w:pPr>
+      <w:rPr>
+        <w:rFonts w:ascii="Courier New" w:hAnsi="Courier New" w:cs="Courier New" w:hint="default"/>
+      </w:rPr>
+    </w:lvl>
+    <w:lvl w:ilvl="8" w:tplc="04090005" w:tentative="1">
+      <w:start w:val="1"/>
+      <w:numFmt w:val="bullet"/>
+      <w:lvlText w:val=""/>
+      <w:lvlJc w:val="left"/>
+      <w:pPr>
+        <w:ind w:left="6480" w:hanging="360"/>
+      </w:pPr>
+      <w:rPr>
+        <w:rFonts w:ascii="Wingdings" w:hAnsi="Wingdings" w:hint="default"/>
+      </w:rPr>
+    </w:lvl>
+  </w:abstractNum>
+  <w:abstractNum w:abstractNumId="11" w15:restartNumberingAfterBreak="0">
     <w:nsid w:val="47415E52"/>
     <w:multiLevelType w:val="multilevel"/>
     <w:tmpl w:val="9864B746"/>
@@ -3489,7 +3857,7 @@
       </w:rPr>
     </w:lvl>
   </w:abstractNum>
-  <w:abstractNum w:abstractNumId="9" w15:restartNumberingAfterBreak="0">
+  <w:abstractNum w:abstractNumId="12" w15:restartNumberingAfterBreak="0">
     <w:nsid w:val="489C4382"/>
     <w:multiLevelType w:val="multilevel"/>
     <w:tmpl w:val="38E2A148"/>
@@ -3638,7 +4006,7 @@
       </w:rPr>
     </w:lvl>
   </w:abstractNum>
-  <w:abstractNum w:abstractNumId="10" w15:restartNumberingAfterBreak="0">
+  <w:abstractNum w:abstractNumId="13" w15:restartNumberingAfterBreak="0">
     <w:nsid w:val="503F345E"/>
     <w:multiLevelType w:val="multilevel"/>
     <w:tmpl w:val="8DEC197E"/>
@@ -3787,7 +4155,120 @@
       </w:rPr>
     </w:lvl>
   </w:abstractNum>
-  <w:abstractNum w:abstractNumId="11" w15:restartNumberingAfterBreak="0">
+  <w:abstractNum w:abstractNumId="14" w15:restartNumberingAfterBreak="0">
+    <w:nsid w:val="597B0C2F"/>
+    <w:multiLevelType w:val="hybridMultilevel"/>
+    <w:tmpl w:val="0C86D484"/>
+    <w:lvl w:ilvl="0" w:tplc="04090001">
+      <w:start w:val="1"/>
+      <w:numFmt w:val="bullet"/>
+      <w:lvlText w:val=""/>
+      <w:lvlJc w:val="left"/>
+      <w:pPr>
+        <w:ind w:left="720" w:hanging="360"/>
+      </w:pPr>
+      <w:rPr>
+        <w:rFonts w:ascii="Symbol" w:hAnsi="Symbol" w:hint="default"/>
+      </w:rPr>
+    </w:lvl>
+    <w:lvl w:ilvl="1" w:tplc="04090003" w:tentative="1">
+      <w:start w:val="1"/>
+      <w:numFmt w:val="bullet"/>
+      <w:lvlText w:val="o"/>
+      <w:lvlJc w:val="left"/>
+      <w:pPr>
+        <w:ind w:left="1440" w:hanging="360"/>
+      </w:pPr>
+      <w:rPr>
+        <w:rFonts w:ascii="Courier New" w:hAnsi="Courier New" w:cs="Courier New" w:hint="default"/>
+      </w:rPr>
+    </w:lvl>
+    <w:lvl w:ilvl="2" w:tplc="04090005" w:tentative="1">
+      <w:start w:val="1"/>
+      <w:numFmt w:val="bullet"/>
+      <w:lvlText w:val=""/>
+      <w:lvlJc w:val="left"/>
+      <w:pPr>
+        <w:ind w:left="2160" w:hanging="360"/>
+      </w:pPr>
+      <w:rPr>
+        <w:rFonts w:ascii="Wingdings" w:hAnsi="Wingdings" w:hint="default"/>
+      </w:rPr>
+    </w:lvl>
+    <w:lvl w:ilvl="3" w:tplc="04090001" w:tentative="1">
+      <w:start w:val="1"/>
+      <w:numFmt w:val="bullet"/>
+      <w:lvlText w:val=""/>
+      <w:lvlJc w:val="left"/>
+      <w:pPr>
+        <w:ind w:left="2880" w:hanging="360"/>
+      </w:pPr>
+      <w:rPr>
+        <w:rFonts w:ascii="Symbol" w:hAnsi="Symbol" w:hint="default"/>
+      </w:rPr>
+    </w:lvl>
+    <w:lvl w:ilvl="4" w:tplc="04090003" w:tentative="1">
+      <w:start w:val="1"/>
+      <w:numFmt w:val="bullet"/>
+      <w:lvlText w:val="o"/>
+      <w:lvlJc w:val="left"/>
+      <w:pPr>
+        <w:ind w:left="3600" w:hanging="360"/>
+      </w:pPr>
+      <w:rPr>
+        <w:rFonts w:ascii="Courier New" w:hAnsi="Courier New" w:cs="Courier New" w:hint="default"/>
+      </w:rPr>
+    </w:lvl>
+    <w:lvl w:ilvl="5" w:tplc="04090005" w:tentative="1">
+      <w:start w:val="1"/>
+      <w:numFmt w:val="bullet"/>
+      <w:lvlText w:val=""/>
+      <w:lvlJc w:val="left"/>
+      <w:pPr>
+        <w:ind w:left="4320" w:hanging="360"/>
+      </w:pPr>
+      <w:rPr>
+        <w:rFonts w:ascii="Wingdings" w:hAnsi="Wingdings" w:hint="default"/>
+      </w:rPr>
+    </w:lvl>
+    <w:lvl w:ilvl="6" w:tplc="04090001" w:tentative="1">
+      <w:start w:val="1"/>
+      <w:numFmt w:val="bullet"/>
+      <w:lvlText w:val=""/>
+      <w:lvlJc w:val="left"/>
+      <w:pPr>
+        <w:ind w:left="5040" w:hanging="360"/>
+      </w:pPr>
+      <w:rPr>
+        <w:rFonts w:ascii="Symbol" w:hAnsi="Symbol" w:hint="default"/>
+      </w:rPr>
+    </w:lvl>
+    <w:lvl w:ilvl="7" w:tplc="04090003" w:tentative="1">
+      <w:start w:val="1"/>
+      <w:numFmt w:val="bullet"/>
+      <w:lvlText w:val="o"/>
+      <w:lvlJc w:val="left"/>
+      <w:pPr>
+        <w:ind w:left="5760" w:hanging="360"/>
+      </w:pPr>
+      <w:rPr>
+        <w:rFonts w:ascii="Courier New" w:hAnsi="Courier New" w:cs="Courier New" w:hint="default"/>
+      </w:rPr>
+    </w:lvl>
+    <w:lvl w:ilvl="8" w:tplc="04090005" w:tentative="1">
+      <w:start w:val="1"/>
+      <w:numFmt w:val="bullet"/>
+      <w:lvlText w:val=""/>
+      <w:lvlJc w:val="left"/>
+      <w:pPr>
+        <w:ind w:left="6480" w:hanging="360"/>
+      </w:pPr>
+      <w:rPr>
+        <w:rFonts w:ascii="Wingdings" w:hAnsi="Wingdings" w:hint="default"/>
+      </w:rPr>
+    </w:lvl>
+  </w:abstractNum>
+  <w:abstractNum w:abstractNumId="15" w15:restartNumberingAfterBreak="0">
     <w:nsid w:val="5E7C7C44"/>
     <w:multiLevelType w:val="multilevel"/>
     <w:tmpl w:val="4634AA42"/>
@@ -3936,7 +4417,7 @@
       </w:rPr>
     </w:lvl>
   </w:abstractNum>
-  <w:abstractNum w:abstractNumId="12" w15:restartNumberingAfterBreak="0">
+  <w:abstractNum w:abstractNumId="16" w15:restartNumberingAfterBreak="0">
     <w:nsid w:val="60747EE9"/>
     <w:multiLevelType w:val="multilevel"/>
     <w:tmpl w:val="F4063BFA"/>
@@ -4085,7 +4566,7 @@
       </w:rPr>
     </w:lvl>
   </w:abstractNum>
-  <w:abstractNum w:abstractNumId="13" w15:restartNumberingAfterBreak="0">
+  <w:abstractNum w:abstractNumId="17" w15:restartNumberingAfterBreak="0">
     <w:nsid w:val="60C409E2"/>
     <w:multiLevelType w:val="multilevel"/>
     <w:tmpl w:val="B14AD25E"/>
@@ -4234,7 +4715,7 @@
       </w:rPr>
     </w:lvl>
   </w:abstractNum>
-  <w:abstractNum w:abstractNumId="14" w15:restartNumberingAfterBreak="0">
+  <w:abstractNum w:abstractNumId="18" w15:restartNumberingAfterBreak="0">
     <w:nsid w:val="6E494072"/>
     <w:multiLevelType w:val="multilevel"/>
     <w:tmpl w:val="3E1C1FDC"/>
@@ -4384,28 +4865,28 @@
     </w:lvl>
   </w:abstractNum>
   <w:num w:numId="1" w16cid:durableId="2016876238">
-    <w:abstractNumId w:val="9"/>
+    <w:abstractNumId w:val="12"/>
   </w:num>
   <w:num w:numId="2" w16cid:durableId="1089814133">
-    <w:abstractNumId w:val="3"/>
+    <w:abstractNumId w:val="4"/>
   </w:num>
   <w:num w:numId="3" w16cid:durableId="687297884">
-    <w:abstractNumId w:val="12"/>
+    <w:abstractNumId w:val="16"/>
   </w:num>
   <w:num w:numId="4" w16cid:durableId="1996716360">
-    <w:abstractNumId w:val="13"/>
+    <w:abstractNumId w:val="17"/>
   </w:num>
   <w:num w:numId="5" w16cid:durableId="1297419062">
     <w:abstractNumId w:val="1"/>
   </w:num>
   <w:num w:numId="6" w16cid:durableId="1057973890">
-    <w:abstractNumId w:val="10"/>
+    <w:abstractNumId w:val="13"/>
   </w:num>
   <w:num w:numId="7" w16cid:durableId="619532197">
-    <w:abstractNumId w:val="11"/>
+    <w:abstractNumId w:val="15"/>
   </w:num>
   <w:num w:numId="8" w16cid:durableId="1103571206">
-    <w:abstractNumId w:val="6"/>
+    <w:abstractNumId w:val="7"/>
   </w:num>
   <w:num w:numId="9" w16cid:durableId="144014571">
     <w:abstractNumId w:val="0"/>
@@ -4414,19 +4895,31 @@
     <w:abstractNumId w:val="2"/>
   </w:num>
   <w:num w:numId="11" w16cid:durableId="145050205">
-    <w:abstractNumId w:val="7"/>
+    <w:abstractNumId w:val="8"/>
   </w:num>
   <w:num w:numId="12" w16cid:durableId="604652851">
-    <w:abstractNumId w:val="4"/>
+    <w:abstractNumId w:val="5"/>
   </w:num>
   <w:num w:numId="13" w16cid:durableId="1463693081">
+    <w:abstractNumId w:val="18"/>
+  </w:num>
+  <w:num w:numId="14" w16cid:durableId="1857502924">
+    <w:abstractNumId w:val="6"/>
+  </w:num>
+  <w:num w:numId="15" w16cid:durableId="1198932521">
+    <w:abstractNumId w:val="11"/>
+  </w:num>
+  <w:num w:numId="16" w16cid:durableId="1359743618">
     <w:abstractNumId w:val="14"/>
   </w:num>
-  <w:num w:numId="14" w16cid:durableId="1857502924">
-    <w:abstractNumId w:val="5"/>
+  <w:num w:numId="17" w16cid:durableId="1499880632">
+    <w:abstractNumId w:val="9"/>
   </w:num>
-  <w:num w:numId="15" w16cid:durableId="1198932521">
-    <w:abstractNumId w:val="8"/>
+  <w:num w:numId="18" w16cid:durableId="469788803">
+    <w:abstractNumId w:val="10"/>
+  </w:num>
+  <w:num w:numId="19" w16cid:durableId="131169088">
+    <w:abstractNumId w:val="3"/>
   </w:num>
 </w:numbering>
 </file>

--- a/docs/resume.docx
+++ b/docs/resume.docx
@@ -177,31 +177,943 @@
           <w:sz w:val="24"/>
           <w:szCs w:val="24"/>
         </w:rPr>
-        <w:t xml:space="preserve">Experienced data scientist and geospatial analyst with a strong background in data analytics, machine learning, statistical modeling, geospatial science, and applied software development. I </w:t>
-      </w:r>
-      <w:proofErr w:type="gramStart"/>
-      <w:r>
-        <w:rPr>
-          <w:rFonts w:ascii="Segoe UI" w:eastAsiaTheme="minorHAnsi" w:hAnsi="Segoe UI" w:cs="Segoe UI"/>
+        <w:t>Experienced data scientist and geospatial analyst with a strong background in data analytics, machine learning, statistical modeling, geospatial science, and applied software development. I bring over six years of professional experience across local government, utilities, consulting, marketing analytics, and forecasting, with a focus on building analytical tools, models, dashboards, and data workflows that support operational and strategic decisions. Known for self-motivation, clear communication, and the ability to learn and apply new methods efficiently, I deliver practical, well-documented, and defensible analytical products in both team-oriented and independent settings.</w:t>
+      </w:r>
+    </w:p>
+    <w:p>
+      <w:pPr>
+        <w:pStyle w:val="Heading1"/>
+        <w:spacing w:before="0"/>
+        <w:rPr>
+          <w:sz w:val="36"/>
+          <w:szCs w:val="36"/>
+        </w:rPr>
+      </w:pPr>
+      <w:r>
+        <w:rPr>
+          <w:sz w:val="36"/>
+          <w:szCs w:val="36"/>
+        </w:rPr>
+        <w:t>Work Experience</w:t>
+      </w:r>
+    </w:p>
+    <w:p>
+      <w:pPr>
+        <w:rPr>
+          <w:rFonts w:ascii="Segoe UI" w:hAnsi="Segoe UI" w:cs="Segoe UI"/>
+        </w:rPr>
+      </w:pPr>
+      <w:r>
+        <w:rPr>
+          <w:rFonts w:ascii="Segoe UI" w:hAnsi="Segoe UI" w:cs="Segoe UI"/>
+        </w:rPr>
+        <w:t xml:space="preserve">Highly skilled in technical problem-solving and data analysis, I leverage my expertise in machine learning, statistical modeling, and geospatial technologies to support business objectives. My technical competencies span advanced R and Python programming, cloud computing (AWS, Azure), and deployment of machine learning pipelines using </w:t>
+      </w:r>
+      <w:proofErr w:type="spellStart"/>
+      <w:r>
+        <w:rPr>
+          <w:rFonts w:ascii="Segoe UI" w:hAnsi="Segoe UI" w:cs="Segoe UI"/>
+        </w:rPr>
+        <w:t>MLOps</w:t>
+      </w:r>
+      <w:proofErr w:type="spellEnd"/>
+      <w:r>
+        <w:rPr>
+          <w:rFonts w:ascii="Segoe UI" w:hAnsi="Segoe UI" w:cs="Segoe UI"/>
+        </w:rPr>
+        <w:t xml:space="preserve"> platforms. As a natural leader and team player, I consistently deliver high-quality results, providing valuable insights and fostering a collaborative environment to drive success.</w:t>
+      </w:r>
+    </w:p>
+    <w:p>
+      <w:pPr>
+        <w:rPr>
+          <w:rFonts w:ascii="Segoe UI" w:hAnsi="Segoe UI" w:cs="Segoe UI"/>
+        </w:rPr>
+      </w:pPr>
+      <w:r>
+        <w:rPr>
+          <w:rFonts w:ascii="Segoe UI" w:hAnsi="Segoe UI" w:cs="Segoe UI"/>
+          <w:b/>
+          <w:bCs/>
+        </w:rPr>
+        <w:t>Technology Analyst</w:t>
+      </w:r>
+    </w:p>
+    <w:p>
+      <w:pPr>
+        <w:rPr>
+          <w:rFonts w:ascii="Segoe UI" w:hAnsi="Segoe UI" w:cs="Segoe UI"/>
+        </w:rPr>
+      </w:pPr>
+      <w:r>
+        <w:rPr>
+          <w:rFonts w:ascii="Segoe UI" w:hAnsi="Segoe UI" w:cs="Segoe UI"/>
           <w:i/>
           <w:iCs/>
-          <w:color w:val="auto"/>
-          <w:sz w:val="24"/>
-          <w:szCs w:val="24"/>
-        </w:rPr>
-        <w:t>bring</w:t>
-      </w:r>
-      <w:proofErr w:type="gramEnd"/>
-      <w:r>
-        <w:rPr>
-          <w:rFonts w:ascii="Segoe UI" w:eastAsiaTheme="minorHAnsi" w:hAnsi="Segoe UI" w:cs="Segoe UI"/>
+        </w:rPr>
+        <w:t>City of Raleigh</w:t>
+      </w:r>
+      <w:r>
+        <w:rPr>
+          <w:rFonts w:ascii="Segoe UI" w:hAnsi="Segoe UI" w:cs="Segoe UI"/>
+        </w:rPr>
+        <w:br/>
+      </w:r>
+      <w:proofErr w:type="spellStart"/>
+      <w:r>
+        <w:rPr>
+          <w:rFonts w:ascii="Segoe UI" w:hAnsi="Segoe UI" w:cs="Segoe UI"/>
           <w:i/>
           <w:iCs/>
-          <w:color w:val="auto"/>
-          <w:sz w:val="24"/>
-          <w:szCs w:val="24"/>
-        </w:rPr>
-        <w:t xml:space="preserve"> over six years of professional experience across local government, utilities, consulting, marketing analytics, and forecasting, with a focus on building analytical tools, models, dashboards, and data workflows that support operational and strategic decisions. Known for self-motivation, clear communication, and the ability to learn and apply new methods efficiently, I deliver practical, well-documented, and defensible analytical products in both team-oriented and independent settings.</w:t>
+        </w:rPr>
+        <w:t>Raleigh</w:t>
+      </w:r>
+      <w:proofErr w:type="spellEnd"/>
+      <w:r>
+        <w:rPr>
+          <w:rFonts w:ascii="Segoe UI" w:hAnsi="Segoe UI" w:cs="Segoe UI"/>
+          <w:i/>
+          <w:iCs/>
+        </w:rPr>
+        <w:t>, NC</w:t>
+      </w:r>
+      <w:r>
+        <w:rPr>
+          <w:rFonts w:ascii="Segoe UI" w:hAnsi="Segoe UI" w:cs="Segoe UI"/>
+        </w:rPr>
+        <w:br/>
+      </w:r>
+      <w:r>
+        <w:rPr>
+          <w:rFonts w:ascii="Segoe UI" w:hAnsi="Segoe UI" w:cs="Segoe UI"/>
+          <w:i/>
+          <w:iCs/>
+        </w:rPr>
+        <w:t>June 2025 - Present</w:t>
+      </w:r>
+    </w:p>
+    <w:p>
+      <w:pPr>
+        <w:pStyle w:val="ListParagraph"/>
+        <w:numPr>
+          <w:ilvl w:val="0"/>
+          <w:numId w:val="16"/>
+        </w:numPr>
+        <w:rPr>
+          <w:rFonts w:ascii="Segoe UI" w:hAnsi="Segoe UI" w:cs="Segoe UI"/>
+        </w:rPr>
+      </w:pPr>
+      <w:r>
+        <w:rPr>
+          <w:rFonts w:ascii="Segoe UI" w:hAnsi="Segoe UI" w:cs="Segoe UI"/>
+        </w:rPr>
+        <w:t>Evaluated department data systems and analytical processes to identify improvement opportunities and implement data-driven solutions supporting Planning and Development operations.</w:t>
+      </w:r>
+    </w:p>
+    <w:p>
+      <w:pPr>
+        <w:pStyle w:val="ListParagraph"/>
+        <w:numPr>
+          <w:ilvl w:val="0"/>
+          <w:numId w:val="16"/>
+        </w:numPr>
+        <w:rPr>
+          <w:rFonts w:ascii="Segoe UI" w:hAnsi="Segoe UI" w:cs="Segoe UI"/>
+        </w:rPr>
+      </w:pPr>
+      <w:r>
+        <w:rPr>
+          <w:rFonts w:ascii="Segoe UI" w:hAnsi="Segoe UI" w:cs="Segoe UI"/>
+        </w:rPr>
+        <w:t xml:space="preserve">Built a </w:t>
+      </w:r>
+      <w:proofErr w:type="spellStart"/>
+      <w:r>
+        <w:rPr>
+          <w:rFonts w:ascii="Segoe UI" w:hAnsi="Segoe UI" w:cs="Segoe UI"/>
+        </w:rPr>
+        <w:t>PyTorch</w:t>
+      </w:r>
+      <w:proofErr w:type="spellEnd"/>
+      <w:r>
+        <w:rPr>
+          <w:rFonts w:ascii="Segoe UI" w:hAnsi="Segoe UI" w:cs="Segoe UI"/>
+        </w:rPr>
+        <w:t>-based computer vision application that automatically detects</w:t>
+      </w:r>
+      <w:r>
+        <w:rPr>
+          <w:rFonts w:ascii="Segoe UI" w:hAnsi="Segoe UI" w:cs="Segoe UI"/>
+        </w:rPr>
+        <w:t xml:space="preserve"> and redacts</w:t>
+      </w:r>
+      <w:r>
+        <w:rPr>
+          <w:rFonts w:ascii="Segoe UI" w:hAnsi="Segoe UI" w:cs="Segoe UI"/>
+        </w:rPr>
+        <w:t xml:space="preserve"> engineering seals and other sensitive information in large PDF plan sets and permit documents, reducing manual review effort.</w:t>
+      </w:r>
+    </w:p>
+    <w:p>
+      <w:pPr>
+        <w:pStyle w:val="ListParagraph"/>
+        <w:numPr>
+          <w:ilvl w:val="0"/>
+          <w:numId w:val="16"/>
+        </w:numPr>
+        <w:rPr>
+          <w:rFonts w:ascii="Segoe UI" w:hAnsi="Segoe UI" w:cs="Segoe UI"/>
+        </w:rPr>
+      </w:pPr>
+      <w:r>
+        <w:rPr>
+          <w:rFonts w:ascii="Segoe UI" w:hAnsi="Segoe UI" w:cs="Segoe UI"/>
+        </w:rPr>
+        <w:t>Produced city population estimates and long-range forecasts using statistical and spatial modeling methods that integrate census data, housing inventories, and permit activity.</w:t>
+      </w:r>
+    </w:p>
+    <w:p>
+      <w:pPr>
+        <w:pStyle w:val="ListParagraph"/>
+        <w:numPr>
+          <w:ilvl w:val="0"/>
+          <w:numId w:val="16"/>
+        </w:numPr>
+        <w:rPr>
+          <w:rFonts w:ascii="Segoe UI" w:hAnsi="Segoe UI" w:cs="Segoe UI"/>
+        </w:rPr>
+      </w:pPr>
+      <w:r>
+        <w:rPr>
+          <w:rFonts w:ascii="Segoe UI" w:hAnsi="Segoe UI" w:cs="Segoe UI"/>
+        </w:rPr>
+        <w:t>Designed and developed public-facing Power BI dashboards that allow residents and developers to track review timelines, benchmark compliance, and monitor development review performance.</w:t>
+      </w:r>
+    </w:p>
+    <w:p>
+      <w:pPr>
+        <w:pStyle w:val="ListParagraph"/>
+        <w:numPr>
+          <w:ilvl w:val="0"/>
+          <w:numId w:val="16"/>
+        </w:numPr>
+        <w:rPr>
+          <w:rFonts w:ascii="Segoe UI" w:hAnsi="Segoe UI" w:cs="Segoe UI"/>
+        </w:rPr>
+      </w:pPr>
+      <w:r>
+        <w:rPr>
+          <w:rFonts w:ascii="Segoe UI" w:hAnsi="Segoe UI" w:cs="Segoe UI"/>
+        </w:rPr>
+        <w:lastRenderedPageBreak/>
+        <w:t>Developed interactive dashboards providing citywide performance metrics across planning, annexations, permitting, inspections, and related development processes.</w:t>
+      </w:r>
+    </w:p>
+    <w:p>
+      <w:pPr>
+        <w:pStyle w:val="ListParagraph"/>
+        <w:numPr>
+          <w:ilvl w:val="0"/>
+          <w:numId w:val="16"/>
+        </w:numPr>
+        <w:rPr>
+          <w:rFonts w:ascii="Segoe UI" w:hAnsi="Segoe UI" w:cs="Segoe UI"/>
+        </w:rPr>
+      </w:pPr>
+      <w:r>
+        <w:rPr>
+          <w:rFonts w:ascii="Segoe UI" w:hAnsi="Segoe UI" w:cs="Segoe UI"/>
+        </w:rPr>
+        <w:t>Created and maintained more than 20 internal Power BI dashboards supporting operational reporting, performance monitoring, workload management, and decision-making across multiple divisions.</w:t>
+      </w:r>
+    </w:p>
+    <w:p>
+      <w:pPr>
+        <w:pStyle w:val="ListParagraph"/>
+        <w:numPr>
+          <w:ilvl w:val="0"/>
+          <w:numId w:val="16"/>
+        </w:numPr>
+        <w:rPr>
+          <w:rFonts w:ascii="Segoe UI" w:hAnsi="Segoe UI" w:cs="Segoe UI"/>
+        </w:rPr>
+      </w:pPr>
+      <w:r>
+        <w:rPr>
+          <w:rFonts w:ascii="Segoe UI" w:hAnsi="Segoe UI" w:cs="Segoe UI"/>
+        </w:rPr>
+        <w:t>Performed analyses of development and demographic trends, including citywide suburban and urban growth analysis presented to City Council and senior leadership.</w:t>
+      </w:r>
+    </w:p>
+    <w:p>
+      <w:pPr>
+        <w:pStyle w:val="ListParagraph"/>
+        <w:numPr>
+          <w:ilvl w:val="0"/>
+          <w:numId w:val="16"/>
+        </w:numPr>
+        <w:rPr>
+          <w:rFonts w:ascii="Segoe UI" w:hAnsi="Segoe UI" w:cs="Segoe UI"/>
+        </w:rPr>
+      </w:pPr>
+      <w:r>
+        <w:rPr>
+          <w:rFonts w:ascii="Segoe UI" w:hAnsi="Segoe UI" w:cs="Segoe UI"/>
+        </w:rPr>
+        <w:t>Developed automated workflows that streamlined department operations, including meeting tracking, event management, and customer intake processing.</w:t>
+      </w:r>
+    </w:p>
+    <w:p>
+      <w:pPr>
+        <w:pStyle w:val="ListParagraph"/>
+        <w:numPr>
+          <w:ilvl w:val="0"/>
+          <w:numId w:val="16"/>
+        </w:numPr>
+        <w:rPr>
+          <w:rFonts w:ascii="Segoe UI" w:hAnsi="Segoe UI" w:cs="Segoe UI"/>
+        </w:rPr>
+      </w:pPr>
+      <w:r>
+        <w:rPr>
+          <w:rFonts w:ascii="Segoe UI" w:hAnsi="Segoe UI" w:cs="Segoe UI"/>
+        </w:rPr>
+        <w:t>Prepared technical reports and documentation, and provided training and support to staff on dashboards, data interpretation, and visualization best practices.</w:t>
+      </w:r>
+    </w:p>
+    <w:p>
+      <w:pPr>
+        <w:rPr>
+          <w:rFonts w:ascii="Segoe UI" w:hAnsi="Segoe UI" w:cs="Segoe UI"/>
+        </w:rPr>
+      </w:pPr>
+      <w:r>
+        <w:rPr>
+          <w:rFonts w:ascii="Segoe UI" w:hAnsi="Segoe UI" w:cs="Segoe UI"/>
+          <w:b/>
+          <w:bCs/>
+        </w:rPr>
+        <w:t>Data Scientist</w:t>
+      </w:r>
+    </w:p>
+    <w:p>
+      <w:pPr>
+        <w:rPr>
+          <w:rFonts w:ascii="Segoe UI" w:hAnsi="Segoe UI" w:cs="Segoe UI"/>
+        </w:rPr>
+      </w:pPr>
+      <w:r>
+        <w:rPr>
+          <w:rFonts w:ascii="Segoe UI" w:hAnsi="Segoe UI" w:cs="Segoe UI"/>
+          <w:i/>
+          <w:iCs/>
+        </w:rPr>
+        <w:t>Tennessee Valley Authority</w:t>
+      </w:r>
+      <w:r>
+        <w:rPr>
+          <w:rFonts w:ascii="Segoe UI" w:hAnsi="Segoe UI" w:cs="Segoe UI"/>
+        </w:rPr>
+        <w:br/>
+      </w:r>
+      <w:r>
+        <w:rPr>
+          <w:rFonts w:ascii="Segoe UI" w:hAnsi="Segoe UI" w:cs="Segoe UI"/>
+          <w:i/>
+          <w:iCs/>
+        </w:rPr>
+        <w:t>Chattanooga, TN (Remote)</w:t>
+      </w:r>
+      <w:r>
+        <w:rPr>
+          <w:rFonts w:ascii="Segoe UI" w:hAnsi="Segoe UI" w:cs="Segoe UI"/>
+        </w:rPr>
+        <w:br/>
+      </w:r>
+      <w:r>
+        <w:rPr>
+          <w:rFonts w:ascii="Segoe UI" w:hAnsi="Segoe UI" w:cs="Segoe UI"/>
+          <w:i/>
+          <w:iCs/>
+        </w:rPr>
+        <w:t>August 2022 - June 2025</w:t>
+      </w:r>
+    </w:p>
+    <w:p>
+      <w:pPr>
+        <w:pStyle w:val="ListParagraph"/>
+        <w:numPr>
+          <w:ilvl w:val="0"/>
+          <w:numId w:val="17"/>
+        </w:numPr>
+        <w:rPr>
+          <w:rFonts w:ascii="Segoe UI" w:hAnsi="Segoe UI" w:cs="Segoe UI"/>
+        </w:rPr>
+      </w:pPr>
+      <w:r>
+        <w:rPr>
+          <w:rFonts w:ascii="Segoe UI" w:hAnsi="Segoe UI" w:cs="Segoe UI"/>
+        </w:rPr>
+        <w:t>Developed end-to-end machine learning and analytical solutions across environmental, geochemical, and operational domains, including data pipelines, statistical models, and interactive R Shiny applications.</w:t>
+      </w:r>
+    </w:p>
+    <w:p>
+      <w:pPr>
+        <w:pStyle w:val="ListParagraph"/>
+        <w:numPr>
+          <w:ilvl w:val="0"/>
+          <w:numId w:val="17"/>
+        </w:numPr>
+        <w:rPr>
+          <w:rFonts w:ascii="Segoe UI" w:hAnsi="Segoe UI" w:cs="Segoe UI"/>
+        </w:rPr>
+      </w:pPr>
+      <w:r>
+        <w:rPr>
+          <w:rFonts w:ascii="Segoe UI" w:hAnsi="Segoe UI" w:cs="Segoe UI"/>
+        </w:rPr>
+        <w:t>Built large-scale analytical applications for groundwater evaluation, geochemical modeling, and billing anomaly detection, improving access to complex analytical workflows for business users.</w:t>
+      </w:r>
+    </w:p>
+    <w:p>
+      <w:pPr>
+        <w:pStyle w:val="ListParagraph"/>
+        <w:numPr>
+          <w:ilvl w:val="0"/>
+          <w:numId w:val="17"/>
+        </w:numPr>
+        <w:rPr>
+          <w:rFonts w:ascii="Segoe UI" w:hAnsi="Segoe UI" w:cs="Segoe UI"/>
+        </w:rPr>
+      </w:pPr>
+      <w:r>
+        <w:rPr>
+          <w:rFonts w:ascii="Segoe UI" w:hAnsi="Segoe UI" w:cs="Segoe UI"/>
+        </w:rPr>
+        <w:t xml:space="preserve">Developed document analysis tools using large language models, retrieval-augmented generation (RAG), embeddings, and </w:t>
+      </w:r>
+      <w:proofErr w:type="spellStart"/>
+      <w:r>
+        <w:rPr>
+          <w:rFonts w:ascii="Segoe UI" w:hAnsi="Segoe UI" w:cs="Segoe UI"/>
+        </w:rPr>
+        <w:t>LangChain</w:t>
+      </w:r>
+      <w:proofErr w:type="spellEnd"/>
+      <w:r>
+        <w:rPr>
+          <w:rFonts w:ascii="Segoe UI" w:hAnsi="Segoe UI" w:cs="Segoe UI"/>
+        </w:rPr>
+        <w:t xml:space="preserve"> to support search, extraction, and review of internal documents.</w:t>
+      </w:r>
+    </w:p>
+    <w:p>
+      <w:pPr>
+        <w:pStyle w:val="ListParagraph"/>
+        <w:numPr>
+          <w:ilvl w:val="0"/>
+          <w:numId w:val="17"/>
+        </w:numPr>
+        <w:rPr>
+          <w:rFonts w:ascii="Segoe UI" w:hAnsi="Segoe UI" w:cs="Segoe UI"/>
+        </w:rPr>
+      </w:pPr>
+      <w:r>
+        <w:rPr>
+          <w:rFonts w:ascii="Segoe UI" w:hAnsi="Segoe UI" w:cs="Segoe UI"/>
+        </w:rPr>
+        <w:t>Led technical proof-of-concepts using Python, R, SQL, AWS, and version control to evaluate new analytics use cases and translate business problems into working prototypes.</w:t>
+      </w:r>
+    </w:p>
+    <w:p>
+      <w:pPr>
+        <w:pStyle w:val="ListParagraph"/>
+        <w:numPr>
+          <w:ilvl w:val="0"/>
+          <w:numId w:val="17"/>
+        </w:numPr>
+        <w:rPr>
+          <w:rFonts w:ascii="Segoe UI" w:hAnsi="Segoe UI" w:cs="Segoe UI"/>
+        </w:rPr>
+      </w:pPr>
+      <w:r>
+        <w:rPr>
+          <w:rFonts w:ascii="Segoe UI" w:hAnsi="Segoe UI" w:cs="Segoe UI"/>
+        </w:rPr>
+        <w:t xml:space="preserve">Participated in an enterprise </w:t>
+      </w:r>
+      <w:proofErr w:type="spellStart"/>
+      <w:r>
+        <w:rPr>
+          <w:rFonts w:ascii="Segoe UI" w:hAnsi="Segoe UI" w:cs="Segoe UI"/>
+        </w:rPr>
+        <w:t>MLOps</w:t>
+      </w:r>
+      <w:proofErr w:type="spellEnd"/>
+      <w:r>
+        <w:rPr>
+          <w:rFonts w:ascii="Segoe UI" w:hAnsi="Segoe UI" w:cs="Segoe UI"/>
+        </w:rPr>
+        <w:t xml:space="preserve"> platform assessment covering Domino Data Lab, </w:t>
+      </w:r>
+      <w:proofErr w:type="spellStart"/>
+      <w:r>
+        <w:rPr>
+          <w:rFonts w:ascii="Segoe UI" w:hAnsi="Segoe UI" w:cs="Segoe UI"/>
+        </w:rPr>
+        <w:t>DataRobot</w:t>
+      </w:r>
+      <w:proofErr w:type="spellEnd"/>
+      <w:r>
+        <w:rPr>
+          <w:rFonts w:ascii="Segoe UI" w:hAnsi="Segoe UI" w:cs="Segoe UI"/>
+        </w:rPr>
+        <w:t>, Dataiku, SAS, and AWS SageMaker, with a focus on model monitoring, reproducibility, and workflow management.</w:t>
+      </w:r>
+    </w:p>
+    <w:p>
+      <w:pPr>
+        <w:pStyle w:val="ListParagraph"/>
+        <w:numPr>
+          <w:ilvl w:val="0"/>
+          <w:numId w:val="17"/>
+        </w:numPr>
+        <w:rPr>
+          <w:rFonts w:ascii="Segoe UI" w:hAnsi="Segoe UI" w:cs="Segoe UI"/>
+        </w:rPr>
+      </w:pPr>
+      <w:r>
+        <w:rPr>
+          <w:rFonts w:ascii="Segoe UI" w:hAnsi="Segoe UI" w:cs="Segoe UI"/>
+        </w:rPr>
+        <w:t>Used Azure DevOps, AWS services, and Dataiku to develop, deploy, and maintain scalable analytical and machine learning workflows.</w:t>
+      </w:r>
+    </w:p>
+    <w:p>
+      <w:pPr>
+        <w:pStyle w:val="ListParagraph"/>
+        <w:numPr>
+          <w:ilvl w:val="0"/>
+          <w:numId w:val="17"/>
+        </w:numPr>
+        <w:rPr>
+          <w:rFonts w:ascii="Segoe UI" w:hAnsi="Segoe UI" w:cs="Segoe UI"/>
+        </w:rPr>
+      </w:pPr>
+      <w:r>
+        <w:rPr>
+          <w:rFonts w:ascii="Segoe UI" w:hAnsi="Segoe UI" w:cs="Segoe UI"/>
+        </w:rPr>
+        <w:t>Developed and instructed advanced R programming courses, helping technical and non-technical stakeholders better understand analytical methods and tools.</w:t>
+      </w:r>
+    </w:p>
+    <w:p>
+      <w:pPr>
+        <w:rPr>
+          <w:rFonts w:ascii="Segoe UI" w:hAnsi="Segoe UI" w:cs="Segoe UI"/>
+        </w:rPr>
+      </w:pPr>
+      <w:r>
+        <w:rPr>
+          <w:rFonts w:ascii="Segoe UI" w:hAnsi="Segoe UI" w:cs="Segoe UI"/>
+          <w:b/>
+          <w:bCs/>
+        </w:rPr>
+        <w:t>Data Analyst</w:t>
+      </w:r>
+    </w:p>
+    <w:p>
+      <w:pPr>
+        <w:rPr>
+          <w:rFonts w:ascii="Segoe UI" w:hAnsi="Segoe UI" w:cs="Segoe UI"/>
+        </w:rPr>
+      </w:pPr>
+      <w:r>
+        <w:rPr>
+          <w:rFonts w:ascii="Segoe UI" w:hAnsi="Segoe UI" w:cs="Segoe UI"/>
+          <w:i/>
+          <w:iCs/>
+        </w:rPr>
+        <w:t>Elder Research Inc.</w:t>
+      </w:r>
+      <w:r>
+        <w:rPr>
+          <w:rFonts w:ascii="Segoe UI" w:hAnsi="Segoe UI" w:cs="Segoe UI"/>
+        </w:rPr>
+        <w:br/>
+      </w:r>
+      <w:r>
+        <w:rPr>
+          <w:rFonts w:ascii="Segoe UI" w:hAnsi="Segoe UI" w:cs="Segoe UI"/>
+          <w:i/>
+          <w:iCs/>
+        </w:rPr>
+        <w:t>Raleigh, NC</w:t>
+      </w:r>
+      <w:r>
+        <w:rPr>
+          <w:rFonts w:ascii="Segoe UI" w:hAnsi="Segoe UI" w:cs="Segoe UI"/>
+        </w:rPr>
+        <w:br/>
+      </w:r>
+      <w:r>
+        <w:rPr>
+          <w:rFonts w:ascii="Segoe UI" w:hAnsi="Segoe UI" w:cs="Segoe UI"/>
+          <w:i/>
+          <w:iCs/>
+        </w:rPr>
+        <w:t>August 2021 - August 2022</w:t>
+      </w:r>
+    </w:p>
+    <w:p>
+      <w:pPr>
+        <w:pStyle w:val="ListParagraph"/>
+        <w:numPr>
+          <w:ilvl w:val="0"/>
+          <w:numId w:val="18"/>
+        </w:numPr>
+        <w:rPr>
+          <w:rFonts w:ascii="Segoe UI" w:hAnsi="Segoe UI" w:cs="Segoe UI"/>
+        </w:rPr>
+      </w:pPr>
+      <w:r>
+        <w:rPr>
+          <w:rFonts w:ascii="Segoe UI" w:hAnsi="Segoe UI" w:cs="Segoe UI"/>
+        </w:rPr>
+        <w:lastRenderedPageBreak/>
+        <w:t>Built a machine learning pipeline using Databricks for ETL, model training, and deployment that identified major slippage drivers for Church &amp; Dwight, resulting in over $1 million in savings.</w:t>
+      </w:r>
+    </w:p>
+    <w:p>
+      <w:pPr>
+        <w:pStyle w:val="ListParagraph"/>
+        <w:numPr>
+          <w:ilvl w:val="0"/>
+          <w:numId w:val="18"/>
+        </w:numPr>
+        <w:rPr>
+          <w:rFonts w:ascii="Segoe UI" w:hAnsi="Segoe UI" w:cs="Segoe UI"/>
+        </w:rPr>
+      </w:pPr>
+      <w:r>
+        <w:rPr>
+          <w:rFonts w:ascii="Segoe UI" w:hAnsi="Segoe UI" w:cs="Segoe UI"/>
+        </w:rPr>
+        <w:t>Designed and implemented a production-grade data engineering workflow for Chick-fil-A using AWS Redshift, Athena, and Apache Airflow, automating reconciliation between inventory and sales forecasting systems.</w:t>
+      </w:r>
+    </w:p>
+    <w:p>
+      <w:pPr>
+        <w:pStyle w:val="ListParagraph"/>
+        <w:numPr>
+          <w:ilvl w:val="0"/>
+          <w:numId w:val="18"/>
+        </w:numPr>
+        <w:rPr>
+          <w:rFonts w:ascii="Segoe UI" w:hAnsi="Segoe UI" w:cs="Segoe UI"/>
+        </w:rPr>
+      </w:pPr>
+      <w:r>
+        <w:rPr>
+          <w:rFonts w:ascii="Segoe UI" w:hAnsi="Segoe UI" w:cs="Segoe UI"/>
+        </w:rPr>
+        <w:t>Developed predictive analytics solutions for commercial clients, including classification, forecasting, recommendation, and data integration workflows.</w:t>
+      </w:r>
+    </w:p>
+    <w:p>
+      <w:pPr>
+        <w:pStyle w:val="ListParagraph"/>
+        <w:numPr>
+          <w:ilvl w:val="0"/>
+          <w:numId w:val="18"/>
+        </w:numPr>
+        <w:rPr>
+          <w:rFonts w:ascii="Segoe UI" w:hAnsi="Segoe UI" w:cs="Segoe UI"/>
+        </w:rPr>
+      </w:pPr>
+      <w:r>
+        <w:rPr>
+          <w:rFonts w:ascii="Segoe UI" w:hAnsi="Segoe UI" w:cs="Segoe UI"/>
+        </w:rPr>
+        <w:t>Used Python, R, SQL, cloud data platforms, version control, and reproducible development practices to build reliable analytical datasets and model workflows.</w:t>
+      </w:r>
+    </w:p>
+    <w:p>
+      <w:pPr>
+        <w:pStyle w:val="ListParagraph"/>
+        <w:numPr>
+          <w:ilvl w:val="0"/>
+          <w:numId w:val="18"/>
+        </w:numPr>
+        <w:rPr>
+          <w:rFonts w:ascii="Segoe UI" w:hAnsi="Segoe UI" w:cs="Segoe UI"/>
+        </w:rPr>
+      </w:pPr>
+      <w:r>
+        <w:rPr>
+          <w:rFonts w:ascii="Segoe UI" w:hAnsi="Segoe UI" w:cs="Segoe UI"/>
+        </w:rPr>
+        <w:t>Documented methods, maintained code quality, and communicated findings to technical and business teams.</w:t>
+      </w:r>
+    </w:p>
+    <w:p>
+      <w:pPr>
+        <w:rPr>
+          <w:rFonts w:ascii="Segoe UI" w:hAnsi="Segoe UI" w:cs="Segoe UI"/>
+        </w:rPr>
+      </w:pPr>
+      <w:r>
+        <w:rPr>
+          <w:rFonts w:ascii="Segoe UI" w:hAnsi="Segoe UI" w:cs="Segoe UI"/>
+          <w:b/>
+          <w:bCs/>
+        </w:rPr>
+        <w:t>Data Science Intern</w:t>
+      </w:r>
+    </w:p>
+    <w:p>
+      <w:pPr>
+        <w:rPr>
+          <w:rFonts w:ascii="Segoe UI" w:hAnsi="Segoe UI" w:cs="Segoe UI"/>
+        </w:rPr>
+      </w:pPr>
+      <w:r>
+        <w:rPr>
+          <w:rFonts w:ascii="Segoe UI" w:hAnsi="Segoe UI" w:cs="Segoe UI"/>
+          <w:i/>
+          <w:iCs/>
+        </w:rPr>
+        <w:t>Merkle Inc.</w:t>
+      </w:r>
+      <w:r>
+        <w:rPr>
+          <w:rFonts w:ascii="Segoe UI" w:hAnsi="Segoe UI" w:cs="Segoe UI"/>
+        </w:rPr>
+        <w:br/>
+      </w:r>
+      <w:r>
+        <w:rPr>
+          <w:rFonts w:ascii="Segoe UI" w:hAnsi="Segoe UI" w:cs="Segoe UI"/>
+          <w:i/>
+          <w:iCs/>
+        </w:rPr>
+        <w:t>New York City, NY (Remote)</w:t>
+      </w:r>
+      <w:r>
+        <w:rPr>
+          <w:rFonts w:ascii="Segoe UI" w:hAnsi="Segoe UI" w:cs="Segoe UI"/>
+        </w:rPr>
+        <w:br/>
+      </w:r>
+      <w:r>
+        <w:rPr>
+          <w:rFonts w:ascii="Segoe UI" w:hAnsi="Segoe UI" w:cs="Segoe UI"/>
+          <w:i/>
+          <w:iCs/>
+        </w:rPr>
+        <w:t>June 2021 - August 2021</w:t>
+      </w:r>
+    </w:p>
+    <w:p>
+      <w:pPr>
+        <w:pStyle w:val="ListParagraph"/>
+        <w:numPr>
+          <w:ilvl w:val="0"/>
+          <w:numId w:val="19"/>
+        </w:numPr>
+        <w:rPr>
+          <w:rFonts w:ascii="Segoe UI" w:hAnsi="Segoe UI" w:cs="Segoe UI"/>
+        </w:rPr>
+      </w:pPr>
+      <w:r>
+        <w:rPr>
+          <w:rFonts w:ascii="Segoe UI" w:hAnsi="Segoe UI" w:cs="Segoe UI"/>
+        </w:rPr>
+        <w:t>Developed customer segmentation and propensity modeling workflows for targeted marketing campaigns using Python, Databricks, and statistical modeling methods.</w:t>
+      </w:r>
+    </w:p>
+    <w:p>
+      <w:pPr>
+        <w:pStyle w:val="ListParagraph"/>
+        <w:numPr>
+          <w:ilvl w:val="0"/>
+          <w:numId w:val="19"/>
+        </w:numPr>
+        <w:rPr>
+          <w:rFonts w:ascii="Segoe UI" w:hAnsi="Segoe UI" w:cs="Segoe UI"/>
+        </w:rPr>
+      </w:pPr>
+      <w:r>
+        <w:rPr>
+          <w:rFonts w:ascii="Segoe UI" w:hAnsi="Segoe UI" w:cs="Segoe UI"/>
+        </w:rPr>
+        <w:t>Built and optimized data pipelines for the 2021 Jaguar/Land Rover campaigns, including audience overlap analysis that improved targeting efficiency by 15%.</w:t>
+      </w:r>
+    </w:p>
+    <w:p>
+      <w:pPr>
+        <w:pStyle w:val="ListParagraph"/>
+        <w:numPr>
+          <w:ilvl w:val="0"/>
+          <w:numId w:val="19"/>
+        </w:numPr>
+        <w:rPr>
+          <w:rFonts w:ascii="Segoe UI" w:hAnsi="Segoe UI" w:cs="Segoe UI"/>
+        </w:rPr>
+      </w:pPr>
+      <w:r>
+        <w:rPr>
+          <w:rFonts w:ascii="Segoe UI" w:hAnsi="Segoe UI" w:cs="Segoe UI"/>
+        </w:rPr>
+        <w:t>Prepared features, trained models, generated propensity scores, and supported campaign analytics for data-driven audience selection.</w:t>
+      </w:r>
+    </w:p>
+    <w:p>
+      <w:pPr>
+        <w:pStyle w:val="ListParagraph"/>
+        <w:numPr>
+          <w:ilvl w:val="0"/>
+          <w:numId w:val="19"/>
+        </w:numPr>
+        <w:rPr>
+          <w:rFonts w:ascii="Segoe UI" w:hAnsi="Segoe UI" w:cs="Segoe UI"/>
+        </w:rPr>
+      </w:pPr>
+      <w:r>
+        <w:rPr>
+          <w:rFonts w:ascii="Segoe UI" w:hAnsi="Segoe UI" w:cs="Segoe UI"/>
+        </w:rPr>
+        <w:t>Used reproducible workflows in a production-oriented analytics environment to support model versioning, collaboration, and deployment readiness.</w:t>
+      </w:r>
+    </w:p>
+    <w:p>
+      <w:pPr>
+        <w:rPr>
+          <w:rFonts w:ascii="Segoe UI" w:hAnsi="Segoe UI" w:cs="Segoe UI"/>
+        </w:rPr>
+      </w:pPr>
+      <w:r>
+        <w:rPr>
+          <w:rFonts w:ascii="Segoe UI" w:hAnsi="Segoe UI" w:cs="Segoe UI"/>
+          <w:b/>
+          <w:bCs/>
+        </w:rPr>
+        <w:t>Forecasting Analyst</w:t>
+      </w:r>
+    </w:p>
+    <w:p>
+      <w:pPr>
+        <w:rPr>
+          <w:rFonts w:ascii="Segoe UI" w:hAnsi="Segoe UI" w:cs="Segoe UI"/>
+        </w:rPr>
+      </w:pPr>
+      <w:r>
+        <w:rPr>
+          <w:rFonts w:ascii="Segoe UI" w:hAnsi="Segoe UI" w:cs="Segoe UI"/>
+          <w:i/>
+          <w:iCs/>
+        </w:rPr>
+        <w:t>Genworth</w:t>
+      </w:r>
+      <w:r>
+        <w:rPr>
+          <w:rFonts w:ascii="Segoe UI" w:hAnsi="Segoe UI" w:cs="Segoe UI"/>
+        </w:rPr>
+        <w:br/>
+      </w:r>
+      <w:r>
+        <w:rPr>
+          <w:rFonts w:ascii="Segoe UI" w:hAnsi="Segoe UI" w:cs="Segoe UI"/>
+          <w:i/>
+          <w:iCs/>
+        </w:rPr>
+        <w:t>Lynchburg, VA</w:t>
+      </w:r>
+      <w:r>
+        <w:rPr>
+          <w:rFonts w:ascii="Segoe UI" w:hAnsi="Segoe UI" w:cs="Segoe UI"/>
+        </w:rPr>
+        <w:br/>
+      </w:r>
+      <w:r>
+        <w:rPr>
+          <w:rFonts w:ascii="Segoe UI" w:hAnsi="Segoe UI" w:cs="Segoe UI"/>
+          <w:i/>
+          <w:iCs/>
+        </w:rPr>
+        <w:t>January 2020 - March 2021</w:t>
+      </w:r>
+    </w:p>
+    <w:p>
+      <w:pPr>
+        <w:pStyle w:val="ListParagraph"/>
+        <w:numPr>
+          <w:ilvl w:val="0"/>
+          <w:numId w:val="19"/>
+        </w:numPr>
+        <w:rPr>
+          <w:rFonts w:ascii="Segoe UI" w:hAnsi="Segoe UI" w:cs="Segoe UI"/>
+        </w:rPr>
+      </w:pPr>
+      <w:r>
+        <w:rPr>
+          <w:rFonts w:ascii="Segoe UI" w:hAnsi="Segoe UI" w:cs="Segoe UI"/>
+        </w:rPr>
+        <w:t>Analyzed call center data and developed time-series forecasting models to predict future workload and staffing requirements.</w:t>
+      </w:r>
+    </w:p>
+    <w:p>
+      <w:pPr>
+        <w:pStyle w:val="ListParagraph"/>
+        <w:numPr>
+          <w:ilvl w:val="0"/>
+          <w:numId w:val="19"/>
+        </w:numPr>
+        <w:rPr>
+          <w:rFonts w:ascii="Segoe UI" w:hAnsi="Segoe UI" w:cs="Segoe UI"/>
+        </w:rPr>
+      </w:pPr>
+      <w:r>
+        <w:rPr>
+          <w:rFonts w:ascii="Segoe UI" w:hAnsi="Segoe UI" w:cs="Segoe UI"/>
+        </w:rPr>
+        <w:t>Used Python, SQL, and PostgreSQL to model incoming and outgoing call volume, capturing trends, seasonality, day-of-week patterns, and other factors affecting workload.</w:t>
+      </w:r>
+    </w:p>
+    <w:p>
+      <w:pPr>
+        <w:pStyle w:val="ListParagraph"/>
+        <w:numPr>
+          <w:ilvl w:val="0"/>
+          <w:numId w:val="19"/>
+        </w:numPr>
+        <w:rPr>
+          <w:rFonts w:ascii="Segoe UI" w:hAnsi="Segoe UI" w:cs="Segoe UI"/>
+        </w:rPr>
+      </w:pPr>
+      <w:r>
+        <w:rPr>
+          <w:rFonts w:ascii="Segoe UI" w:hAnsi="Segoe UI" w:cs="Segoe UI"/>
+        </w:rPr>
+        <w:t>Supported quantitative research and forecasting updates in response to the COVID-19 pandemic.</w:t>
+      </w:r>
+    </w:p>
+    <w:p>
+      <w:pPr>
+        <w:pStyle w:val="ListParagraph"/>
+        <w:numPr>
+          <w:ilvl w:val="0"/>
+          <w:numId w:val="19"/>
+        </w:numPr>
+        <w:rPr>
+          <w:rFonts w:ascii="Segoe UI" w:hAnsi="Segoe UI" w:cs="Segoe UI"/>
+        </w:rPr>
+      </w:pPr>
+      <w:r>
+        <w:rPr>
+          <w:rFonts w:ascii="Segoe UI" w:hAnsi="Segoe UI" w:cs="Segoe UI"/>
+        </w:rPr>
+        <w:t>Prepared analysis and communicated results to support staffing, scheduling, and operational planning decisions.</w:t>
       </w:r>
     </w:p>
     <w:p>
@@ -218,38 +1130,13 @@
           <w:sz w:val="36"/>
           <w:szCs w:val="36"/>
         </w:rPr>
-        <w:t>Work Experience</w:t>
-      </w:r>
-    </w:p>
-    <w:p>
-      <w:pPr>
-        <w:rPr>
-          <w:rFonts w:ascii="Segoe UI" w:hAnsi="Segoe UI" w:cs="Segoe UI"/>
-        </w:rPr>
-      </w:pPr>
-      <w:r>
-        <w:rPr>
-          <w:rFonts w:ascii="Segoe UI" w:hAnsi="Segoe UI" w:cs="Segoe UI"/>
-        </w:rPr>
-        <w:t xml:space="preserve">Highly skilled in technical problem-solving and data analysis, I leverage my expertise in machine learning, statistical modeling, and geospatial technologies to support business objectives. My technical competencies span advanced R and Python programming, cloud computing (AWS, Azure), and deployment of machine learning pipelines using </w:t>
-      </w:r>
-      <w:proofErr w:type="spellStart"/>
-      <w:r>
-        <w:rPr>
-          <w:rFonts w:ascii="Segoe UI" w:hAnsi="Segoe UI" w:cs="Segoe UI"/>
-        </w:rPr>
-        <w:t>MLOps</w:t>
-      </w:r>
-      <w:proofErr w:type="spellEnd"/>
-      <w:r>
-        <w:rPr>
-          <w:rFonts w:ascii="Segoe UI" w:hAnsi="Segoe UI" w:cs="Segoe UI"/>
-        </w:rPr>
-        <w:t xml:space="preserve"> platforms. As a natural leader and team player, I consistently deliver high-quality results, providing valuable insights and fostering a collaborative environment to drive success.</w:t>
-      </w:r>
-    </w:p>
-    <w:p>
-      <w:pPr>
+        <w:lastRenderedPageBreak/>
+        <w:t>Education</w:t>
+      </w:r>
+    </w:p>
+    <w:p>
+      <w:pPr>
+        <w:spacing w:after="120"/>
         <w:rPr>
           <w:rFonts w:ascii="Segoe UI" w:hAnsi="Segoe UI" w:cs="Segoe UI"/>
         </w:rPr>
@@ -260,249 +1147,735 @@
           <w:b/>
           <w:bCs/>
         </w:rPr>
-        <w:t>Technology Analyst</w:t>
-      </w:r>
-    </w:p>
-    <w:p>
-      <w:pPr>
-        <w:rPr>
-          <w:rFonts w:ascii="Segoe UI" w:hAnsi="Segoe UI" w:cs="Segoe UI"/>
-        </w:rPr>
-      </w:pPr>
+        <w:t>Bachelor of Science in Data Analytics</w:t>
+      </w:r>
+    </w:p>
+    <w:p>
+      <w:pPr>
+        <w:numPr>
+          <w:ilvl w:val="0"/>
+          <w:numId w:val="7"/>
+        </w:numPr>
+        <w:spacing w:after="0"/>
+        <w:rPr>
+          <w:rFonts w:ascii="Segoe UI" w:hAnsi="Segoe UI" w:cs="Segoe UI"/>
+        </w:rPr>
+      </w:pPr>
+      <w:r>
+        <w:rPr>
+          <w:rFonts w:ascii="Segoe UI" w:hAnsi="Segoe UI" w:cs="Segoe UI"/>
+        </w:rPr>
+        <w:t>Western Governor’s University</w:t>
+      </w:r>
+    </w:p>
+    <w:p>
+      <w:pPr>
+        <w:numPr>
+          <w:ilvl w:val="0"/>
+          <w:numId w:val="7"/>
+        </w:numPr>
+        <w:rPr>
+          <w:rFonts w:ascii="Segoe UI" w:hAnsi="Segoe UI" w:cs="Segoe UI"/>
+        </w:rPr>
+      </w:pPr>
+      <w:r>
+        <w:rPr>
+          <w:rFonts w:ascii="Segoe UI" w:hAnsi="Segoe UI" w:cs="Segoe UI"/>
+        </w:rPr>
+        <w:t>Graduation: Fall, 2021</w:t>
+      </w:r>
+    </w:p>
+    <w:p>
+      <w:pPr>
+        <w:spacing w:after="120"/>
+        <w:rPr>
+          <w:rFonts w:ascii="Segoe UI" w:hAnsi="Segoe UI" w:cs="Segoe UI"/>
+        </w:rPr>
+      </w:pPr>
+      <w:r>
+        <w:rPr>
+          <w:rFonts w:ascii="Segoe UI" w:hAnsi="Segoe UI" w:cs="Segoe UI"/>
+          <w:b/>
+          <w:bCs/>
+        </w:rPr>
+        <w:t>Graduate Certificate in Statistics</w:t>
+      </w:r>
+    </w:p>
+    <w:p>
+      <w:pPr>
+        <w:numPr>
+          <w:ilvl w:val="0"/>
+          <w:numId w:val="8"/>
+        </w:numPr>
+        <w:spacing w:after="0"/>
+        <w:rPr>
+          <w:rFonts w:ascii="Segoe UI" w:hAnsi="Segoe UI" w:cs="Segoe UI"/>
+        </w:rPr>
+      </w:pPr>
+      <w:r>
+        <w:rPr>
+          <w:rFonts w:ascii="Segoe UI" w:hAnsi="Segoe UI" w:cs="Segoe UI"/>
+        </w:rPr>
+        <w:t>North Carolina State University</w:t>
+      </w:r>
+    </w:p>
+    <w:p>
+      <w:pPr>
+        <w:numPr>
+          <w:ilvl w:val="0"/>
+          <w:numId w:val="8"/>
+        </w:numPr>
+        <w:rPr>
+          <w:rFonts w:ascii="Segoe UI" w:hAnsi="Segoe UI" w:cs="Segoe UI"/>
+        </w:rPr>
+      </w:pPr>
+      <w:r>
+        <w:rPr>
+          <w:rFonts w:ascii="Segoe UI" w:hAnsi="Segoe UI" w:cs="Segoe UI"/>
+        </w:rPr>
+        <w:t>Completion: Spring, 2024</w:t>
+      </w:r>
+    </w:p>
+    <w:p>
+      <w:pPr>
+        <w:spacing w:after="120"/>
+        <w:rPr>
+          <w:rFonts w:ascii="Segoe UI" w:hAnsi="Segoe UI" w:cs="Segoe UI"/>
+        </w:rPr>
+      </w:pPr>
+      <w:r>
+        <w:rPr>
+          <w:rFonts w:ascii="Segoe UI" w:hAnsi="Segoe UI" w:cs="Segoe UI"/>
+          <w:b/>
+          <w:bCs/>
+        </w:rPr>
+        <w:t>Master of Science in Geospatial Information Science and Technology</w:t>
+      </w:r>
+    </w:p>
+    <w:p>
+      <w:pPr>
+        <w:numPr>
+          <w:ilvl w:val="0"/>
+          <w:numId w:val="9"/>
+        </w:numPr>
+        <w:spacing w:after="0"/>
+        <w:rPr>
+          <w:rFonts w:ascii="Segoe UI" w:hAnsi="Segoe UI" w:cs="Segoe UI"/>
+        </w:rPr>
+      </w:pPr>
+      <w:r>
+        <w:rPr>
+          <w:rFonts w:ascii="Segoe UI" w:hAnsi="Segoe UI" w:cs="Segoe UI"/>
+        </w:rPr>
+        <w:t>North Carolina State University</w:t>
+      </w:r>
+    </w:p>
+    <w:p>
+      <w:pPr>
+        <w:numPr>
+          <w:ilvl w:val="0"/>
+          <w:numId w:val="9"/>
+        </w:numPr>
+        <w:rPr>
+          <w:rFonts w:ascii="Segoe UI" w:hAnsi="Segoe UI" w:cs="Segoe UI"/>
+        </w:rPr>
+      </w:pPr>
+      <w:r>
+        <w:rPr>
+          <w:rFonts w:ascii="Segoe UI" w:hAnsi="Segoe UI" w:cs="Segoe UI"/>
+        </w:rPr>
+        <w:t>Graduation: Spring, 2025</w:t>
+      </w:r>
+    </w:p>
+    <w:p>
+      <w:pPr>
+        <w:pStyle w:val="Heading1"/>
+        <w:spacing w:before="0"/>
+        <w:rPr>
+          <w:sz w:val="36"/>
+          <w:szCs w:val="36"/>
+        </w:rPr>
+      </w:pPr>
+      <w:r>
+        <w:rPr>
+          <w:sz w:val="36"/>
+          <w:szCs w:val="36"/>
+        </w:rPr>
+        <w:t>Skills</w:t>
+      </w:r>
+    </w:p>
+    <w:p>
+      <w:pPr>
+        <w:spacing w:after="0"/>
+        <w:rPr>
+          <w:rFonts w:ascii="Segoe UI" w:hAnsi="Segoe UI" w:cs="Segoe UI"/>
+        </w:rPr>
+      </w:pPr>
+      <w:r>
+        <w:rPr>
+          <w:rFonts w:ascii="Segoe UI" w:hAnsi="Segoe UI" w:cs="Segoe UI"/>
+          <w:b/>
+          <w:bCs/>
+        </w:rPr>
+        <w:t>Programming Languages</w:t>
+      </w:r>
+    </w:p>
+    <w:p>
+      <w:pPr>
+        <w:numPr>
+          <w:ilvl w:val="0"/>
+          <w:numId w:val="12"/>
+        </w:numPr>
+        <w:spacing w:after="0"/>
+        <w:rPr>
+          <w:rFonts w:ascii="Segoe UI" w:hAnsi="Segoe UI" w:cs="Segoe UI"/>
+        </w:rPr>
+      </w:pPr>
+      <w:r>
+        <w:rPr>
+          <w:rFonts w:ascii="Segoe UI" w:hAnsi="Segoe UI" w:cs="Segoe UI"/>
+        </w:rPr>
+        <w:t>Python</w:t>
+      </w:r>
+    </w:p>
+    <w:p>
+      <w:pPr>
+        <w:numPr>
+          <w:ilvl w:val="0"/>
+          <w:numId w:val="12"/>
+        </w:numPr>
+        <w:spacing w:after="0"/>
+        <w:rPr>
+          <w:rFonts w:ascii="Segoe UI" w:hAnsi="Segoe UI" w:cs="Segoe UI"/>
+        </w:rPr>
+      </w:pPr>
+      <w:r>
+        <w:rPr>
+          <w:rFonts w:ascii="Segoe UI" w:hAnsi="Segoe UI" w:cs="Segoe UI"/>
+        </w:rPr>
+        <w:t>R</w:t>
+      </w:r>
+    </w:p>
+    <w:p>
+      <w:pPr>
+        <w:numPr>
+          <w:ilvl w:val="0"/>
+          <w:numId w:val="12"/>
+        </w:numPr>
+        <w:spacing w:after="0"/>
+        <w:rPr>
+          <w:rFonts w:ascii="Segoe UI" w:hAnsi="Segoe UI" w:cs="Segoe UI"/>
+        </w:rPr>
+      </w:pPr>
+      <w:r>
+        <w:rPr>
+          <w:rFonts w:ascii="Segoe UI" w:hAnsi="Segoe UI" w:cs="Segoe UI"/>
+        </w:rPr>
+        <w:t>SAS</w:t>
+      </w:r>
+    </w:p>
+    <w:p>
+      <w:pPr>
+        <w:numPr>
+          <w:ilvl w:val="0"/>
+          <w:numId w:val="12"/>
+        </w:numPr>
+        <w:spacing w:after="0"/>
+        <w:rPr>
+          <w:rFonts w:ascii="Segoe UI" w:hAnsi="Segoe UI" w:cs="Segoe UI"/>
+        </w:rPr>
+      </w:pPr>
+      <w:r>
+        <w:rPr>
+          <w:rFonts w:ascii="Segoe UI" w:hAnsi="Segoe UI" w:cs="Segoe UI"/>
+        </w:rPr>
+        <w:t>SQL/NoSQL</w:t>
+      </w:r>
+    </w:p>
+    <w:p>
+      <w:pPr>
+        <w:numPr>
+          <w:ilvl w:val="0"/>
+          <w:numId w:val="12"/>
+        </w:numPr>
+        <w:rPr>
+          <w:rFonts w:ascii="Segoe UI" w:hAnsi="Segoe UI" w:cs="Segoe UI"/>
+        </w:rPr>
+      </w:pPr>
+      <w:r>
+        <w:rPr>
+          <w:rFonts w:ascii="Segoe UI" w:hAnsi="Segoe UI" w:cs="Segoe UI"/>
+        </w:rPr>
+        <w:t>Java</w:t>
+      </w:r>
+      <w:r>
+        <w:rPr>
+          <w:rFonts w:ascii="Segoe UI" w:hAnsi="Segoe UI" w:cs="Segoe UI"/>
+        </w:rPr>
+        <w:t>S</w:t>
+      </w:r>
+      <w:r>
+        <w:rPr>
+          <w:rFonts w:ascii="Segoe UI" w:hAnsi="Segoe UI" w:cs="Segoe UI"/>
+        </w:rPr>
+        <w:t>cript/HTML/CSS</w:t>
+      </w:r>
+    </w:p>
+    <w:p>
+      <w:pPr>
+        <w:spacing w:after="0"/>
+        <w:rPr>
+          <w:rFonts w:ascii="Segoe UI" w:hAnsi="Segoe UI" w:cs="Segoe UI"/>
+        </w:rPr>
+      </w:pPr>
+      <w:r>
+        <w:rPr>
+          <w:rFonts w:ascii="Segoe UI" w:hAnsi="Segoe UI" w:cs="Segoe UI"/>
+          <w:b/>
+          <w:bCs/>
+        </w:rPr>
+        <w:t>Software/Technologies</w:t>
+      </w:r>
+    </w:p>
+    <w:p>
+      <w:pPr>
+        <w:numPr>
+          <w:ilvl w:val="0"/>
+          <w:numId w:val="13"/>
+        </w:numPr>
+        <w:spacing w:after="0"/>
+        <w:rPr>
+          <w:rFonts w:ascii="Segoe UI" w:hAnsi="Segoe UI" w:cs="Segoe UI"/>
+        </w:rPr>
+      </w:pPr>
+      <w:r>
+        <w:rPr>
+          <w:rFonts w:ascii="Segoe UI" w:hAnsi="Segoe UI" w:cs="Segoe UI"/>
+        </w:rPr>
+        <w:t>Git</w:t>
+      </w:r>
+    </w:p>
+    <w:p>
+      <w:pPr>
+        <w:numPr>
+          <w:ilvl w:val="0"/>
+          <w:numId w:val="13"/>
+        </w:numPr>
+        <w:spacing w:after="0"/>
+        <w:rPr>
+          <w:rFonts w:ascii="Segoe UI" w:hAnsi="Segoe UI" w:cs="Segoe UI"/>
+        </w:rPr>
+      </w:pPr>
+      <w:r>
+        <w:rPr>
+          <w:rFonts w:ascii="Segoe UI" w:hAnsi="Segoe UI" w:cs="Segoe UI"/>
+        </w:rPr>
+        <w:t>Unix/Linux</w:t>
+      </w:r>
+    </w:p>
+    <w:p>
+      <w:pPr>
+        <w:numPr>
+          <w:ilvl w:val="0"/>
+          <w:numId w:val="13"/>
+        </w:numPr>
+        <w:spacing w:after="0"/>
+        <w:rPr>
+          <w:rFonts w:ascii="Segoe UI" w:hAnsi="Segoe UI" w:cs="Segoe UI"/>
+        </w:rPr>
+      </w:pPr>
+      <w:r>
+        <w:rPr>
+          <w:rFonts w:ascii="Segoe UI" w:hAnsi="Segoe UI" w:cs="Segoe UI"/>
+        </w:rPr>
+        <w:t>AWS (Athena, Redshift, EC2, Lambda)</w:t>
+      </w:r>
+    </w:p>
+    <w:p>
+      <w:pPr>
+        <w:numPr>
+          <w:ilvl w:val="0"/>
+          <w:numId w:val="13"/>
+        </w:numPr>
+        <w:spacing w:after="0"/>
+        <w:rPr>
+          <w:rFonts w:ascii="Segoe UI" w:hAnsi="Segoe UI" w:cs="Segoe UI"/>
+        </w:rPr>
+      </w:pPr>
+      <w:r>
+        <w:rPr>
+          <w:rFonts w:ascii="Segoe UI" w:hAnsi="Segoe UI" w:cs="Segoe UI"/>
+        </w:rPr>
+        <w:t>Dashboards (Power BI, Shiny, Dash)</w:t>
+      </w:r>
+    </w:p>
+    <w:p>
+      <w:pPr>
+        <w:numPr>
+          <w:ilvl w:val="0"/>
+          <w:numId w:val="13"/>
+        </w:numPr>
+        <w:spacing w:after="0"/>
+        <w:rPr>
+          <w:rFonts w:ascii="Segoe UI" w:hAnsi="Segoe UI" w:cs="Segoe UI"/>
+        </w:rPr>
+      </w:pPr>
+      <w:r>
+        <w:rPr>
+          <w:rFonts w:ascii="Segoe UI" w:hAnsi="Segoe UI" w:cs="Segoe UI"/>
+        </w:rPr>
+        <w:t>GIS Software (Esri Products, QGIS, GRASS GIS)</w:t>
+      </w:r>
+    </w:p>
+    <w:p>
+      <w:pPr>
+        <w:numPr>
+          <w:ilvl w:val="0"/>
+          <w:numId w:val="13"/>
+        </w:numPr>
+        <w:rPr>
+          <w:rFonts w:ascii="Segoe UI" w:hAnsi="Segoe UI" w:cs="Segoe UI"/>
+        </w:rPr>
+      </w:pPr>
+      <w:proofErr w:type="spellStart"/>
+      <w:r>
+        <w:rPr>
+          <w:rFonts w:ascii="Segoe UI" w:hAnsi="Segoe UI" w:cs="Segoe UI"/>
+        </w:rPr>
+        <w:t>MLOps</w:t>
+      </w:r>
+      <w:proofErr w:type="spellEnd"/>
+      <w:r>
+        <w:rPr>
+          <w:rFonts w:ascii="Segoe UI" w:hAnsi="Segoe UI" w:cs="Segoe UI"/>
+        </w:rPr>
+        <w:t xml:space="preserve"> Software (Dataiku, </w:t>
+      </w:r>
+      <w:proofErr w:type="spellStart"/>
+      <w:r>
+        <w:rPr>
+          <w:rFonts w:ascii="Segoe UI" w:hAnsi="Segoe UI" w:cs="Segoe UI"/>
+        </w:rPr>
+        <w:t>DataRobot</w:t>
+      </w:r>
+      <w:proofErr w:type="spellEnd"/>
+      <w:r>
+        <w:rPr>
+          <w:rFonts w:ascii="Segoe UI" w:hAnsi="Segoe UI" w:cs="Segoe UI"/>
+        </w:rPr>
+        <w:t xml:space="preserve">, </w:t>
+      </w:r>
+      <w:proofErr w:type="spellStart"/>
+      <w:r>
+        <w:rPr>
+          <w:rFonts w:ascii="Segoe UI" w:hAnsi="Segoe UI" w:cs="Segoe UI"/>
+        </w:rPr>
+        <w:t>MLflow</w:t>
+      </w:r>
+      <w:proofErr w:type="spellEnd"/>
+      <w:r>
+        <w:rPr>
+          <w:rFonts w:ascii="Segoe UI" w:hAnsi="Segoe UI" w:cs="Segoe UI"/>
+        </w:rPr>
+        <w:t>, Domino Data Lab)</w:t>
+      </w:r>
+    </w:p>
+    <w:p>
+      <w:pPr>
+        <w:spacing w:after="0"/>
+        <w:rPr>
+          <w:rFonts w:ascii="Segoe UI" w:hAnsi="Segoe UI" w:cs="Segoe UI"/>
+        </w:rPr>
+      </w:pPr>
+      <w:r>
+        <w:rPr>
+          <w:rFonts w:ascii="Segoe UI" w:hAnsi="Segoe UI" w:cs="Segoe UI"/>
+          <w:b/>
+          <w:bCs/>
+        </w:rPr>
+        <w:t>Other Skills/Experience</w:t>
+      </w:r>
+    </w:p>
+    <w:p>
+      <w:pPr>
+        <w:numPr>
+          <w:ilvl w:val="0"/>
+          <w:numId w:val="14"/>
+        </w:numPr>
+        <w:spacing w:after="0"/>
+        <w:rPr>
+          <w:rFonts w:ascii="Segoe UI" w:hAnsi="Segoe UI" w:cs="Segoe UI"/>
+        </w:rPr>
+      </w:pPr>
+      <w:r>
+        <w:rPr>
+          <w:rFonts w:ascii="Segoe UI" w:hAnsi="Segoe UI" w:cs="Segoe UI"/>
+        </w:rPr>
+        <w:t>ETL and Data Integration</w:t>
+      </w:r>
+    </w:p>
+    <w:p>
+      <w:pPr>
+        <w:numPr>
+          <w:ilvl w:val="0"/>
+          <w:numId w:val="14"/>
+        </w:numPr>
+        <w:spacing w:after="0"/>
+        <w:rPr>
+          <w:rFonts w:ascii="Segoe UI" w:hAnsi="Segoe UI" w:cs="Segoe UI"/>
+        </w:rPr>
+      </w:pPr>
+      <w:r>
+        <w:rPr>
+          <w:rFonts w:ascii="Segoe UI" w:hAnsi="Segoe UI" w:cs="Segoe UI"/>
+        </w:rPr>
+        <w:t>Statistics &amp; Applied Mathematics</w:t>
+      </w:r>
+    </w:p>
+    <w:p>
+      <w:pPr>
+        <w:numPr>
+          <w:ilvl w:val="0"/>
+          <w:numId w:val="14"/>
+        </w:numPr>
+        <w:spacing w:after="0"/>
+        <w:rPr>
+          <w:rFonts w:ascii="Segoe UI" w:hAnsi="Segoe UI" w:cs="Segoe UI"/>
+        </w:rPr>
+      </w:pPr>
+      <w:r>
+        <w:rPr>
+          <w:rFonts w:ascii="Segoe UI" w:hAnsi="Segoe UI" w:cs="Segoe UI"/>
+        </w:rPr>
+        <w:t>Machine Learning</w:t>
+      </w:r>
+    </w:p>
+    <w:p>
+      <w:pPr>
+        <w:numPr>
+          <w:ilvl w:val="0"/>
+          <w:numId w:val="14"/>
+        </w:numPr>
+        <w:spacing w:after="0"/>
+        <w:rPr>
+          <w:rFonts w:ascii="Segoe UI" w:hAnsi="Segoe UI" w:cs="Segoe UI"/>
+        </w:rPr>
+      </w:pPr>
+      <w:r>
+        <w:rPr>
+          <w:rFonts w:ascii="Segoe UI" w:hAnsi="Segoe UI" w:cs="Segoe UI"/>
+        </w:rPr>
+        <w:t>Deep Learning (</w:t>
+      </w:r>
+      <w:proofErr w:type="spellStart"/>
+      <w:r>
+        <w:rPr>
+          <w:rFonts w:ascii="Segoe UI" w:hAnsi="Segoe UI" w:cs="Segoe UI"/>
+        </w:rPr>
+        <w:t>PyTorch</w:t>
+      </w:r>
+      <w:proofErr w:type="spellEnd"/>
+      <w:r>
+        <w:rPr>
+          <w:rFonts w:ascii="Segoe UI" w:hAnsi="Segoe UI" w:cs="Segoe UI"/>
+        </w:rPr>
+        <w:t xml:space="preserve">, TensorFlow, </w:t>
+      </w:r>
+      <w:proofErr w:type="spellStart"/>
+      <w:r>
+        <w:rPr>
+          <w:rFonts w:ascii="Segoe UI" w:hAnsi="Segoe UI" w:cs="Segoe UI"/>
+        </w:rPr>
+        <w:t>Keras</w:t>
+      </w:r>
+      <w:proofErr w:type="spellEnd"/>
+      <w:r>
+        <w:rPr>
+          <w:rFonts w:ascii="Segoe UI" w:hAnsi="Segoe UI" w:cs="Segoe UI"/>
+        </w:rPr>
+        <w:t>)</w:t>
+      </w:r>
+    </w:p>
+    <w:p>
+      <w:pPr>
+        <w:numPr>
+          <w:ilvl w:val="0"/>
+          <w:numId w:val="14"/>
+        </w:numPr>
+        <w:spacing w:after="0"/>
+        <w:rPr>
+          <w:rFonts w:ascii="Segoe UI" w:hAnsi="Segoe UI" w:cs="Segoe UI"/>
+        </w:rPr>
+      </w:pPr>
+      <w:r>
+        <w:rPr>
+          <w:rFonts w:ascii="Segoe UI" w:hAnsi="Segoe UI" w:cs="Segoe UI"/>
+        </w:rPr>
+        <w:t>Natural Language Processing (NLP)</w:t>
+      </w:r>
+    </w:p>
+    <w:p>
+      <w:pPr>
+        <w:numPr>
+          <w:ilvl w:val="0"/>
+          <w:numId w:val="14"/>
+        </w:numPr>
+        <w:spacing w:after="0"/>
+        <w:rPr>
+          <w:rFonts w:ascii="Segoe UI" w:hAnsi="Segoe UI" w:cs="Segoe UI"/>
+        </w:rPr>
+      </w:pPr>
+      <w:r>
+        <w:rPr>
+          <w:rFonts w:ascii="Segoe UI" w:hAnsi="Segoe UI" w:cs="Segoe UI"/>
+        </w:rPr>
+        <w:t xml:space="preserve">LLMs (Retrieval-Augmented Generation, </w:t>
+      </w:r>
+      <w:proofErr w:type="spellStart"/>
+      <w:r>
+        <w:rPr>
+          <w:rFonts w:ascii="Segoe UI" w:hAnsi="Segoe UI" w:cs="Segoe UI"/>
+        </w:rPr>
+        <w:t>LangChain</w:t>
+      </w:r>
+      <w:proofErr w:type="spellEnd"/>
+      <w:r>
+        <w:rPr>
+          <w:rFonts w:ascii="Segoe UI" w:hAnsi="Segoe UI" w:cs="Segoe UI"/>
+        </w:rPr>
+        <w:t>)</w:t>
+      </w:r>
+    </w:p>
+    <w:p>
+      <w:pPr>
+        <w:numPr>
+          <w:ilvl w:val="0"/>
+          <w:numId w:val="14"/>
+        </w:numPr>
+        <w:spacing w:after="0"/>
+        <w:rPr>
+          <w:rFonts w:ascii="Segoe UI" w:hAnsi="Segoe UI" w:cs="Segoe UI"/>
+        </w:rPr>
+      </w:pPr>
+      <w:r>
+        <w:rPr>
+          <w:rFonts w:ascii="Segoe UI" w:hAnsi="Segoe UI" w:cs="Segoe UI"/>
+        </w:rPr>
+        <w:t>Forecasting</w:t>
+      </w:r>
+    </w:p>
+    <w:p>
+      <w:pPr>
+        <w:numPr>
+          <w:ilvl w:val="0"/>
+          <w:numId w:val="14"/>
+        </w:numPr>
+        <w:rPr>
+          <w:rFonts w:ascii="Segoe UI" w:hAnsi="Segoe UI" w:cs="Segoe UI"/>
+        </w:rPr>
+      </w:pPr>
+      <w:r>
+        <w:rPr>
+          <w:rFonts w:ascii="Segoe UI" w:hAnsi="Segoe UI" w:cs="Segoe UI"/>
+        </w:rPr>
+        <w:t>Geospatial Analytics &amp; Spatial Statistics</w:t>
+      </w:r>
+    </w:p>
+    <w:p>
+      <w:pPr>
+        <w:spacing w:after="0"/>
+        <w:rPr>
+          <w:rFonts w:ascii="Segoe UI" w:hAnsi="Segoe UI" w:cs="Segoe UI"/>
+          <w:b/>
+          <w:bCs/>
+        </w:rPr>
+      </w:pPr>
+    </w:p>
+    <w:p>
+      <w:pPr>
+        <w:spacing w:after="0"/>
+        <w:rPr>
+          <w:rFonts w:ascii="Segoe UI" w:hAnsi="Segoe UI" w:cs="Segoe UI"/>
+          <w:b/>
+          <w:bCs/>
+        </w:rPr>
+      </w:pPr>
+      <w:r>
+        <w:rPr>
+          <w:rFonts w:ascii="Segoe UI" w:hAnsi="Segoe UI" w:cs="Segoe UI"/>
+          <w:b/>
+          <w:bCs/>
+        </w:rPr>
+        <w:lastRenderedPageBreak/>
+        <w:t>Certifications/Achievements</w:t>
+      </w:r>
+    </w:p>
+    <w:p>
+      <w:pPr>
+        <w:numPr>
+          <w:ilvl w:val="0"/>
+          <w:numId w:val="15"/>
+        </w:numPr>
+        <w:spacing w:after="0"/>
+        <w:rPr>
+          <w:rFonts w:ascii="Segoe UI" w:hAnsi="Segoe UI" w:cs="Segoe UI"/>
+        </w:rPr>
+      </w:pPr>
+      <w:r>
+        <w:rPr>
+          <w:rFonts w:ascii="Segoe UI" w:hAnsi="Segoe UI" w:cs="Segoe UI"/>
+        </w:rPr>
+        <w:t>AWS Cloud Practitioner, July 2024 - </w:t>
+      </w:r>
       <w:r>
         <w:rPr>
           <w:rFonts w:ascii="Segoe UI" w:hAnsi="Segoe UI" w:cs="Segoe UI"/>
           <w:i/>
           <w:iCs/>
         </w:rPr>
-        <w:t>City of Raleigh</w:t>
-      </w:r>
-      <w:r>
-        <w:rPr>
-          <w:rFonts w:ascii="Segoe UI" w:hAnsi="Segoe UI" w:cs="Segoe UI"/>
-        </w:rPr>
-        <w:br/>
-      </w:r>
-      <w:proofErr w:type="spellStart"/>
+        <w:t>Amazon Web Services (AWS)</w:t>
+      </w:r>
+    </w:p>
+    <w:p>
+      <w:pPr>
+        <w:numPr>
+          <w:ilvl w:val="0"/>
+          <w:numId w:val="15"/>
+        </w:numPr>
+        <w:rPr>
+          <w:rFonts w:ascii="Segoe UI" w:hAnsi="Segoe UI" w:cs="Segoe UI"/>
+        </w:rPr>
+      </w:pPr>
+      <w:r>
+        <w:rPr>
+          <w:rFonts w:ascii="Segoe UI" w:hAnsi="Segoe UI" w:cs="Segoe UI"/>
+        </w:rPr>
+        <w:t>IT Information Library Foundations Certification (ITIL), June 2021 - </w:t>
+      </w:r>
       <w:r>
         <w:rPr>
           <w:rFonts w:ascii="Segoe UI" w:hAnsi="Segoe UI" w:cs="Segoe UI"/>
           <w:i/>
           <w:iCs/>
         </w:rPr>
-        <w:t>Raleigh</w:t>
-      </w:r>
-      <w:proofErr w:type="spellEnd"/>
-      <w:r>
-        <w:rPr>
-          <w:rFonts w:ascii="Segoe UI" w:hAnsi="Segoe UI" w:cs="Segoe UI"/>
-          <w:i/>
-          <w:iCs/>
-        </w:rPr>
-        <w:t>, NC</w:t>
-      </w:r>
-      <w:r>
-        <w:rPr>
-          <w:rFonts w:ascii="Segoe UI" w:hAnsi="Segoe UI" w:cs="Segoe UI"/>
-        </w:rPr>
-        <w:br/>
-      </w:r>
-      <w:r>
-        <w:rPr>
-          <w:rFonts w:ascii="Segoe UI" w:hAnsi="Segoe UI" w:cs="Segoe UI"/>
-          <w:i/>
-          <w:iCs/>
-        </w:rPr>
-        <w:t>June 2025 - Present</w:t>
-      </w:r>
-    </w:p>
-    <w:p>
-      <w:pPr>
-        <w:pStyle w:val="ListParagraph"/>
-        <w:numPr>
-          <w:ilvl w:val="0"/>
-          <w:numId w:val="16"/>
-        </w:numPr>
-        <w:rPr>
-          <w:rFonts w:ascii="Segoe UI" w:hAnsi="Segoe UI" w:cs="Segoe UI"/>
-        </w:rPr>
-      </w:pPr>
-      <w:r>
-        <w:rPr>
-          <w:rFonts w:ascii="Segoe UI" w:hAnsi="Segoe UI" w:cs="Segoe UI"/>
-        </w:rPr>
-        <w:t>Evaluated department data systems and analytical processes to identify improvement opportunities and implement data-driven solutions supporting Planning and Development operations.</w:t>
-      </w:r>
-    </w:p>
-    <w:p>
-      <w:pPr>
-        <w:pStyle w:val="ListParagraph"/>
-        <w:numPr>
-          <w:ilvl w:val="0"/>
-          <w:numId w:val="16"/>
-        </w:numPr>
-        <w:rPr>
-          <w:rFonts w:ascii="Segoe UI" w:hAnsi="Segoe UI" w:cs="Segoe UI"/>
-        </w:rPr>
-      </w:pPr>
-      <w:r>
-        <w:rPr>
-          <w:rFonts w:ascii="Segoe UI" w:hAnsi="Segoe UI" w:cs="Segoe UI"/>
-        </w:rPr>
-        <w:t xml:space="preserve">Built a </w:t>
-      </w:r>
-      <w:proofErr w:type="spellStart"/>
-      <w:r>
-        <w:rPr>
-          <w:rFonts w:ascii="Segoe UI" w:hAnsi="Segoe UI" w:cs="Segoe UI"/>
-        </w:rPr>
-        <w:t>PyTorch</w:t>
-      </w:r>
-      <w:proofErr w:type="spellEnd"/>
-      <w:r>
-        <w:rPr>
-          <w:rFonts w:ascii="Segoe UI" w:hAnsi="Segoe UI" w:cs="Segoe UI"/>
-        </w:rPr>
-        <w:t>-based computer vision application that automatically detects</w:t>
-      </w:r>
-      <w:r>
-        <w:rPr>
-          <w:rFonts w:ascii="Segoe UI" w:hAnsi="Segoe UI" w:cs="Segoe UI"/>
-        </w:rPr>
-        <w:t xml:space="preserve"> and redacts</w:t>
-      </w:r>
-      <w:r>
-        <w:rPr>
-          <w:rFonts w:ascii="Segoe UI" w:hAnsi="Segoe UI" w:cs="Segoe UI"/>
-        </w:rPr>
-        <w:t xml:space="preserve"> engineering seals and other sensitive information in large PDF plan sets and permit documents, reducing manual review effort.</w:t>
-      </w:r>
-    </w:p>
-    <w:p>
-      <w:pPr>
-        <w:pStyle w:val="ListParagraph"/>
-        <w:numPr>
-          <w:ilvl w:val="0"/>
-          <w:numId w:val="16"/>
-        </w:numPr>
-        <w:rPr>
-          <w:rFonts w:ascii="Segoe UI" w:hAnsi="Segoe UI" w:cs="Segoe UI"/>
-        </w:rPr>
-      </w:pPr>
-      <w:r>
-        <w:rPr>
-          <w:rFonts w:ascii="Segoe UI" w:hAnsi="Segoe UI" w:cs="Segoe UI"/>
-        </w:rPr>
-        <w:t>Produced city population estimates and long-range forecasts using statistical and spatial modeling methods that integrate census data, housing inventories, and permit activity.</w:t>
-      </w:r>
-    </w:p>
-    <w:p>
-      <w:pPr>
-        <w:pStyle w:val="ListParagraph"/>
-        <w:numPr>
-          <w:ilvl w:val="0"/>
-          <w:numId w:val="16"/>
-        </w:numPr>
-        <w:rPr>
-          <w:rFonts w:ascii="Segoe UI" w:hAnsi="Segoe UI" w:cs="Segoe UI"/>
-        </w:rPr>
-      </w:pPr>
-      <w:r>
-        <w:rPr>
-          <w:rFonts w:ascii="Segoe UI" w:hAnsi="Segoe UI" w:cs="Segoe UI"/>
-        </w:rPr>
-        <w:t>Designed and developed public-facing Power BI dashboards that allow residents and developers to track review timelines, benchmark compliance, and monitor development review performance.</w:t>
-      </w:r>
-    </w:p>
-    <w:p>
-      <w:pPr>
-        <w:pStyle w:val="ListParagraph"/>
-        <w:numPr>
-          <w:ilvl w:val="0"/>
-          <w:numId w:val="16"/>
-        </w:numPr>
-        <w:rPr>
-          <w:rFonts w:ascii="Segoe UI" w:hAnsi="Segoe UI" w:cs="Segoe UI"/>
-        </w:rPr>
-      </w:pPr>
-      <w:r>
-        <w:rPr>
-          <w:rFonts w:ascii="Segoe UI" w:hAnsi="Segoe UI" w:cs="Segoe UI"/>
-        </w:rPr>
-        <w:lastRenderedPageBreak/>
-        <w:t>Developed interactive dashboards providing citywide performance metrics across planning, annexations, permitting, inspections, and related development processes.</w:t>
-      </w:r>
-    </w:p>
-    <w:p>
-      <w:pPr>
-        <w:pStyle w:val="ListParagraph"/>
-        <w:numPr>
-          <w:ilvl w:val="0"/>
-          <w:numId w:val="16"/>
-        </w:numPr>
-        <w:rPr>
-          <w:rFonts w:ascii="Segoe UI" w:hAnsi="Segoe UI" w:cs="Segoe UI"/>
-        </w:rPr>
-      </w:pPr>
-      <w:r>
-        <w:rPr>
-          <w:rFonts w:ascii="Segoe UI" w:hAnsi="Segoe UI" w:cs="Segoe UI"/>
-        </w:rPr>
-        <w:t>Created and maintained more than 20 internal Power BI dashboards supporting operational reporting, performance monitoring, workload management, and decision-making across multiple divisions.</w:t>
-      </w:r>
-    </w:p>
-    <w:p>
-      <w:pPr>
-        <w:pStyle w:val="ListParagraph"/>
-        <w:numPr>
-          <w:ilvl w:val="0"/>
-          <w:numId w:val="16"/>
-        </w:numPr>
-        <w:rPr>
-          <w:rFonts w:ascii="Segoe UI" w:hAnsi="Segoe UI" w:cs="Segoe UI"/>
-        </w:rPr>
-      </w:pPr>
-      <w:r>
-        <w:rPr>
-          <w:rFonts w:ascii="Segoe UI" w:hAnsi="Segoe UI" w:cs="Segoe UI"/>
-        </w:rPr>
-        <w:t>Performed analyses of development and demographic trends, including citywide suburban and urban growth analysis presented to City Council and senior leadership.</w:t>
-      </w:r>
-    </w:p>
-    <w:p>
-      <w:pPr>
-        <w:pStyle w:val="ListParagraph"/>
-        <w:numPr>
-          <w:ilvl w:val="0"/>
-          <w:numId w:val="16"/>
-        </w:numPr>
-        <w:rPr>
-          <w:rFonts w:ascii="Segoe UI" w:hAnsi="Segoe UI" w:cs="Segoe UI"/>
-        </w:rPr>
-      </w:pPr>
-      <w:r>
-        <w:rPr>
-          <w:rFonts w:ascii="Segoe UI" w:hAnsi="Segoe UI" w:cs="Segoe UI"/>
-        </w:rPr>
-        <w:t>Developed automated workflows that streamlined department operations, including meeting tracking, event management, and customer intake processing.</w:t>
-      </w:r>
-    </w:p>
-    <w:p>
-      <w:pPr>
-        <w:pStyle w:val="ListParagraph"/>
-        <w:numPr>
-          <w:ilvl w:val="0"/>
-          <w:numId w:val="16"/>
-        </w:numPr>
-        <w:rPr>
-          <w:rFonts w:ascii="Segoe UI" w:hAnsi="Segoe UI" w:cs="Segoe UI"/>
-        </w:rPr>
-      </w:pPr>
-      <w:r>
-        <w:rPr>
-          <w:rFonts w:ascii="Segoe UI" w:hAnsi="Segoe UI" w:cs="Segoe UI"/>
-        </w:rPr>
-        <w:t>Prepared technical reports and documentation, and provided training and support to staff on dashboards, data interpretation, and visualization best practices.</w:t>
+        <w:t>AXELOS Global Best Practice</w:t>
+      </w:r>
+    </w:p>
+    <w:p>
+      <w:pPr>
+        <w:pStyle w:val="Heading1"/>
+        <w:spacing w:before="0"/>
+        <w:rPr>
+          <w:sz w:val="36"/>
+          <w:szCs w:val="36"/>
+        </w:rPr>
+      </w:pPr>
+      <w:r>
+        <w:rPr>
+          <w:sz w:val="36"/>
+          <w:szCs w:val="36"/>
+        </w:rPr>
+        <w:t>Independent Research/Projects</w:t>
       </w:r>
     </w:p>
     <w:p>
@@ -517,218 +1890,55 @@
           <w:b/>
           <w:bCs/>
         </w:rPr>
-        <w:t>Data Scientist</w:t>
-      </w:r>
-    </w:p>
-    <w:p>
-      <w:pPr>
-        <w:rPr>
-          <w:rFonts w:ascii="Segoe UI" w:hAnsi="Segoe UI" w:cs="Segoe UI"/>
-        </w:rPr>
-      </w:pPr>
-      <w:r>
-        <w:rPr>
-          <w:rFonts w:ascii="Segoe UI" w:hAnsi="Segoe UI" w:cs="Segoe UI"/>
-          <w:i/>
-          <w:iCs/>
-        </w:rPr>
-        <w:t>Tennessee Valley Authority</w:t>
-      </w:r>
-      <w:r>
-        <w:rPr>
-          <w:rFonts w:ascii="Segoe UI" w:hAnsi="Segoe UI" w:cs="Segoe UI"/>
-        </w:rPr>
-        <w:br/>
-      </w:r>
-      <w:r>
-        <w:rPr>
-          <w:rFonts w:ascii="Segoe UI" w:hAnsi="Segoe UI" w:cs="Segoe UI"/>
-          <w:i/>
-          <w:iCs/>
-        </w:rPr>
-        <w:t>Chattanooga, TN (Remote)</w:t>
-      </w:r>
-      <w:r>
-        <w:rPr>
-          <w:rFonts w:ascii="Segoe UI" w:hAnsi="Segoe UI" w:cs="Segoe UI"/>
-        </w:rPr>
-        <w:br/>
-      </w:r>
-      <w:r>
-        <w:rPr>
-          <w:rFonts w:ascii="Segoe UI" w:hAnsi="Segoe UI" w:cs="Segoe UI"/>
-          <w:i/>
-          <w:iCs/>
-        </w:rPr>
-        <w:t>August 2022 - June 2025</w:t>
-      </w:r>
-    </w:p>
-    <w:p>
-      <w:pPr>
-        <w:pStyle w:val="ListParagraph"/>
-        <w:numPr>
-          <w:ilvl w:val="0"/>
-          <w:numId w:val="17"/>
-        </w:numPr>
-        <w:rPr>
-          <w:rFonts w:ascii="Segoe UI" w:hAnsi="Segoe UI" w:cs="Segoe UI"/>
-        </w:rPr>
-      </w:pPr>
-      <w:r>
-        <w:rPr>
-          <w:rFonts w:ascii="Segoe UI" w:hAnsi="Segoe UI" w:cs="Segoe UI"/>
-        </w:rPr>
-        <w:t>Developed end-to-end machine learning and analytical solutions across environmental, geochemical, and operational domains, including data pipelines, statistical models, and interactive R Shiny applications.</w:t>
-      </w:r>
-    </w:p>
-    <w:p>
-      <w:pPr>
-        <w:pStyle w:val="ListParagraph"/>
-        <w:numPr>
-          <w:ilvl w:val="0"/>
-          <w:numId w:val="17"/>
-        </w:numPr>
-        <w:rPr>
-          <w:rFonts w:ascii="Segoe UI" w:hAnsi="Segoe UI" w:cs="Segoe UI"/>
-        </w:rPr>
-      </w:pPr>
-      <w:r>
-        <w:rPr>
-          <w:rFonts w:ascii="Segoe UI" w:hAnsi="Segoe UI" w:cs="Segoe UI"/>
-        </w:rPr>
-        <w:t>Built large-scale analytical applications for groundwater evaluation, geochemical modeling, and billing anomaly detection, improving access to complex analytical workflows for business users.</w:t>
-      </w:r>
-    </w:p>
-    <w:p>
-      <w:pPr>
-        <w:pStyle w:val="ListParagraph"/>
-        <w:numPr>
-          <w:ilvl w:val="0"/>
-          <w:numId w:val="17"/>
-        </w:numPr>
-        <w:rPr>
-          <w:rFonts w:ascii="Segoe UI" w:hAnsi="Segoe UI" w:cs="Segoe UI"/>
-        </w:rPr>
-      </w:pPr>
-      <w:r>
-        <w:rPr>
-          <w:rFonts w:ascii="Segoe UI" w:hAnsi="Segoe UI" w:cs="Segoe UI"/>
-        </w:rPr>
-        <w:t xml:space="preserve">Developed document analysis tools using large language models, retrieval-augmented generation (RAG), embeddings, and </w:t>
+        <w:t>Species Distribution Modeling</w:t>
+      </w:r>
+    </w:p>
+    <w:p>
+      <w:pPr>
+        <w:numPr>
+          <w:ilvl w:val="0"/>
+          <w:numId w:val="10"/>
+        </w:numPr>
+        <w:rPr>
+          <w:rFonts w:ascii="Segoe UI" w:hAnsi="Segoe UI" w:cs="Segoe UI"/>
+        </w:rPr>
+      </w:pPr>
+      <w:r>
+        <w:rPr>
+          <w:rFonts w:ascii="Segoe UI" w:hAnsi="Segoe UI" w:cs="Segoe UI"/>
+        </w:rPr>
+        <w:t xml:space="preserve">Conducted comparative analysis between machine learning and traditional approaches (Inhomogeneous Poisson Point Process, </w:t>
       </w:r>
       <w:proofErr w:type="spellStart"/>
       <w:r>
         <w:rPr>
           <w:rFonts w:ascii="Segoe UI" w:hAnsi="Segoe UI" w:cs="Segoe UI"/>
         </w:rPr>
-        <w:t>LangChain</w:t>
+        <w:t>MaxEnt</w:t>
       </w:r>
       <w:proofErr w:type="spellEnd"/>
       <w:r>
         <w:rPr>
           <w:rFonts w:ascii="Segoe UI" w:hAnsi="Segoe UI" w:cs="Segoe UI"/>
         </w:rPr>
-        <w:t xml:space="preserve"> to support search, extraction, and review of internal documents.</w:t>
-      </w:r>
-    </w:p>
-    <w:p>
-      <w:pPr>
-        <w:pStyle w:val="ListParagraph"/>
-        <w:numPr>
-          <w:ilvl w:val="0"/>
-          <w:numId w:val="17"/>
-        </w:numPr>
-        <w:rPr>
-          <w:rFonts w:ascii="Segoe UI" w:hAnsi="Segoe UI" w:cs="Segoe UI"/>
-        </w:rPr>
-      </w:pPr>
-      <w:r>
-        <w:rPr>
-          <w:rFonts w:ascii="Segoe UI" w:hAnsi="Segoe UI" w:cs="Segoe UI"/>
-        </w:rPr>
-        <w:t>Led technical proof-of-concepts using Python, R, SQL, AWS, and version control to evaluate new analytics use cases and translate business problems into working prototypes.</w:t>
-      </w:r>
-    </w:p>
-    <w:p>
-      <w:pPr>
-        <w:pStyle w:val="ListParagraph"/>
-        <w:numPr>
-          <w:ilvl w:val="0"/>
-          <w:numId w:val="17"/>
-        </w:numPr>
-        <w:rPr>
-          <w:rFonts w:ascii="Segoe UI" w:hAnsi="Segoe UI" w:cs="Segoe UI"/>
-        </w:rPr>
-      </w:pPr>
-      <w:r>
-        <w:rPr>
-          <w:rFonts w:ascii="Segoe UI" w:hAnsi="Segoe UI" w:cs="Segoe UI"/>
-        </w:rPr>
-        <w:t xml:space="preserve">Participated in an enterprise </w:t>
-      </w:r>
-      <w:proofErr w:type="spellStart"/>
-      <w:r>
-        <w:rPr>
-          <w:rFonts w:ascii="Segoe UI" w:hAnsi="Segoe UI" w:cs="Segoe UI"/>
-        </w:rPr>
-        <w:t>MLOps</w:t>
-      </w:r>
-      <w:proofErr w:type="spellEnd"/>
-      <w:r>
-        <w:rPr>
-          <w:rFonts w:ascii="Segoe UI" w:hAnsi="Segoe UI" w:cs="Segoe UI"/>
-        </w:rPr>
-        <w:t xml:space="preserve"> platform assessment covering Domino Data Lab, </w:t>
-      </w:r>
-      <w:proofErr w:type="spellStart"/>
-      <w:r>
-        <w:rPr>
-          <w:rFonts w:ascii="Segoe UI" w:hAnsi="Segoe UI" w:cs="Segoe UI"/>
-        </w:rPr>
-        <w:t>DataRobot</w:t>
-      </w:r>
-      <w:proofErr w:type="spellEnd"/>
-      <w:r>
-        <w:rPr>
-          <w:rFonts w:ascii="Segoe UI" w:hAnsi="Segoe UI" w:cs="Segoe UI"/>
-        </w:rPr>
-        <w:t>, Dataiku, SAS, and AWS SageMaker, with a focus on model monitoring, reproducibility, and workflow management.</w:t>
-      </w:r>
-    </w:p>
-    <w:p>
-      <w:pPr>
-        <w:pStyle w:val="ListParagraph"/>
-        <w:numPr>
-          <w:ilvl w:val="0"/>
-          <w:numId w:val="17"/>
-        </w:numPr>
-        <w:rPr>
-          <w:rFonts w:ascii="Segoe UI" w:hAnsi="Segoe UI" w:cs="Segoe UI"/>
-        </w:rPr>
-      </w:pPr>
-      <w:r>
-        <w:rPr>
-          <w:rFonts w:ascii="Segoe UI" w:hAnsi="Segoe UI" w:cs="Segoe UI"/>
-        </w:rPr>
-        <w:t>Used Azure DevOps, AWS services, and Dataiku to develop, deploy, and maintain scalable analytical and machine learning workflows.</w:t>
-      </w:r>
-    </w:p>
-    <w:p>
-      <w:pPr>
-        <w:pStyle w:val="ListParagraph"/>
-        <w:numPr>
-          <w:ilvl w:val="0"/>
-          <w:numId w:val="17"/>
-        </w:numPr>
-        <w:rPr>
-          <w:rFonts w:ascii="Segoe UI" w:hAnsi="Segoe UI" w:cs="Segoe UI"/>
-        </w:rPr>
-      </w:pPr>
-      <w:r>
-        <w:rPr>
-          <w:rFonts w:ascii="Segoe UI" w:hAnsi="Segoe UI" w:cs="Segoe UI"/>
-        </w:rPr>
-        <w:t>Developed and instructed advanced R programming courses, helping technical and non-technical stakeholders better understand analytical methods and tools.</w:t>
+        <w:t>) for Species Distribution Modeling, implementing all analytical pipelines in R.</w:t>
+      </w:r>
+    </w:p>
+    <w:p>
+      <w:pPr>
+        <w:numPr>
+          <w:ilvl w:val="0"/>
+          <w:numId w:val="10"/>
+        </w:numPr>
+        <w:rPr>
+          <w:rFonts w:ascii="Segoe UI" w:hAnsi="Segoe UI" w:cs="Segoe UI"/>
+        </w:rPr>
+      </w:pPr>
+      <w:r>
+        <w:rPr>
+          <w:rFonts w:ascii="Segoe UI" w:hAnsi="Segoe UI" w:cs="Segoe UI"/>
+        </w:rPr>
+        <w:t>Analyzed distribution patterns of 8 bird species across 4 US states using bioclimatic variables, developing fully reproducible workflows with robust version control.</w:t>
       </w:r>
     </w:p>
     <w:p>
@@ -743,415 +1953,124 @@
           <w:b/>
           <w:bCs/>
         </w:rPr>
-        <w:t>Data Analyst</w:t>
-      </w:r>
-    </w:p>
-    <w:p>
-      <w:pPr>
-        <w:rPr>
-          <w:rFonts w:ascii="Segoe UI" w:hAnsi="Segoe UI" w:cs="Segoe UI"/>
-        </w:rPr>
-      </w:pPr>
-      <w:r>
-        <w:rPr>
-          <w:rFonts w:ascii="Segoe UI" w:hAnsi="Segoe UI" w:cs="Segoe UI"/>
-          <w:i/>
-          <w:iCs/>
-        </w:rPr>
-        <w:t>Elder Research Inc.</w:t>
-      </w:r>
-      <w:r>
-        <w:rPr>
-          <w:rFonts w:ascii="Segoe UI" w:hAnsi="Segoe UI" w:cs="Segoe UI"/>
-        </w:rPr>
-        <w:br/>
-      </w:r>
-      <w:r>
-        <w:rPr>
-          <w:rFonts w:ascii="Segoe UI" w:hAnsi="Segoe UI" w:cs="Segoe UI"/>
-          <w:i/>
-          <w:iCs/>
-        </w:rPr>
-        <w:t>Raleigh, NC</w:t>
-      </w:r>
-      <w:r>
-        <w:rPr>
-          <w:rFonts w:ascii="Segoe UI" w:hAnsi="Segoe UI" w:cs="Segoe UI"/>
-        </w:rPr>
-        <w:br/>
-      </w:r>
-      <w:r>
-        <w:rPr>
-          <w:rFonts w:ascii="Segoe UI" w:hAnsi="Segoe UI" w:cs="Segoe UI"/>
-          <w:i/>
-          <w:iCs/>
-        </w:rPr>
-        <w:t>August 2021 - August 2022</w:t>
-      </w:r>
-    </w:p>
-    <w:p>
-      <w:pPr>
-        <w:pStyle w:val="ListParagraph"/>
-        <w:numPr>
-          <w:ilvl w:val="0"/>
-          <w:numId w:val="18"/>
-        </w:numPr>
-        <w:rPr>
-          <w:rFonts w:ascii="Segoe UI" w:hAnsi="Segoe UI" w:cs="Segoe UI"/>
-        </w:rPr>
-      </w:pPr>
-      <w:r>
-        <w:rPr>
-          <w:rFonts w:ascii="Segoe UI" w:hAnsi="Segoe UI" w:cs="Segoe UI"/>
-        </w:rPr>
-        <w:lastRenderedPageBreak/>
-        <w:t xml:space="preserve">Built a machine learning pipeline using Databricks for ETL, model training, and deployment that identified major </w:t>
-      </w:r>
-      <w:proofErr w:type="gramStart"/>
-      <w:r>
-        <w:rPr>
-          <w:rFonts w:ascii="Segoe UI" w:hAnsi="Segoe UI" w:cs="Segoe UI"/>
-        </w:rPr>
-        <w:t>slippage drivers</w:t>
-      </w:r>
-      <w:proofErr w:type="gramEnd"/>
-      <w:r>
-        <w:rPr>
-          <w:rFonts w:ascii="Segoe UI" w:hAnsi="Segoe UI" w:cs="Segoe UI"/>
-        </w:rPr>
-        <w:t xml:space="preserve"> for Church &amp; Dwight, resulting in over $1 million in savings.</w:t>
-      </w:r>
-    </w:p>
-    <w:p>
-      <w:pPr>
-        <w:pStyle w:val="ListParagraph"/>
-        <w:numPr>
-          <w:ilvl w:val="0"/>
-          <w:numId w:val="18"/>
-        </w:numPr>
-        <w:rPr>
-          <w:rFonts w:ascii="Segoe UI" w:hAnsi="Segoe UI" w:cs="Segoe UI"/>
-        </w:rPr>
-      </w:pPr>
-      <w:r>
-        <w:rPr>
-          <w:rFonts w:ascii="Segoe UI" w:hAnsi="Segoe UI" w:cs="Segoe UI"/>
-        </w:rPr>
-        <w:t>Designed and implemented a production-grade data engineering workflow for Chick-fil-A using AWS Redshift, Athena, and Apache Airflow, automating reconciliation between inventory and sales forecasting systems.</w:t>
-      </w:r>
-    </w:p>
-    <w:p>
-      <w:pPr>
-        <w:pStyle w:val="ListParagraph"/>
-        <w:numPr>
-          <w:ilvl w:val="0"/>
-          <w:numId w:val="18"/>
-        </w:numPr>
-        <w:rPr>
-          <w:rFonts w:ascii="Segoe UI" w:hAnsi="Segoe UI" w:cs="Segoe UI"/>
-        </w:rPr>
-      </w:pPr>
-      <w:r>
-        <w:rPr>
-          <w:rFonts w:ascii="Segoe UI" w:hAnsi="Segoe UI" w:cs="Segoe UI"/>
-        </w:rPr>
-        <w:t>Developed predictive analytics solutions for commercial clients, including classification, forecasting, recommendation, and data integration workflows.</w:t>
-      </w:r>
-    </w:p>
-    <w:p>
-      <w:pPr>
-        <w:pStyle w:val="ListParagraph"/>
-        <w:numPr>
-          <w:ilvl w:val="0"/>
-          <w:numId w:val="18"/>
-        </w:numPr>
-        <w:rPr>
-          <w:rFonts w:ascii="Segoe UI" w:hAnsi="Segoe UI" w:cs="Segoe UI"/>
-        </w:rPr>
-      </w:pPr>
-      <w:r>
-        <w:rPr>
-          <w:rFonts w:ascii="Segoe UI" w:hAnsi="Segoe UI" w:cs="Segoe UI"/>
-        </w:rPr>
-        <w:t>Used Python, R, SQL, cloud data platforms, version control, and reproducible development practices to build reliable analytical datasets and model workflows.</w:t>
-      </w:r>
-    </w:p>
-    <w:p>
-      <w:pPr>
-        <w:pStyle w:val="ListParagraph"/>
-        <w:numPr>
-          <w:ilvl w:val="0"/>
-          <w:numId w:val="18"/>
-        </w:numPr>
-        <w:rPr>
-          <w:rFonts w:ascii="Segoe UI" w:hAnsi="Segoe UI" w:cs="Segoe UI"/>
-        </w:rPr>
-      </w:pPr>
-      <w:r>
-        <w:rPr>
-          <w:rFonts w:ascii="Segoe UI" w:hAnsi="Segoe UI" w:cs="Segoe UI"/>
-        </w:rPr>
-        <w:t>Documented methods, maintained code quality, and communicated findings to technical and business teams.</w:t>
-      </w:r>
-    </w:p>
-    <w:p>
-      <w:pPr>
-        <w:rPr>
-          <w:rFonts w:ascii="Segoe UI" w:hAnsi="Segoe UI" w:cs="Segoe UI"/>
-        </w:rPr>
-      </w:pPr>
-      <w:r>
-        <w:rPr>
-          <w:rFonts w:ascii="Segoe UI" w:hAnsi="Segoe UI" w:cs="Segoe UI"/>
-          <w:b/>
-          <w:bCs/>
-        </w:rPr>
-        <w:t>Data Science Intern</w:t>
-      </w:r>
-    </w:p>
-    <w:p>
-      <w:pPr>
-        <w:rPr>
-          <w:rFonts w:ascii="Segoe UI" w:hAnsi="Segoe UI" w:cs="Segoe UI"/>
-        </w:rPr>
-      </w:pPr>
-      <w:r>
-        <w:rPr>
-          <w:rFonts w:ascii="Segoe UI" w:hAnsi="Segoe UI" w:cs="Segoe UI"/>
-          <w:i/>
-          <w:iCs/>
-        </w:rPr>
-        <w:t>Merkle Inc.</w:t>
-      </w:r>
-      <w:r>
-        <w:rPr>
-          <w:rFonts w:ascii="Segoe UI" w:hAnsi="Segoe UI" w:cs="Segoe UI"/>
-        </w:rPr>
-        <w:br/>
-      </w:r>
-      <w:r>
-        <w:rPr>
-          <w:rFonts w:ascii="Segoe UI" w:hAnsi="Segoe UI" w:cs="Segoe UI"/>
-          <w:i/>
-          <w:iCs/>
-        </w:rPr>
-        <w:t>New York City, NY (Remote)</w:t>
-      </w:r>
-      <w:r>
-        <w:rPr>
-          <w:rFonts w:ascii="Segoe UI" w:hAnsi="Segoe UI" w:cs="Segoe UI"/>
-        </w:rPr>
-        <w:br/>
-      </w:r>
-      <w:r>
-        <w:rPr>
-          <w:rFonts w:ascii="Segoe UI" w:hAnsi="Segoe UI" w:cs="Segoe UI"/>
-          <w:i/>
-          <w:iCs/>
-        </w:rPr>
-        <w:t>June 2021 - August 2021</w:t>
-      </w:r>
-    </w:p>
-    <w:p>
-      <w:pPr>
-        <w:pStyle w:val="ListParagraph"/>
-        <w:numPr>
-          <w:ilvl w:val="0"/>
-          <w:numId w:val="19"/>
-        </w:numPr>
-        <w:rPr>
-          <w:rFonts w:ascii="Segoe UI" w:hAnsi="Segoe UI" w:cs="Segoe UI"/>
-        </w:rPr>
-      </w:pPr>
-      <w:r>
-        <w:rPr>
-          <w:rFonts w:ascii="Segoe UI" w:hAnsi="Segoe UI" w:cs="Segoe UI"/>
-        </w:rPr>
-        <w:t>Developed customer segmentation and propensity modeling workflows for targeted marketing campaigns using Python, Databricks, and statistical modeling methods.</w:t>
-      </w:r>
-    </w:p>
-    <w:p>
-      <w:pPr>
-        <w:pStyle w:val="ListParagraph"/>
-        <w:numPr>
-          <w:ilvl w:val="0"/>
-          <w:numId w:val="19"/>
-        </w:numPr>
-        <w:rPr>
-          <w:rFonts w:ascii="Segoe UI" w:hAnsi="Segoe UI" w:cs="Segoe UI"/>
-        </w:rPr>
-      </w:pPr>
-      <w:r>
-        <w:rPr>
-          <w:rFonts w:ascii="Segoe UI" w:hAnsi="Segoe UI" w:cs="Segoe UI"/>
-        </w:rPr>
-        <w:t>Built and optimized data pipelines for the 2021 Jaguar/Land Rover campaigns, including audience overlap analysis that improved targeting efficiency by 15%.</w:t>
-      </w:r>
-    </w:p>
-    <w:p>
-      <w:pPr>
-        <w:pStyle w:val="ListParagraph"/>
-        <w:numPr>
-          <w:ilvl w:val="0"/>
-          <w:numId w:val="19"/>
-        </w:numPr>
-        <w:rPr>
-          <w:rFonts w:ascii="Segoe UI" w:hAnsi="Segoe UI" w:cs="Segoe UI"/>
-        </w:rPr>
-      </w:pPr>
-      <w:r>
-        <w:rPr>
-          <w:rFonts w:ascii="Segoe UI" w:hAnsi="Segoe UI" w:cs="Segoe UI"/>
-        </w:rPr>
-        <w:t>Prepared features, trained models, generated propensity scores, and supported campaign analytics for data-driven audience selection.</w:t>
-      </w:r>
-    </w:p>
-    <w:p>
-      <w:pPr>
-        <w:pStyle w:val="ListParagraph"/>
-        <w:numPr>
-          <w:ilvl w:val="0"/>
-          <w:numId w:val="19"/>
-        </w:numPr>
-        <w:rPr>
-          <w:rFonts w:ascii="Segoe UI" w:hAnsi="Segoe UI" w:cs="Segoe UI"/>
-        </w:rPr>
-      </w:pPr>
-      <w:r>
-        <w:rPr>
-          <w:rFonts w:ascii="Segoe UI" w:hAnsi="Segoe UI" w:cs="Segoe UI"/>
-        </w:rPr>
-        <w:t>Used reproducible workflows in a production-oriented analytics environment to support model versioning, collaboration, and deployment readiness.</w:t>
-      </w:r>
-    </w:p>
-    <w:p>
-      <w:pPr>
-        <w:rPr>
-          <w:rFonts w:ascii="Segoe UI" w:hAnsi="Segoe UI" w:cs="Segoe UI"/>
-        </w:rPr>
-      </w:pPr>
-      <w:r>
-        <w:rPr>
-          <w:rFonts w:ascii="Segoe UI" w:hAnsi="Segoe UI" w:cs="Segoe UI"/>
-          <w:b/>
-          <w:bCs/>
-        </w:rPr>
-        <w:t>Forecasting Analyst</w:t>
-      </w:r>
-    </w:p>
-    <w:p>
-      <w:pPr>
-        <w:rPr>
-          <w:rFonts w:ascii="Segoe UI" w:hAnsi="Segoe UI" w:cs="Segoe UI"/>
-        </w:rPr>
-      </w:pPr>
-      <w:r>
-        <w:rPr>
-          <w:rFonts w:ascii="Segoe UI" w:hAnsi="Segoe UI" w:cs="Segoe UI"/>
-          <w:i/>
-          <w:iCs/>
-        </w:rPr>
-        <w:t>Genworth</w:t>
-      </w:r>
-      <w:r>
-        <w:rPr>
-          <w:rFonts w:ascii="Segoe UI" w:hAnsi="Segoe UI" w:cs="Segoe UI"/>
-        </w:rPr>
-        <w:br/>
-      </w:r>
-      <w:r>
-        <w:rPr>
-          <w:rFonts w:ascii="Segoe UI" w:hAnsi="Segoe UI" w:cs="Segoe UI"/>
-          <w:i/>
-          <w:iCs/>
-        </w:rPr>
-        <w:t>Lynchburg, VA</w:t>
-      </w:r>
-      <w:r>
-        <w:rPr>
-          <w:rFonts w:ascii="Segoe UI" w:hAnsi="Segoe UI" w:cs="Segoe UI"/>
-        </w:rPr>
-        <w:br/>
-      </w:r>
-      <w:r>
-        <w:rPr>
-          <w:rFonts w:ascii="Segoe UI" w:hAnsi="Segoe UI" w:cs="Segoe UI"/>
-          <w:i/>
-          <w:iCs/>
-        </w:rPr>
-        <w:t>January 2020 - March 2021</w:t>
-      </w:r>
-    </w:p>
-    <w:p>
-      <w:pPr>
-        <w:pStyle w:val="ListParagraph"/>
-        <w:numPr>
-          <w:ilvl w:val="0"/>
-          <w:numId w:val="19"/>
-        </w:numPr>
-        <w:rPr>
-          <w:rFonts w:ascii="Segoe UI" w:hAnsi="Segoe UI" w:cs="Segoe UI"/>
-        </w:rPr>
-      </w:pPr>
-      <w:r>
-        <w:rPr>
-          <w:rFonts w:ascii="Segoe UI" w:hAnsi="Segoe UI" w:cs="Segoe UI"/>
-        </w:rPr>
-        <w:t>Analyzed call center data and developed time-series forecasting models to predict future workload and staffing requirements.</w:t>
-      </w:r>
-    </w:p>
-    <w:p>
-      <w:pPr>
-        <w:pStyle w:val="ListParagraph"/>
-        <w:numPr>
-          <w:ilvl w:val="0"/>
-          <w:numId w:val="19"/>
-        </w:numPr>
-        <w:rPr>
-          <w:rFonts w:ascii="Segoe UI" w:hAnsi="Segoe UI" w:cs="Segoe UI"/>
-        </w:rPr>
-      </w:pPr>
-      <w:r>
-        <w:rPr>
-          <w:rFonts w:ascii="Segoe UI" w:hAnsi="Segoe UI" w:cs="Segoe UI"/>
-        </w:rPr>
-        <w:t>Used Python, SQL, and PostgreSQL to model incoming and outgoing call volume, capturing trends, seasonality, day-of-week patterns, and other factors affecting workload.</w:t>
-      </w:r>
-    </w:p>
-    <w:p>
-      <w:pPr>
-        <w:pStyle w:val="ListParagraph"/>
-        <w:numPr>
-          <w:ilvl w:val="0"/>
-          <w:numId w:val="19"/>
-        </w:numPr>
-        <w:rPr>
-          <w:rFonts w:ascii="Segoe UI" w:hAnsi="Segoe UI" w:cs="Segoe UI"/>
-        </w:rPr>
-      </w:pPr>
-      <w:r>
-        <w:rPr>
-          <w:rFonts w:ascii="Segoe UI" w:hAnsi="Segoe UI" w:cs="Segoe UI"/>
-        </w:rPr>
-        <w:t>Supported quantitative research and forecasting updates in response to the COVID-19 pandemic.</w:t>
-      </w:r>
-    </w:p>
-    <w:p>
-      <w:pPr>
-        <w:pStyle w:val="ListParagraph"/>
-        <w:numPr>
-          <w:ilvl w:val="0"/>
-          <w:numId w:val="19"/>
-        </w:numPr>
-        <w:rPr>
-          <w:rFonts w:ascii="Segoe UI" w:hAnsi="Segoe UI" w:cs="Segoe UI"/>
-        </w:rPr>
-      </w:pPr>
-      <w:r>
-        <w:rPr>
-          <w:rFonts w:ascii="Segoe UI" w:hAnsi="Segoe UI" w:cs="Segoe UI"/>
-        </w:rPr>
-        <w:t>Prepared analysis and communicated results to support staffing, scheduling, and operational planning decisions.</w:t>
+        <w:t>Utilizing the Clay Foundation Model and Sentinel-2 Imagery for Urban Growth Monitoring</w:t>
+      </w:r>
+    </w:p>
+    <w:p>
+      <w:pPr>
+        <w:numPr>
+          <w:ilvl w:val="0"/>
+          <w:numId w:val="11"/>
+        </w:numPr>
+        <w:spacing w:after="0"/>
+        <w:rPr>
+          <w:rFonts w:ascii="Segoe UI" w:hAnsi="Segoe UI" w:cs="Segoe UI"/>
+        </w:rPr>
+      </w:pPr>
+      <w:r>
+        <w:rPr>
+          <w:rFonts w:ascii="Segoe UI" w:hAnsi="Segoe UI" w:cs="Segoe UI"/>
+        </w:rPr>
+        <w:t xml:space="preserve">Developed proof-of-concept study integrating Sentinel-2 multispectral satellite imagery with the Clay Foundation Model (open-source deep Earth Observation foundation model) to monitor urban growth patterns using Python and </w:t>
+      </w:r>
+      <w:proofErr w:type="spellStart"/>
+      <w:r>
+        <w:rPr>
+          <w:rFonts w:ascii="Segoe UI" w:hAnsi="Segoe UI" w:cs="Segoe UI"/>
+        </w:rPr>
+        <w:t>PyTorch</w:t>
+      </w:r>
+      <w:proofErr w:type="spellEnd"/>
+      <w:r>
+        <w:rPr>
+          <w:rFonts w:ascii="Segoe UI" w:hAnsi="Segoe UI" w:cs="Segoe UI"/>
+        </w:rPr>
+        <w:t>.</w:t>
+      </w:r>
+    </w:p>
+    <w:p>
+      <w:pPr>
+        <w:numPr>
+          <w:ilvl w:val="0"/>
+          <w:numId w:val="11"/>
+        </w:numPr>
+        <w:spacing w:after="0"/>
+        <w:rPr>
+          <w:rFonts w:ascii="Segoe UI" w:hAnsi="Segoe UI" w:cs="Segoe UI"/>
+        </w:rPr>
+      </w:pPr>
+      <w:r>
+        <w:rPr>
+          <w:rFonts w:ascii="Segoe UI" w:hAnsi="Segoe UI" w:cs="Segoe UI"/>
+        </w:rPr>
+        <w:t>Engineered a scalable, data-efficient framework generating urban imperviousness estimates with higher temporal resolution than standard datasets like the National Land Cover Database.</w:t>
+      </w:r>
+    </w:p>
+    <w:p>
+      <w:pPr>
+        <w:numPr>
+          <w:ilvl w:val="0"/>
+          <w:numId w:val="11"/>
+        </w:numPr>
+        <w:spacing w:after="0"/>
+        <w:rPr>
+          <w:rFonts w:ascii="Segoe UI" w:hAnsi="Segoe UI" w:cs="Segoe UI"/>
+        </w:rPr>
+      </w:pPr>
+      <w:r>
+        <w:rPr>
+          <w:rFonts w:ascii="Segoe UI" w:hAnsi="Segoe UI" w:cs="Segoe UI"/>
+        </w:rPr>
+        <w:t>Processed Sentinel-2 imagery into structured geospatial datasets and leveraged Clay Foundation Model for feature extraction and embedding generation.</w:t>
+      </w:r>
+    </w:p>
+    <w:p>
+      <w:pPr>
+        <w:numPr>
+          <w:ilvl w:val="0"/>
+          <w:numId w:val="11"/>
+        </w:numPr>
+        <w:spacing w:after="0"/>
+        <w:rPr>
+          <w:rFonts w:ascii="Segoe UI" w:hAnsi="Segoe UI" w:cs="Segoe UI"/>
+        </w:rPr>
+      </w:pPr>
+      <w:r>
+        <w:rPr>
+          <w:rFonts w:ascii="Segoe UI" w:hAnsi="Segoe UI" w:cs="Segoe UI"/>
+        </w:rPr>
+        <w:t xml:space="preserve">Designed and evaluated both simple and complex neural network architectures in </w:t>
+      </w:r>
+      <w:proofErr w:type="spellStart"/>
+      <w:r>
+        <w:rPr>
+          <w:rFonts w:ascii="Segoe UI" w:hAnsi="Segoe UI" w:cs="Segoe UI"/>
+        </w:rPr>
+        <w:t>PyTorch</w:t>
+      </w:r>
+      <w:proofErr w:type="spellEnd"/>
+      <w:r>
+        <w:rPr>
+          <w:rFonts w:ascii="Segoe UI" w:hAnsi="Segoe UI" w:cs="Segoe UI"/>
+        </w:rPr>
+        <w:t>, enhancing model performance through systematic hyperparameter optimization to achieve high accuracy in urban imperviousness prediction.</w:t>
+      </w:r>
+    </w:p>
+    <w:p>
+      <w:pPr>
+        <w:numPr>
+          <w:ilvl w:val="0"/>
+          <w:numId w:val="11"/>
+        </w:numPr>
+        <w:rPr>
+          <w:rFonts w:ascii="Segoe UI" w:hAnsi="Segoe UI" w:cs="Segoe UI"/>
+        </w:rPr>
+      </w:pPr>
+      <w:r>
+        <w:rPr>
+          <w:rFonts w:ascii="Segoe UI" w:hAnsi="Segoe UI" w:cs="Segoe UI"/>
+        </w:rPr>
+        <w:t>Demonstrated methodology’s potential for enhancing urban monitoring frequency and responsiveness, directly supporting sustainable urban planning and resource management initiatives.</w:t>
       </w:r>
     </w:p>
     <w:p>
@@ -1168,973 +2087,6 @@
           <w:sz w:val="36"/>
           <w:szCs w:val="36"/>
         </w:rPr>
-        <w:lastRenderedPageBreak/>
-        <w:t>Education</w:t>
-      </w:r>
-    </w:p>
-    <w:p>
-      <w:pPr>
-        <w:spacing w:after="120"/>
-        <w:rPr>
-          <w:rFonts w:ascii="Segoe UI" w:hAnsi="Segoe UI" w:cs="Segoe UI"/>
-        </w:rPr>
-      </w:pPr>
-      <w:r>
-        <w:rPr>
-          <w:rFonts w:ascii="Segoe UI" w:hAnsi="Segoe UI" w:cs="Segoe UI"/>
-          <w:b/>
-          <w:bCs/>
-        </w:rPr>
-        <w:t>Bachelor of Science in Data Analytics</w:t>
-      </w:r>
-    </w:p>
-    <w:p>
-      <w:pPr>
-        <w:numPr>
-          <w:ilvl w:val="0"/>
-          <w:numId w:val="7"/>
-        </w:numPr>
-        <w:spacing w:after="0"/>
-        <w:rPr>
-          <w:rFonts w:ascii="Segoe UI" w:hAnsi="Segoe UI" w:cs="Segoe UI"/>
-        </w:rPr>
-      </w:pPr>
-      <w:r>
-        <w:rPr>
-          <w:rFonts w:ascii="Segoe UI" w:hAnsi="Segoe UI" w:cs="Segoe UI"/>
-        </w:rPr>
-        <w:t>Western Governor’s University</w:t>
-      </w:r>
-    </w:p>
-    <w:p>
-      <w:pPr>
-        <w:numPr>
-          <w:ilvl w:val="0"/>
-          <w:numId w:val="7"/>
-        </w:numPr>
-        <w:rPr>
-          <w:rFonts w:ascii="Segoe UI" w:hAnsi="Segoe UI" w:cs="Segoe UI"/>
-        </w:rPr>
-      </w:pPr>
-      <w:r>
-        <w:rPr>
-          <w:rFonts w:ascii="Segoe UI" w:hAnsi="Segoe UI" w:cs="Segoe UI"/>
-        </w:rPr>
-        <w:t>Graduation: Fall, 2021</w:t>
-      </w:r>
-    </w:p>
-    <w:p>
-      <w:pPr>
-        <w:spacing w:after="120"/>
-        <w:rPr>
-          <w:rFonts w:ascii="Segoe UI" w:hAnsi="Segoe UI" w:cs="Segoe UI"/>
-        </w:rPr>
-      </w:pPr>
-      <w:r>
-        <w:rPr>
-          <w:rFonts w:ascii="Segoe UI" w:hAnsi="Segoe UI" w:cs="Segoe UI"/>
-          <w:b/>
-          <w:bCs/>
-        </w:rPr>
-        <w:t>Graduate Certificate in Statistics</w:t>
-      </w:r>
-    </w:p>
-    <w:p>
-      <w:pPr>
-        <w:numPr>
-          <w:ilvl w:val="0"/>
-          <w:numId w:val="8"/>
-        </w:numPr>
-        <w:spacing w:after="0"/>
-        <w:rPr>
-          <w:rFonts w:ascii="Segoe UI" w:hAnsi="Segoe UI" w:cs="Segoe UI"/>
-        </w:rPr>
-      </w:pPr>
-      <w:r>
-        <w:rPr>
-          <w:rFonts w:ascii="Segoe UI" w:hAnsi="Segoe UI" w:cs="Segoe UI"/>
-        </w:rPr>
-        <w:t>North Carolina State University</w:t>
-      </w:r>
-    </w:p>
-    <w:p>
-      <w:pPr>
-        <w:numPr>
-          <w:ilvl w:val="0"/>
-          <w:numId w:val="8"/>
-        </w:numPr>
-        <w:rPr>
-          <w:rFonts w:ascii="Segoe UI" w:hAnsi="Segoe UI" w:cs="Segoe UI"/>
-        </w:rPr>
-      </w:pPr>
-      <w:r>
-        <w:rPr>
-          <w:rFonts w:ascii="Segoe UI" w:hAnsi="Segoe UI" w:cs="Segoe UI"/>
-        </w:rPr>
-        <w:t>Completion: Spring, 2024</w:t>
-      </w:r>
-    </w:p>
-    <w:p>
-      <w:pPr>
-        <w:spacing w:after="120"/>
-        <w:rPr>
-          <w:rFonts w:ascii="Segoe UI" w:hAnsi="Segoe UI" w:cs="Segoe UI"/>
-        </w:rPr>
-      </w:pPr>
-      <w:r>
-        <w:rPr>
-          <w:rFonts w:ascii="Segoe UI" w:hAnsi="Segoe UI" w:cs="Segoe UI"/>
-          <w:b/>
-          <w:bCs/>
-        </w:rPr>
-        <w:t>Master of Science in Geospatial Information Science and Technology</w:t>
-      </w:r>
-    </w:p>
-    <w:p>
-      <w:pPr>
-        <w:numPr>
-          <w:ilvl w:val="0"/>
-          <w:numId w:val="9"/>
-        </w:numPr>
-        <w:spacing w:after="0"/>
-        <w:rPr>
-          <w:rFonts w:ascii="Segoe UI" w:hAnsi="Segoe UI" w:cs="Segoe UI"/>
-        </w:rPr>
-      </w:pPr>
-      <w:r>
-        <w:rPr>
-          <w:rFonts w:ascii="Segoe UI" w:hAnsi="Segoe UI" w:cs="Segoe UI"/>
-        </w:rPr>
-        <w:t>North Carolina State University</w:t>
-      </w:r>
-    </w:p>
-    <w:p>
-      <w:pPr>
-        <w:numPr>
-          <w:ilvl w:val="0"/>
-          <w:numId w:val="9"/>
-        </w:numPr>
-        <w:rPr>
-          <w:rFonts w:ascii="Segoe UI" w:hAnsi="Segoe UI" w:cs="Segoe UI"/>
-        </w:rPr>
-      </w:pPr>
-      <w:r>
-        <w:rPr>
-          <w:rFonts w:ascii="Segoe UI" w:hAnsi="Segoe UI" w:cs="Segoe UI"/>
-        </w:rPr>
-        <w:t>Graduation: Spring, 2025</w:t>
-      </w:r>
-    </w:p>
-    <w:p>
-      <w:pPr>
-        <w:pStyle w:val="Heading1"/>
-        <w:spacing w:before="0"/>
-        <w:rPr>
-          <w:sz w:val="36"/>
-          <w:szCs w:val="36"/>
-        </w:rPr>
-      </w:pPr>
-      <w:r>
-        <w:rPr>
-          <w:sz w:val="36"/>
-          <w:szCs w:val="36"/>
-        </w:rPr>
-        <w:t>Skills</w:t>
-      </w:r>
-    </w:p>
-    <w:p>
-      <w:pPr>
-        <w:spacing w:after="0"/>
-        <w:rPr>
-          <w:rFonts w:ascii="Segoe UI" w:hAnsi="Segoe UI" w:cs="Segoe UI"/>
-        </w:rPr>
-      </w:pPr>
-      <w:r>
-        <w:rPr>
-          <w:rFonts w:ascii="Segoe UI" w:hAnsi="Segoe UI" w:cs="Segoe UI"/>
-          <w:b/>
-          <w:bCs/>
-        </w:rPr>
-        <w:t>Programming Languages</w:t>
-      </w:r>
-    </w:p>
-    <w:p>
-      <w:pPr>
-        <w:numPr>
-          <w:ilvl w:val="0"/>
-          <w:numId w:val="12"/>
-        </w:numPr>
-        <w:spacing w:after="0"/>
-        <w:rPr>
-          <w:rFonts w:ascii="Segoe UI" w:hAnsi="Segoe UI" w:cs="Segoe UI"/>
-        </w:rPr>
-      </w:pPr>
-      <w:r>
-        <w:rPr>
-          <w:rFonts w:ascii="Segoe UI" w:hAnsi="Segoe UI" w:cs="Segoe UI"/>
-        </w:rPr>
-        <w:t>Python</w:t>
-      </w:r>
-    </w:p>
-    <w:p>
-      <w:pPr>
-        <w:numPr>
-          <w:ilvl w:val="0"/>
-          <w:numId w:val="12"/>
-        </w:numPr>
-        <w:spacing w:after="0"/>
-        <w:rPr>
-          <w:rFonts w:ascii="Segoe UI" w:hAnsi="Segoe UI" w:cs="Segoe UI"/>
-        </w:rPr>
-      </w:pPr>
-      <w:r>
-        <w:rPr>
-          <w:rFonts w:ascii="Segoe UI" w:hAnsi="Segoe UI" w:cs="Segoe UI"/>
-        </w:rPr>
-        <w:t>R</w:t>
-      </w:r>
-    </w:p>
-    <w:p>
-      <w:pPr>
-        <w:numPr>
-          <w:ilvl w:val="0"/>
-          <w:numId w:val="12"/>
-        </w:numPr>
-        <w:spacing w:after="0"/>
-        <w:rPr>
-          <w:rFonts w:ascii="Segoe UI" w:hAnsi="Segoe UI" w:cs="Segoe UI"/>
-        </w:rPr>
-      </w:pPr>
-      <w:r>
-        <w:rPr>
-          <w:rFonts w:ascii="Segoe UI" w:hAnsi="Segoe UI" w:cs="Segoe UI"/>
-        </w:rPr>
-        <w:t>SAS</w:t>
-      </w:r>
-    </w:p>
-    <w:p>
-      <w:pPr>
-        <w:numPr>
-          <w:ilvl w:val="0"/>
-          <w:numId w:val="12"/>
-        </w:numPr>
-        <w:spacing w:after="0"/>
-        <w:rPr>
-          <w:rFonts w:ascii="Segoe UI" w:hAnsi="Segoe UI" w:cs="Segoe UI"/>
-        </w:rPr>
-      </w:pPr>
-      <w:r>
-        <w:rPr>
-          <w:rFonts w:ascii="Segoe UI" w:hAnsi="Segoe UI" w:cs="Segoe UI"/>
-        </w:rPr>
-        <w:t>SQL/NoSQL</w:t>
-      </w:r>
-    </w:p>
-    <w:p>
-      <w:pPr>
-        <w:numPr>
-          <w:ilvl w:val="0"/>
-          <w:numId w:val="12"/>
-        </w:numPr>
-        <w:rPr>
-          <w:rFonts w:ascii="Segoe UI" w:hAnsi="Segoe UI" w:cs="Segoe UI"/>
-        </w:rPr>
-      </w:pPr>
-      <w:proofErr w:type="spellStart"/>
-      <w:r>
-        <w:rPr>
-          <w:rFonts w:ascii="Segoe UI" w:hAnsi="Segoe UI" w:cs="Segoe UI"/>
-        </w:rPr>
-        <w:t>Javascript</w:t>
-      </w:r>
-      <w:proofErr w:type="spellEnd"/>
-      <w:r>
-        <w:rPr>
-          <w:rFonts w:ascii="Segoe UI" w:hAnsi="Segoe UI" w:cs="Segoe UI"/>
-        </w:rPr>
-        <w:t>/HTML/CSS</w:t>
-      </w:r>
-    </w:p>
-    <w:p>
-      <w:pPr>
-        <w:spacing w:after="0"/>
-        <w:rPr>
-          <w:rFonts w:ascii="Segoe UI" w:hAnsi="Segoe UI" w:cs="Segoe UI"/>
-        </w:rPr>
-      </w:pPr>
-      <w:r>
-        <w:rPr>
-          <w:rFonts w:ascii="Segoe UI" w:hAnsi="Segoe UI" w:cs="Segoe UI"/>
-          <w:b/>
-          <w:bCs/>
-        </w:rPr>
-        <w:t>Software/Technologies</w:t>
-      </w:r>
-    </w:p>
-    <w:p>
-      <w:pPr>
-        <w:numPr>
-          <w:ilvl w:val="0"/>
-          <w:numId w:val="13"/>
-        </w:numPr>
-        <w:spacing w:after="0"/>
-        <w:rPr>
-          <w:rFonts w:ascii="Segoe UI" w:hAnsi="Segoe UI" w:cs="Segoe UI"/>
-        </w:rPr>
-      </w:pPr>
-      <w:r>
-        <w:rPr>
-          <w:rFonts w:ascii="Segoe UI" w:hAnsi="Segoe UI" w:cs="Segoe UI"/>
-        </w:rPr>
-        <w:t>Git</w:t>
-      </w:r>
-    </w:p>
-    <w:p>
-      <w:pPr>
-        <w:numPr>
-          <w:ilvl w:val="0"/>
-          <w:numId w:val="13"/>
-        </w:numPr>
-        <w:spacing w:after="0"/>
-        <w:rPr>
-          <w:rFonts w:ascii="Segoe UI" w:hAnsi="Segoe UI" w:cs="Segoe UI"/>
-        </w:rPr>
-      </w:pPr>
-      <w:r>
-        <w:rPr>
-          <w:rFonts w:ascii="Segoe UI" w:hAnsi="Segoe UI" w:cs="Segoe UI"/>
-        </w:rPr>
-        <w:t>Unix/Linux</w:t>
-      </w:r>
-    </w:p>
-    <w:p>
-      <w:pPr>
-        <w:numPr>
-          <w:ilvl w:val="0"/>
-          <w:numId w:val="13"/>
-        </w:numPr>
-        <w:spacing w:after="0"/>
-        <w:rPr>
-          <w:rFonts w:ascii="Segoe UI" w:hAnsi="Segoe UI" w:cs="Segoe UI"/>
-        </w:rPr>
-      </w:pPr>
-      <w:r>
-        <w:rPr>
-          <w:rFonts w:ascii="Segoe UI" w:hAnsi="Segoe UI" w:cs="Segoe UI"/>
-        </w:rPr>
-        <w:t>AWS (Athena, Redshift, EC2, Lambda)</w:t>
-      </w:r>
-    </w:p>
-    <w:p>
-      <w:pPr>
-        <w:numPr>
-          <w:ilvl w:val="0"/>
-          <w:numId w:val="13"/>
-        </w:numPr>
-        <w:spacing w:after="0"/>
-        <w:rPr>
-          <w:rFonts w:ascii="Segoe UI" w:hAnsi="Segoe UI" w:cs="Segoe UI"/>
-        </w:rPr>
-      </w:pPr>
-      <w:r>
-        <w:rPr>
-          <w:rFonts w:ascii="Segoe UI" w:hAnsi="Segoe UI" w:cs="Segoe UI"/>
-        </w:rPr>
-        <w:t>Dashboards (Power BI, Shiny, Dash)</w:t>
-      </w:r>
-    </w:p>
-    <w:p>
-      <w:pPr>
-        <w:numPr>
-          <w:ilvl w:val="0"/>
-          <w:numId w:val="13"/>
-        </w:numPr>
-        <w:spacing w:after="0"/>
-        <w:rPr>
-          <w:rFonts w:ascii="Segoe UI" w:hAnsi="Segoe UI" w:cs="Segoe UI"/>
-        </w:rPr>
-      </w:pPr>
-      <w:r>
-        <w:rPr>
-          <w:rFonts w:ascii="Segoe UI" w:hAnsi="Segoe UI" w:cs="Segoe UI"/>
-        </w:rPr>
-        <w:t>GIS Software (Esri Products, QGIS, GRASS GIS)</w:t>
-      </w:r>
-    </w:p>
-    <w:p>
-      <w:pPr>
-        <w:numPr>
-          <w:ilvl w:val="0"/>
-          <w:numId w:val="13"/>
-        </w:numPr>
-        <w:rPr>
-          <w:rFonts w:ascii="Segoe UI" w:hAnsi="Segoe UI" w:cs="Segoe UI"/>
-        </w:rPr>
-      </w:pPr>
-      <w:proofErr w:type="spellStart"/>
-      <w:r>
-        <w:rPr>
-          <w:rFonts w:ascii="Segoe UI" w:hAnsi="Segoe UI" w:cs="Segoe UI"/>
-        </w:rPr>
-        <w:t>MLOps</w:t>
-      </w:r>
-      <w:proofErr w:type="spellEnd"/>
-      <w:r>
-        <w:rPr>
-          <w:rFonts w:ascii="Segoe UI" w:hAnsi="Segoe UI" w:cs="Segoe UI"/>
-        </w:rPr>
-        <w:t xml:space="preserve"> Software (Dataiku, </w:t>
-      </w:r>
-      <w:proofErr w:type="spellStart"/>
-      <w:r>
-        <w:rPr>
-          <w:rFonts w:ascii="Segoe UI" w:hAnsi="Segoe UI" w:cs="Segoe UI"/>
-        </w:rPr>
-        <w:t>DataRobot</w:t>
-      </w:r>
-      <w:proofErr w:type="spellEnd"/>
-      <w:r>
-        <w:rPr>
-          <w:rFonts w:ascii="Segoe UI" w:hAnsi="Segoe UI" w:cs="Segoe UI"/>
-        </w:rPr>
-        <w:t xml:space="preserve">, </w:t>
-      </w:r>
-      <w:proofErr w:type="spellStart"/>
-      <w:r>
-        <w:rPr>
-          <w:rFonts w:ascii="Segoe UI" w:hAnsi="Segoe UI" w:cs="Segoe UI"/>
-        </w:rPr>
-        <w:t>MLflow</w:t>
-      </w:r>
-      <w:proofErr w:type="spellEnd"/>
-      <w:r>
-        <w:rPr>
-          <w:rFonts w:ascii="Segoe UI" w:hAnsi="Segoe UI" w:cs="Segoe UI"/>
-        </w:rPr>
-        <w:t>, Domino Data Lab)</w:t>
-      </w:r>
-    </w:p>
-    <w:p>
-      <w:pPr>
-        <w:spacing w:after="0"/>
-        <w:rPr>
-          <w:rFonts w:ascii="Segoe UI" w:hAnsi="Segoe UI" w:cs="Segoe UI"/>
-        </w:rPr>
-      </w:pPr>
-      <w:r>
-        <w:rPr>
-          <w:rFonts w:ascii="Segoe UI" w:hAnsi="Segoe UI" w:cs="Segoe UI"/>
-          <w:b/>
-          <w:bCs/>
-        </w:rPr>
-        <w:t>Other Skills/Experience</w:t>
-      </w:r>
-    </w:p>
-    <w:p>
-      <w:pPr>
-        <w:numPr>
-          <w:ilvl w:val="0"/>
-          <w:numId w:val="14"/>
-        </w:numPr>
-        <w:spacing w:after="0"/>
-        <w:rPr>
-          <w:rFonts w:ascii="Segoe UI" w:hAnsi="Segoe UI" w:cs="Segoe UI"/>
-        </w:rPr>
-      </w:pPr>
-      <w:r>
-        <w:rPr>
-          <w:rFonts w:ascii="Segoe UI" w:hAnsi="Segoe UI" w:cs="Segoe UI"/>
-        </w:rPr>
-        <w:t>ETL and Data Integration</w:t>
-      </w:r>
-    </w:p>
-    <w:p>
-      <w:pPr>
-        <w:numPr>
-          <w:ilvl w:val="0"/>
-          <w:numId w:val="14"/>
-        </w:numPr>
-        <w:spacing w:after="0"/>
-        <w:rPr>
-          <w:rFonts w:ascii="Segoe UI" w:hAnsi="Segoe UI" w:cs="Segoe UI"/>
-        </w:rPr>
-      </w:pPr>
-      <w:r>
-        <w:rPr>
-          <w:rFonts w:ascii="Segoe UI" w:hAnsi="Segoe UI" w:cs="Segoe UI"/>
-        </w:rPr>
-        <w:t>Statistics &amp; Applied Mathematics</w:t>
-      </w:r>
-    </w:p>
-    <w:p>
-      <w:pPr>
-        <w:numPr>
-          <w:ilvl w:val="0"/>
-          <w:numId w:val="14"/>
-        </w:numPr>
-        <w:spacing w:after="0"/>
-        <w:rPr>
-          <w:rFonts w:ascii="Segoe UI" w:hAnsi="Segoe UI" w:cs="Segoe UI"/>
-        </w:rPr>
-      </w:pPr>
-      <w:r>
-        <w:rPr>
-          <w:rFonts w:ascii="Segoe UI" w:hAnsi="Segoe UI" w:cs="Segoe UI"/>
-        </w:rPr>
-        <w:t>Machine Learning</w:t>
-      </w:r>
-    </w:p>
-    <w:p>
-      <w:pPr>
-        <w:numPr>
-          <w:ilvl w:val="0"/>
-          <w:numId w:val="14"/>
-        </w:numPr>
-        <w:spacing w:after="0"/>
-        <w:rPr>
-          <w:rFonts w:ascii="Segoe UI" w:hAnsi="Segoe UI" w:cs="Segoe UI"/>
-        </w:rPr>
-      </w:pPr>
-      <w:r>
-        <w:rPr>
-          <w:rFonts w:ascii="Segoe UI" w:hAnsi="Segoe UI" w:cs="Segoe UI"/>
-        </w:rPr>
-        <w:t>Deep Learning (</w:t>
-      </w:r>
-      <w:proofErr w:type="spellStart"/>
-      <w:r>
-        <w:rPr>
-          <w:rFonts w:ascii="Segoe UI" w:hAnsi="Segoe UI" w:cs="Segoe UI"/>
-        </w:rPr>
-        <w:t>PyTorch</w:t>
-      </w:r>
-      <w:proofErr w:type="spellEnd"/>
-      <w:r>
-        <w:rPr>
-          <w:rFonts w:ascii="Segoe UI" w:hAnsi="Segoe UI" w:cs="Segoe UI"/>
-        </w:rPr>
-        <w:t xml:space="preserve">, </w:t>
-      </w:r>
-      <w:proofErr w:type="spellStart"/>
-      <w:r>
-        <w:rPr>
-          <w:rFonts w:ascii="Segoe UI" w:hAnsi="Segoe UI" w:cs="Segoe UI"/>
-        </w:rPr>
-        <w:t>TensorFlsow</w:t>
-      </w:r>
-      <w:proofErr w:type="spellEnd"/>
-      <w:r>
-        <w:rPr>
-          <w:rFonts w:ascii="Segoe UI" w:hAnsi="Segoe UI" w:cs="Segoe UI"/>
-        </w:rPr>
-        <w:t xml:space="preserve">, </w:t>
-      </w:r>
-      <w:proofErr w:type="spellStart"/>
-      <w:r>
-        <w:rPr>
-          <w:rFonts w:ascii="Segoe UI" w:hAnsi="Segoe UI" w:cs="Segoe UI"/>
-        </w:rPr>
-        <w:t>Keras</w:t>
-      </w:r>
-      <w:proofErr w:type="spellEnd"/>
-      <w:r>
-        <w:rPr>
-          <w:rFonts w:ascii="Segoe UI" w:hAnsi="Segoe UI" w:cs="Segoe UI"/>
-        </w:rPr>
-        <w:t>)</w:t>
-      </w:r>
-    </w:p>
-    <w:p>
-      <w:pPr>
-        <w:numPr>
-          <w:ilvl w:val="0"/>
-          <w:numId w:val="14"/>
-        </w:numPr>
-        <w:spacing w:after="0"/>
-        <w:rPr>
-          <w:rFonts w:ascii="Segoe UI" w:hAnsi="Segoe UI" w:cs="Segoe UI"/>
-        </w:rPr>
-      </w:pPr>
-      <w:r>
-        <w:rPr>
-          <w:rFonts w:ascii="Segoe UI" w:hAnsi="Segoe UI" w:cs="Segoe UI"/>
-        </w:rPr>
-        <w:t>Natural Language Processing (NLP)</w:t>
-      </w:r>
-    </w:p>
-    <w:p>
-      <w:pPr>
-        <w:numPr>
-          <w:ilvl w:val="0"/>
-          <w:numId w:val="14"/>
-        </w:numPr>
-        <w:spacing w:after="0"/>
-        <w:rPr>
-          <w:rFonts w:ascii="Segoe UI" w:hAnsi="Segoe UI" w:cs="Segoe UI"/>
-        </w:rPr>
-      </w:pPr>
-      <w:r>
-        <w:rPr>
-          <w:rFonts w:ascii="Segoe UI" w:hAnsi="Segoe UI" w:cs="Segoe UI"/>
-        </w:rPr>
-        <w:t xml:space="preserve">LLMs (Retrieval-Augmented Generation, </w:t>
-      </w:r>
-      <w:proofErr w:type="spellStart"/>
-      <w:r>
-        <w:rPr>
-          <w:rFonts w:ascii="Segoe UI" w:hAnsi="Segoe UI" w:cs="Segoe UI"/>
-        </w:rPr>
-        <w:t>LangChain</w:t>
-      </w:r>
-      <w:proofErr w:type="spellEnd"/>
-      <w:r>
-        <w:rPr>
-          <w:rFonts w:ascii="Segoe UI" w:hAnsi="Segoe UI" w:cs="Segoe UI"/>
-        </w:rPr>
-        <w:t>)</w:t>
-      </w:r>
-    </w:p>
-    <w:p>
-      <w:pPr>
-        <w:numPr>
-          <w:ilvl w:val="0"/>
-          <w:numId w:val="14"/>
-        </w:numPr>
-        <w:spacing w:after="0"/>
-        <w:rPr>
-          <w:rFonts w:ascii="Segoe UI" w:hAnsi="Segoe UI" w:cs="Segoe UI"/>
-        </w:rPr>
-      </w:pPr>
-      <w:r>
-        <w:rPr>
-          <w:rFonts w:ascii="Segoe UI" w:hAnsi="Segoe UI" w:cs="Segoe UI"/>
-        </w:rPr>
-        <w:t>Forecasting</w:t>
-      </w:r>
-    </w:p>
-    <w:p>
-      <w:pPr>
-        <w:numPr>
-          <w:ilvl w:val="0"/>
-          <w:numId w:val="14"/>
-        </w:numPr>
-        <w:rPr>
-          <w:rFonts w:ascii="Segoe UI" w:hAnsi="Segoe UI" w:cs="Segoe UI"/>
-        </w:rPr>
-      </w:pPr>
-      <w:r>
-        <w:rPr>
-          <w:rFonts w:ascii="Segoe UI" w:hAnsi="Segoe UI" w:cs="Segoe UI"/>
-        </w:rPr>
-        <w:t>Geospatial Analytics &amp; Spatial Statistics</w:t>
-      </w:r>
-    </w:p>
-    <w:p>
-      <w:pPr>
-        <w:spacing w:after="0"/>
-        <w:rPr>
-          <w:rFonts w:ascii="Segoe UI" w:hAnsi="Segoe UI" w:cs="Segoe UI"/>
-          <w:b/>
-          <w:bCs/>
-        </w:rPr>
-      </w:pPr>
-    </w:p>
-    <w:p>
-      <w:pPr>
-        <w:spacing w:after="0"/>
-        <w:rPr>
-          <w:rFonts w:ascii="Segoe UI" w:hAnsi="Segoe UI" w:cs="Segoe UI"/>
-          <w:b/>
-          <w:bCs/>
-        </w:rPr>
-      </w:pPr>
-      <w:r>
-        <w:rPr>
-          <w:rFonts w:ascii="Segoe UI" w:hAnsi="Segoe UI" w:cs="Segoe UI"/>
-          <w:b/>
-          <w:bCs/>
-        </w:rPr>
-        <w:lastRenderedPageBreak/>
-        <w:t>Certifications/Achievements</w:t>
-      </w:r>
-    </w:p>
-    <w:p>
-      <w:pPr>
-        <w:numPr>
-          <w:ilvl w:val="0"/>
-          <w:numId w:val="15"/>
-        </w:numPr>
-        <w:spacing w:after="0"/>
-        <w:rPr>
-          <w:rFonts w:ascii="Segoe UI" w:hAnsi="Segoe UI" w:cs="Segoe UI"/>
-        </w:rPr>
-      </w:pPr>
-      <w:r>
-        <w:rPr>
-          <w:rFonts w:ascii="Segoe UI" w:hAnsi="Segoe UI" w:cs="Segoe UI"/>
-        </w:rPr>
-        <w:t>AWS Cloud Practitioner, July 2024 - </w:t>
-      </w:r>
-      <w:r>
-        <w:rPr>
-          <w:rFonts w:ascii="Segoe UI" w:hAnsi="Segoe UI" w:cs="Segoe UI"/>
-          <w:i/>
-          <w:iCs/>
-        </w:rPr>
-        <w:t>Amazon Web Services (AWS)</w:t>
-      </w:r>
-    </w:p>
-    <w:p>
-      <w:pPr>
-        <w:numPr>
-          <w:ilvl w:val="0"/>
-          <w:numId w:val="15"/>
-        </w:numPr>
-        <w:rPr>
-          <w:rFonts w:ascii="Segoe UI" w:hAnsi="Segoe UI" w:cs="Segoe UI"/>
-        </w:rPr>
-      </w:pPr>
-      <w:r>
-        <w:rPr>
-          <w:rFonts w:ascii="Segoe UI" w:hAnsi="Segoe UI" w:cs="Segoe UI"/>
-        </w:rPr>
-        <w:t>IT Information Library Foundations Certification (ITIL), June 2021 - </w:t>
-      </w:r>
-      <w:r>
-        <w:rPr>
-          <w:rFonts w:ascii="Segoe UI" w:hAnsi="Segoe UI" w:cs="Segoe UI"/>
-          <w:i/>
-          <w:iCs/>
-        </w:rPr>
-        <w:t>AXELOS Global Best Practice</w:t>
-      </w:r>
-    </w:p>
-    <w:p>
-      <w:pPr>
-        <w:pStyle w:val="Heading1"/>
-        <w:spacing w:before="0"/>
-        <w:rPr>
-          <w:sz w:val="36"/>
-          <w:szCs w:val="36"/>
-        </w:rPr>
-      </w:pPr>
-      <w:r>
-        <w:rPr>
-          <w:sz w:val="36"/>
-          <w:szCs w:val="36"/>
-        </w:rPr>
-        <w:t>Independent Research/Projects</w:t>
-      </w:r>
-    </w:p>
-    <w:p>
-      <w:pPr>
-        <w:rPr>
-          <w:rFonts w:ascii="Segoe UI" w:hAnsi="Segoe UI" w:cs="Segoe UI"/>
-        </w:rPr>
-      </w:pPr>
-      <w:r>
-        <w:rPr>
-          <w:rFonts w:ascii="Segoe UI" w:hAnsi="Segoe UI" w:cs="Segoe UI"/>
-          <w:b/>
-          <w:bCs/>
-        </w:rPr>
-        <w:t>Species Distribution Modeling</w:t>
-      </w:r>
-    </w:p>
-    <w:p>
-      <w:pPr>
-        <w:numPr>
-          <w:ilvl w:val="0"/>
-          <w:numId w:val="10"/>
-        </w:numPr>
-        <w:rPr>
-          <w:rFonts w:ascii="Segoe UI" w:hAnsi="Segoe UI" w:cs="Segoe UI"/>
-        </w:rPr>
-      </w:pPr>
-      <w:r>
-        <w:rPr>
-          <w:rFonts w:ascii="Segoe UI" w:hAnsi="Segoe UI" w:cs="Segoe UI"/>
-        </w:rPr>
-        <w:t xml:space="preserve">Conducted comparative analysis between machine learning and traditional approaches (Inhomogeneous Poisson Point Process, </w:t>
-      </w:r>
-      <w:proofErr w:type="spellStart"/>
-      <w:r>
-        <w:rPr>
-          <w:rFonts w:ascii="Segoe UI" w:hAnsi="Segoe UI" w:cs="Segoe UI"/>
-        </w:rPr>
-        <w:t>MaxEnt</w:t>
-      </w:r>
-      <w:proofErr w:type="spellEnd"/>
-      <w:r>
-        <w:rPr>
-          <w:rFonts w:ascii="Segoe UI" w:hAnsi="Segoe UI" w:cs="Segoe UI"/>
-        </w:rPr>
-        <w:t>) for Species Distribution Modeling, implementing all analytical pipelines in R.</w:t>
-      </w:r>
-    </w:p>
-    <w:p>
-      <w:pPr>
-        <w:numPr>
-          <w:ilvl w:val="0"/>
-          <w:numId w:val="10"/>
-        </w:numPr>
-        <w:rPr>
-          <w:rFonts w:ascii="Segoe UI" w:hAnsi="Segoe UI" w:cs="Segoe UI"/>
-        </w:rPr>
-      </w:pPr>
-      <w:r>
-        <w:rPr>
-          <w:rFonts w:ascii="Segoe UI" w:hAnsi="Segoe UI" w:cs="Segoe UI"/>
-        </w:rPr>
-        <w:t>Analyzed distribution patterns of 8 bird species across 4 US states using bioclimatic variables, developing fully reproducible workflows with robust version control.</w:t>
-      </w:r>
-    </w:p>
-    <w:p>
-      <w:pPr>
-        <w:rPr>
-          <w:rFonts w:ascii="Segoe UI" w:hAnsi="Segoe UI" w:cs="Segoe UI"/>
-        </w:rPr>
-      </w:pPr>
-      <w:r>
-        <w:rPr>
-          <w:rFonts w:ascii="Segoe UI" w:hAnsi="Segoe UI" w:cs="Segoe UI"/>
-          <w:b/>
-          <w:bCs/>
-        </w:rPr>
-        <w:t>Utilizing the Clay Foundation Model and Sentinel-2 Imagery for Urban Growth Monitoring</w:t>
-      </w:r>
-    </w:p>
-    <w:p>
-      <w:pPr>
-        <w:numPr>
-          <w:ilvl w:val="0"/>
-          <w:numId w:val="11"/>
-        </w:numPr>
-        <w:spacing w:after="0"/>
-        <w:rPr>
-          <w:rFonts w:ascii="Segoe UI" w:hAnsi="Segoe UI" w:cs="Segoe UI"/>
-        </w:rPr>
-      </w:pPr>
-      <w:r>
-        <w:rPr>
-          <w:rFonts w:ascii="Segoe UI" w:hAnsi="Segoe UI" w:cs="Segoe UI"/>
-        </w:rPr>
-        <w:t xml:space="preserve">Developed proof-of-concept study integrating Sentinel-2 multispectral satellite imagery with the Clay Foundation Model (open-source deep Earth Observation foundation model) to monitor urban growth patterns using Python and </w:t>
-      </w:r>
-      <w:proofErr w:type="spellStart"/>
-      <w:r>
-        <w:rPr>
-          <w:rFonts w:ascii="Segoe UI" w:hAnsi="Segoe UI" w:cs="Segoe UI"/>
-        </w:rPr>
-        <w:t>PyTorch</w:t>
-      </w:r>
-      <w:proofErr w:type="spellEnd"/>
-      <w:r>
-        <w:rPr>
-          <w:rFonts w:ascii="Segoe UI" w:hAnsi="Segoe UI" w:cs="Segoe UI"/>
-        </w:rPr>
-        <w:t>.</w:t>
-      </w:r>
-    </w:p>
-    <w:p>
-      <w:pPr>
-        <w:numPr>
-          <w:ilvl w:val="0"/>
-          <w:numId w:val="11"/>
-        </w:numPr>
-        <w:spacing w:after="0"/>
-        <w:rPr>
-          <w:rFonts w:ascii="Segoe UI" w:hAnsi="Segoe UI" w:cs="Segoe UI"/>
-        </w:rPr>
-      </w:pPr>
-      <w:r>
-        <w:rPr>
-          <w:rFonts w:ascii="Segoe UI" w:hAnsi="Segoe UI" w:cs="Segoe UI"/>
-        </w:rPr>
-        <w:t>Engineered a scalable, data-efficient framework generating urban imperviousness estimates with higher temporal resolution than standard datasets like the National Land Cover Database.</w:t>
-      </w:r>
-    </w:p>
-    <w:p>
-      <w:pPr>
-        <w:numPr>
-          <w:ilvl w:val="0"/>
-          <w:numId w:val="11"/>
-        </w:numPr>
-        <w:spacing w:after="0"/>
-        <w:rPr>
-          <w:rFonts w:ascii="Segoe UI" w:hAnsi="Segoe UI" w:cs="Segoe UI"/>
-        </w:rPr>
-      </w:pPr>
-      <w:r>
-        <w:rPr>
-          <w:rFonts w:ascii="Segoe UI" w:hAnsi="Segoe UI" w:cs="Segoe UI"/>
-        </w:rPr>
-        <w:t>Processed Sentinel-2 imagery into structured geospatial datasets and leveraged Clay Foundation Model for feature extraction and embedding generation.</w:t>
-      </w:r>
-    </w:p>
-    <w:p>
-      <w:pPr>
-        <w:numPr>
-          <w:ilvl w:val="0"/>
-          <w:numId w:val="11"/>
-        </w:numPr>
-        <w:spacing w:after="0"/>
-        <w:rPr>
-          <w:rFonts w:ascii="Segoe UI" w:hAnsi="Segoe UI" w:cs="Segoe UI"/>
-        </w:rPr>
-      </w:pPr>
-      <w:r>
-        <w:rPr>
-          <w:rFonts w:ascii="Segoe UI" w:hAnsi="Segoe UI" w:cs="Segoe UI"/>
-        </w:rPr>
-        <w:t xml:space="preserve">Designed and evaluated both simple and complex neural network architectures in </w:t>
-      </w:r>
-      <w:proofErr w:type="spellStart"/>
-      <w:r>
-        <w:rPr>
-          <w:rFonts w:ascii="Segoe UI" w:hAnsi="Segoe UI" w:cs="Segoe UI"/>
-        </w:rPr>
-        <w:t>PyTorch</w:t>
-      </w:r>
-      <w:proofErr w:type="spellEnd"/>
-      <w:r>
-        <w:rPr>
-          <w:rFonts w:ascii="Segoe UI" w:hAnsi="Segoe UI" w:cs="Segoe UI"/>
-        </w:rPr>
-        <w:t>, enhancing model performance through systematic hyperparameter optimization to achieve high accuracy in urban imperviousness prediction.</w:t>
-      </w:r>
-    </w:p>
-    <w:p>
-      <w:pPr>
-        <w:numPr>
-          <w:ilvl w:val="0"/>
-          <w:numId w:val="11"/>
-        </w:numPr>
-        <w:rPr>
-          <w:rFonts w:ascii="Segoe UI" w:hAnsi="Segoe UI" w:cs="Segoe UI"/>
-        </w:rPr>
-      </w:pPr>
-      <w:r>
-        <w:rPr>
-          <w:rFonts w:ascii="Segoe UI" w:hAnsi="Segoe UI" w:cs="Segoe UI"/>
-        </w:rPr>
-        <w:t>Demonstrated methodology’s potential for enhancing urban monitoring frequency and responsiveness, directly supporting sustainable urban planning and resource management initiatives.</w:t>
-      </w:r>
-    </w:p>
-    <w:p>
-      <w:pPr>
-        <w:pStyle w:val="Heading1"/>
-        <w:spacing w:before="0"/>
-        <w:rPr>
-          <w:sz w:val="36"/>
-          <w:szCs w:val="36"/>
-        </w:rPr>
-      </w:pPr>
-      <w:r>
-        <w:rPr>
-          <w:sz w:val="36"/>
-          <w:szCs w:val="36"/>
-        </w:rPr>
         <w:t>Personal Attributes</w:t>
       </w:r>
     </w:p>
@@ -2148,21 +2100,7 @@
         <w:rPr>
           <w:rFonts w:ascii="Segoe UI" w:hAnsi="Segoe UI" w:cs="Segoe UI"/>
         </w:rPr>
-        <w:t xml:space="preserve">With a strong work ethic and a results-driven mindset, I am committed to personal and professional growth. I thrive in dynamic environments that challenge me to push the boundaries of my knowledge and skill set. Highly organized and </w:t>
-      </w:r>
-      <w:proofErr w:type="gramStart"/>
-      <w:r>
-        <w:rPr>
-          <w:rFonts w:ascii="Segoe UI" w:hAnsi="Segoe UI" w:cs="Segoe UI"/>
-        </w:rPr>
-        <w:t>detail-oriented</w:t>
-      </w:r>
-      <w:proofErr w:type="gramEnd"/>
-      <w:r>
-        <w:rPr>
-          <w:rFonts w:ascii="Segoe UI" w:hAnsi="Segoe UI" w:cs="Segoe UI"/>
-        </w:rPr>
-        <w:t>, I am passionate about continuously learning and applying new technologies and analytical approaches to solve complex problems and contribute to organizational success.</w:t>
+        <w:t>With a strong work ethic and a results-driven mindset, I am committed to personal and professional growth. I thrive in dynamic environments that challenge me to push the boundaries of my knowledge and skill set. Highly organized and detail-oriented, I am passionate about continuously learning and applying new technologies and analytical approaches to solve complex problems and contribute to organizational success.</w:t>
       </w:r>
     </w:p>
     <w:sectPr>

--- a/docs/resume.docx
+++ b/docs/resume.docx
@@ -5,9 +5,17 @@
     <w:p>
       <w:pPr>
         <w:pStyle w:val="Title"/>
-        <w:spacing w:after="0"/>
-      </w:pPr>
-      <w:r>
+        <w:spacing w:after="0" w:line="20" w:lineRule="atLeast"/>
+        <w:rPr>
+          <w:sz w:val="52"/>
+          <w:szCs w:val="52"/>
+        </w:rPr>
+      </w:pPr>
+      <w:r>
+        <w:rPr>
+          <w:sz w:val="52"/>
+          <w:szCs w:val="52"/>
+        </w:rPr>
         <w:t>Benton Tripp</w:t>
       </w:r>
     </w:p>
@@ -17,14 +25,14 @@
           <w:ilvl w:val="0"/>
           <w:numId w:val="1"/>
         </w:numPr>
-        <w:spacing w:after="0"/>
-        <w:rPr>
-          <w:rFonts w:ascii="Segoe UI" w:hAnsi="Segoe UI" w:cs="Segoe UI"/>
-        </w:rPr>
-      </w:pPr>
-      <w:r>
-        <w:rPr>
-          <w:rFonts w:ascii="Segoe UI" w:hAnsi="Segoe UI" w:cs="Segoe UI"/>
+        <w:spacing w:after="0" w:line="20" w:lineRule="atLeast"/>
+        <w:rPr>
+          <w:rFonts w:cs="Segoe UI"/>
+        </w:rPr>
+      </w:pPr>
+      <w:r>
+        <w:rPr>
+          <w:rFonts w:cs="Segoe UI"/>
         </w:rPr>
         <w:t>Phone: (435) 224-4280</w:t>
       </w:r>
@@ -35,14 +43,14 @@
           <w:ilvl w:val="0"/>
           <w:numId w:val="1"/>
         </w:numPr>
-        <w:spacing w:after="0"/>
-        <w:rPr>
-          <w:rFonts w:ascii="Segoe UI" w:hAnsi="Segoe UI" w:cs="Segoe UI"/>
-        </w:rPr>
-      </w:pPr>
-      <w:r>
-        <w:rPr>
-          <w:rFonts w:ascii="Segoe UI" w:hAnsi="Segoe UI" w:cs="Segoe UI"/>
+        <w:spacing w:after="0" w:line="20" w:lineRule="atLeast"/>
+        <w:rPr>
+          <w:rFonts w:cs="Segoe UI"/>
+        </w:rPr>
+      </w:pPr>
+      <w:r>
+        <w:rPr>
+          <w:rFonts w:cs="Segoe UI"/>
         </w:rPr>
         <w:t>Email: </w:t>
       </w:r>
@@ -50,7 +58,7 @@
         <w:r>
           <w:rPr>
             <w:rStyle w:val="Hyperlink"/>
-            <w:rFonts w:ascii="Segoe UI" w:hAnsi="Segoe UI" w:cs="Segoe UI"/>
+            <w:rFonts w:cs="Segoe UI"/>
           </w:rPr>
           <w:t>bentontripp@gmail.com</w:t>
         </w:r>
@@ -62,14 +70,14 @@
           <w:ilvl w:val="0"/>
           <w:numId w:val="1"/>
         </w:numPr>
-        <w:spacing w:after="0"/>
-        <w:rPr>
-          <w:rFonts w:ascii="Segoe UI" w:hAnsi="Segoe UI" w:cs="Segoe UI"/>
-        </w:rPr>
-      </w:pPr>
-      <w:r>
-        <w:rPr>
-          <w:rFonts w:ascii="Segoe UI" w:hAnsi="Segoe UI" w:cs="Segoe UI"/>
+        <w:spacing w:after="0" w:line="20" w:lineRule="atLeast"/>
+        <w:rPr>
+          <w:rFonts w:cs="Segoe UI"/>
+        </w:rPr>
+      </w:pPr>
+      <w:r>
+        <w:rPr>
+          <w:rFonts w:cs="Segoe UI"/>
         </w:rPr>
         <w:t>Website: </w:t>
       </w:r>
@@ -77,7 +85,7 @@
         <w:r>
           <w:rPr>
             <w:rStyle w:val="Hyperlink"/>
-            <w:rFonts w:ascii="Segoe UI" w:hAnsi="Segoe UI" w:cs="Segoe UI"/>
+            <w:rFonts w:cs="Segoe UI"/>
           </w:rPr>
           <w:t>benton-tripp.github.io</w:t>
         </w:r>
@@ -89,14 +97,14 @@
           <w:ilvl w:val="0"/>
           <w:numId w:val="1"/>
         </w:numPr>
-        <w:spacing w:after="0"/>
-        <w:rPr>
-          <w:rFonts w:ascii="Segoe UI" w:hAnsi="Segoe UI" w:cs="Segoe UI"/>
-        </w:rPr>
-      </w:pPr>
-      <w:r>
-        <w:rPr>
-          <w:rFonts w:ascii="Segoe UI" w:hAnsi="Segoe UI" w:cs="Segoe UI"/>
+        <w:spacing w:after="0" w:line="20" w:lineRule="atLeast"/>
+        <w:rPr>
+          <w:rFonts w:cs="Segoe UI"/>
+        </w:rPr>
+      </w:pPr>
+      <w:r>
+        <w:rPr>
+          <w:rFonts w:cs="Segoe UI"/>
         </w:rPr>
         <w:t>GitHub: </w:t>
       </w:r>
@@ -104,7 +112,7 @@
         <w:r>
           <w:rPr>
             <w:rStyle w:val="Hyperlink"/>
-            <w:rFonts w:ascii="Segoe UI" w:hAnsi="Segoe UI" w:cs="Segoe UI"/>
+            <w:rFonts w:cs="Segoe UI"/>
           </w:rPr>
           <w:t>github.com/</w:t>
         </w:r>
@@ -112,7 +120,7 @@
         <w:r>
           <w:rPr>
             <w:rStyle w:val="Hyperlink"/>
-            <w:rFonts w:ascii="Segoe UI" w:hAnsi="Segoe UI" w:cs="Segoe UI"/>
+            <w:rFonts w:cs="Segoe UI"/>
           </w:rPr>
           <w:t>benton-tripp</w:t>
         </w:r>
@@ -125,14 +133,14 @@
           <w:ilvl w:val="0"/>
           <w:numId w:val="1"/>
         </w:numPr>
-        <w:spacing w:after="80"/>
-        <w:rPr>
-          <w:rFonts w:ascii="Segoe UI" w:hAnsi="Segoe UI" w:cs="Segoe UI"/>
-        </w:rPr>
-      </w:pPr>
-      <w:r>
-        <w:rPr>
-          <w:rFonts w:ascii="Segoe UI" w:hAnsi="Segoe UI" w:cs="Segoe UI"/>
+        <w:spacing w:after="80" w:line="20" w:lineRule="atLeast"/>
+        <w:rPr>
+          <w:rFonts w:cs="Segoe UI"/>
+        </w:rPr>
+      </w:pPr>
+      <w:r>
+        <w:rPr>
+          <w:rFonts w:cs="Segoe UI"/>
         </w:rPr>
         <w:t>LinkedIn: </w:t>
       </w:r>
@@ -140,7 +148,7 @@
         <w:r>
           <w:rPr>
             <w:rStyle w:val="Hyperlink"/>
-            <w:rFonts w:ascii="Segoe UI" w:hAnsi="Segoe UI" w:cs="Segoe UI"/>
+            <w:rFonts w:cs="Segoe UI"/>
           </w:rPr>
           <w:t>linkedin.com/in/</w:t>
         </w:r>
@@ -148,7 +156,7 @@
         <w:r>
           <w:rPr>
             <w:rStyle w:val="Hyperlink"/>
-            <w:rFonts w:ascii="Segoe UI" w:hAnsi="Segoe UI" w:cs="Segoe UI"/>
+            <w:rFonts w:cs="Segoe UI"/>
           </w:rPr>
           <w:t>bentontripp</w:t>
         </w:r>
@@ -157,82 +165,66 @@
     </w:p>
     <w:p>
       <w:pPr>
-        <w:pStyle w:val="Heading1"/>
-        <w:spacing w:before="0"/>
-        <w:rPr>
-          <w:rFonts w:ascii="Segoe UI" w:eastAsiaTheme="minorHAnsi" w:hAnsi="Segoe UI" w:cs="Segoe UI"/>
+        <w:spacing w:line="20" w:lineRule="atLeast"/>
+        <w:rPr>
+          <w:rFonts w:cs="Segoe UI"/>
           <w:i/>
           <w:iCs/>
-          <w:color w:val="auto"/>
-          <w:sz w:val="24"/>
-          <w:szCs w:val="24"/>
-        </w:rPr>
-      </w:pPr>
-      <w:r>
-        <w:rPr>
-          <w:rFonts w:ascii="Segoe UI" w:eastAsiaTheme="minorHAnsi" w:hAnsi="Segoe UI" w:cs="Segoe UI"/>
+        </w:rPr>
+      </w:pPr>
+      <w:r>
+        <w:rPr>
+          <w:rFonts w:cs="Segoe UI"/>
           <w:i/>
           <w:iCs/>
-          <w:color w:val="auto"/>
-          <w:sz w:val="24"/>
-          <w:szCs w:val="24"/>
-        </w:rPr>
-        <w:t>Experienced data scientist and geospatial analyst with a strong background in data analytics, machine learning, statistical modeling, geospatial science, and applied software development. I bring over six years of professional experience across local government, utilities, consulting, marketing analytics, and forecasting, with a focus on building analytical tools, models, dashboards, and data workflows that support operational and strategic decisions. Known for self-motivation, clear communication, and the ability to learn and apply new methods efficiently, I deliver practical, well-documented, and defensible analytical products in both team-oriented and independent settings.</w:t>
-      </w:r>
-    </w:p>
-    <w:p>
-      <w:pPr>
-        <w:pStyle w:val="Heading1"/>
-        <w:spacing w:before="0"/>
-        <w:rPr>
-          <w:sz w:val="36"/>
-          <w:szCs w:val="36"/>
-        </w:rPr>
-      </w:pPr>
-      <w:r>
-        <w:rPr>
-          <w:sz w:val="36"/>
-          <w:szCs w:val="36"/>
-        </w:rPr>
+        </w:rPr>
+        <w:t xml:space="preserve">Data </w:t>
+      </w:r>
+      <w:proofErr w:type="gramStart"/>
+      <w:r>
+        <w:rPr>
+          <w:rFonts w:cs="Segoe UI"/>
+          <w:i/>
+          <w:iCs/>
+        </w:rPr>
+        <w:t>scientist</w:t>
+      </w:r>
+      <w:proofErr w:type="gramEnd"/>
+      <w:r>
+        <w:rPr>
+          <w:rFonts w:cs="Segoe UI"/>
+          <w:i/>
+          <w:iCs/>
+        </w:rPr>
+        <w:t xml:space="preserve"> with more than six years of experience across local government, utilities, consulting, marketing, and forecasting. My work has included machine learning, statistical modeling, dashboards, data pipelines, GIS, and software development. I am comfortable working independently or with a team, explaining technical work clearly, and learning new tools and methods as projects require.</w:t>
+      </w:r>
+    </w:p>
+    <w:p>
+      <w:pPr>
+        <w:pStyle w:val="Heading2"/>
+      </w:pPr>
+      <w:r>
         <w:t>Work Experience</w:t>
       </w:r>
     </w:p>
     <w:p>
       <w:pPr>
-        <w:rPr>
-          <w:rFonts w:ascii="Segoe UI" w:hAnsi="Segoe UI" w:cs="Segoe UI"/>
-        </w:rPr>
-      </w:pPr>
-      <w:r>
-        <w:rPr>
-          <w:rFonts w:ascii="Segoe UI" w:hAnsi="Segoe UI" w:cs="Segoe UI"/>
-        </w:rPr>
-        <w:t xml:space="preserve">Highly skilled in technical problem-solving and data analysis, I leverage my expertise in machine learning, statistical modeling, and geospatial technologies to support business objectives. My technical competencies span advanced R and Python programming, cloud computing (AWS, Azure), and deployment of machine learning pipelines using </w:t>
-      </w:r>
-      <w:proofErr w:type="spellStart"/>
-      <w:r>
-        <w:rPr>
-          <w:rFonts w:ascii="Segoe UI" w:hAnsi="Segoe UI" w:cs="Segoe UI"/>
-        </w:rPr>
-        <w:t>MLOps</w:t>
-      </w:r>
-      <w:proofErr w:type="spellEnd"/>
-      <w:r>
-        <w:rPr>
-          <w:rFonts w:ascii="Segoe UI" w:hAnsi="Segoe UI" w:cs="Segoe UI"/>
-        </w:rPr>
-        <w:t xml:space="preserve"> platforms. As a natural leader and team player, I consistently deliver high-quality results, providing valuable insights and fostering a collaborative environment to drive success.</w:t>
-      </w:r>
-    </w:p>
-    <w:p>
-      <w:pPr>
-        <w:rPr>
-          <w:rFonts w:ascii="Segoe UI" w:hAnsi="Segoe UI" w:cs="Segoe UI"/>
-        </w:rPr>
-      </w:pPr>
-      <w:r>
-        <w:rPr>
-          <w:rFonts w:ascii="Segoe UI" w:hAnsi="Segoe UI" w:cs="Segoe UI"/>
+        <w:spacing w:line="20" w:lineRule="atLeast"/>
+      </w:pPr>
+      <w:r>
+        <w:t>My experience includes solving technical and analytical problems with Python, R, SQL, GIS, and cloud-based tools. I have built and maintained machine learning models, data pipelines, dashboards, geospatial applications, and AI-assisted document analysis tools, including retrieval-augmented generation (RAG) workflows. I focus on producing clear, well-documented work that others can understand, maintain, and extend.</w:t>
+      </w:r>
+    </w:p>
+    <w:p>
+      <w:pPr>
+        <w:spacing w:after="80" w:line="20" w:lineRule="atLeast"/>
+        <w:rPr>
+          <w:rFonts w:cs="Segoe UI"/>
+        </w:rPr>
+      </w:pPr>
+      <w:r>
+        <w:rPr>
+          <w:rFonts w:cs="Segoe UI"/>
           <w:b/>
           <w:bCs/>
         </w:rPr>
@@ -241,13 +233,14 @@
     </w:p>
     <w:p>
       <w:pPr>
-        <w:rPr>
-          <w:rFonts w:ascii="Segoe UI" w:hAnsi="Segoe UI" w:cs="Segoe UI"/>
-        </w:rPr>
-      </w:pPr>
-      <w:r>
-        <w:rPr>
-          <w:rFonts w:ascii="Segoe UI" w:hAnsi="Segoe UI" w:cs="Segoe UI"/>
+        <w:spacing w:after="80" w:line="20" w:lineRule="atLeast"/>
+        <w:rPr>
+          <w:rFonts w:cs="Segoe UI"/>
+        </w:rPr>
+      </w:pPr>
+      <w:r>
+        <w:rPr>
+          <w:rFonts w:cs="Segoe UI"/>
           <w:i/>
           <w:iCs/>
         </w:rPr>
@@ -255,14 +248,14 @@
       </w:r>
       <w:r>
         <w:rPr>
-          <w:rFonts w:ascii="Segoe UI" w:hAnsi="Segoe UI" w:cs="Segoe UI"/>
+          <w:rFonts w:cs="Segoe UI"/>
         </w:rPr>
         <w:br/>
       </w:r>
       <w:proofErr w:type="spellStart"/>
       <w:r>
         <w:rPr>
-          <w:rFonts w:ascii="Segoe UI" w:hAnsi="Segoe UI" w:cs="Segoe UI"/>
+          <w:rFonts w:cs="Segoe UI"/>
           <w:i/>
           <w:iCs/>
         </w:rPr>
@@ -271,7 +264,7 @@
       <w:proofErr w:type="spellEnd"/>
       <w:r>
         <w:rPr>
-          <w:rFonts w:ascii="Segoe UI" w:hAnsi="Segoe UI" w:cs="Segoe UI"/>
+          <w:rFonts w:cs="Segoe UI"/>
           <w:i/>
           <w:iCs/>
         </w:rPr>
@@ -279,13 +272,13 @@
       </w:r>
       <w:r>
         <w:rPr>
-          <w:rFonts w:ascii="Segoe UI" w:hAnsi="Segoe UI" w:cs="Segoe UI"/>
+          <w:rFonts w:cs="Segoe UI"/>
         </w:rPr>
         <w:br/>
       </w:r>
       <w:r>
         <w:rPr>
-          <w:rFonts w:ascii="Segoe UI" w:hAnsi="Segoe UI" w:cs="Segoe UI"/>
+          <w:rFonts w:cs="Segoe UI"/>
           <w:i/>
           <w:iCs/>
         </w:rPr>
@@ -299,15 +292,16 @@
           <w:ilvl w:val="0"/>
           <w:numId w:val="16"/>
         </w:numPr>
-        <w:rPr>
-          <w:rFonts w:ascii="Segoe UI" w:hAnsi="Segoe UI" w:cs="Segoe UI"/>
-        </w:rPr>
-      </w:pPr>
-      <w:r>
-        <w:rPr>
-          <w:rFonts w:ascii="Segoe UI" w:hAnsi="Segoe UI" w:cs="Segoe UI"/>
-        </w:rPr>
-        <w:t>Evaluated department data systems and analytical processes to identify improvement opportunities and implement data-driven solutions supporting Planning and Development operations.</w:t>
+        <w:spacing w:line="20" w:lineRule="atLeast"/>
+        <w:rPr>
+          <w:rFonts w:cs="Segoe UI"/>
+        </w:rPr>
+      </w:pPr>
+      <w:r>
+        <w:rPr>
+          <w:rFonts w:cs="Segoe UI"/>
+        </w:rPr>
+        <w:t>Analyze department systems and processes, build dashboards, and automate recurring work for Planning and Development.</w:t>
       </w:r>
     </w:p>
     <w:p>
@@ -317,41 +311,30 @@
           <w:ilvl w:val="0"/>
           <w:numId w:val="16"/>
         </w:numPr>
-        <w:rPr>
-          <w:rFonts w:ascii="Segoe UI" w:hAnsi="Segoe UI" w:cs="Segoe UI"/>
-        </w:rPr>
-      </w:pPr>
-      <w:r>
-        <w:rPr>
-          <w:rFonts w:ascii="Segoe UI" w:hAnsi="Segoe UI" w:cs="Segoe UI"/>
+        <w:spacing w:line="20" w:lineRule="atLeast"/>
+        <w:rPr>
+          <w:rFonts w:cs="Segoe UI"/>
+        </w:rPr>
+      </w:pPr>
+      <w:r>
+        <w:rPr>
+          <w:rFonts w:cs="Segoe UI"/>
         </w:rPr>
         <w:t xml:space="preserve">Built a </w:t>
       </w:r>
       <w:proofErr w:type="spellStart"/>
       <w:r>
         <w:rPr>
-          <w:rFonts w:ascii="Segoe UI" w:hAnsi="Segoe UI" w:cs="Segoe UI"/>
+          <w:rFonts w:cs="Segoe UI"/>
         </w:rPr>
         <w:t>PyTorch</w:t>
       </w:r>
       <w:proofErr w:type="spellEnd"/>
       <w:r>
         <w:rPr>
-          <w:rFonts w:ascii="Segoe UI" w:hAnsi="Segoe UI" w:cs="Segoe UI"/>
-        </w:rPr>
-        <w:t>-based computer vision application that automatically detects</w:t>
-      </w:r>
-      <w:r>
-        <w:rPr>
-          <w:rFonts w:ascii="Segoe UI" w:hAnsi="Segoe UI" w:cs="Segoe UI"/>
-        </w:rPr>
-        <w:t xml:space="preserve"> and redacts</w:t>
-      </w:r>
-      <w:r>
-        <w:rPr>
-          <w:rFonts w:ascii="Segoe UI" w:hAnsi="Segoe UI" w:cs="Segoe UI"/>
-        </w:rPr>
-        <w:t xml:space="preserve"> engineering seals and other sensitive information in large PDF plan sets and permit documents, reducing manual review effort.</w:t>
+          <w:rFonts w:cs="Segoe UI"/>
+        </w:rPr>
+        <w:t xml:space="preserve"> computer vision application that detects and redacts engineering seals and other sensitive information in large PDF plan sets, reducing manual review.</w:t>
       </w:r>
     </w:p>
     <w:p>
@@ -361,15 +344,16 @@
           <w:ilvl w:val="0"/>
           <w:numId w:val="16"/>
         </w:numPr>
-        <w:rPr>
-          <w:rFonts w:ascii="Segoe UI" w:hAnsi="Segoe UI" w:cs="Segoe UI"/>
-        </w:rPr>
-      </w:pPr>
-      <w:r>
-        <w:rPr>
-          <w:rFonts w:ascii="Segoe UI" w:hAnsi="Segoe UI" w:cs="Segoe UI"/>
-        </w:rPr>
-        <w:t>Produced city population estimates and long-range forecasts using statistical and spatial modeling methods that integrate census data, housing inventories, and permit activity.</w:t>
+        <w:spacing w:line="20" w:lineRule="atLeast"/>
+        <w:rPr>
+          <w:rFonts w:cs="Segoe UI"/>
+        </w:rPr>
+      </w:pPr>
+      <w:r>
+        <w:rPr>
+          <w:rFonts w:cs="Segoe UI"/>
+        </w:rPr>
+        <w:t>Produce city population estimates and long-range forecasts using census data, housing inventories, permit activity, and spatial modeling.</w:t>
       </w:r>
     </w:p>
     <w:p>
@@ -379,15 +363,16 @@
           <w:ilvl w:val="0"/>
           <w:numId w:val="16"/>
         </w:numPr>
-        <w:rPr>
-          <w:rFonts w:ascii="Segoe UI" w:hAnsi="Segoe UI" w:cs="Segoe UI"/>
-        </w:rPr>
-      </w:pPr>
-      <w:r>
-        <w:rPr>
-          <w:rFonts w:ascii="Segoe UI" w:hAnsi="Segoe UI" w:cs="Segoe UI"/>
-        </w:rPr>
-        <w:t>Designed and developed public-facing Power BI dashboards that allow residents and developers to track review timelines, benchmark compliance, and monitor development review performance.</w:t>
+        <w:spacing w:line="20" w:lineRule="atLeast"/>
+        <w:rPr>
+          <w:rFonts w:cs="Segoe UI"/>
+        </w:rPr>
+      </w:pPr>
+      <w:r>
+        <w:rPr>
+          <w:rFonts w:cs="Segoe UI"/>
+        </w:rPr>
+        <w:t>Developed public and internal Power BI dashboards covering review timelines, permitting, inspections, annexations, workload, and development activity, including more than 20 internal dashboards used across multiple divisions.</w:t>
       </w:r>
     </w:p>
     <w:p>
@@ -397,16 +382,16 @@
           <w:ilvl w:val="0"/>
           <w:numId w:val="16"/>
         </w:numPr>
-        <w:rPr>
-          <w:rFonts w:ascii="Segoe UI" w:hAnsi="Segoe UI" w:cs="Segoe UI"/>
-        </w:rPr>
-      </w:pPr>
-      <w:r>
-        <w:rPr>
-          <w:rFonts w:ascii="Segoe UI" w:hAnsi="Segoe UI" w:cs="Segoe UI"/>
-        </w:rPr>
-        <w:lastRenderedPageBreak/>
-        <w:t>Developed interactive dashboards providing citywide performance metrics across planning, annexations, permitting, inspections, and related development processes.</w:t>
+        <w:spacing w:line="20" w:lineRule="atLeast"/>
+        <w:rPr>
+          <w:rFonts w:cs="Segoe UI"/>
+        </w:rPr>
+      </w:pPr>
+      <w:r>
+        <w:rPr>
+          <w:rFonts w:cs="Segoe UI"/>
+        </w:rPr>
+        <w:t>Analyzed development and demographic trends, including suburban and urban growth patterns presented to City Council and senior leadership.</w:t>
       </w:r>
     </w:p>
     <w:p>
@@ -416,80 +401,28 @@
           <w:ilvl w:val="0"/>
           <w:numId w:val="16"/>
         </w:numPr>
-        <w:rPr>
-          <w:rFonts w:ascii="Segoe UI" w:hAnsi="Segoe UI" w:cs="Segoe UI"/>
-        </w:rPr>
-      </w:pPr>
-      <w:r>
-        <w:rPr>
-          <w:rFonts w:ascii="Segoe UI" w:hAnsi="Segoe UI" w:cs="Segoe UI"/>
-        </w:rPr>
-        <w:t>Created and maintained more than 20 internal Power BI dashboards supporting operational reporting, performance monitoring, workload management, and decision-making across multiple divisions.</w:t>
-      </w:r>
-    </w:p>
-    <w:p>
-      <w:pPr>
-        <w:pStyle w:val="ListParagraph"/>
-        <w:numPr>
-          <w:ilvl w:val="0"/>
-          <w:numId w:val="16"/>
-        </w:numPr>
-        <w:rPr>
-          <w:rFonts w:ascii="Segoe UI" w:hAnsi="Segoe UI" w:cs="Segoe UI"/>
-        </w:rPr>
-      </w:pPr>
-      <w:r>
-        <w:rPr>
-          <w:rFonts w:ascii="Segoe UI" w:hAnsi="Segoe UI" w:cs="Segoe UI"/>
-        </w:rPr>
-        <w:t>Performed analyses of development and demographic trends, including citywide suburban and urban growth analysis presented to City Council and senior leadership.</w:t>
-      </w:r>
-    </w:p>
-    <w:p>
-      <w:pPr>
-        <w:pStyle w:val="ListParagraph"/>
-        <w:numPr>
-          <w:ilvl w:val="0"/>
-          <w:numId w:val="16"/>
-        </w:numPr>
-        <w:rPr>
-          <w:rFonts w:ascii="Segoe UI" w:hAnsi="Segoe UI" w:cs="Segoe UI"/>
-        </w:rPr>
-      </w:pPr>
-      <w:r>
-        <w:rPr>
-          <w:rFonts w:ascii="Segoe UI" w:hAnsi="Segoe UI" w:cs="Segoe UI"/>
-        </w:rPr>
-        <w:t>Developed automated workflows that streamlined department operations, including meeting tracking, event management, and customer intake processing.</w:t>
-      </w:r>
-    </w:p>
-    <w:p>
-      <w:pPr>
-        <w:pStyle w:val="ListParagraph"/>
-        <w:numPr>
-          <w:ilvl w:val="0"/>
-          <w:numId w:val="16"/>
-        </w:numPr>
-        <w:rPr>
-          <w:rFonts w:ascii="Segoe UI" w:hAnsi="Segoe UI" w:cs="Segoe UI"/>
-        </w:rPr>
-      </w:pPr>
-      <w:r>
-        <w:rPr>
-          <w:rFonts w:ascii="Segoe UI" w:hAnsi="Segoe UI" w:cs="Segoe UI"/>
-        </w:rPr>
-        <w:t>Prepared technical reports and documentation, and provided training and support to staff on dashboards, data interpretation, and visualization best practices.</w:t>
-      </w:r>
-    </w:p>
-    <w:p>
-      <w:pPr>
-        <w:rPr>
-          <w:rFonts w:ascii="Segoe UI" w:hAnsi="Segoe UI" w:cs="Segoe UI"/>
-        </w:rPr>
-      </w:pPr>
-      <w:r>
-        <w:rPr>
-          <w:rFonts w:ascii="Segoe UI" w:hAnsi="Segoe UI" w:cs="Segoe UI"/>
+        <w:spacing w:line="20" w:lineRule="atLeast"/>
+        <w:rPr>
+          <w:rFonts w:cs="Segoe UI"/>
+        </w:rPr>
+      </w:pPr>
+      <w:r>
+        <w:rPr>
+          <w:rFonts w:cs="Segoe UI"/>
+        </w:rPr>
+        <w:t>Built workflows for meeting tracking, event management, and customer intake, and prepared documentation and training for staff using department dashboards and data tools.</w:t>
+      </w:r>
+    </w:p>
+    <w:p>
+      <w:pPr>
+        <w:spacing w:line="20" w:lineRule="atLeast"/>
+        <w:rPr>
+          <w:rFonts w:cs="Segoe UI"/>
+        </w:rPr>
+      </w:pPr>
+      <w:r>
+        <w:rPr>
+          <w:rFonts w:cs="Segoe UI"/>
           <w:b/>
           <w:bCs/>
         </w:rPr>
@@ -498,13 +431,14 @@
     </w:p>
     <w:p>
       <w:pPr>
-        <w:rPr>
-          <w:rFonts w:ascii="Segoe UI" w:hAnsi="Segoe UI" w:cs="Segoe UI"/>
-        </w:rPr>
-      </w:pPr>
-      <w:r>
-        <w:rPr>
-          <w:rFonts w:ascii="Segoe UI" w:hAnsi="Segoe UI" w:cs="Segoe UI"/>
+        <w:spacing w:after="80" w:line="20" w:lineRule="atLeast"/>
+        <w:rPr>
+          <w:rFonts w:cs="Segoe UI"/>
+        </w:rPr>
+      </w:pPr>
+      <w:r>
+        <w:rPr>
+          <w:rFonts w:cs="Segoe UI"/>
           <w:i/>
           <w:iCs/>
         </w:rPr>
@@ -512,13 +446,13 @@
       </w:r>
       <w:r>
         <w:rPr>
-          <w:rFonts w:ascii="Segoe UI" w:hAnsi="Segoe UI" w:cs="Segoe UI"/>
+          <w:rFonts w:cs="Segoe UI"/>
         </w:rPr>
         <w:br/>
       </w:r>
       <w:r>
         <w:rPr>
-          <w:rFonts w:ascii="Segoe UI" w:hAnsi="Segoe UI" w:cs="Segoe UI"/>
+          <w:rFonts w:cs="Segoe UI"/>
           <w:i/>
           <w:iCs/>
         </w:rPr>
@@ -526,13 +460,13 @@
       </w:r>
       <w:r>
         <w:rPr>
-          <w:rFonts w:ascii="Segoe UI" w:hAnsi="Segoe UI" w:cs="Segoe UI"/>
+          <w:rFonts w:cs="Segoe UI"/>
         </w:rPr>
         <w:br/>
       </w:r>
       <w:r>
         <w:rPr>
-          <w:rFonts w:ascii="Segoe UI" w:hAnsi="Segoe UI" w:cs="Segoe UI"/>
+          <w:rFonts w:cs="Segoe UI"/>
           <w:i/>
           <w:iCs/>
         </w:rPr>
@@ -546,15 +480,16 @@
           <w:ilvl w:val="0"/>
           <w:numId w:val="17"/>
         </w:numPr>
-        <w:rPr>
-          <w:rFonts w:ascii="Segoe UI" w:hAnsi="Segoe UI" w:cs="Segoe UI"/>
-        </w:rPr>
-      </w:pPr>
-      <w:r>
-        <w:rPr>
-          <w:rFonts w:ascii="Segoe UI" w:hAnsi="Segoe UI" w:cs="Segoe UI"/>
-        </w:rPr>
-        <w:t>Developed end-to-end machine learning and analytical solutions across environmental, geochemical, and operational domains, including data pipelines, statistical models, and interactive R Shiny applications.</w:t>
+        <w:spacing w:line="20" w:lineRule="atLeast"/>
+        <w:rPr>
+          <w:rFonts w:cs="Segoe UI"/>
+        </w:rPr>
+      </w:pPr>
+      <w:r>
+        <w:rPr>
+          <w:rFonts w:cs="Segoe UI"/>
+        </w:rPr>
+        <w:t>Developed machine learning models, statistical analyses, data pipelines, and R Shiny applications for environmental, geochemical, and operational projects.</w:t>
       </w:r>
     </w:p>
     <w:p>
@@ -564,15 +499,16 @@
           <w:ilvl w:val="0"/>
           <w:numId w:val="17"/>
         </w:numPr>
-        <w:rPr>
-          <w:rFonts w:ascii="Segoe UI" w:hAnsi="Segoe UI" w:cs="Segoe UI"/>
-        </w:rPr>
-      </w:pPr>
-      <w:r>
-        <w:rPr>
-          <w:rFonts w:ascii="Segoe UI" w:hAnsi="Segoe UI" w:cs="Segoe UI"/>
-        </w:rPr>
-        <w:t>Built large-scale analytical applications for groundwater evaluation, geochemical modeling, and billing anomaly detection, improving access to complex analytical workflows for business users.</w:t>
+        <w:spacing w:line="20" w:lineRule="atLeast"/>
+        <w:rPr>
+          <w:rFonts w:cs="Segoe UI"/>
+        </w:rPr>
+      </w:pPr>
+      <w:r>
+        <w:rPr>
+          <w:rFonts w:cs="Segoe UI"/>
+        </w:rPr>
+        <w:t>Built applications for groundwater evaluation, geochemical modeling, and billing anomaly detection.</w:t>
       </w:r>
     </w:p>
     <w:p>
@@ -582,29 +518,31 @@
           <w:ilvl w:val="0"/>
           <w:numId w:val="17"/>
         </w:numPr>
-        <w:rPr>
-          <w:rFonts w:ascii="Segoe UI" w:hAnsi="Segoe UI" w:cs="Segoe UI"/>
-        </w:rPr>
-      </w:pPr>
-      <w:r>
-        <w:rPr>
-          <w:rFonts w:ascii="Segoe UI" w:hAnsi="Segoe UI" w:cs="Segoe UI"/>
-        </w:rPr>
-        <w:t xml:space="preserve">Developed document analysis tools using large language models, retrieval-augmented generation (RAG), embeddings, and </w:t>
+        <w:spacing w:line="20" w:lineRule="atLeast"/>
+        <w:rPr>
+          <w:rFonts w:cs="Segoe UI"/>
+        </w:rPr>
+      </w:pPr>
+      <w:r>
+        <w:rPr>
+          <w:rFonts w:cs="Segoe UI"/>
+        </w:rPr>
+        <w:lastRenderedPageBreak/>
+        <w:t xml:space="preserve">Developed document analysis tools using large language models, retrieval-augmented generation, embeddings, and </w:t>
       </w:r>
       <w:proofErr w:type="spellStart"/>
       <w:r>
         <w:rPr>
-          <w:rFonts w:ascii="Segoe UI" w:hAnsi="Segoe UI" w:cs="Segoe UI"/>
+          <w:rFonts w:cs="Segoe UI"/>
         </w:rPr>
         <w:t>LangChain</w:t>
       </w:r>
       <w:proofErr w:type="spellEnd"/>
       <w:r>
         <w:rPr>
-          <w:rFonts w:ascii="Segoe UI" w:hAnsi="Segoe UI" w:cs="Segoe UI"/>
-        </w:rPr>
-        <w:t xml:space="preserve"> to support search, extraction, and review of internal documents.</w:t>
+          <w:rFonts w:cs="Segoe UI"/>
+        </w:rPr>
+        <w:t>.</w:t>
       </w:r>
     </w:p>
     <w:p>
@@ -614,15 +552,16 @@
           <w:ilvl w:val="0"/>
           <w:numId w:val="17"/>
         </w:numPr>
-        <w:rPr>
-          <w:rFonts w:ascii="Segoe UI" w:hAnsi="Segoe UI" w:cs="Segoe UI"/>
-        </w:rPr>
-      </w:pPr>
-      <w:r>
-        <w:rPr>
-          <w:rFonts w:ascii="Segoe UI" w:hAnsi="Segoe UI" w:cs="Segoe UI"/>
-        </w:rPr>
-        <w:t>Led technical proof-of-concepts using Python, R, SQL, AWS, and version control to evaluate new analytics use cases and translate business problems into working prototypes.</w:t>
+        <w:spacing w:line="20" w:lineRule="atLeast"/>
+        <w:rPr>
+          <w:rFonts w:cs="Segoe UI"/>
+        </w:rPr>
+      </w:pPr>
+      <w:r>
+        <w:rPr>
+          <w:rFonts w:cs="Segoe UI"/>
+        </w:rPr>
+        <w:t>Built technical prototypes using Python, R, SQL, AWS, Azure DevOps, and Dataiku to test new analytical methods and applications.</w:t>
       </w:r>
     </w:p>
     <w:p>
@@ -632,43 +571,44 @@
           <w:ilvl w:val="0"/>
           <w:numId w:val="17"/>
         </w:numPr>
-        <w:rPr>
-          <w:rFonts w:ascii="Segoe UI" w:hAnsi="Segoe UI" w:cs="Segoe UI"/>
-        </w:rPr>
-      </w:pPr>
-      <w:r>
-        <w:rPr>
-          <w:rFonts w:ascii="Segoe UI" w:hAnsi="Segoe UI" w:cs="Segoe UI"/>
+        <w:spacing w:line="20" w:lineRule="atLeast"/>
+        <w:rPr>
+          <w:rFonts w:cs="Segoe UI"/>
+        </w:rPr>
+      </w:pPr>
+      <w:r>
+        <w:rPr>
+          <w:rFonts w:cs="Segoe UI"/>
         </w:rPr>
         <w:t xml:space="preserve">Participated in an enterprise </w:t>
       </w:r>
       <w:proofErr w:type="spellStart"/>
       <w:r>
         <w:rPr>
-          <w:rFonts w:ascii="Segoe UI" w:hAnsi="Segoe UI" w:cs="Segoe UI"/>
+          <w:rFonts w:cs="Segoe UI"/>
         </w:rPr>
         <w:t>MLOps</w:t>
       </w:r>
       <w:proofErr w:type="spellEnd"/>
       <w:r>
         <w:rPr>
-          <w:rFonts w:ascii="Segoe UI" w:hAnsi="Segoe UI" w:cs="Segoe UI"/>
+          <w:rFonts w:cs="Segoe UI"/>
         </w:rPr>
         <w:t xml:space="preserve"> platform assessment covering Domino Data Lab, </w:t>
       </w:r>
       <w:proofErr w:type="spellStart"/>
       <w:r>
         <w:rPr>
-          <w:rFonts w:ascii="Segoe UI" w:hAnsi="Segoe UI" w:cs="Segoe UI"/>
+          <w:rFonts w:cs="Segoe UI"/>
         </w:rPr>
         <w:t>DataRobot</w:t>
       </w:r>
       <w:proofErr w:type="spellEnd"/>
       <w:r>
         <w:rPr>
-          <w:rFonts w:ascii="Segoe UI" w:hAnsi="Segoe UI" w:cs="Segoe UI"/>
-        </w:rPr>
-        <w:t>, Dataiku, SAS, and AWS SageMaker, with a focus on model monitoring, reproducibility, and workflow management.</w:t>
+          <w:rFonts w:cs="Segoe UI"/>
+        </w:rPr>
+        <w:t>, Dataiku, SAS, and AWS SageMaker, with emphasis on model monitoring, reproducibility, workflow management, and deployment.</w:t>
       </w:r>
     </w:p>
     <w:p>
@@ -678,44 +618,34 @@
           <w:ilvl w:val="0"/>
           <w:numId w:val="17"/>
         </w:numPr>
-        <w:rPr>
-          <w:rFonts w:ascii="Segoe UI" w:hAnsi="Segoe UI" w:cs="Segoe UI"/>
-        </w:rPr>
-      </w:pPr>
-      <w:r>
-        <w:rPr>
-          <w:rFonts w:ascii="Segoe UI" w:hAnsi="Segoe UI" w:cs="Segoe UI"/>
-        </w:rPr>
-        <w:t>Used Azure DevOps, AWS services, and Dataiku to develop, deploy, and maintain scalable analytical and machine learning workflows.</w:t>
-      </w:r>
-    </w:p>
-    <w:p>
-      <w:pPr>
-        <w:pStyle w:val="ListParagraph"/>
-        <w:numPr>
-          <w:ilvl w:val="0"/>
-          <w:numId w:val="17"/>
-        </w:numPr>
-        <w:rPr>
-          <w:rFonts w:ascii="Segoe UI" w:hAnsi="Segoe UI" w:cs="Segoe UI"/>
-        </w:rPr>
-      </w:pPr>
-      <w:r>
-        <w:rPr>
-          <w:rFonts w:ascii="Segoe UI" w:hAnsi="Segoe UI" w:cs="Segoe UI"/>
-        </w:rPr>
-        <w:t>Developed and instructed advanced R programming courses, helping technical and non-technical stakeholders better understand analytical methods and tools.</w:t>
-      </w:r>
-    </w:p>
-    <w:p>
-      <w:pPr>
-        <w:rPr>
-          <w:rFonts w:ascii="Segoe UI" w:hAnsi="Segoe UI" w:cs="Segoe UI"/>
-        </w:rPr>
-      </w:pPr>
-      <w:r>
-        <w:rPr>
-          <w:rFonts w:ascii="Segoe UI" w:hAnsi="Segoe UI" w:cs="Segoe UI"/>
+        <w:spacing w:line="20" w:lineRule="atLeast"/>
+        <w:rPr>
+          <w:rFonts w:cs="Segoe UI"/>
+        </w:rPr>
+      </w:pPr>
+      <w:r>
+        <w:rPr>
+          <w:rFonts w:cs="Segoe UI"/>
+        </w:rPr>
+        <w:t>Developed and taught advanced R programming courses for technical and non-technical employees</w:t>
+      </w:r>
+      <w:r>
+        <w:rPr>
+          <w:rFonts w:cs="Segoe UI"/>
+        </w:rPr>
+        <w:t>.</w:t>
+      </w:r>
+    </w:p>
+    <w:p>
+      <w:pPr>
+        <w:spacing w:after="80" w:line="20" w:lineRule="atLeast"/>
+        <w:rPr>
+          <w:rFonts w:cs="Segoe UI"/>
+        </w:rPr>
+      </w:pPr>
+      <w:r>
+        <w:rPr>
+          <w:rFonts w:cs="Segoe UI"/>
           <w:b/>
           <w:bCs/>
         </w:rPr>
@@ -724,13 +654,14 @@
     </w:p>
     <w:p>
       <w:pPr>
-        <w:rPr>
-          <w:rFonts w:ascii="Segoe UI" w:hAnsi="Segoe UI" w:cs="Segoe UI"/>
-        </w:rPr>
-      </w:pPr>
-      <w:r>
-        <w:rPr>
-          <w:rFonts w:ascii="Segoe UI" w:hAnsi="Segoe UI" w:cs="Segoe UI"/>
+        <w:spacing w:after="80" w:line="20" w:lineRule="atLeast"/>
+        <w:rPr>
+          <w:rFonts w:cs="Segoe UI"/>
+        </w:rPr>
+      </w:pPr>
+      <w:r>
+        <w:rPr>
+          <w:rFonts w:cs="Segoe UI"/>
           <w:i/>
           <w:iCs/>
         </w:rPr>
@@ -738,13 +669,13 @@
       </w:r>
       <w:r>
         <w:rPr>
-          <w:rFonts w:ascii="Segoe UI" w:hAnsi="Segoe UI" w:cs="Segoe UI"/>
+          <w:rFonts w:cs="Segoe UI"/>
         </w:rPr>
         <w:br/>
       </w:r>
       <w:r>
         <w:rPr>
-          <w:rFonts w:ascii="Segoe UI" w:hAnsi="Segoe UI" w:cs="Segoe UI"/>
+          <w:rFonts w:cs="Segoe UI"/>
           <w:i/>
           <w:iCs/>
         </w:rPr>
@@ -752,13 +683,13 @@
       </w:r>
       <w:r>
         <w:rPr>
-          <w:rFonts w:ascii="Segoe UI" w:hAnsi="Segoe UI" w:cs="Segoe UI"/>
+          <w:rFonts w:cs="Segoe UI"/>
         </w:rPr>
         <w:br/>
       </w:r>
       <w:r>
         <w:rPr>
-          <w:rFonts w:ascii="Segoe UI" w:hAnsi="Segoe UI" w:cs="Segoe UI"/>
+          <w:rFonts w:cs="Segoe UI"/>
           <w:i/>
           <w:iCs/>
         </w:rPr>
@@ -772,16 +703,30 @@
           <w:ilvl w:val="0"/>
           <w:numId w:val="18"/>
         </w:numPr>
-        <w:rPr>
-          <w:rFonts w:ascii="Segoe UI" w:hAnsi="Segoe UI" w:cs="Segoe UI"/>
-        </w:rPr>
-      </w:pPr>
-      <w:r>
-        <w:rPr>
-          <w:rFonts w:ascii="Segoe UI" w:hAnsi="Segoe UI" w:cs="Segoe UI"/>
-        </w:rPr>
-        <w:lastRenderedPageBreak/>
-        <w:t>Built a machine learning pipeline using Databricks for ETL, model training, and deployment that identified major slippage drivers for Church &amp; Dwight, resulting in over $1 million in savings.</w:t>
+        <w:spacing w:line="20" w:lineRule="atLeast"/>
+        <w:rPr>
+          <w:rFonts w:cs="Segoe UI"/>
+        </w:rPr>
+      </w:pPr>
+      <w:r>
+        <w:rPr>
+          <w:rFonts w:cs="Segoe UI"/>
+        </w:rPr>
+        <w:t xml:space="preserve">Built a Databricks machine learning pipeline for ETL, model training, and deployment that identified supplier </w:t>
+      </w:r>
+      <w:proofErr w:type="gramStart"/>
+      <w:r>
+        <w:rPr>
+          <w:rFonts w:cs="Segoe UI"/>
+        </w:rPr>
+        <w:t>slippage drivers</w:t>
+      </w:r>
+      <w:proofErr w:type="gramEnd"/>
+      <w:r>
+        <w:rPr>
+          <w:rFonts w:cs="Segoe UI"/>
+        </w:rPr>
+        <w:t xml:space="preserve"> for Church &amp; Dwight and supported more than $1 million in savings.</w:t>
       </w:r>
     </w:p>
     <w:p>
@@ -791,15 +736,16 @@
           <w:ilvl w:val="0"/>
           <w:numId w:val="18"/>
         </w:numPr>
-        <w:rPr>
-          <w:rFonts w:ascii="Segoe UI" w:hAnsi="Segoe UI" w:cs="Segoe UI"/>
-        </w:rPr>
-      </w:pPr>
-      <w:r>
-        <w:rPr>
-          <w:rFonts w:ascii="Segoe UI" w:hAnsi="Segoe UI" w:cs="Segoe UI"/>
-        </w:rPr>
-        <w:t>Designed and implemented a production-grade data engineering workflow for Chick-fil-A using AWS Redshift, Athena, and Apache Airflow, automating reconciliation between inventory and sales forecasting systems.</w:t>
+        <w:spacing w:line="20" w:lineRule="atLeast"/>
+        <w:rPr>
+          <w:rFonts w:cs="Segoe UI"/>
+        </w:rPr>
+      </w:pPr>
+      <w:r>
+        <w:rPr>
+          <w:rFonts w:cs="Segoe UI"/>
+        </w:rPr>
+        <w:t>Designed an AWS workflow for Chick-fil-A using Redshift, Athena, and Apache Airflow to automate reconciliation between inventory and sales forecasting systems.</w:t>
       </w:r>
     </w:p>
     <w:p>
@@ -809,15 +755,16 @@
           <w:ilvl w:val="0"/>
           <w:numId w:val="18"/>
         </w:numPr>
-        <w:rPr>
-          <w:rFonts w:ascii="Segoe UI" w:hAnsi="Segoe UI" w:cs="Segoe UI"/>
-        </w:rPr>
-      </w:pPr>
-      <w:r>
-        <w:rPr>
-          <w:rFonts w:ascii="Segoe UI" w:hAnsi="Segoe UI" w:cs="Segoe UI"/>
-        </w:rPr>
-        <w:t>Developed predictive analytics solutions for commercial clients, including classification, forecasting, recommendation, and data integration workflows.</w:t>
+        <w:spacing w:line="20" w:lineRule="atLeast"/>
+        <w:rPr>
+          <w:rFonts w:cs="Segoe UI"/>
+        </w:rPr>
+      </w:pPr>
+      <w:r>
+        <w:rPr>
+          <w:rFonts w:cs="Segoe UI"/>
+        </w:rPr>
+        <w:t>Developed classification, forecasting, recommendation, and data integration solutions for commercial clients using Python, R, SQL, and cloud platforms.</w:t>
       </w:r>
     </w:p>
     <w:p>
@@ -827,44 +774,34 @@
           <w:ilvl w:val="0"/>
           <w:numId w:val="18"/>
         </w:numPr>
-        <w:rPr>
-          <w:rFonts w:ascii="Segoe UI" w:hAnsi="Segoe UI" w:cs="Segoe UI"/>
-        </w:rPr>
-      </w:pPr>
-      <w:r>
-        <w:rPr>
-          <w:rFonts w:ascii="Segoe UI" w:hAnsi="Segoe UI" w:cs="Segoe UI"/>
-        </w:rPr>
-        <w:t>Used Python, R, SQL, cloud data platforms, version control, and reproducible development practices to build reliable analytical datasets and model workflows.</w:t>
-      </w:r>
-    </w:p>
-    <w:p>
-      <w:pPr>
-        <w:pStyle w:val="ListParagraph"/>
-        <w:numPr>
-          <w:ilvl w:val="0"/>
-          <w:numId w:val="18"/>
-        </w:numPr>
-        <w:rPr>
-          <w:rFonts w:ascii="Segoe UI" w:hAnsi="Segoe UI" w:cs="Segoe UI"/>
-        </w:rPr>
-      </w:pPr>
-      <w:r>
-        <w:rPr>
-          <w:rFonts w:ascii="Segoe UI" w:hAnsi="Segoe UI" w:cs="Segoe UI"/>
-        </w:rPr>
-        <w:t>Documented methods, maintained code quality, and communicated findings to technical and business teams.</w:t>
-      </w:r>
-    </w:p>
-    <w:p>
-      <w:pPr>
-        <w:rPr>
-          <w:rFonts w:ascii="Segoe UI" w:hAnsi="Segoe UI" w:cs="Segoe UI"/>
-        </w:rPr>
-      </w:pPr>
-      <w:r>
-        <w:rPr>
-          <w:rFonts w:ascii="Segoe UI" w:hAnsi="Segoe UI" w:cs="Segoe UI"/>
+        <w:spacing w:line="20" w:lineRule="atLeast"/>
+        <w:rPr>
+          <w:rFonts w:cs="Segoe UI"/>
+        </w:rPr>
+      </w:pPr>
+      <w:r>
+        <w:rPr>
+          <w:rFonts w:cs="Segoe UI"/>
+        </w:rPr>
+        <w:t>Gathered requirements, documented methods, maintained code, checked data quality, and presented findings to technical and nontechnical teams</w:t>
+      </w:r>
+      <w:r>
+        <w:rPr>
+          <w:rFonts w:cs="Segoe UI"/>
+        </w:rPr>
+        <w:t>.</w:t>
+      </w:r>
+    </w:p>
+    <w:p>
+      <w:pPr>
+        <w:spacing w:after="80" w:line="20" w:lineRule="atLeast"/>
+        <w:rPr>
+          <w:rFonts w:cs="Segoe UI"/>
+        </w:rPr>
+      </w:pPr>
+      <w:r>
+        <w:rPr>
+          <w:rFonts w:cs="Segoe UI"/>
           <w:b/>
           <w:bCs/>
         </w:rPr>
@@ -873,13 +810,14 @@
     </w:p>
     <w:p>
       <w:pPr>
-        <w:rPr>
-          <w:rFonts w:ascii="Segoe UI" w:hAnsi="Segoe UI" w:cs="Segoe UI"/>
-        </w:rPr>
-      </w:pPr>
-      <w:r>
-        <w:rPr>
-          <w:rFonts w:ascii="Segoe UI" w:hAnsi="Segoe UI" w:cs="Segoe UI"/>
+        <w:spacing w:after="80" w:line="20" w:lineRule="atLeast"/>
+        <w:rPr>
+          <w:rFonts w:cs="Segoe UI"/>
+        </w:rPr>
+      </w:pPr>
+      <w:r>
+        <w:rPr>
+          <w:rFonts w:cs="Segoe UI"/>
           <w:i/>
           <w:iCs/>
         </w:rPr>
@@ -887,13 +825,13 @@
       </w:r>
       <w:r>
         <w:rPr>
-          <w:rFonts w:ascii="Segoe UI" w:hAnsi="Segoe UI" w:cs="Segoe UI"/>
+          <w:rFonts w:cs="Segoe UI"/>
         </w:rPr>
         <w:br/>
       </w:r>
       <w:r>
         <w:rPr>
-          <w:rFonts w:ascii="Segoe UI" w:hAnsi="Segoe UI" w:cs="Segoe UI"/>
+          <w:rFonts w:cs="Segoe UI"/>
           <w:i/>
           <w:iCs/>
         </w:rPr>
@@ -901,13 +839,13 @@
       </w:r>
       <w:r>
         <w:rPr>
-          <w:rFonts w:ascii="Segoe UI" w:hAnsi="Segoe UI" w:cs="Segoe UI"/>
+          <w:rFonts w:cs="Segoe UI"/>
         </w:rPr>
         <w:br/>
       </w:r>
       <w:r>
         <w:rPr>
-          <w:rFonts w:ascii="Segoe UI" w:hAnsi="Segoe UI" w:cs="Segoe UI"/>
+          <w:rFonts w:cs="Segoe UI"/>
           <w:i/>
           <w:iCs/>
         </w:rPr>
@@ -921,15 +859,16 @@
           <w:ilvl w:val="0"/>
           <w:numId w:val="19"/>
         </w:numPr>
-        <w:rPr>
-          <w:rFonts w:ascii="Segoe UI" w:hAnsi="Segoe UI" w:cs="Segoe UI"/>
-        </w:rPr>
-      </w:pPr>
-      <w:r>
-        <w:rPr>
-          <w:rFonts w:ascii="Segoe UI" w:hAnsi="Segoe UI" w:cs="Segoe UI"/>
-        </w:rPr>
-        <w:t>Developed customer segmentation and propensity modeling workflows for targeted marketing campaigns using Python, Databricks, and statistical modeling methods.</w:t>
+        <w:spacing w:line="20" w:lineRule="atLeast"/>
+        <w:rPr>
+          <w:rFonts w:cs="Segoe UI"/>
+        </w:rPr>
+      </w:pPr>
+      <w:r>
+        <w:rPr>
+          <w:rFonts w:cs="Segoe UI"/>
+        </w:rPr>
+        <w:t>Developed customer segmentation and propensity models for targeted marketing campaigns using Python, Databricks, and statistical modeling.</w:t>
       </w:r>
     </w:p>
     <w:p>
@@ -939,15 +878,16 @@
           <w:ilvl w:val="0"/>
           <w:numId w:val="19"/>
         </w:numPr>
-        <w:rPr>
-          <w:rFonts w:ascii="Segoe UI" w:hAnsi="Segoe UI" w:cs="Segoe UI"/>
-        </w:rPr>
-      </w:pPr>
-      <w:r>
-        <w:rPr>
-          <w:rFonts w:ascii="Segoe UI" w:hAnsi="Segoe UI" w:cs="Segoe UI"/>
-        </w:rPr>
-        <w:t>Built and optimized data pipelines for the 2021 Jaguar/Land Rover campaigns, including audience overlap analysis that improved targeting efficiency by 15%.</w:t>
+        <w:spacing w:line="20" w:lineRule="atLeast"/>
+        <w:rPr>
+          <w:rFonts w:cs="Segoe UI"/>
+        </w:rPr>
+      </w:pPr>
+      <w:r>
+        <w:rPr>
+          <w:rFonts w:cs="Segoe UI"/>
+        </w:rPr>
+        <w:t>Built data pipelines and an audience overlap analysis for the 2021 Jaguar and Land Rover campaigns, improving targeting efficiency by 15%.</w:t>
       </w:r>
     </w:p>
     <w:p>
@@ -957,44 +897,34 @@
           <w:ilvl w:val="0"/>
           <w:numId w:val="19"/>
         </w:numPr>
-        <w:rPr>
-          <w:rFonts w:ascii="Segoe UI" w:hAnsi="Segoe UI" w:cs="Segoe UI"/>
-        </w:rPr>
-      </w:pPr>
-      <w:r>
-        <w:rPr>
-          <w:rFonts w:ascii="Segoe UI" w:hAnsi="Segoe UI" w:cs="Segoe UI"/>
-        </w:rPr>
-        <w:t>Prepared features, trained models, generated propensity scores, and supported campaign analytics for data-driven audience selection.</w:t>
-      </w:r>
-    </w:p>
-    <w:p>
-      <w:pPr>
-        <w:pStyle w:val="ListParagraph"/>
-        <w:numPr>
-          <w:ilvl w:val="0"/>
-          <w:numId w:val="19"/>
-        </w:numPr>
-        <w:rPr>
-          <w:rFonts w:ascii="Segoe UI" w:hAnsi="Segoe UI" w:cs="Segoe UI"/>
-        </w:rPr>
-      </w:pPr>
-      <w:r>
-        <w:rPr>
-          <w:rFonts w:ascii="Segoe UI" w:hAnsi="Segoe UI" w:cs="Segoe UI"/>
-        </w:rPr>
-        <w:t>Used reproducible workflows in a production-oriented analytics environment to support model versioning, collaboration, and deployment readiness.</w:t>
-      </w:r>
-    </w:p>
-    <w:p>
-      <w:pPr>
-        <w:rPr>
-          <w:rFonts w:ascii="Segoe UI" w:hAnsi="Segoe UI" w:cs="Segoe UI"/>
-        </w:rPr>
-      </w:pPr>
-      <w:r>
-        <w:rPr>
-          <w:rFonts w:ascii="Segoe UI" w:hAnsi="Segoe UI" w:cs="Segoe UI"/>
+        <w:spacing w:line="20" w:lineRule="atLeast"/>
+        <w:rPr>
+          <w:rFonts w:cs="Segoe UI"/>
+        </w:rPr>
+      </w:pPr>
+      <w:r>
+        <w:rPr>
+          <w:rFonts w:cs="Segoe UI"/>
+        </w:rPr>
+        <w:t>Prepared features, trained models, generated propensity scores, and supported campaign analysis and audience selection</w:t>
+      </w:r>
+      <w:r>
+        <w:rPr>
+          <w:rFonts w:cs="Segoe UI"/>
+        </w:rPr>
+        <w:t>.</w:t>
+      </w:r>
+    </w:p>
+    <w:p>
+      <w:pPr>
+        <w:spacing w:after="80" w:line="20" w:lineRule="atLeast"/>
+        <w:rPr>
+          <w:rFonts w:cs="Segoe UI"/>
+        </w:rPr>
+      </w:pPr>
+      <w:r>
+        <w:rPr>
+          <w:rFonts w:cs="Segoe UI"/>
           <w:b/>
           <w:bCs/>
         </w:rPr>
@@ -1003,13 +933,14 @@
     </w:p>
     <w:p>
       <w:pPr>
-        <w:rPr>
-          <w:rFonts w:ascii="Segoe UI" w:hAnsi="Segoe UI" w:cs="Segoe UI"/>
-        </w:rPr>
-      </w:pPr>
-      <w:r>
-        <w:rPr>
-          <w:rFonts w:ascii="Segoe UI" w:hAnsi="Segoe UI" w:cs="Segoe UI"/>
+        <w:spacing w:after="80" w:line="20" w:lineRule="atLeast"/>
+        <w:rPr>
+          <w:rFonts w:cs="Segoe UI"/>
+        </w:rPr>
+      </w:pPr>
+      <w:r>
+        <w:rPr>
+          <w:rFonts w:cs="Segoe UI"/>
           <w:i/>
           <w:iCs/>
         </w:rPr>
@@ -1017,13 +948,13 @@
       </w:r>
       <w:r>
         <w:rPr>
-          <w:rFonts w:ascii="Segoe UI" w:hAnsi="Segoe UI" w:cs="Segoe UI"/>
+          <w:rFonts w:cs="Segoe UI"/>
         </w:rPr>
         <w:br/>
       </w:r>
       <w:r>
         <w:rPr>
-          <w:rFonts w:ascii="Segoe UI" w:hAnsi="Segoe UI" w:cs="Segoe UI"/>
+          <w:rFonts w:cs="Segoe UI"/>
           <w:i/>
           <w:iCs/>
         </w:rPr>
@@ -1031,13 +962,13 @@
       </w:r>
       <w:r>
         <w:rPr>
-          <w:rFonts w:ascii="Segoe UI" w:hAnsi="Segoe UI" w:cs="Segoe UI"/>
+          <w:rFonts w:cs="Segoe UI"/>
         </w:rPr>
         <w:br/>
       </w:r>
       <w:r>
         <w:rPr>
-          <w:rFonts w:ascii="Segoe UI" w:hAnsi="Segoe UI" w:cs="Segoe UI"/>
+          <w:rFonts w:cs="Segoe UI"/>
           <w:i/>
           <w:iCs/>
         </w:rPr>
@@ -1051,15 +982,16 @@
           <w:ilvl w:val="0"/>
           <w:numId w:val="19"/>
         </w:numPr>
-        <w:rPr>
-          <w:rFonts w:ascii="Segoe UI" w:hAnsi="Segoe UI" w:cs="Segoe UI"/>
-        </w:rPr>
-      </w:pPr>
-      <w:r>
-        <w:rPr>
-          <w:rFonts w:ascii="Segoe UI" w:hAnsi="Segoe UI" w:cs="Segoe UI"/>
-        </w:rPr>
-        <w:t>Analyzed call center data and developed time-series forecasting models to predict future workload and staffing requirements.</w:t>
+        <w:spacing w:line="20" w:lineRule="atLeast"/>
+        <w:rPr>
+          <w:rFonts w:cs="Segoe UI"/>
+        </w:rPr>
+      </w:pPr>
+      <w:r>
+        <w:rPr>
+          <w:rFonts w:cs="Segoe UI"/>
+        </w:rPr>
+        <w:t>Developed time-series models to forecast call volume and staffing needs using Python and PostgreSQL.</w:t>
       </w:r>
     </w:p>
     <w:p>
@@ -1069,15 +1001,16 @@
           <w:ilvl w:val="0"/>
           <w:numId w:val="19"/>
         </w:numPr>
-        <w:rPr>
-          <w:rFonts w:ascii="Segoe UI" w:hAnsi="Segoe UI" w:cs="Segoe UI"/>
-        </w:rPr>
-      </w:pPr>
-      <w:r>
-        <w:rPr>
-          <w:rFonts w:ascii="Segoe UI" w:hAnsi="Segoe UI" w:cs="Segoe UI"/>
-        </w:rPr>
-        <w:t>Used Python, SQL, and PostgreSQL to model incoming and outgoing call volume, capturing trends, seasonality, day-of-week patterns, and other factors affecting workload.</w:t>
+        <w:spacing w:line="20" w:lineRule="atLeast"/>
+        <w:rPr>
+          <w:rFonts w:cs="Segoe UI"/>
+        </w:rPr>
+      </w:pPr>
+      <w:r>
+        <w:rPr>
+          <w:rFonts w:cs="Segoe UI"/>
+        </w:rPr>
+        <w:t>Modeled trends, seasonality, day-of-week patterns, and other factors affecting incoming and outgoing call volume.</w:t>
       </w:r>
     </w:p>
     <w:p>
@@ -1087,63 +1020,43 @@
           <w:ilvl w:val="0"/>
           <w:numId w:val="19"/>
         </w:numPr>
-        <w:rPr>
-          <w:rFonts w:ascii="Segoe UI" w:hAnsi="Segoe UI" w:cs="Segoe UI"/>
-        </w:rPr>
-      </w:pPr>
-      <w:r>
-        <w:rPr>
-          <w:rFonts w:ascii="Segoe UI" w:hAnsi="Segoe UI" w:cs="Segoe UI"/>
-        </w:rPr>
-        <w:t>Supported quantitative research and forecasting updates in response to the COVID-19 pandemic.</w:t>
-      </w:r>
-    </w:p>
-    <w:p>
-      <w:pPr>
-        <w:pStyle w:val="ListParagraph"/>
-        <w:numPr>
-          <w:ilvl w:val="0"/>
-          <w:numId w:val="19"/>
-        </w:numPr>
-        <w:rPr>
-          <w:rFonts w:ascii="Segoe UI" w:hAnsi="Segoe UI" w:cs="Segoe UI"/>
-        </w:rPr>
-      </w:pPr>
-      <w:r>
-        <w:rPr>
-          <w:rFonts w:ascii="Segoe UI" w:hAnsi="Segoe UI" w:cs="Segoe UI"/>
-        </w:rPr>
-        <w:t>Prepared analysis and communicated results to support staffing, scheduling, and operational planning decisions.</w:t>
-      </w:r>
-    </w:p>
-    <w:p>
-      <w:pPr>
-        <w:pStyle w:val="Heading1"/>
-        <w:spacing w:before="0"/>
-        <w:rPr>
-          <w:sz w:val="36"/>
-          <w:szCs w:val="36"/>
-        </w:rPr>
-      </w:pPr>
-      <w:r>
-        <w:rPr>
-          <w:sz w:val="36"/>
-          <w:szCs w:val="36"/>
-        </w:rPr>
+        <w:spacing w:line="20" w:lineRule="atLeast"/>
+        <w:rPr>
+          <w:rFonts w:cs="Segoe UI"/>
+        </w:rPr>
+      </w:pPr>
+      <w:r>
+        <w:rPr>
+          <w:rFonts w:cs="Segoe UI"/>
+        </w:rPr>
+        <w:t>Updated forecasts during the COVID-19 pandemic and communicated results for staffing, scheduling, and operational planning</w:t>
+      </w:r>
+      <w:r>
+        <w:rPr>
+          <w:rFonts w:cs="Segoe UI"/>
+        </w:rPr>
+        <w:t>.</w:t>
+      </w:r>
+    </w:p>
+    <w:p>
+      <w:pPr>
+        <w:pStyle w:val="Heading2"/>
+      </w:pPr>
+      <w:r>
         <w:lastRenderedPageBreak/>
         <w:t>Education</w:t>
       </w:r>
     </w:p>
     <w:p>
       <w:pPr>
-        <w:spacing w:after="120"/>
-        <w:rPr>
-          <w:rFonts w:ascii="Segoe UI" w:hAnsi="Segoe UI" w:cs="Segoe UI"/>
-        </w:rPr>
-      </w:pPr>
-      <w:r>
-        <w:rPr>
-          <w:rFonts w:ascii="Segoe UI" w:hAnsi="Segoe UI" w:cs="Segoe UI"/>
+        <w:spacing w:after="80" w:line="20" w:lineRule="atLeast"/>
+        <w:rPr>
+          <w:rFonts w:cs="Segoe UI"/>
+        </w:rPr>
+      </w:pPr>
+      <w:r>
+        <w:rPr>
+          <w:rFonts w:cs="Segoe UI"/>
           <w:b/>
           <w:bCs/>
         </w:rPr>
@@ -1156,14 +1069,14 @@
           <w:ilvl w:val="0"/>
           <w:numId w:val="7"/>
         </w:numPr>
-        <w:spacing w:after="0"/>
-        <w:rPr>
-          <w:rFonts w:ascii="Segoe UI" w:hAnsi="Segoe UI" w:cs="Segoe UI"/>
-        </w:rPr>
-      </w:pPr>
-      <w:r>
-        <w:rPr>
-          <w:rFonts w:ascii="Segoe UI" w:hAnsi="Segoe UI" w:cs="Segoe UI"/>
+        <w:spacing w:after="80" w:line="20" w:lineRule="atLeast"/>
+        <w:rPr>
+          <w:rFonts w:cs="Segoe UI"/>
+        </w:rPr>
+      </w:pPr>
+      <w:r>
+        <w:rPr>
+          <w:rFonts w:cs="Segoe UI"/>
         </w:rPr>
         <w:t>Western Governor’s University</w:t>
       </w:r>
@@ -1174,27 +1087,28 @@
           <w:ilvl w:val="0"/>
           <w:numId w:val="7"/>
         </w:numPr>
-        <w:rPr>
-          <w:rFonts w:ascii="Segoe UI" w:hAnsi="Segoe UI" w:cs="Segoe UI"/>
-        </w:rPr>
-      </w:pPr>
-      <w:r>
-        <w:rPr>
-          <w:rFonts w:ascii="Segoe UI" w:hAnsi="Segoe UI" w:cs="Segoe UI"/>
+        <w:spacing w:after="80" w:line="20" w:lineRule="atLeast"/>
+        <w:rPr>
+          <w:rFonts w:cs="Segoe UI"/>
+        </w:rPr>
+      </w:pPr>
+      <w:r>
+        <w:rPr>
+          <w:rFonts w:cs="Segoe UI"/>
         </w:rPr>
         <w:t>Graduation: Fall, 2021</w:t>
       </w:r>
     </w:p>
     <w:p>
       <w:pPr>
-        <w:spacing w:after="120"/>
-        <w:rPr>
-          <w:rFonts w:ascii="Segoe UI" w:hAnsi="Segoe UI" w:cs="Segoe UI"/>
-        </w:rPr>
-      </w:pPr>
-      <w:r>
-        <w:rPr>
-          <w:rFonts w:ascii="Segoe UI" w:hAnsi="Segoe UI" w:cs="Segoe UI"/>
+        <w:spacing w:after="80" w:line="20" w:lineRule="atLeast"/>
+        <w:rPr>
+          <w:rFonts w:cs="Segoe UI"/>
+        </w:rPr>
+      </w:pPr>
+      <w:r>
+        <w:rPr>
+          <w:rFonts w:cs="Segoe UI"/>
           <w:b/>
           <w:bCs/>
         </w:rPr>
@@ -1207,14 +1121,14 @@
           <w:ilvl w:val="0"/>
           <w:numId w:val="8"/>
         </w:numPr>
-        <w:spacing w:after="0"/>
-        <w:rPr>
-          <w:rFonts w:ascii="Segoe UI" w:hAnsi="Segoe UI" w:cs="Segoe UI"/>
-        </w:rPr>
-      </w:pPr>
-      <w:r>
-        <w:rPr>
-          <w:rFonts w:ascii="Segoe UI" w:hAnsi="Segoe UI" w:cs="Segoe UI"/>
+        <w:spacing w:after="80" w:line="20" w:lineRule="atLeast"/>
+        <w:rPr>
+          <w:rFonts w:cs="Segoe UI"/>
+        </w:rPr>
+      </w:pPr>
+      <w:r>
+        <w:rPr>
+          <w:rFonts w:cs="Segoe UI"/>
         </w:rPr>
         <w:t>North Carolina State University</w:t>
       </w:r>
@@ -1225,27 +1139,28 @@
           <w:ilvl w:val="0"/>
           <w:numId w:val="8"/>
         </w:numPr>
-        <w:rPr>
-          <w:rFonts w:ascii="Segoe UI" w:hAnsi="Segoe UI" w:cs="Segoe UI"/>
-        </w:rPr>
-      </w:pPr>
-      <w:r>
-        <w:rPr>
-          <w:rFonts w:ascii="Segoe UI" w:hAnsi="Segoe UI" w:cs="Segoe UI"/>
+        <w:spacing w:after="80" w:line="20" w:lineRule="atLeast"/>
+        <w:rPr>
+          <w:rFonts w:cs="Segoe UI"/>
+        </w:rPr>
+      </w:pPr>
+      <w:r>
+        <w:rPr>
+          <w:rFonts w:cs="Segoe UI"/>
         </w:rPr>
         <w:t>Completion: Spring, 2024</w:t>
       </w:r>
     </w:p>
     <w:p>
       <w:pPr>
-        <w:spacing w:after="120"/>
-        <w:rPr>
-          <w:rFonts w:ascii="Segoe UI" w:hAnsi="Segoe UI" w:cs="Segoe UI"/>
-        </w:rPr>
-      </w:pPr>
-      <w:r>
-        <w:rPr>
-          <w:rFonts w:ascii="Segoe UI" w:hAnsi="Segoe UI" w:cs="Segoe UI"/>
+        <w:spacing w:after="80" w:line="20" w:lineRule="atLeast"/>
+        <w:rPr>
+          <w:rFonts w:cs="Segoe UI"/>
+        </w:rPr>
+      </w:pPr>
+      <w:r>
+        <w:rPr>
+          <w:rFonts w:cs="Segoe UI"/>
           <w:b/>
           <w:bCs/>
         </w:rPr>
@@ -1258,14 +1173,14 @@
           <w:ilvl w:val="0"/>
           <w:numId w:val="9"/>
         </w:numPr>
-        <w:spacing w:after="0"/>
-        <w:rPr>
-          <w:rFonts w:ascii="Segoe UI" w:hAnsi="Segoe UI" w:cs="Segoe UI"/>
-        </w:rPr>
-      </w:pPr>
-      <w:r>
-        <w:rPr>
-          <w:rFonts w:ascii="Segoe UI" w:hAnsi="Segoe UI" w:cs="Segoe UI"/>
+        <w:spacing w:after="80" w:line="20" w:lineRule="atLeast"/>
+        <w:rPr>
+          <w:rFonts w:cs="Segoe UI"/>
+        </w:rPr>
+      </w:pPr>
+      <w:r>
+        <w:rPr>
+          <w:rFonts w:cs="Segoe UI"/>
         </w:rPr>
         <w:t>North Carolina State University</w:t>
       </w:r>
@@ -1276,44 +1191,36 @@
           <w:ilvl w:val="0"/>
           <w:numId w:val="9"/>
         </w:numPr>
-        <w:rPr>
-          <w:rFonts w:ascii="Segoe UI" w:hAnsi="Segoe UI" w:cs="Segoe UI"/>
-        </w:rPr>
-      </w:pPr>
-      <w:r>
-        <w:rPr>
-          <w:rFonts w:ascii="Segoe UI" w:hAnsi="Segoe UI" w:cs="Segoe UI"/>
+        <w:spacing w:after="80" w:line="20" w:lineRule="atLeast"/>
+        <w:rPr>
+          <w:rFonts w:cs="Segoe UI"/>
+        </w:rPr>
+      </w:pPr>
+      <w:r>
+        <w:rPr>
+          <w:rFonts w:cs="Segoe UI"/>
         </w:rPr>
         <w:t>Graduation: Spring, 2025</w:t>
       </w:r>
     </w:p>
     <w:p>
       <w:pPr>
-        <w:pStyle w:val="Heading1"/>
-        <w:spacing w:before="0"/>
-        <w:rPr>
-          <w:sz w:val="36"/>
-          <w:szCs w:val="36"/>
-        </w:rPr>
-      </w:pPr>
-      <w:r>
-        <w:rPr>
-          <w:sz w:val="36"/>
-          <w:szCs w:val="36"/>
-        </w:rPr>
+        <w:pStyle w:val="Heading2"/>
+      </w:pPr>
+      <w:r>
         <w:t>Skills</w:t>
       </w:r>
     </w:p>
     <w:p>
       <w:pPr>
-        <w:spacing w:after="0"/>
-        <w:rPr>
-          <w:rFonts w:ascii="Segoe UI" w:hAnsi="Segoe UI" w:cs="Segoe UI"/>
-        </w:rPr>
-      </w:pPr>
-      <w:r>
-        <w:rPr>
-          <w:rFonts w:ascii="Segoe UI" w:hAnsi="Segoe UI" w:cs="Segoe UI"/>
+        <w:spacing w:after="0" w:line="20" w:lineRule="atLeast"/>
+        <w:rPr>
+          <w:rFonts w:cs="Segoe UI"/>
+        </w:rPr>
+      </w:pPr>
+      <w:r>
+        <w:rPr>
+          <w:rFonts w:cs="Segoe UI"/>
           <w:b/>
           <w:bCs/>
         </w:rPr>
@@ -1326,14 +1233,14 @@
           <w:ilvl w:val="0"/>
           <w:numId w:val="12"/>
         </w:numPr>
-        <w:spacing w:after="0"/>
-        <w:rPr>
-          <w:rFonts w:ascii="Segoe UI" w:hAnsi="Segoe UI" w:cs="Segoe UI"/>
-        </w:rPr>
-      </w:pPr>
-      <w:r>
-        <w:rPr>
-          <w:rFonts w:ascii="Segoe UI" w:hAnsi="Segoe UI" w:cs="Segoe UI"/>
+        <w:spacing w:after="0" w:line="20" w:lineRule="atLeast"/>
+        <w:rPr>
+          <w:rFonts w:cs="Segoe UI"/>
+        </w:rPr>
+      </w:pPr>
+      <w:r>
+        <w:rPr>
+          <w:rFonts w:cs="Segoe UI"/>
         </w:rPr>
         <w:t>Python</w:t>
       </w:r>
@@ -1344,14 +1251,14 @@
           <w:ilvl w:val="0"/>
           <w:numId w:val="12"/>
         </w:numPr>
-        <w:spacing w:after="0"/>
-        <w:rPr>
-          <w:rFonts w:ascii="Segoe UI" w:hAnsi="Segoe UI" w:cs="Segoe UI"/>
-        </w:rPr>
-      </w:pPr>
-      <w:r>
-        <w:rPr>
-          <w:rFonts w:ascii="Segoe UI" w:hAnsi="Segoe UI" w:cs="Segoe UI"/>
+        <w:spacing w:after="0" w:line="20" w:lineRule="atLeast"/>
+        <w:rPr>
+          <w:rFonts w:cs="Segoe UI"/>
+        </w:rPr>
+      </w:pPr>
+      <w:r>
+        <w:rPr>
+          <w:rFonts w:cs="Segoe UI"/>
         </w:rPr>
         <w:t>R</w:t>
       </w:r>
@@ -1362,14 +1269,14 @@
           <w:ilvl w:val="0"/>
           <w:numId w:val="12"/>
         </w:numPr>
-        <w:spacing w:after="0"/>
-        <w:rPr>
-          <w:rFonts w:ascii="Segoe UI" w:hAnsi="Segoe UI" w:cs="Segoe UI"/>
-        </w:rPr>
-      </w:pPr>
-      <w:r>
-        <w:rPr>
-          <w:rFonts w:ascii="Segoe UI" w:hAnsi="Segoe UI" w:cs="Segoe UI"/>
+        <w:spacing w:after="0" w:line="20" w:lineRule="atLeast"/>
+        <w:rPr>
+          <w:rFonts w:cs="Segoe UI"/>
+        </w:rPr>
+      </w:pPr>
+      <w:r>
+        <w:rPr>
+          <w:rFonts w:cs="Segoe UI"/>
         </w:rPr>
         <w:t>SAS</w:t>
       </w:r>
@@ -1380,14 +1287,14 @@
           <w:ilvl w:val="0"/>
           <w:numId w:val="12"/>
         </w:numPr>
-        <w:spacing w:after="0"/>
-        <w:rPr>
-          <w:rFonts w:ascii="Segoe UI" w:hAnsi="Segoe UI" w:cs="Segoe UI"/>
-        </w:rPr>
-      </w:pPr>
-      <w:r>
-        <w:rPr>
-          <w:rFonts w:ascii="Segoe UI" w:hAnsi="Segoe UI" w:cs="Segoe UI"/>
+        <w:spacing w:after="0" w:line="20" w:lineRule="atLeast"/>
+        <w:rPr>
+          <w:rFonts w:cs="Segoe UI"/>
+        </w:rPr>
+      </w:pPr>
+      <w:r>
+        <w:rPr>
+          <w:rFonts w:cs="Segoe UI"/>
         </w:rPr>
         <w:t>SQL/NoSQL</w:t>
       </w:r>
@@ -1398,39 +1305,40 @@
           <w:ilvl w:val="0"/>
           <w:numId w:val="12"/>
         </w:numPr>
-        <w:rPr>
-          <w:rFonts w:ascii="Segoe UI" w:hAnsi="Segoe UI" w:cs="Segoe UI"/>
-        </w:rPr>
-      </w:pPr>
-      <w:r>
-        <w:rPr>
-          <w:rFonts w:ascii="Segoe UI" w:hAnsi="Segoe UI" w:cs="Segoe UI"/>
+        <w:spacing w:after="0" w:line="20" w:lineRule="atLeast"/>
+        <w:rPr>
+          <w:rFonts w:cs="Segoe UI"/>
+        </w:rPr>
+      </w:pPr>
+      <w:r>
+        <w:rPr>
+          <w:rFonts w:cs="Segoe UI"/>
         </w:rPr>
         <w:t>Java</w:t>
       </w:r>
       <w:r>
         <w:rPr>
-          <w:rFonts w:ascii="Segoe UI" w:hAnsi="Segoe UI" w:cs="Segoe UI"/>
+          <w:rFonts w:cs="Segoe UI"/>
         </w:rPr>
         <w:t>S</w:t>
       </w:r>
       <w:r>
         <w:rPr>
-          <w:rFonts w:ascii="Segoe UI" w:hAnsi="Segoe UI" w:cs="Segoe UI"/>
+          <w:rFonts w:cs="Segoe UI"/>
         </w:rPr>
         <w:t>cript/HTML/CSS</w:t>
       </w:r>
     </w:p>
     <w:p>
       <w:pPr>
-        <w:spacing w:after="0"/>
-        <w:rPr>
-          <w:rFonts w:ascii="Segoe UI" w:hAnsi="Segoe UI" w:cs="Segoe UI"/>
-        </w:rPr>
-      </w:pPr>
-      <w:r>
-        <w:rPr>
-          <w:rFonts w:ascii="Segoe UI" w:hAnsi="Segoe UI" w:cs="Segoe UI"/>
+        <w:spacing w:after="0" w:line="20" w:lineRule="atLeast"/>
+        <w:rPr>
+          <w:rFonts w:cs="Segoe UI"/>
+        </w:rPr>
+      </w:pPr>
+      <w:r>
+        <w:rPr>
+          <w:rFonts w:cs="Segoe UI"/>
           <w:b/>
           <w:bCs/>
         </w:rPr>
@@ -1443,14 +1351,14 @@
           <w:ilvl w:val="0"/>
           <w:numId w:val="13"/>
         </w:numPr>
-        <w:spacing w:after="0"/>
-        <w:rPr>
-          <w:rFonts w:ascii="Segoe UI" w:hAnsi="Segoe UI" w:cs="Segoe UI"/>
-        </w:rPr>
-      </w:pPr>
-      <w:r>
-        <w:rPr>
-          <w:rFonts w:ascii="Segoe UI" w:hAnsi="Segoe UI" w:cs="Segoe UI"/>
+        <w:spacing w:after="0" w:line="20" w:lineRule="atLeast"/>
+        <w:rPr>
+          <w:rFonts w:cs="Segoe UI"/>
+        </w:rPr>
+      </w:pPr>
+      <w:r>
+        <w:rPr>
+          <w:rFonts w:cs="Segoe UI"/>
         </w:rPr>
         <w:t>Git</w:t>
       </w:r>
@@ -1461,14 +1369,14 @@
           <w:ilvl w:val="0"/>
           <w:numId w:val="13"/>
         </w:numPr>
-        <w:spacing w:after="0"/>
-        <w:rPr>
-          <w:rFonts w:ascii="Segoe UI" w:hAnsi="Segoe UI" w:cs="Segoe UI"/>
-        </w:rPr>
-      </w:pPr>
-      <w:r>
-        <w:rPr>
-          <w:rFonts w:ascii="Segoe UI" w:hAnsi="Segoe UI" w:cs="Segoe UI"/>
+        <w:spacing w:after="0" w:line="20" w:lineRule="atLeast"/>
+        <w:rPr>
+          <w:rFonts w:cs="Segoe UI"/>
+        </w:rPr>
+      </w:pPr>
+      <w:r>
+        <w:rPr>
+          <w:rFonts w:cs="Segoe UI"/>
         </w:rPr>
         <w:t>Unix/Linux</w:t>
       </w:r>
@@ -1479,14 +1387,14 @@
           <w:ilvl w:val="0"/>
           <w:numId w:val="13"/>
         </w:numPr>
-        <w:spacing w:after="0"/>
-        <w:rPr>
-          <w:rFonts w:ascii="Segoe UI" w:hAnsi="Segoe UI" w:cs="Segoe UI"/>
-        </w:rPr>
-      </w:pPr>
-      <w:r>
-        <w:rPr>
-          <w:rFonts w:ascii="Segoe UI" w:hAnsi="Segoe UI" w:cs="Segoe UI"/>
+        <w:spacing w:after="0" w:line="20" w:lineRule="atLeast"/>
+        <w:rPr>
+          <w:rFonts w:cs="Segoe UI"/>
+        </w:rPr>
+      </w:pPr>
+      <w:r>
+        <w:rPr>
+          <w:rFonts w:cs="Segoe UI"/>
         </w:rPr>
         <w:t>AWS (Athena, Redshift, EC2, Lambda)</w:t>
       </w:r>
@@ -1497,14 +1405,14 @@
           <w:ilvl w:val="0"/>
           <w:numId w:val="13"/>
         </w:numPr>
-        <w:spacing w:after="0"/>
-        <w:rPr>
-          <w:rFonts w:ascii="Segoe UI" w:hAnsi="Segoe UI" w:cs="Segoe UI"/>
-        </w:rPr>
-      </w:pPr>
-      <w:r>
-        <w:rPr>
-          <w:rFonts w:ascii="Segoe UI" w:hAnsi="Segoe UI" w:cs="Segoe UI"/>
+        <w:spacing w:after="0" w:line="20" w:lineRule="atLeast"/>
+        <w:rPr>
+          <w:rFonts w:cs="Segoe UI"/>
+        </w:rPr>
+      </w:pPr>
+      <w:r>
+        <w:rPr>
+          <w:rFonts w:cs="Segoe UI"/>
         </w:rPr>
         <w:t>Dashboards (Power BI, Shiny, Dash)</w:t>
       </w:r>
@@ -1515,14 +1423,14 @@
           <w:ilvl w:val="0"/>
           <w:numId w:val="13"/>
         </w:numPr>
-        <w:spacing w:after="0"/>
-        <w:rPr>
-          <w:rFonts w:ascii="Segoe UI" w:hAnsi="Segoe UI" w:cs="Segoe UI"/>
-        </w:rPr>
-      </w:pPr>
-      <w:r>
-        <w:rPr>
-          <w:rFonts w:ascii="Segoe UI" w:hAnsi="Segoe UI" w:cs="Segoe UI"/>
+        <w:spacing w:after="0" w:line="20" w:lineRule="atLeast"/>
+        <w:rPr>
+          <w:rFonts w:cs="Segoe UI"/>
+        </w:rPr>
+      </w:pPr>
+      <w:r>
+        <w:rPr>
+          <w:rFonts w:cs="Segoe UI"/>
         </w:rPr>
         <w:t>GIS Software (Esri Products, QGIS, GRASS GIS)</w:t>
       </w:r>
@@ -1533,63 +1441,64 @@
           <w:ilvl w:val="0"/>
           <w:numId w:val="13"/>
         </w:numPr>
-        <w:rPr>
-          <w:rFonts w:ascii="Segoe UI" w:hAnsi="Segoe UI" w:cs="Segoe UI"/>
+        <w:spacing w:after="0" w:line="20" w:lineRule="atLeast"/>
+        <w:rPr>
+          <w:rFonts w:cs="Segoe UI"/>
         </w:rPr>
       </w:pPr>
       <w:proofErr w:type="spellStart"/>
       <w:r>
         <w:rPr>
-          <w:rFonts w:ascii="Segoe UI" w:hAnsi="Segoe UI" w:cs="Segoe UI"/>
+          <w:rFonts w:cs="Segoe UI"/>
         </w:rPr>
         <w:t>MLOps</w:t>
       </w:r>
       <w:proofErr w:type="spellEnd"/>
       <w:r>
         <w:rPr>
-          <w:rFonts w:ascii="Segoe UI" w:hAnsi="Segoe UI" w:cs="Segoe UI"/>
+          <w:rFonts w:cs="Segoe UI"/>
         </w:rPr>
         <w:t xml:space="preserve"> Software (Dataiku, </w:t>
       </w:r>
       <w:proofErr w:type="spellStart"/>
       <w:r>
         <w:rPr>
-          <w:rFonts w:ascii="Segoe UI" w:hAnsi="Segoe UI" w:cs="Segoe UI"/>
+          <w:rFonts w:cs="Segoe UI"/>
         </w:rPr>
         <w:t>DataRobot</w:t>
       </w:r>
       <w:proofErr w:type="spellEnd"/>
       <w:r>
         <w:rPr>
-          <w:rFonts w:ascii="Segoe UI" w:hAnsi="Segoe UI" w:cs="Segoe UI"/>
+          <w:rFonts w:cs="Segoe UI"/>
         </w:rPr>
         <w:t xml:space="preserve">, </w:t>
       </w:r>
       <w:proofErr w:type="spellStart"/>
       <w:r>
         <w:rPr>
-          <w:rFonts w:ascii="Segoe UI" w:hAnsi="Segoe UI" w:cs="Segoe UI"/>
+          <w:rFonts w:cs="Segoe UI"/>
         </w:rPr>
         <w:t>MLflow</w:t>
       </w:r>
       <w:proofErr w:type="spellEnd"/>
       <w:r>
         <w:rPr>
-          <w:rFonts w:ascii="Segoe UI" w:hAnsi="Segoe UI" w:cs="Segoe UI"/>
+          <w:rFonts w:cs="Segoe UI"/>
         </w:rPr>
         <w:t>, Domino Data Lab)</w:t>
       </w:r>
     </w:p>
     <w:p>
       <w:pPr>
-        <w:spacing w:after="0"/>
-        <w:rPr>
-          <w:rFonts w:ascii="Segoe UI" w:hAnsi="Segoe UI" w:cs="Segoe UI"/>
-        </w:rPr>
-      </w:pPr>
-      <w:r>
-        <w:rPr>
-          <w:rFonts w:ascii="Segoe UI" w:hAnsi="Segoe UI" w:cs="Segoe UI"/>
+        <w:spacing w:after="0" w:line="20" w:lineRule="atLeast"/>
+        <w:rPr>
+          <w:rFonts w:cs="Segoe UI"/>
+        </w:rPr>
+      </w:pPr>
+      <w:r>
+        <w:rPr>
+          <w:rFonts w:cs="Segoe UI"/>
           <w:b/>
           <w:bCs/>
         </w:rPr>
@@ -1602,14 +1511,14 @@
           <w:ilvl w:val="0"/>
           <w:numId w:val="14"/>
         </w:numPr>
-        <w:spacing w:after="0"/>
-        <w:rPr>
-          <w:rFonts w:ascii="Segoe UI" w:hAnsi="Segoe UI" w:cs="Segoe UI"/>
-        </w:rPr>
-      </w:pPr>
-      <w:r>
-        <w:rPr>
-          <w:rFonts w:ascii="Segoe UI" w:hAnsi="Segoe UI" w:cs="Segoe UI"/>
+        <w:spacing w:after="0" w:line="20" w:lineRule="atLeast"/>
+        <w:rPr>
+          <w:rFonts w:cs="Segoe UI"/>
+        </w:rPr>
+      </w:pPr>
+      <w:r>
+        <w:rPr>
+          <w:rFonts w:cs="Segoe UI"/>
         </w:rPr>
         <w:t>ETL and Data Integration</w:t>
       </w:r>
@@ -1620,14 +1529,14 @@
           <w:ilvl w:val="0"/>
           <w:numId w:val="14"/>
         </w:numPr>
-        <w:spacing w:after="0"/>
-        <w:rPr>
-          <w:rFonts w:ascii="Segoe UI" w:hAnsi="Segoe UI" w:cs="Segoe UI"/>
-        </w:rPr>
-      </w:pPr>
-      <w:r>
-        <w:rPr>
-          <w:rFonts w:ascii="Segoe UI" w:hAnsi="Segoe UI" w:cs="Segoe UI"/>
+        <w:spacing w:after="0" w:line="20" w:lineRule="atLeast"/>
+        <w:rPr>
+          <w:rFonts w:cs="Segoe UI"/>
+        </w:rPr>
+      </w:pPr>
+      <w:r>
+        <w:rPr>
+          <w:rFonts w:cs="Segoe UI"/>
         </w:rPr>
         <w:t>Statistics &amp; Applied Mathematics</w:t>
       </w:r>
@@ -1638,14 +1547,14 @@
           <w:ilvl w:val="0"/>
           <w:numId w:val="14"/>
         </w:numPr>
-        <w:spacing w:after="0"/>
-        <w:rPr>
-          <w:rFonts w:ascii="Segoe UI" w:hAnsi="Segoe UI" w:cs="Segoe UI"/>
-        </w:rPr>
-      </w:pPr>
-      <w:r>
-        <w:rPr>
-          <w:rFonts w:ascii="Segoe UI" w:hAnsi="Segoe UI" w:cs="Segoe UI"/>
+        <w:spacing w:after="0" w:line="20" w:lineRule="atLeast"/>
+        <w:rPr>
+          <w:rFonts w:cs="Segoe UI"/>
+        </w:rPr>
+      </w:pPr>
+      <w:r>
+        <w:rPr>
+          <w:rFonts w:cs="Segoe UI"/>
         </w:rPr>
         <w:t>Machine Learning</w:t>
       </w:r>
@@ -1656,42 +1565,42 @@
           <w:ilvl w:val="0"/>
           <w:numId w:val="14"/>
         </w:numPr>
-        <w:spacing w:after="0"/>
-        <w:rPr>
-          <w:rFonts w:ascii="Segoe UI" w:hAnsi="Segoe UI" w:cs="Segoe UI"/>
-        </w:rPr>
-      </w:pPr>
-      <w:r>
-        <w:rPr>
-          <w:rFonts w:ascii="Segoe UI" w:hAnsi="Segoe UI" w:cs="Segoe UI"/>
+        <w:spacing w:after="0" w:line="20" w:lineRule="atLeast"/>
+        <w:rPr>
+          <w:rFonts w:cs="Segoe UI"/>
+        </w:rPr>
+      </w:pPr>
+      <w:r>
+        <w:rPr>
+          <w:rFonts w:cs="Segoe UI"/>
         </w:rPr>
         <w:t>Deep Learning (</w:t>
       </w:r>
       <w:proofErr w:type="spellStart"/>
       <w:r>
         <w:rPr>
-          <w:rFonts w:ascii="Segoe UI" w:hAnsi="Segoe UI" w:cs="Segoe UI"/>
+          <w:rFonts w:cs="Segoe UI"/>
         </w:rPr>
         <w:t>PyTorch</w:t>
       </w:r>
       <w:proofErr w:type="spellEnd"/>
       <w:r>
         <w:rPr>
-          <w:rFonts w:ascii="Segoe UI" w:hAnsi="Segoe UI" w:cs="Segoe UI"/>
+          <w:rFonts w:cs="Segoe UI"/>
         </w:rPr>
         <w:t xml:space="preserve">, TensorFlow, </w:t>
       </w:r>
       <w:proofErr w:type="spellStart"/>
       <w:r>
         <w:rPr>
-          <w:rFonts w:ascii="Segoe UI" w:hAnsi="Segoe UI" w:cs="Segoe UI"/>
+          <w:rFonts w:cs="Segoe UI"/>
         </w:rPr>
         <w:t>Keras</w:t>
       </w:r>
       <w:proofErr w:type="spellEnd"/>
       <w:r>
         <w:rPr>
-          <w:rFonts w:ascii="Segoe UI" w:hAnsi="Segoe UI" w:cs="Segoe UI"/>
+          <w:rFonts w:cs="Segoe UI"/>
         </w:rPr>
         <w:t>)</w:t>
       </w:r>
@@ -1702,14 +1611,14 @@
           <w:ilvl w:val="0"/>
           <w:numId w:val="14"/>
         </w:numPr>
-        <w:spacing w:after="0"/>
-        <w:rPr>
-          <w:rFonts w:ascii="Segoe UI" w:hAnsi="Segoe UI" w:cs="Segoe UI"/>
-        </w:rPr>
-      </w:pPr>
-      <w:r>
-        <w:rPr>
-          <w:rFonts w:ascii="Segoe UI" w:hAnsi="Segoe UI" w:cs="Segoe UI"/>
+        <w:spacing w:after="0" w:line="20" w:lineRule="atLeast"/>
+        <w:rPr>
+          <w:rFonts w:cs="Segoe UI"/>
+        </w:rPr>
+      </w:pPr>
+      <w:r>
+        <w:rPr>
+          <w:rFonts w:cs="Segoe UI"/>
         </w:rPr>
         <w:t>Natural Language Processing (NLP)</w:t>
       </w:r>
@@ -1720,28 +1629,28 @@
           <w:ilvl w:val="0"/>
           <w:numId w:val="14"/>
         </w:numPr>
-        <w:spacing w:after="0"/>
-        <w:rPr>
-          <w:rFonts w:ascii="Segoe UI" w:hAnsi="Segoe UI" w:cs="Segoe UI"/>
-        </w:rPr>
-      </w:pPr>
-      <w:r>
-        <w:rPr>
-          <w:rFonts w:ascii="Segoe UI" w:hAnsi="Segoe UI" w:cs="Segoe UI"/>
+        <w:spacing w:after="0" w:line="20" w:lineRule="atLeast"/>
+        <w:rPr>
+          <w:rFonts w:cs="Segoe UI"/>
+        </w:rPr>
+      </w:pPr>
+      <w:r>
+        <w:rPr>
+          <w:rFonts w:cs="Segoe UI"/>
         </w:rPr>
         <w:t xml:space="preserve">LLMs (Retrieval-Augmented Generation, </w:t>
       </w:r>
       <w:proofErr w:type="spellStart"/>
       <w:r>
         <w:rPr>
-          <w:rFonts w:ascii="Segoe UI" w:hAnsi="Segoe UI" w:cs="Segoe UI"/>
+          <w:rFonts w:cs="Segoe UI"/>
         </w:rPr>
         <w:t>LangChain</w:t>
       </w:r>
       <w:proofErr w:type="spellEnd"/>
       <w:r>
         <w:rPr>
-          <w:rFonts w:ascii="Segoe UI" w:hAnsi="Segoe UI" w:cs="Segoe UI"/>
+          <w:rFonts w:cs="Segoe UI"/>
         </w:rPr>
         <w:t>)</w:t>
       </w:r>
@@ -1752,14 +1661,14 @@
           <w:ilvl w:val="0"/>
           <w:numId w:val="14"/>
         </w:numPr>
-        <w:spacing w:after="0"/>
-        <w:rPr>
-          <w:rFonts w:ascii="Segoe UI" w:hAnsi="Segoe UI" w:cs="Segoe UI"/>
-        </w:rPr>
-      </w:pPr>
-      <w:r>
-        <w:rPr>
-          <w:rFonts w:ascii="Segoe UI" w:hAnsi="Segoe UI" w:cs="Segoe UI"/>
+        <w:spacing w:after="0" w:line="20" w:lineRule="atLeast"/>
+        <w:rPr>
+          <w:rFonts w:cs="Segoe UI"/>
+        </w:rPr>
+      </w:pPr>
+      <w:r>
+        <w:rPr>
+          <w:rFonts w:cs="Segoe UI"/>
         </w:rPr>
         <w:t>Forecasting</w:t>
       </w:r>
@@ -1770,190 +1679,199 @@
           <w:ilvl w:val="0"/>
           <w:numId w:val="14"/>
         </w:numPr>
-        <w:rPr>
-          <w:rFonts w:ascii="Segoe UI" w:hAnsi="Segoe UI" w:cs="Segoe UI"/>
-        </w:rPr>
-      </w:pPr>
-      <w:r>
-        <w:rPr>
-          <w:rFonts w:ascii="Segoe UI" w:hAnsi="Segoe UI" w:cs="Segoe UI"/>
+        <w:spacing w:after="0" w:line="20" w:lineRule="atLeast"/>
+        <w:rPr>
+          <w:rFonts w:cs="Segoe UI"/>
+        </w:rPr>
+      </w:pPr>
+      <w:r>
+        <w:rPr>
+          <w:rFonts w:cs="Segoe UI"/>
         </w:rPr>
         <w:t>Geospatial Analytics &amp; Spatial Statistics</w:t>
       </w:r>
     </w:p>
     <w:p>
       <w:pPr>
-        <w:spacing w:after="0"/>
-        <w:rPr>
-          <w:rFonts w:ascii="Segoe UI" w:hAnsi="Segoe UI" w:cs="Segoe UI"/>
+        <w:pStyle w:val="Heading2"/>
+      </w:pPr>
+      <w:r>
+        <w:t>Certifications &amp; Achievements</w:t>
+      </w:r>
+    </w:p>
+    <w:p>
+      <w:pPr>
+        <w:numPr>
+          <w:ilvl w:val="0"/>
+          <w:numId w:val="15"/>
+        </w:numPr>
+        <w:spacing w:after="0" w:line="20" w:lineRule="atLeast"/>
+        <w:rPr>
+          <w:rFonts w:cs="Segoe UI"/>
+        </w:rPr>
+      </w:pPr>
+      <w:r>
+        <w:rPr>
+          <w:rFonts w:cs="Segoe UI"/>
+        </w:rPr>
+        <w:t>AWS Cloud Practitioner, July 2024 - </w:t>
+      </w:r>
+      <w:r>
+        <w:rPr>
+          <w:rFonts w:cs="Segoe UI"/>
+          <w:i/>
+          <w:iCs/>
+        </w:rPr>
+        <w:t>Amazon Web Services (AWS)</w:t>
+      </w:r>
+    </w:p>
+    <w:p>
+      <w:pPr>
+        <w:numPr>
+          <w:ilvl w:val="0"/>
+          <w:numId w:val="15"/>
+        </w:numPr>
+        <w:spacing w:line="20" w:lineRule="atLeast"/>
+        <w:rPr>
+          <w:rFonts w:cs="Segoe UI"/>
+        </w:rPr>
+      </w:pPr>
+      <w:r>
+        <w:rPr>
+          <w:rFonts w:cs="Segoe UI"/>
+        </w:rPr>
+        <w:t>IT Information Library Foundations Certification (ITIL), June 2021 - </w:t>
+      </w:r>
+      <w:r>
+        <w:rPr>
+          <w:rFonts w:cs="Segoe UI"/>
+          <w:i/>
+          <w:iCs/>
+        </w:rPr>
+        <w:t>AXELOS Global Best Practice</w:t>
+      </w:r>
+    </w:p>
+    <w:p>
+      <w:pPr>
+        <w:pStyle w:val="Heading2"/>
+      </w:pPr>
+      <w:r>
+        <w:t>Independent Research/Projects</w:t>
+      </w:r>
+    </w:p>
+    <w:p>
+      <w:pPr>
+        <w:spacing w:line="20" w:lineRule="atLeast"/>
+        <w:rPr>
+          <w:rFonts w:cs="Segoe UI"/>
+        </w:rPr>
+      </w:pPr>
+      <w:r>
+        <w:rPr>
+          <w:rFonts w:cs="Segoe UI"/>
           <w:b/>
           <w:bCs/>
         </w:rPr>
-      </w:pPr>
-    </w:p>
-    <w:p>
-      <w:pPr>
-        <w:spacing w:after="0"/>
-        <w:rPr>
-          <w:rFonts w:ascii="Segoe UI" w:hAnsi="Segoe UI" w:cs="Segoe UI"/>
+        <w:t>Species Distribution Modeling</w:t>
+      </w:r>
+    </w:p>
+    <w:p>
+      <w:pPr>
+        <w:numPr>
+          <w:ilvl w:val="0"/>
+          <w:numId w:val="10"/>
+        </w:numPr>
+        <w:spacing w:line="20" w:lineRule="atLeast"/>
+        <w:rPr>
+          <w:rFonts w:cs="Segoe UI"/>
+        </w:rPr>
+      </w:pPr>
+      <w:r>
+        <w:rPr>
+          <w:rFonts w:cs="Segoe UI"/>
+        </w:rPr>
+        <w:t xml:space="preserve">Conducted comparative analysis between machine learning and traditional approaches (Inhomogeneous Poisson Point Process, </w:t>
+      </w:r>
+      <w:proofErr w:type="spellStart"/>
+      <w:r>
+        <w:rPr>
+          <w:rFonts w:cs="Segoe UI"/>
+        </w:rPr>
+        <w:t>MaxEnt</w:t>
+      </w:r>
+      <w:proofErr w:type="spellEnd"/>
+      <w:r>
+        <w:rPr>
+          <w:rFonts w:cs="Segoe UI"/>
+        </w:rPr>
+        <w:t>) for Species Distribution Modeling, implementing all analytical pipelines in R.</w:t>
+      </w:r>
+    </w:p>
+    <w:p>
+      <w:pPr>
+        <w:numPr>
+          <w:ilvl w:val="0"/>
+          <w:numId w:val="10"/>
+        </w:numPr>
+        <w:spacing w:line="20" w:lineRule="atLeast"/>
+        <w:rPr>
+          <w:rFonts w:cs="Segoe UI"/>
+        </w:rPr>
+      </w:pPr>
+      <w:r>
+        <w:rPr>
+          <w:rFonts w:cs="Segoe UI"/>
+        </w:rPr>
+        <w:lastRenderedPageBreak/>
+        <w:t>Analyzed distribution patterns of 8 bird species across 4 US states using bioclimatic variables, developing fully reproducible workflows with robust version control.</w:t>
+      </w:r>
+    </w:p>
+    <w:p>
+      <w:pPr>
+        <w:spacing w:line="20" w:lineRule="atLeast"/>
+        <w:rPr>
+          <w:rFonts w:cs="Segoe UI"/>
+        </w:rPr>
+      </w:pPr>
+      <w:r>
+        <w:rPr>
+          <w:rFonts w:cs="Segoe UI"/>
           <w:b/>
           <w:bCs/>
         </w:rPr>
-      </w:pPr>
-      <w:r>
-        <w:rPr>
-          <w:rFonts w:ascii="Segoe UI" w:hAnsi="Segoe UI" w:cs="Segoe UI"/>
-          <w:b/>
-          <w:bCs/>
-        </w:rPr>
-        <w:lastRenderedPageBreak/>
-        <w:t>Certifications/Achievements</w:t>
-      </w:r>
-    </w:p>
-    <w:p>
-      <w:pPr>
-        <w:numPr>
-          <w:ilvl w:val="0"/>
-          <w:numId w:val="15"/>
-        </w:numPr>
-        <w:spacing w:after="0"/>
-        <w:rPr>
-          <w:rFonts w:ascii="Segoe UI" w:hAnsi="Segoe UI" w:cs="Segoe UI"/>
-        </w:rPr>
-      </w:pPr>
-      <w:r>
-        <w:rPr>
-          <w:rFonts w:ascii="Segoe UI" w:hAnsi="Segoe UI" w:cs="Segoe UI"/>
-        </w:rPr>
-        <w:t>AWS Cloud Practitioner, July 2024 - </w:t>
-      </w:r>
-      <w:r>
-        <w:rPr>
-          <w:rFonts w:ascii="Segoe UI" w:hAnsi="Segoe UI" w:cs="Segoe UI"/>
-          <w:i/>
-          <w:iCs/>
-        </w:rPr>
-        <w:t>Amazon Web Services (AWS)</w:t>
-      </w:r>
-    </w:p>
-    <w:p>
-      <w:pPr>
-        <w:numPr>
-          <w:ilvl w:val="0"/>
-          <w:numId w:val="15"/>
-        </w:numPr>
-        <w:rPr>
-          <w:rFonts w:ascii="Segoe UI" w:hAnsi="Segoe UI" w:cs="Segoe UI"/>
-        </w:rPr>
-      </w:pPr>
-      <w:r>
-        <w:rPr>
-          <w:rFonts w:ascii="Segoe UI" w:hAnsi="Segoe UI" w:cs="Segoe UI"/>
-        </w:rPr>
-        <w:t>IT Information Library Foundations Certification (ITIL), June 2021 - </w:t>
-      </w:r>
-      <w:r>
-        <w:rPr>
-          <w:rFonts w:ascii="Segoe UI" w:hAnsi="Segoe UI" w:cs="Segoe UI"/>
-          <w:i/>
-          <w:iCs/>
-        </w:rPr>
-        <w:t>AXELOS Global Best Practice</w:t>
-      </w:r>
-    </w:p>
-    <w:p>
-      <w:pPr>
-        <w:pStyle w:val="Heading1"/>
-        <w:spacing w:before="0"/>
-        <w:rPr>
-          <w:sz w:val="36"/>
-          <w:szCs w:val="36"/>
-        </w:rPr>
-      </w:pPr>
-      <w:r>
-        <w:rPr>
-          <w:sz w:val="36"/>
-          <w:szCs w:val="36"/>
-        </w:rPr>
-        <w:t>Independent Research/Projects</w:t>
-      </w:r>
-    </w:p>
-    <w:p>
-      <w:pPr>
-        <w:rPr>
-          <w:rFonts w:ascii="Segoe UI" w:hAnsi="Segoe UI" w:cs="Segoe UI"/>
-        </w:rPr>
-      </w:pPr>
-      <w:r>
-        <w:rPr>
-          <w:rFonts w:ascii="Segoe UI" w:hAnsi="Segoe UI" w:cs="Segoe UI"/>
-          <w:b/>
-          <w:bCs/>
-        </w:rPr>
-        <w:t>Species Distribution Modeling</w:t>
-      </w:r>
-    </w:p>
-    <w:p>
-      <w:pPr>
-        <w:numPr>
-          <w:ilvl w:val="0"/>
-          <w:numId w:val="10"/>
-        </w:numPr>
-        <w:rPr>
-          <w:rFonts w:ascii="Segoe UI" w:hAnsi="Segoe UI" w:cs="Segoe UI"/>
-        </w:rPr>
-      </w:pPr>
-      <w:r>
-        <w:rPr>
-          <w:rFonts w:ascii="Segoe UI" w:hAnsi="Segoe UI" w:cs="Segoe UI"/>
-        </w:rPr>
-        <w:t xml:space="preserve">Conducted comparative analysis between machine learning and traditional approaches (Inhomogeneous Poisson Point Process, </w:t>
+        <w:t>Utilizing the Clay Foundation Model and Sentinel-2 Imagery for Urban Growth Monitoring</w:t>
+      </w:r>
+    </w:p>
+    <w:p>
+      <w:pPr>
+        <w:numPr>
+          <w:ilvl w:val="0"/>
+          <w:numId w:val="11"/>
+        </w:numPr>
+        <w:spacing w:after="0" w:line="20" w:lineRule="atLeast"/>
+        <w:rPr>
+          <w:rFonts w:cs="Segoe UI"/>
+        </w:rPr>
+      </w:pPr>
+      <w:r>
+        <w:rPr>
+          <w:rFonts w:cs="Segoe UI"/>
+        </w:rPr>
+        <w:t xml:space="preserve">Developed proof-of-concept study integrating Sentinel-2 multispectral satellite imagery with the Clay Foundation Model (open-source deep Earth Observation foundation model) to monitor urban growth patterns using Python and </w:t>
       </w:r>
       <w:proofErr w:type="spellStart"/>
       <w:r>
         <w:rPr>
-          <w:rFonts w:ascii="Segoe UI" w:hAnsi="Segoe UI" w:cs="Segoe UI"/>
-        </w:rPr>
-        <w:t>MaxEnt</w:t>
+          <w:rFonts w:cs="Segoe UI"/>
+        </w:rPr>
+        <w:t>PyTorch</w:t>
       </w:r>
       <w:proofErr w:type="spellEnd"/>
       <w:r>
         <w:rPr>
-          <w:rFonts w:ascii="Segoe UI" w:hAnsi="Segoe UI" w:cs="Segoe UI"/>
-        </w:rPr>
-        <w:t>) for Species Distribution Modeling, implementing all analytical pipelines in R.</w:t>
-      </w:r>
-    </w:p>
-    <w:p>
-      <w:pPr>
-        <w:numPr>
-          <w:ilvl w:val="0"/>
-          <w:numId w:val="10"/>
-        </w:numPr>
-        <w:rPr>
-          <w:rFonts w:ascii="Segoe UI" w:hAnsi="Segoe UI" w:cs="Segoe UI"/>
-        </w:rPr>
-      </w:pPr>
-      <w:r>
-        <w:rPr>
-          <w:rFonts w:ascii="Segoe UI" w:hAnsi="Segoe UI" w:cs="Segoe UI"/>
-        </w:rPr>
-        <w:t>Analyzed distribution patterns of 8 bird species across 4 US states using bioclimatic variables, developing fully reproducible workflows with robust version control.</w:t>
-      </w:r>
-    </w:p>
-    <w:p>
-      <w:pPr>
-        <w:rPr>
-          <w:rFonts w:ascii="Segoe UI" w:hAnsi="Segoe UI" w:cs="Segoe UI"/>
-        </w:rPr>
-      </w:pPr>
-      <w:r>
-        <w:rPr>
-          <w:rFonts w:ascii="Segoe UI" w:hAnsi="Segoe UI" w:cs="Segoe UI"/>
-          <w:b/>
-          <w:bCs/>
-        </w:rPr>
-        <w:t>Utilizing the Clay Foundation Model and Sentinel-2 Imagery for Urban Growth Monitoring</w:t>
+          <w:rFonts w:cs="Segoe UI"/>
+        </w:rPr>
+        <w:t>.</w:t>
       </w:r>
     </w:p>
     <w:p>
@@ -1962,30 +1880,66 @@
           <w:ilvl w:val="0"/>
           <w:numId w:val="11"/>
         </w:numPr>
-        <w:spacing w:after="0"/>
-        <w:rPr>
-          <w:rFonts w:ascii="Segoe UI" w:hAnsi="Segoe UI" w:cs="Segoe UI"/>
-        </w:rPr>
-      </w:pPr>
-      <w:r>
-        <w:rPr>
-          <w:rFonts w:ascii="Segoe UI" w:hAnsi="Segoe UI" w:cs="Segoe UI"/>
-        </w:rPr>
-        <w:t xml:space="preserve">Developed proof-of-concept study integrating Sentinel-2 multispectral satellite imagery with the Clay Foundation Model (open-source deep Earth Observation foundation model) to monitor urban growth patterns using Python and </w:t>
+        <w:spacing w:after="0" w:line="20" w:lineRule="atLeast"/>
+        <w:rPr>
+          <w:rFonts w:cs="Segoe UI"/>
+        </w:rPr>
+      </w:pPr>
+      <w:r>
+        <w:rPr>
+          <w:rFonts w:cs="Segoe UI"/>
+        </w:rPr>
+        <w:t>Engineered a scalable, data-efficient framework generating urban imperviousness estimates with higher temporal resolution than standard datasets like the National Land Cover Database.</w:t>
+      </w:r>
+    </w:p>
+    <w:p>
+      <w:pPr>
+        <w:numPr>
+          <w:ilvl w:val="0"/>
+          <w:numId w:val="11"/>
+        </w:numPr>
+        <w:spacing w:after="0" w:line="20" w:lineRule="atLeast"/>
+        <w:rPr>
+          <w:rFonts w:cs="Segoe UI"/>
+        </w:rPr>
+      </w:pPr>
+      <w:r>
+        <w:rPr>
+          <w:rFonts w:cs="Segoe UI"/>
+        </w:rPr>
+        <w:t>Processed Sentinel-2 imagery into structured geospatial datasets and leveraged Clay Foundation Model for feature extraction and embedding generation.</w:t>
+      </w:r>
+    </w:p>
+    <w:p>
+      <w:pPr>
+        <w:numPr>
+          <w:ilvl w:val="0"/>
+          <w:numId w:val="11"/>
+        </w:numPr>
+        <w:spacing w:after="0" w:line="20" w:lineRule="atLeast"/>
+        <w:rPr>
+          <w:rFonts w:cs="Segoe UI"/>
+        </w:rPr>
+      </w:pPr>
+      <w:r>
+        <w:rPr>
+          <w:rFonts w:cs="Segoe UI"/>
+        </w:rPr>
+        <w:t xml:space="preserve">Designed and evaluated both simple and complex neural network architectures in </w:t>
       </w:r>
       <w:proofErr w:type="spellStart"/>
       <w:r>
         <w:rPr>
-          <w:rFonts w:ascii="Segoe UI" w:hAnsi="Segoe UI" w:cs="Segoe UI"/>
+          <w:rFonts w:cs="Segoe UI"/>
         </w:rPr>
         <w:t>PyTorch</w:t>
       </w:r>
       <w:proofErr w:type="spellEnd"/>
       <w:r>
         <w:rPr>
-          <w:rFonts w:ascii="Segoe UI" w:hAnsi="Segoe UI" w:cs="Segoe UI"/>
-        </w:rPr>
-        <w:t>.</w:t>
+          <w:rFonts w:cs="Segoe UI"/>
+        </w:rPr>
+        <w:t>, enhancing model performance through systematic hyperparameter optimization to achieve high accuracy in urban imperviousness prediction.</w:t>
       </w:r>
     </w:p>
     <w:p>
@@ -1994,113 +1948,52 @@
           <w:ilvl w:val="0"/>
           <w:numId w:val="11"/>
         </w:numPr>
-        <w:spacing w:after="0"/>
-        <w:rPr>
-          <w:rFonts w:ascii="Segoe UI" w:hAnsi="Segoe UI" w:cs="Segoe UI"/>
-        </w:rPr>
-      </w:pPr>
-      <w:r>
-        <w:rPr>
-          <w:rFonts w:ascii="Segoe UI" w:hAnsi="Segoe UI" w:cs="Segoe UI"/>
-        </w:rPr>
-        <w:t>Engineered a scalable, data-efficient framework generating urban imperviousness estimates with higher temporal resolution than standard datasets like the National Land Cover Database.</w:t>
-      </w:r>
-    </w:p>
-    <w:p>
-      <w:pPr>
-        <w:numPr>
-          <w:ilvl w:val="0"/>
-          <w:numId w:val="11"/>
-        </w:numPr>
-        <w:spacing w:after="0"/>
-        <w:rPr>
-          <w:rFonts w:ascii="Segoe UI" w:hAnsi="Segoe UI" w:cs="Segoe UI"/>
-        </w:rPr>
-      </w:pPr>
-      <w:r>
-        <w:rPr>
-          <w:rFonts w:ascii="Segoe UI" w:hAnsi="Segoe UI" w:cs="Segoe UI"/>
-        </w:rPr>
-        <w:t>Processed Sentinel-2 imagery into structured geospatial datasets and leveraged Clay Foundation Model for feature extraction and embedding generation.</w:t>
-      </w:r>
-    </w:p>
-    <w:p>
-      <w:pPr>
-        <w:numPr>
-          <w:ilvl w:val="0"/>
-          <w:numId w:val="11"/>
-        </w:numPr>
-        <w:spacing w:after="0"/>
-        <w:rPr>
-          <w:rFonts w:ascii="Segoe UI" w:hAnsi="Segoe UI" w:cs="Segoe UI"/>
-        </w:rPr>
-      </w:pPr>
-      <w:r>
-        <w:rPr>
-          <w:rFonts w:ascii="Segoe UI" w:hAnsi="Segoe UI" w:cs="Segoe UI"/>
-        </w:rPr>
-        <w:t xml:space="preserve">Designed and evaluated both simple and complex neural network architectures in </w:t>
-      </w:r>
-      <w:proofErr w:type="spellStart"/>
-      <w:r>
-        <w:rPr>
-          <w:rFonts w:ascii="Segoe UI" w:hAnsi="Segoe UI" w:cs="Segoe UI"/>
-        </w:rPr>
-        <w:t>PyTorch</w:t>
-      </w:r>
-      <w:proofErr w:type="spellEnd"/>
-      <w:r>
-        <w:rPr>
-          <w:rFonts w:ascii="Segoe UI" w:hAnsi="Segoe UI" w:cs="Segoe UI"/>
-        </w:rPr>
-        <w:t>, enhancing model performance through systematic hyperparameter optimization to achieve high accuracy in urban imperviousness prediction.</w:t>
-      </w:r>
-    </w:p>
-    <w:p>
-      <w:pPr>
-        <w:numPr>
-          <w:ilvl w:val="0"/>
-          <w:numId w:val="11"/>
-        </w:numPr>
-        <w:rPr>
-          <w:rFonts w:ascii="Segoe UI" w:hAnsi="Segoe UI" w:cs="Segoe UI"/>
-        </w:rPr>
-      </w:pPr>
-      <w:r>
-        <w:rPr>
-          <w:rFonts w:ascii="Segoe UI" w:hAnsi="Segoe UI" w:cs="Segoe UI"/>
+        <w:spacing w:line="20" w:lineRule="atLeast"/>
+        <w:rPr>
+          <w:rFonts w:cs="Segoe UI"/>
+        </w:rPr>
+      </w:pPr>
+      <w:r>
+        <w:rPr>
+          <w:rFonts w:cs="Segoe UI"/>
         </w:rPr>
         <w:t>Demonstrated methodology’s potential for enhancing urban monitoring frequency and responsiveness, directly supporting sustainable urban planning and resource management initiatives.</w:t>
       </w:r>
     </w:p>
     <w:p>
       <w:pPr>
-        <w:pStyle w:val="Heading1"/>
-        <w:spacing w:before="0"/>
-        <w:rPr>
-          <w:sz w:val="36"/>
-          <w:szCs w:val="36"/>
-        </w:rPr>
-      </w:pPr>
-      <w:r>
-        <w:rPr>
-          <w:sz w:val="36"/>
-          <w:szCs w:val="36"/>
-        </w:rPr>
+        <w:pStyle w:val="Heading2"/>
+      </w:pPr>
+      <w:r>
         <w:t>Personal Attributes</w:t>
       </w:r>
     </w:p>
     <w:p>
       <w:pPr>
-        <w:rPr>
-          <w:rFonts w:ascii="Segoe UI" w:hAnsi="Segoe UI" w:cs="Segoe UI"/>
-        </w:rPr>
-      </w:pPr>
-      <w:r>
-        <w:rPr>
-          <w:rFonts w:ascii="Segoe UI" w:hAnsi="Segoe UI" w:cs="Segoe UI"/>
-        </w:rPr>
-        <w:t>With a strong work ethic and a results-driven mindset, I am committed to personal and professional growth. I thrive in dynamic environments that challenge me to push the boundaries of my knowledge and skill set. Highly organized and detail-oriented, I am passionate about continuously learning and applying new technologies and analytical approaches to solve complex problems and contribute to organizational success.</w:t>
+        <w:spacing w:line="20" w:lineRule="atLeast"/>
+        <w:rPr>
+          <w:rFonts w:cs="Segoe UI"/>
+        </w:rPr>
+      </w:pPr>
+      <w:r>
+        <w:rPr>
+          <w:rFonts w:cs="Segoe UI"/>
+        </w:rPr>
+        <w:t xml:space="preserve">With a strong work ethic and a results-driven mindset, I am committed to personal and professional growth. I thrive in dynamic environments that challenge me to push the boundaries of my knowledge and skill set. Highly organized and </w:t>
+      </w:r>
+      <w:proofErr w:type="gramStart"/>
+      <w:r>
+        <w:rPr>
+          <w:rFonts w:cs="Segoe UI"/>
+        </w:rPr>
+        <w:t>detail-oriented</w:t>
+      </w:r>
+      <w:proofErr w:type="gramEnd"/>
+      <w:r>
+        <w:rPr>
+          <w:rFonts w:cs="Segoe UI"/>
+        </w:rPr>
+        <w:t>, I am passionate about continuously learning and applying new technologies and analytical approaches to solve complex problems and contribute to organizational success.</w:t>
       </w:r>
     </w:p>
     <w:sectPr>
@@ -5262,6 +5155,11 @@
   <w:style w:type="paragraph" w:default="1" w:styleId="Normal">
     <w:name w:val="Normal"/>
     <w:qFormat/>
+    <w:rsid w:val="00874026"/>
+    <w:rPr>
+      <w:rFonts w:ascii="Segoe UI" w:hAnsi="Segoe UI"/>
+      <w:sz w:val="23"/>
+    </w:rPr>
   </w:style>
   <w:style w:type="paragraph" w:styleId="Heading1">
     <w:name w:val="heading 1"/>
@@ -5270,7 +5168,7 @@
     <w:link w:val="Heading1Char"/>
     <w:uiPriority w:val="9"/>
     <w:qFormat/>
-    <w:rsid w:val="002F6552"/>
+    <w:rsid w:val="0084680D"/>
     <w:pPr>
       <w:keepNext/>
       <w:keepLines/>
@@ -5278,9 +5176,9 @@
       <w:outlineLvl w:val="0"/>
     </w:pPr>
     <w:rPr>
-      <w:rFonts w:asciiTheme="majorHAnsi" w:eastAsiaTheme="majorEastAsia" w:hAnsiTheme="majorHAnsi" w:cstheme="majorBidi"/>
+      <w:rFonts w:eastAsiaTheme="majorEastAsia" w:cstheme="majorBidi"/>
       <w:color w:val="0F4761" w:themeColor="accent1" w:themeShade="BF"/>
-      <w:sz w:val="40"/>
+      <w:sz w:val="28"/>
       <w:szCs w:val="40"/>
     </w:rPr>
   </w:style>
@@ -5289,15 +5187,15 @@
     <w:basedOn w:val="Normal"/>
     <w:next w:val="Normal"/>
     <w:link w:val="Heading2Char"/>
+    <w:autoRedefine/>
     <w:uiPriority w:val="9"/>
-    <w:semiHidden/>
     <w:unhideWhenUsed/>
     <w:qFormat/>
-    <w:rsid w:val="002F6552"/>
+    <w:rsid w:val="0084680D"/>
     <w:pPr>
       <w:keepNext/>
       <w:keepLines/>
-      <w:spacing w:before="160" w:after="80"/>
+      <w:spacing w:before="80" w:after="80" w:line="240" w:lineRule="auto"/>
       <w:outlineLvl w:val="1"/>
     </w:pPr>
     <w:rPr>
@@ -5494,11 +5392,11 @@
     <w:basedOn w:val="DefaultParagraphFont"/>
     <w:link w:val="Heading1"/>
     <w:uiPriority w:val="9"/>
-    <w:rsid w:val="002F6552"/>
+    <w:rsid w:val="0084680D"/>
     <w:rPr>
-      <w:rFonts w:asciiTheme="majorHAnsi" w:eastAsiaTheme="majorEastAsia" w:hAnsiTheme="majorHAnsi" w:cstheme="majorBidi"/>
+      <w:rFonts w:ascii="Segoe UI" w:eastAsiaTheme="majorEastAsia" w:hAnsi="Segoe UI" w:cstheme="majorBidi"/>
       <w:color w:val="0F4761" w:themeColor="accent1" w:themeShade="BF"/>
-      <w:sz w:val="40"/>
+      <w:sz w:val="28"/>
       <w:szCs w:val="40"/>
     </w:rPr>
   </w:style>
@@ -5507,8 +5405,7 @@
     <w:basedOn w:val="DefaultParagraphFont"/>
     <w:link w:val="Heading2"/>
     <w:uiPriority w:val="9"/>
-    <w:semiHidden/>
-    <w:rsid w:val="002F6552"/>
+    <w:rsid w:val="0084680D"/>
     <w:rPr>
       <w:rFonts w:asciiTheme="majorHAnsi" w:eastAsiaTheme="majorEastAsia" w:hAnsiTheme="majorHAnsi" w:cstheme="majorBidi"/>
       <w:color w:val="0F4761" w:themeColor="accent1" w:themeShade="BF"/>

--- a/docs/resume.docx
+++ b/docs/resume.docx
@@ -1,6 +1,6 @@
 
 <file path=word/document.xml><?xml version="1.0" encoding="utf-8"?>
-<w:document xmlns:wpc="http://schemas.microsoft.com/office/word/2010/wordprocessingCanvas" xmlns:cx="http://schemas.microsoft.com/office/drawing/2014/chartex" xmlns:cx1="http://schemas.microsoft.com/office/drawing/2015/9/8/chartex" xmlns:cx2="http://schemas.microsoft.com/office/drawing/2015/10/21/chartex" xmlns:cx3="http://schemas.microsoft.com/office/drawing/2016/5/9/chartex" xmlns:cx4="http://schemas.microsoft.com/office/drawing/2016/5/10/chartex" xmlns:cx5="http://schemas.microsoft.com/office/drawing/2016/5/11/chartex" xmlns:cx6="http://schemas.microsoft.com/office/drawing/2016/5/12/chartex" xmlns:cx7="http://schemas.microsoft.com/office/drawing/2016/5/13/chartex" xmlns:cx8="http://schemas.microsoft.com/office/drawing/2016/5/14/chartex" xmlns:mc="http://schemas.openxmlformats.org/markup-compatibility/2006" xmlns:aink="http://schemas.microsoft.com/office/drawing/2016/ink" xmlns:am3d="http://schemas.microsoft.com/office/drawing/2017/model3d" xmlns:o="urn:schemas-microsoft-com:office:office" xmlns:oel="http://schemas.microsoft.com/office/2019/extlst" xmlns:r="http://schemas.openxmlformats.org/officeDocument/2006/relationships" xmlns:m="http://schemas.openxmlformats.org/officeDocument/2006/math" xmlns:v="urn:schemas-microsoft-com:vml" xmlns:wp14="http://schemas.microsoft.com/office/word/2010/wordprocessingDrawing" xmlns:wp="http://schemas.openxmlformats.org/drawingml/2006/wordprocessingDrawing" xmlns:w10="urn:schemas-microsoft-com:office:word" xmlns:w="http://schemas.openxmlformats.org/wordprocessingml/2006/main" xmlns:w14="http://schemas.microsoft.com/office/word/2010/wordml" xmlns:w15="http://schemas.microsoft.com/office/word/2012/wordml" xmlns:w16cex="http://schemas.microsoft.com/office/word/2018/wordml/cex" xmlns:w16cid="http://schemas.microsoft.com/office/word/2016/wordml/cid" xmlns:w16="http://schemas.microsoft.com/office/word/2018/wordml" xmlns:w16du="http://schemas.microsoft.com/office/word/2023/wordml/word16du" xmlns:w16sdtdh="http://schemas.microsoft.com/office/word/2020/wordml/sdtdatahash" xmlns:w16sdtfl="http://schemas.microsoft.com/office/word/2024/wordml/sdtformatlock" xmlns:w16se="http://schemas.microsoft.com/office/word/2015/wordml/symex" xmlns:wpg="http://schemas.microsoft.com/office/word/2010/wordprocessingGroup" xmlns:wpi="http://schemas.microsoft.com/office/word/2010/wordprocessingInk" xmlns:wne="http://schemas.microsoft.com/office/word/2006/wordml" xmlns:wps="http://schemas.microsoft.com/office/word/2010/wordprocessingShape" mc:Ignorable="w14 w15 w16se w16cid w16 w16cex w16sdtdh w16sdtfl w16du wp14">
+<w:document xmlns:wpc="http://schemas.microsoft.com/office/word/2010/wordprocessingCanvas" xmlns:cx="http://schemas.microsoft.com/office/drawing/2014/chartex" xmlns:cx1="http://schemas.microsoft.com/office/drawing/2015/9/8/chartex" xmlns:cx2="http://schemas.microsoft.com/office/drawing/2015/10/21/chartex" xmlns:cx3="http://schemas.microsoft.com/office/drawing/2016/5/9/chartex" xmlns:cx4="http://schemas.microsoft.com/office/drawing/2016/5/10/chartex" xmlns:cx5="http://schemas.microsoft.com/office/drawing/2016/5/11/chartex" xmlns:cx6="http://schemas.microsoft.com/office/drawing/2016/5/12/chartex" xmlns:cx7="http://schemas.microsoft.com/office/drawing/2016/5/13/chartex" xmlns:cx8="http://schemas.microsoft.com/office/drawing/2016/5/14/chartex" xmlns:mc="http://schemas.openxmlformats.org/markup-compatibility/2006" xmlns:aink="http://schemas.microsoft.com/office/drawing/2016/ink" xmlns:am3d="http://schemas.microsoft.com/office/drawing/2017/model3d" xmlns:o="urn:schemas-microsoft-com:office:office" xmlns:oel="http://schemas.microsoft.com/office/2019/extlst" xmlns:r="http://schemas.openxmlformats.org/officeDocument/2006/relationships" xmlns:m="http://schemas.openxmlformats.org/officeDocument/2006/math" xmlns:v="urn:schemas-microsoft-com:vml" xmlns:wp14="http://schemas.microsoft.com/office/word/2010/wordprocessingDrawing" xmlns:wp="http://schemas.openxmlformats.org/drawingml/2006/wordprocessingDrawing" xmlns:w10="urn:schemas-microsoft-com:office:word" xmlns:w="http://schemas.openxmlformats.org/wordprocessingml/2006/main" xmlns:w14="http://schemas.microsoft.com/office/word/2010/wordml" xmlns:w15="http://schemas.microsoft.com/office/word/2012/wordml" xmlns:w16cei="http://schemas.microsoft.com/office/word/2026/wordml/cei" xmlns:w16cex="http://schemas.microsoft.com/office/word/2018/wordml/cex" xmlns:w16cid="http://schemas.microsoft.com/office/word/2016/wordml/cid" xmlns:w16="http://schemas.microsoft.com/office/word/2018/wordml" xmlns:w16du="http://schemas.microsoft.com/office/word/2023/wordml/word16du" xmlns:w16sdtdh="http://schemas.microsoft.com/office/word/2020/wordml/sdtdatahash" xmlns:w16sdtfl="http://schemas.microsoft.com/office/word/2024/wordml/sdtformatlock" xmlns:w16se="http://schemas.microsoft.com/office/word/2015/wordml/symex" xmlns:wpg="http://schemas.microsoft.com/office/word/2010/wordprocessingGroup" xmlns:wpi="http://schemas.microsoft.com/office/word/2010/wordprocessingInk" xmlns:wne="http://schemas.microsoft.com/office/word/2006/wordml" xmlns:wps="http://schemas.microsoft.com/office/word/2010/wordprocessingShape" mc:Ignorable="w14 w15 w16se w16cid w16 w16cex w16sdtdh w16sdtfl w16du wp14">
   <w:body>
     <w:p>
       <w:pPr>
@@ -165,9 +165,8 @@
     </w:p>
     <w:p>
       <w:pPr>
-        <w:spacing w:line="20" w:lineRule="atLeast"/>
-        <w:rPr>
-          <w:rFonts w:cs="Segoe UI"/>
+        <w:spacing w:before="240" w:line="20" w:lineRule="atLeast"/>
+        <w:rPr>
           <w:i/>
           <w:iCs/>
         </w:rPr>
@@ -178,41 +177,7 @@
           <w:i/>
           <w:iCs/>
         </w:rPr>
-        <w:t xml:space="preserve">Data </w:t>
-      </w:r>
-      <w:proofErr w:type="gramStart"/>
-      <w:r>
-        <w:rPr>
-          <w:rFonts w:cs="Segoe UI"/>
-          <w:i/>
-          <w:iCs/>
-        </w:rPr>
-        <w:t>scientist</w:t>
-      </w:r>
-      <w:proofErr w:type="gramEnd"/>
-      <w:r>
-        <w:rPr>
-          <w:rFonts w:cs="Segoe UI"/>
-          <w:i/>
-          <w:iCs/>
-        </w:rPr>
-        <w:t xml:space="preserve"> with more than six years of experience across local government, utilities, consulting, marketing, and forecasting. My work has included machine learning, statistical modeling, dashboards, data pipelines, GIS, and software development. I am comfortable working independently or with a team, explaining technical work clearly, and learning new tools and methods as projects require.</w:t>
-      </w:r>
-    </w:p>
-    <w:p>
-      <w:pPr>
-        <w:pStyle w:val="Heading2"/>
-      </w:pPr>
-      <w:r>
-        <w:t>Work Experience</w:t>
-      </w:r>
-    </w:p>
-    <w:p>
-      <w:pPr>
-        <w:spacing w:line="20" w:lineRule="atLeast"/>
-      </w:pPr>
-      <w:r>
-        <w:t>My experience includes solving technical and analytical problems with Python, R, SQL, GIS, and cloud-based tools. I have built and maintained machine learning models, data pipelines, dashboards, geospatial applications, and AI-assisted document analysis tools, including retrieval-augmented generation (RAG) workflows. I focus on producing clear, well-documented work that others can understand, maintain, and extend.</w:t>
+        <w:t>Data scientist and software developer with more than six years of experience across local government, utilities, consulting, and marketing. My analytical work includes forecasting, machine learning, statistics, and geospatial analysis, along with developing dashboards, web applications, GIS tools, data pipelines, and automation.</w:t>
       </w:r>
     </w:p>
     <w:p>
@@ -301,7 +266,7 @@
         <w:rPr>
           <w:rFonts w:cs="Segoe UI"/>
         </w:rPr>
-        <w:t>Analyze department systems and processes, build dashboards, and automate recurring work for Planning and Development.</w:t>
+        <w:t>Build dashboards, automate recurring work, and investigate system and process problems for Planning and Development.</w:t>
       </w:r>
     </w:p>
     <w:p>
@@ -372,7 +337,21 @@
         <w:rPr>
           <w:rFonts w:cs="Segoe UI"/>
         </w:rPr>
-        <w:t>Developed public and internal Power BI dashboards covering review timelines, permitting, inspections, annexations, workload, and development activity, including more than 20 internal dashboards used across multiple divisions.</w:t>
+        <w:t xml:space="preserve">Developed an ArcGIS Pro Python toolbox for internal use that downloads Census ACS 5-year tables, lists variable definitions, and creates feature classes with </w:t>
+      </w:r>
+      <w:proofErr w:type="spellStart"/>
+      <w:r>
+        <w:rPr>
+          <w:rFonts w:cs="Segoe UI"/>
+        </w:rPr>
+        <w:t>TIGERweb</w:t>
+      </w:r>
+      <w:proofErr w:type="spellEnd"/>
+      <w:r>
+        <w:rPr>
+          <w:rFonts w:cs="Segoe UI"/>
+        </w:rPr>
+        <w:t xml:space="preserve"> geometry for states, counties, places, tracts, and block groups.</w:t>
       </w:r>
     </w:p>
     <w:p>
@@ -391,7 +370,7 @@
         <w:rPr>
           <w:rFonts w:cs="Segoe UI"/>
         </w:rPr>
-        <w:t>Analyzed development and demographic trends, including suburban and urban growth patterns presented to City Council and senior leadership.</w:t>
+        <w:t>Built public dashboards and more than 20 internal Power BI dashboards on review timelines, permitting, inspections, annexations, staff workload, and development activity.</w:t>
       </w:r>
     </w:p>
     <w:p>
@@ -410,7 +389,26 @@
         <w:rPr>
           <w:rFonts w:cs="Segoe UI"/>
         </w:rPr>
-        <w:t>Built workflows for meeting tracking, event management, and customer intake, and prepared documentation and training for staff using department dashboards and data tools.</w:t>
+        <w:t>Analyzed suburban and urban growth patterns and presented the findings to City Council and senior leadership.</w:t>
+      </w:r>
+    </w:p>
+    <w:p>
+      <w:pPr>
+        <w:pStyle w:val="ListParagraph"/>
+        <w:numPr>
+          <w:ilvl w:val="0"/>
+          <w:numId w:val="16"/>
+        </w:numPr>
+        <w:spacing w:line="20" w:lineRule="atLeast"/>
+        <w:rPr>
+          <w:rFonts w:cs="Segoe UI"/>
+        </w:rPr>
+      </w:pPr>
+      <w:r>
+        <w:rPr>
+          <w:rFonts w:cs="Segoe UI"/>
+        </w:rPr>
+        <w:t>Automated meeting tracking, event management, and customer intake, and prepared staff documentation and training materials for department dashboards and data tools.</w:t>
       </w:r>
     </w:p>
     <w:p>
@@ -527,8 +525,7 @@
         <w:rPr>
           <w:rFonts w:cs="Segoe UI"/>
         </w:rPr>
-        <w:lastRenderedPageBreak/>
-        <w:t xml:space="preserve">Developed document analysis tools using large language models, retrieval-augmented generation, embeddings, and </w:t>
+        <w:t xml:space="preserve">Built document-search and analysis tools with large language models, embeddings, retrieval-augmented generation, and </w:t>
       </w:r>
       <w:proofErr w:type="spellStart"/>
       <w:r>
@@ -561,7 +558,8 @@
         <w:rPr>
           <w:rFonts w:cs="Segoe UI"/>
         </w:rPr>
-        <w:t>Built technical prototypes using Python, R, SQL, AWS, Azure DevOps, and Dataiku to test new analytical methods and applications.</w:t>
+        <w:lastRenderedPageBreak/>
+        <w:t>Prototyped new analytical methods and applications in Python, R, SQL, AWS, Azure DevOps, and Dataiku.</w:t>
       </w:r>
     </w:p>
     <w:p>
@@ -580,13 +578,27 @@
         <w:rPr>
           <w:rFonts w:cs="Segoe UI"/>
         </w:rPr>
-        <w:t xml:space="preserve">Participated in an enterprise </w:t>
+        <w:t xml:space="preserve">Helped assess Domino Data Lab, </w:t>
       </w:r>
       <w:proofErr w:type="spellStart"/>
       <w:r>
         <w:rPr>
           <w:rFonts w:cs="Segoe UI"/>
         </w:rPr>
+        <w:t>DataRobot</w:t>
+      </w:r>
+      <w:proofErr w:type="spellEnd"/>
+      <w:r>
+        <w:rPr>
+          <w:rFonts w:cs="Segoe UI"/>
+        </w:rPr>
+        <w:t xml:space="preserve">, Dataiku, SAS, and AWS SageMaker for an enterprise </w:t>
+      </w:r>
+      <w:proofErr w:type="spellStart"/>
+      <w:r>
+        <w:rPr>
+          <w:rFonts w:cs="Segoe UI"/>
+        </w:rPr>
         <w:t>MLOps</w:t>
       </w:r>
       <w:proofErr w:type="spellEnd"/>
@@ -594,21 +606,7 @@
         <w:rPr>
           <w:rFonts w:cs="Segoe UI"/>
         </w:rPr>
-        <w:t xml:space="preserve"> platform assessment covering Domino Data Lab, </w:t>
-      </w:r>
-      <w:proofErr w:type="spellStart"/>
-      <w:r>
-        <w:rPr>
-          <w:rFonts w:cs="Segoe UI"/>
-        </w:rPr>
-        <w:t>DataRobot</w:t>
-      </w:r>
-      <w:proofErr w:type="spellEnd"/>
-      <w:r>
-        <w:rPr>
-          <w:rFonts w:cs="Segoe UI"/>
-        </w:rPr>
-        <w:t>, Dataiku, SAS, and AWS SageMaker, with emphasis on model monitoring, reproducibility, workflow management, and deployment.</w:t>
+        <w:t xml:space="preserve"> platform, focusing on model monitoring, reproducibility, workflow management, and deployment.</w:t>
       </w:r>
     </w:p>
     <w:p>
@@ -627,13 +625,7 @@
         <w:rPr>
           <w:rFonts w:cs="Segoe UI"/>
         </w:rPr>
-        <w:t>Developed and taught advanced R programming courses for technical and non-technical employees</w:t>
-      </w:r>
-      <w:r>
-        <w:rPr>
-          <w:rFonts w:cs="Segoe UI"/>
-        </w:rPr>
-        <w:t>.</w:t>
+        <w:t>Developed and taught advanced R programming courses for technical and non-technical employees.</w:t>
       </w:r>
     </w:p>
     <w:p>
@@ -783,13 +775,19 @@
         <w:rPr>
           <w:rFonts w:cs="Segoe UI"/>
         </w:rPr>
-        <w:t>Gathered requirements, documented methods, maintained code, checked data quality, and presented findings to technical and nontechnical teams</w:t>
-      </w:r>
-      <w:r>
-        <w:rPr>
-          <w:rFonts w:cs="Segoe UI"/>
-        </w:rPr>
-        <w:t>.</w:t>
+        <w:t>Worked with technical and non</w:t>
+      </w:r>
+      <w:r>
+        <w:rPr>
+          <w:rFonts w:cs="Segoe UI"/>
+        </w:rPr>
+        <w:t>-</w:t>
+      </w:r>
+      <w:r>
+        <w:rPr>
+          <w:rFonts w:cs="Segoe UI"/>
+        </w:rPr>
+        <w:t>technical teams to define requirements, check data quality, document methods, and present findings.</w:t>
       </w:r>
     </w:p>
     <w:p>
@@ -892,6 +890,66 @@
     </w:p>
     <w:p>
       <w:pPr>
+        <w:spacing w:after="80" w:line="20" w:lineRule="atLeast"/>
+        <w:rPr>
+          <w:rFonts w:cs="Segoe UI"/>
+        </w:rPr>
+      </w:pPr>
+      <w:r>
+        <w:rPr>
+          <w:rFonts w:cs="Segoe UI"/>
+          <w:b/>
+          <w:bCs/>
+        </w:rPr>
+        <w:t>Forecasting Analyst</w:t>
+      </w:r>
+    </w:p>
+    <w:p>
+      <w:pPr>
+        <w:spacing w:after="80" w:line="20" w:lineRule="atLeast"/>
+        <w:rPr>
+          <w:rFonts w:cs="Segoe UI"/>
+        </w:rPr>
+      </w:pPr>
+      <w:r>
+        <w:rPr>
+          <w:rFonts w:cs="Segoe UI"/>
+          <w:i/>
+          <w:iCs/>
+        </w:rPr>
+        <w:t>Genworth</w:t>
+      </w:r>
+      <w:r>
+        <w:rPr>
+          <w:rFonts w:cs="Segoe UI"/>
+        </w:rPr>
+        <w:br/>
+      </w:r>
+      <w:r>
+        <w:rPr>
+          <w:rFonts w:cs="Segoe UI"/>
+          <w:i/>
+          <w:iCs/>
+        </w:rPr>
+        <w:t>Lynchburg, VA</w:t>
+      </w:r>
+      <w:r>
+        <w:rPr>
+          <w:rFonts w:cs="Segoe UI"/>
+        </w:rPr>
+        <w:br/>
+      </w:r>
+      <w:r>
+        <w:rPr>
+          <w:rFonts w:cs="Segoe UI"/>
+          <w:i/>
+          <w:iCs/>
+        </w:rPr>
+        <w:t>January 2020 - March 2021</w:t>
+      </w:r>
+    </w:p>
+    <w:p>
+      <w:pPr>
         <w:pStyle w:val="ListParagraph"/>
         <w:numPr>
           <w:ilvl w:val="0"/>
@@ -906,73 +964,7 @@
         <w:rPr>
           <w:rFonts w:cs="Segoe UI"/>
         </w:rPr>
-        <w:t>Prepared features, trained models, generated propensity scores, and supported campaign analysis and audience selection</w:t>
-      </w:r>
-      <w:r>
-        <w:rPr>
-          <w:rFonts w:cs="Segoe UI"/>
-        </w:rPr>
-        <w:t>.</w:t>
-      </w:r>
-    </w:p>
-    <w:p>
-      <w:pPr>
-        <w:spacing w:after="80" w:line="20" w:lineRule="atLeast"/>
-        <w:rPr>
-          <w:rFonts w:cs="Segoe UI"/>
-        </w:rPr>
-      </w:pPr>
-      <w:r>
-        <w:rPr>
-          <w:rFonts w:cs="Segoe UI"/>
-          <w:b/>
-          <w:bCs/>
-        </w:rPr>
-        <w:t>Forecasting Analyst</w:t>
-      </w:r>
-    </w:p>
-    <w:p>
-      <w:pPr>
-        <w:spacing w:after="80" w:line="20" w:lineRule="atLeast"/>
-        <w:rPr>
-          <w:rFonts w:cs="Segoe UI"/>
-        </w:rPr>
-      </w:pPr>
-      <w:r>
-        <w:rPr>
-          <w:rFonts w:cs="Segoe UI"/>
-          <w:i/>
-          <w:iCs/>
-        </w:rPr>
-        <w:t>Genworth</w:t>
-      </w:r>
-      <w:r>
-        <w:rPr>
-          <w:rFonts w:cs="Segoe UI"/>
-        </w:rPr>
-        <w:br/>
-      </w:r>
-      <w:r>
-        <w:rPr>
-          <w:rFonts w:cs="Segoe UI"/>
-          <w:i/>
-          <w:iCs/>
-        </w:rPr>
-        <w:t>Lynchburg, VA</w:t>
-      </w:r>
-      <w:r>
-        <w:rPr>
-          <w:rFonts w:cs="Segoe UI"/>
-        </w:rPr>
-        <w:br/>
-      </w:r>
-      <w:r>
-        <w:rPr>
-          <w:rFonts w:cs="Segoe UI"/>
-          <w:i/>
-          <w:iCs/>
-        </w:rPr>
-        <w:t>January 2020 - March 2021</w:t>
+        <w:t>Developed time-series models to forecast call volume and staffing needs using Python and PostgreSQL.</w:t>
       </w:r>
     </w:p>
     <w:p>
@@ -991,7 +983,7 @@
         <w:rPr>
           <w:rFonts w:cs="Segoe UI"/>
         </w:rPr>
-        <w:t>Developed time-series models to forecast call volume and staffing needs using Python and PostgreSQL.</w:t>
+        <w:t>Accounted for seasonality and day-of-week effects in forecasts for incoming and outgoing call volume.</w:t>
       </w:r>
     </w:p>
     <w:p>
@@ -1010,32 +1002,7 @@
         <w:rPr>
           <w:rFonts w:cs="Segoe UI"/>
         </w:rPr>
-        <w:t>Modeled trends, seasonality, day-of-week patterns, and other factors affecting incoming and outgoing call volume.</w:t>
-      </w:r>
-    </w:p>
-    <w:p>
-      <w:pPr>
-        <w:pStyle w:val="ListParagraph"/>
-        <w:numPr>
-          <w:ilvl w:val="0"/>
-          <w:numId w:val="19"/>
-        </w:numPr>
-        <w:spacing w:line="20" w:lineRule="atLeast"/>
-        <w:rPr>
-          <w:rFonts w:cs="Segoe UI"/>
-        </w:rPr>
-      </w:pPr>
-      <w:r>
-        <w:rPr>
-          <w:rFonts w:cs="Segoe UI"/>
-        </w:rPr>
-        <w:t>Updated forecasts during the COVID-19 pandemic and communicated results for staffing, scheduling, and operational planning</w:t>
-      </w:r>
-      <w:r>
-        <w:rPr>
-          <w:rFonts w:cs="Segoe UI"/>
-        </w:rPr>
-        <w:t>.</w:t>
+        <w:t>Updated forecasts during the COVID-19 pandemic and communicated results for staffing, scheduling, and operational planning.</w:t>
       </w:r>
     </w:p>
     <w:p>
@@ -1696,33 +1663,7 @@
         <w:pStyle w:val="Heading2"/>
       </w:pPr>
       <w:r>
-        <w:t>Certifications &amp; Achievements</w:t>
-      </w:r>
-    </w:p>
-    <w:p>
-      <w:pPr>
-        <w:numPr>
-          <w:ilvl w:val="0"/>
-          <w:numId w:val="15"/>
-        </w:numPr>
-        <w:spacing w:after="0" w:line="20" w:lineRule="atLeast"/>
-        <w:rPr>
-          <w:rFonts w:cs="Segoe UI"/>
-        </w:rPr>
-      </w:pPr>
-      <w:r>
-        <w:rPr>
-          <w:rFonts w:cs="Segoe UI"/>
-        </w:rPr>
-        <w:t>AWS Cloud Practitioner, July 2024 - </w:t>
-      </w:r>
-      <w:r>
-        <w:rPr>
-          <w:rFonts w:cs="Segoe UI"/>
-          <w:i/>
-          <w:iCs/>
-        </w:rPr>
-        <w:t>Amazon Web Services (AWS)</w:t>
+        <w:t>Certifications</w:t>
       </w:r>
     </w:p>
     <w:p>
@@ -1732,15 +1673,12 @@
           <w:numId w:val="15"/>
         </w:numPr>
         <w:spacing w:line="20" w:lineRule="atLeast"/>
-        <w:rPr>
-          <w:rFonts w:cs="Segoe UI"/>
-        </w:rPr>
-      </w:pPr>
-      <w:r>
-        <w:rPr>
-          <w:rFonts w:cs="Segoe UI"/>
-        </w:rPr>
-        <w:t>IT Information Library Foundations Certification (ITIL), June 2021 - </w:t>
+      </w:pPr>
+      <w:r>
+        <w:rPr>
+          <w:rFonts w:cs="Segoe UI"/>
+        </w:rPr>
+        <w:t>AWS Cloud Practitioner, July 2024 - </w:t>
       </w:r>
       <w:r>
         <w:rPr>
@@ -1748,257 +1686,12 @@
           <w:i/>
           <w:iCs/>
         </w:rPr>
-        <w:t>AXELOS Global Best Practice</w:t>
-      </w:r>
-    </w:p>
-    <w:p>
-      <w:pPr>
-        <w:pStyle w:val="Heading2"/>
-      </w:pPr>
-      <w:r>
-        <w:t>Independent Research/Projects</w:t>
-      </w:r>
-    </w:p>
-    <w:p>
-      <w:pPr>
-        <w:spacing w:line="20" w:lineRule="atLeast"/>
-        <w:rPr>
-          <w:rFonts w:cs="Segoe UI"/>
-        </w:rPr>
-      </w:pPr>
-      <w:r>
-        <w:rPr>
-          <w:rFonts w:cs="Segoe UI"/>
-          <w:b/>
-          <w:bCs/>
-        </w:rPr>
-        <w:t>Species Distribution Modeling</w:t>
-      </w:r>
-    </w:p>
-    <w:p>
-      <w:pPr>
-        <w:numPr>
-          <w:ilvl w:val="0"/>
-          <w:numId w:val="10"/>
-        </w:numPr>
-        <w:spacing w:line="20" w:lineRule="atLeast"/>
-        <w:rPr>
-          <w:rFonts w:cs="Segoe UI"/>
-        </w:rPr>
-      </w:pPr>
-      <w:r>
-        <w:rPr>
-          <w:rFonts w:cs="Segoe UI"/>
-        </w:rPr>
-        <w:t xml:space="preserve">Conducted comparative analysis between machine learning and traditional approaches (Inhomogeneous Poisson Point Process, </w:t>
-      </w:r>
-      <w:proofErr w:type="spellStart"/>
-      <w:r>
-        <w:rPr>
-          <w:rFonts w:cs="Segoe UI"/>
-        </w:rPr>
-        <w:t>MaxEnt</w:t>
-      </w:r>
-      <w:proofErr w:type="spellEnd"/>
-      <w:r>
-        <w:rPr>
-          <w:rFonts w:cs="Segoe UI"/>
-        </w:rPr>
-        <w:t>) for Species Distribution Modeling, implementing all analytical pipelines in R.</w:t>
-      </w:r>
-    </w:p>
-    <w:p>
-      <w:pPr>
-        <w:numPr>
-          <w:ilvl w:val="0"/>
-          <w:numId w:val="10"/>
-        </w:numPr>
-        <w:spacing w:line="20" w:lineRule="atLeast"/>
-        <w:rPr>
-          <w:rFonts w:cs="Segoe UI"/>
-        </w:rPr>
-      </w:pPr>
-      <w:r>
-        <w:rPr>
-          <w:rFonts w:cs="Segoe UI"/>
-        </w:rPr>
-        <w:lastRenderedPageBreak/>
-        <w:t>Analyzed distribution patterns of 8 bird species across 4 US states using bioclimatic variables, developing fully reproducible workflows with robust version control.</w:t>
-      </w:r>
-    </w:p>
-    <w:p>
-      <w:pPr>
-        <w:spacing w:line="20" w:lineRule="atLeast"/>
-        <w:rPr>
-          <w:rFonts w:cs="Segoe UI"/>
-        </w:rPr>
-      </w:pPr>
-      <w:r>
-        <w:rPr>
-          <w:rFonts w:cs="Segoe UI"/>
-          <w:b/>
-          <w:bCs/>
-        </w:rPr>
-        <w:t>Utilizing the Clay Foundation Model and Sentinel-2 Imagery for Urban Growth Monitoring</w:t>
-      </w:r>
-    </w:p>
-    <w:p>
-      <w:pPr>
-        <w:numPr>
-          <w:ilvl w:val="0"/>
-          <w:numId w:val="11"/>
-        </w:numPr>
-        <w:spacing w:after="0" w:line="20" w:lineRule="atLeast"/>
-        <w:rPr>
-          <w:rFonts w:cs="Segoe UI"/>
-        </w:rPr>
-      </w:pPr>
-      <w:r>
-        <w:rPr>
-          <w:rFonts w:cs="Segoe UI"/>
-        </w:rPr>
-        <w:t xml:space="preserve">Developed proof-of-concept study integrating Sentinel-2 multispectral satellite imagery with the Clay Foundation Model (open-source deep Earth Observation foundation model) to monitor urban growth patterns using Python and </w:t>
-      </w:r>
-      <w:proofErr w:type="spellStart"/>
-      <w:r>
-        <w:rPr>
-          <w:rFonts w:cs="Segoe UI"/>
-        </w:rPr>
-        <w:t>PyTorch</w:t>
-      </w:r>
-      <w:proofErr w:type="spellEnd"/>
-      <w:r>
-        <w:rPr>
-          <w:rFonts w:cs="Segoe UI"/>
-        </w:rPr>
-        <w:t>.</w:t>
-      </w:r>
-    </w:p>
-    <w:p>
-      <w:pPr>
-        <w:numPr>
-          <w:ilvl w:val="0"/>
-          <w:numId w:val="11"/>
-        </w:numPr>
-        <w:spacing w:after="0" w:line="20" w:lineRule="atLeast"/>
-        <w:rPr>
-          <w:rFonts w:cs="Segoe UI"/>
-        </w:rPr>
-      </w:pPr>
-      <w:r>
-        <w:rPr>
-          <w:rFonts w:cs="Segoe UI"/>
-        </w:rPr>
-        <w:t>Engineered a scalable, data-efficient framework generating urban imperviousness estimates with higher temporal resolution than standard datasets like the National Land Cover Database.</w:t>
-      </w:r>
-    </w:p>
-    <w:p>
-      <w:pPr>
-        <w:numPr>
-          <w:ilvl w:val="0"/>
-          <w:numId w:val="11"/>
-        </w:numPr>
-        <w:spacing w:after="0" w:line="20" w:lineRule="atLeast"/>
-        <w:rPr>
-          <w:rFonts w:cs="Segoe UI"/>
-        </w:rPr>
-      </w:pPr>
-      <w:r>
-        <w:rPr>
-          <w:rFonts w:cs="Segoe UI"/>
-        </w:rPr>
-        <w:t>Processed Sentinel-2 imagery into structured geospatial datasets and leveraged Clay Foundation Model for feature extraction and embedding generation.</w:t>
-      </w:r>
-    </w:p>
-    <w:p>
-      <w:pPr>
-        <w:numPr>
-          <w:ilvl w:val="0"/>
-          <w:numId w:val="11"/>
-        </w:numPr>
-        <w:spacing w:after="0" w:line="20" w:lineRule="atLeast"/>
-        <w:rPr>
-          <w:rFonts w:cs="Segoe UI"/>
-        </w:rPr>
-      </w:pPr>
-      <w:r>
-        <w:rPr>
-          <w:rFonts w:cs="Segoe UI"/>
-        </w:rPr>
-        <w:t xml:space="preserve">Designed and evaluated both simple and complex neural network architectures in </w:t>
-      </w:r>
-      <w:proofErr w:type="spellStart"/>
-      <w:r>
-        <w:rPr>
-          <w:rFonts w:cs="Segoe UI"/>
-        </w:rPr>
-        <w:t>PyTorch</w:t>
-      </w:r>
-      <w:proofErr w:type="spellEnd"/>
-      <w:r>
-        <w:rPr>
-          <w:rFonts w:cs="Segoe UI"/>
-        </w:rPr>
-        <w:t>, enhancing model performance through systematic hyperparameter optimization to achieve high accuracy in urban imperviousness prediction.</w:t>
-      </w:r>
-    </w:p>
-    <w:p>
-      <w:pPr>
-        <w:numPr>
-          <w:ilvl w:val="0"/>
-          <w:numId w:val="11"/>
-        </w:numPr>
-        <w:spacing w:line="20" w:lineRule="atLeast"/>
-        <w:rPr>
-          <w:rFonts w:cs="Segoe UI"/>
-        </w:rPr>
-      </w:pPr>
-      <w:r>
-        <w:rPr>
-          <w:rFonts w:cs="Segoe UI"/>
-        </w:rPr>
-        <w:t>Demonstrated methodology’s potential for enhancing urban monitoring frequency and responsiveness, directly supporting sustainable urban planning and resource management initiatives.</w:t>
-      </w:r>
-    </w:p>
-    <w:p>
-      <w:pPr>
-        <w:pStyle w:val="Heading2"/>
-      </w:pPr>
-      <w:r>
-        <w:t>Personal Attributes</w:t>
-      </w:r>
-    </w:p>
-    <w:p>
-      <w:pPr>
-        <w:spacing w:line="20" w:lineRule="atLeast"/>
-        <w:rPr>
-          <w:rFonts w:cs="Segoe UI"/>
-        </w:rPr>
-      </w:pPr>
-      <w:r>
-        <w:rPr>
-          <w:rFonts w:cs="Segoe UI"/>
-        </w:rPr>
-        <w:t xml:space="preserve">With a strong work ethic and a results-driven mindset, I am committed to personal and professional growth. I thrive in dynamic environments that challenge me to push the boundaries of my knowledge and skill set. Highly organized and </w:t>
-      </w:r>
-      <w:proofErr w:type="gramStart"/>
-      <w:r>
-        <w:rPr>
-          <w:rFonts w:cs="Segoe UI"/>
-        </w:rPr>
-        <w:t>detail-oriented</w:t>
-      </w:r>
-      <w:proofErr w:type="gramEnd"/>
-      <w:r>
-        <w:rPr>
-          <w:rFonts w:cs="Segoe UI"/>
-        </w:rPr>
-        <w:t>, I am passionate about continuously learning and applying new technologies and analytical approaches to solve complex problems and contribute to organizational success.</w:t>
+        <w:t>Amazon Web Services (AWS)</w:t>
       </w:r>
     </w:p>
     <w:sectPr>
       <w:pgSz w:w="12240" w:h="15840"/>
-      <w:pgMar w:top="720" w:right="720" w:bottom="720" w:left="720" w:header="720" w:footer="720" w:gutter="0"/>
+      <w:pgMar w:top="1224" w:right="1152" w:bottom="1224" w:left="1152" w:header="720" w:footer="720" w:gutter="0"/>
       <w:cols w:space="720"/>
       <w:docGrid w:linePitch="360"/>
     </w:sectPr>
@@ -2007,7 +1700,7 @@
 </file>
 
 <file path=word/numbering.xml><?xml version="1.0" encoding="utf-8"?>
-<w:numbering xmlns:wpc="http://schemas.microsoft.com/office/word/2010/wordprocessingCanvas" xmlns:cx="http://schemas.microsoft.com/office/drawing/2014/chartex" xmlns:cx1="http://schemas.microsoft.com/office/drawing/2015/9/8/chartex" xmlns:cx2="http://schemas.microsoft.com/office/drawing/2015/10/21/chartex" xmlns:cx3="http://schemas.microsoft.com/office/drawing/2016/5/9/chartex" xmlns:cx4="http://schemas.microsoft.com/office/drawing/2016/5/10/chartex" xmlns:cx5="http://schemas.microsoft.com/office/drawing/2016/5/11/chartex" xmlns:cx6="http://schemas.microsoft.com/office/drawing/2016/5/12/chartex" xmlns:cx7="http://schemas.microsoft.com/office/drawing/2016/5/13/chartex" xmlns:cx8="http://schemas.microsoft.com/office/drawing/2016/5/14/chartex" xmlns:mc="http://schemas.openxmlformats.org/markup-compatibility/2006" xmlns:aink="http://schemas.microsoft.com/office/drawing/2016/ink" xmlns:am3d="http://schemas.microsoft.com/office/drawing/2017/model3d" xmlns:o="urn:schemas-microsoft-com:office:office" xmlns:oel="http://schemas.microsoft.com/office/2019/extlst" xmlns:r="http://schemas.openxmlformats.org/officeDocument/2006/relationships" xmlns:m="http://schemas.openxmlformats.org/officeDocument/2006/math" xmlns:v="urn:schemas-microsoft-com:vml" xmlns:wp14="http://schemas.microsoft.com/office/word/2010/wordprocessingDrawing" xmlns:wp="http://schemas.openxmlformats.org/drawingml/2006/wordprocessingDrawing" xmlns:w10="urn:schemas-microsoft-com:office:word" xmlns:w="http://schemas.openxmlformats.org/wordprocessingml/2006/main" xmlns:w14="http://schemas.microsoft.com/office/word/2010/wordml" xmlns:w15="http://schemas.microsoft.com/office/word/2012/wordml" xmlns:w16cex="http://schemas.microsoft.com/office/word/2018/wordml/cex" xmlns:w16cid="http://schemas.microsoft.com/office/word/2016/wordml/cid" xmlns:w16="http://schemas.microsoft.com/office/word/2018/wordml" xmlns:w16du="http://schemas.microsoft.com/office/word/2023/wordml/word16du" xmlns:w16sdtdh="http://schemas.microsoft.com/office/word/2020/wordml/sdtdatahash" xmlns:w16sdtfl="http://schemas.microsoft.com/office/word/2024/wordml/sdtformatlock" xmlns:w16se="http://schemas.microsoft.com/office/word/2015/wordml/symex" xmlns:wpg="http://schemas.microsoft.com/office/word/2010/wordprocessingGroup" xmlns:wpi="http://schemas.microsoft.com/office/word/2010/wordprocessingInk" xmlns:wne="http://schemas.microsoft.com/office/word/2006/wordml" xmlns:wps="http://schemas.microsoft.com/office/word/2010/wordprocessingShape" mc:Ignorable="w14 w15 w16se w16cid w16 w16cex w16sdtdh w16sdtfl w16du wp14">
+<w:numbering xmlns:wpc="http://schemas.microsoft.com/office/word/2010/wordprocessingCanvas" xmlns:cx="http://schemas.microsoft.com/office/drawing/2014/chartex" xmlns:cx1="http://schemas.microsoft.com/office/drawing/2015/9/8/chartex" xmlns:cx2="http://schemas.microsoft.com/office/drawing/2015/10/21/chartex" xmlns:cx3="http://schemas.microsoft.com/office/drawing/2016/5/9/chartex" xmlns:cx4="http://schemas.microsoft.com/office/drawing/2016/5/10/chartex" xmlns:cx5="http://schemas.microsoft.com/office/drawing/2016/5/11/chartex" xmlns:cx6="http://schemas.microsoft.com/office/drawing/2016/5/12/chartex" xmlns:cx7="http://schemas.microsoft.com/office/drawing/2016/5/13/chartex" xmlns:cx8="http://schemas.microsoft.com/office/drawing/2016/5/14/chartex" xmlns:mc="http://schemas.openxmlformats.org/markup-compatibility/2006" xmlns:aink="http://schemas.microsoft.com/office/drawing/2016/ink" xmlns:am3d="http://schemas.microsoft.com/office/drawing/2017/model3d" xmlns:o="urn:schemas-microsoft-com:office:office" xmlns:oel="http://schemas.microsoft.com/office/2019/extlst" xmlns:r="http://schemas.openxmlformats.org/officeDocument/2006/relationships" xmlns:m="http://schemas.openxmlformats.org/officeDocument/2006/math" xmlns:v="urn:schemas-microsoft-com:vml" xmlns:wp14="http://schemas.microsoft.com/office/word/2010/wordprocessingDrawing" xmlns:wp="http://schemas.openxmlformats.org/drawingml/2006/wordprocessingDrawing" xmlns:w10="urn:schemas-microsoft-com:office:word" xmlns:w="http://schemas.openxmlformats.org/wordprocessingml/2006/main" xmlns:w14="http://schemas.microsoft.com/office/word/2010/wordml" xmlns:w15="http://schemas.microsoft.com/office/word/2012/wordml" xmlns:w16cei="http://schemas.microsoft.com/office/word/2026/wordml/cei" xmlns:w16cex="http://schemas.microsoft.com/office/word/2018/wordml/cex" xmlns:w16cid="http://schemas.microsoft.com/office/word/2016/wordml/cid" xmlns:w16="http://schemas.microsoft.com/office/word/2018/wordml" xmlns:w16du="http://schemas.microsoft.com/office/word/2023/wordml/word16du" xmlns:w16sdtdh="http://schemas.microsoft.com/office/word/2020/wordml/sdtdatahash" xmlns:w16sdtfl="http://schemas.microsoft.com/office/word/2024/wordml/sdtformatlock" xmlns:w16se="http://schemas.microsoft.com/office/word/2015/wordml/symex" xmlns:wpg="http://schemas.microsoft.com/office/word/2010/wordprocessingGroup" xmlns:wpi="http://schemas.microsoft.com/office/word/2010/wordprocessingInk" xmlns:wne="http://schemas.microsoft.com/office/word/2006/wordml" xmlns:wps="http://schemas.microsoft.com/office/word/2010/wordprocessingShape" mc:Ignorable="w14 w15 w16se w16cid w16 w16cex w16sdtdh w16sdtfl w16du wp14">
   <w:abstractNum w:abstractNumId="0" w15:restartNumberingAfterBreak="0">
     <w:nsid w:val="03545579"/>
     <w:multiLevelType w:val="multilevel"/>
